--- a/Received/4/4, science.docx
+++ b/Received/4/4, science.docx
@@ -1,25 +1,215 @@
 
 <file path=word/document.xml><?xml version="1.0" encoding="utf-8"?>
-<w:document xmlns:wpc="http://schemas.microsoft.com/office/word/2010/wordprocessingCanvas" xmlns:mc="http://schemas.openxmlformats.org/markup-compatibility/2006" xmlns:o="urn:schemas-microsoft-com:office:office" xmlns:r="http://schemas.openxmlformats.org/officeDocument/2006/relationships" xmlns:m="http://schemas.openxmlformats.org/officeDocument/2006/math" xmlns:v="urn:schemas-microsoft-com:vml" xmlns:wp14="http://schemas.microsoft.com/office/word/2010/wordprocessingDrawing" xmlns:wp="http://schemas.openxmlformats.org/drawingml/2006/wordprocessingDrawing" xmlns:w10="urn:schemas-microsoft-com:office:word" xmlns:w="http://schemas.openxmlformats.org/wordprocessingml/2006/main" xmlns:w14="http://schemas.microsoft.com/office/word/2010/wordml" xmlns:w15="http://schemas.microsoft.com/office/word/2012/wordml" xmlns:wpg="http://schemas.microsoft.com/office/word/2010/wordprocessingGroup" xmlns:wpi="http://schemas.microsoft.com/office/word/2010/wordprocessingInk" xmlns:wne="http://schemas.microsoft.com/office/word/2006/wordml" xmlns:wps="http://schemas.microsoft.com/office/word/2010/wordprocessingShape" mc:Ignorable="w14 w15 wp14">
+<w:document xmlns:wpc="http://schemas.microsoft.com/office/word/2010/wordprocessingCanvas" xmlns:cx="http://schemas.microsoft.com/office/drawing/2014/chartex" xmlns:cx1="http://schemas.microsoft.com/office/drawing/2015/9/8/chartex" xmlns:cx2="http://schemas.microsoft.com/office/drawing/2015/10/21/chartex" xmlns:cx3="http://schemas.microsoft.com/office/drawing/2016/5/9/chartex" xmlns:cx4="http://schemas.microsoft.com/office/drawing/2016/5/10/chartex" xmlns:cx5="http://schemas.microsoft.com/office/drawing/2016/5/11/chartex" xmlns:cx6="http://schemas.microsoft.com/office/drawing/2016/5/12/chartex" xmlns:cx7="http://schemas.microsoft.com/office/drawing/2016/5/13/chartex" xmlns:cx8="http://schemas.microsoft.com/office/drawing/2016/5/14/chartex" xmlns:mc="http://schemas.openxmlformats.org/markup-compatibility/2006" xmlns:aink="http://schemas.microsoft.com/office/drawing/2016/ink" xmlns:am3d="http://schemas.microsoft.com/office/drawing/2017/model3d" xmlns:o="urn:schemas-microsoft-com:office:office" xmlns:oel="http://schemas.microsoft.com/office/2019/extlst" xmlns:r="http://schemas.openxmlformats.org/officeDocument/2006/relationships" xmlns:m="http://schemas.openxmlformats.org/officeDocument/2006/math" xmlns:v="urn:schemas-microsoft-com:vml" xmlns:wp14="http://schemas.microsoft.com/office/word/2010/wordprocessingDrawing" xmlns:wp="http://schemas.openxmlformats.org/drawingml/2006/wordprocessingDrawing" xmlns:w10="urn:schemas-microsoft-com:office:word" xmlns:w="http://schemas.openxmlformats.org/wordprocessingml/2006/main" xmlns:w14="http://schemas.microsoft.com/office/word/2010/wordml" xmlns:w15="http://schemas.microsoft.com/office/word/2012/wordml" xmlns:w16cex="http://schemas.microsoft.com/office/word/2018/wordml/cex" xmlns:w16cid="http://schemas.microsoft.com/office/word/2016/wordml/cid" xmlns:w16="http://schemas.microsoft.com/office/word/2018/wordml" xmlns:w16du="http://schemas.microsoft.com/office/word/2023/wordml/word16du" xmlns:w16sdtdh="http://schemas.microsoft.com/office/word/2020/wordml/sdtdatahash" xmlns:w16sdtfl="http://schemas.microsoft.com/office/word/2024/wordml/sdtformatlock" xmlns:w16se="http://schemas.microsoft.com/office/word/2015/wordml/symex" xmlns:wpg="http://schemas.microsoft.com/office/word/2010/wordprocessingGroup" xmlns:wpi="http://schemas.microsoft.com/office/word/2010/wordprocessingInk" xmlns:wne="http://schemas.microsoft.com/office/word/2006/wordml" xmlns:wps="http://schemas.microsoft.com/office/word/2010/wordprocessingShape" mc:Ignorable="w14 w15 w16se w16cid w16 w16cex w16sdtdh w16sdtfl w16du wp14">
   <w:body>
     <w:p>
       <w:pPr>
-        <w:pStyle w:val="Heading1"/>
-        <w:jc w:val="both"/>
-        <w:rPr>
+        <w:spacing w:after="0" w:line="240" w:lineRule="auto"/>
+        <w:ind w:left="720" w:firstLine="720"/>
+        <w:rPr>
+          <w:rFonts w:ascii="Times New Roman" w:hAnsi="Times New Roman"/>
+          <w:b/>
+          <w:bCs/>
           <w:sz w:val="32"/>
           <w:szCs w:val="32"/>
         </w:rPr>
       </w:pPr>
       <w:r>
         <w:rPr>
-          <w:sz w:val="32"/>
-          <w:szCs w:val="32"/>
-        </w:rPr>
-        <w:t xml:space="preserve">                                  </w:t>
-      </w:r>
-      <w:r>
-        <w:rPr>
+          <w:noProof/>
+          <w:sz w:val="20"/>
+          <w:szCs w:val="20"/>
+        </w:rPr>
+        <w:drawing>
+          <wp:anchor distT="0" distB="0" distL="114300" distR="114300" simplePos="0" relativeHeight="251652608" behindDoc="0" locked="0" layoutInCell="1" allowOverlap="1" wp14:anchorId="2949ACED" wp14:editId="5C9F2875">
+            <wp:simplePos x="0" y="0"/>
+            <wp:positionH relativeFrom="margin">
+              <wp:posOffset>0</wp:posOffset>
+            </wp:positionH>
+            <wp:positionV relativeFrom="paragraph">
+              <wp:posOffset>59801</wp:posOffset>
+            </wp:positionV>
+            <wp:extent cx="457200" cy="462915"/>
+            <wp:effectExtent l="0" t="0" r="0" b="0"/>
+            <wp:wrapNone/>
+            <wp:docPr id="64187946" name="Picture 1"/>
+            <wp:cNvGraphicFramePr>
+              <a:graphicFrameLocks xmlns:a="http://schemas.openxmlformats.org/drawingml/2006/main" noChangeAspect="1"/>
+            </wp:cNvGraphicFramePr>
+            <a:graphic xmlns:a="http://schemas.openxmlformats.org/drawingml/2006/main">
+              <a:graphicData uri="http://schemas.openxmlformats.org/drawingml/2006/picture">
+                <pic:pic xmlns:pic="http://schemas.openxmlformats.org/drawingml/2006/picture">
+                  <pic:nvPicPr>
+                    <pic:cNvPr id="0" name="Picture 1"/>
+                    <pic:cNvPicPr>
+                      <a:picLocks noChangeAspect="1" noChangeArrowheads="1"/>
+                    </pic:cNvPicPr>
+                  </pic:nvPicPr>
+                  <pic:blipFill>
+                    <a:blip r:embed="rId6">
+                      <a:extLst>
+                        <a:ext uri="{28A0092B-C50C-407E-A947-70E740481C1C}">
+                          <a14:useLocalDpi xmlns:a14="http://schemas.microsoft.com/office/drawing/2010/main" val="0"/>
+                        </a:ext>
+                      </a:extLst>
+                    </a:blip>
+                    <a:srcRect/>
+                    <a:stretch>
+                      <a:fillRect/>
+                    </a:stretch>
+                  </pic:blipFill>
+                  <pic:spPr bwMode="auto">
+                    <a:xfrm>
+                      <a:off x="0" y="0"/>
+                      <a:ext cx="457200" cy="462915"/>
+                    </a:xfrm>
+                    <a:prstGeom prst="rect">
+                      <a:avLst/>
+                    </a:prstGeom>
+                    <a:noFill/>
+                  </pic:spPr>
+                </pic:pic>
+              </a:graphicData>
+            </a:graphic>
+            <wp14:sizeRelH relativeFrom="margin">
+              <wp14:pctWidth>0</wp14:pctWidth>
+            </wp14:sizeRelH>
+            <wp14:sizeRelV relativeFrom="margin">
+              <wp14:pctHeight>0</wp14:pctHeight>
+            </wp14:sizeRelV>
+          </wp:anchor>
+        </w:drawing>
+      </w:r>
+      <w:r>
+        <w:rPr>
+          <w:noProof/>
+          <w:sz w:val="20"/>
+          <w:szCs w:val="20"/>
+        </w:rPr>
+        <mc:AlternateContent>
+          <mc:Choice Requires="wps">
+            <w:drawing>
+              <wp:anchor distT="45720" distB="45720" distL="114300" distR="114300" simplePos="0" relativeHeight="251656704" behindDoc="0" locked="0" layoutInCell="1" allowOverlap="1" wp14:anchorId="1C01D39F" wp14:editId="2CB4FD7B">
+                <wp:simplePos x="0" y="0"/>
+                <wp:positionH relativeFrom="column">
+                  <wp:align>right</wp:align>
+                </wp:positionH>
+                <wp:positionV relativeFrom="paragraph">
+                  <wp:posOffset>9525</wp:posOffset>
+                </wp:positionV>
+                <wp:extent cx="609600" cy="1404620"/>
+                <wp:effectExtent l="0" t="0" r="0" b="0"/>
+                <wp:wrapNone/>
+                <wp:docPr id="217" name="Text Box 3"/>
+                <wp:cNvGraphicFramePr>
+                  <a:graphicFrameLocks xmlns:a="http://schemas.openxmlformats.org/drawingml/2006/main"/>
+                </wp:cNvGraphicFramePr>
+                <a:graphic xmlns:a="http://schemas.openxmlformats.org/drawingml/2006/main">
+                  <a:graphicData uri="http://schemas.microsoft.com/office/word/2010/wordprocessingShape">
+                    <wps:wsp>
+                      <wps:cNvSpPr txBox="1">
+                        <a:spLocks noChangeArrowheads="1"/>
+                      </wps:cNvSpPr>
+                      <wps:spPr bwMode="auto">
+                        <a:xfrm>
+                          <a:off x="0" y="0"/>
+                          <a:ext cx="609600" cy="1404620"/>
+                        </a:xfrm>
+                        <a:prstGeom prst="rect">
+                          <a:avLst/>
+                        </a:prstGeom>
+                        <a:noFill/>
+                        <a:ln w="9525">
+                          <a:noFill/>
+                          <a:miter lim="800000"/>
+                          <a:headEnd/>
+                          <a:tailEnd/>
+                        </a:ln>
+                      </wps:spPr>
+                      <wps:txbx>
+                        <w:txbxContent>
+                          <w:p>
+                            <w:r>
+                              <w:rPr>
+                                <w:rFonts w:ascii="Times New Roman" w:hAnsi="Times New Roman"/>
+                                <w:b/>
+                                <w:bCs/>
+                                <w:sz w:val="28"/>
+                                <w:szCs w:val="28"/>
+                              </w:rPr>
+                              <w:t xml:space="preserve">D- </w:t>
+                            </w:r>
+                            <w:r>
+                              <w:rPr>
+                                <w:rFonts w:ascii="Times New Roman" w:hAnsi="Times New Roman"/>
+                                <w:b/>
+                                <w:bCs/>
+                                <w:sz w:val="28"/>
+                                <w:szCs w:val="28"/>
+                              </w:rPr>
+                              <w:t>10</w:t>
+                            </w:r>
+                          </w:p>
+                        </w:txbxContent>
+                      </wps:txbx>
+                      <wps:bodyPr rot="0" vert="horz" wrap="square" lIns="91440" tIns="45720" rIns="91440" bIns="45720" anchor="t" anchorCtr="0">
+                        <a:spAutoFit/>
+                      </wps:bodyPr>
+                    </wps:wsp>
+                  </a:graphicData>
+                </a:graphic>
+                <wp14:sizeRelH relativeFrom="margin">
+                  <wp14:pctWidth>0</wp14:pctWidth>
+                </wp14:sizeRelH>
+                <wp14:sizeRelV relativeFrom="margin">
+                  <wp14:pctHeight>20000</wp14:pctHeight>
+                </wp14:sizeRelV>
+              </wp:anchor>
+            </w:drawing>
+          </mc:Choice>
+          <mc:Fallback>
+            <w:pict>
+              <v:shapetype w14:anchorId="1C01D39F" id="_x0000_t202" coordsize="21600,21600" o:spt="202" path="m,l,21600r21600,l21600,xe">
+                <v:stroke joinstyle="miter"/>
+                <v:path gradientshapeok="t" o:connecttype="rect"/>
+              </v:shapetype>
+              <v:shape id="Text Box 3" o:spid="_x0000_s1026" type="#_x0000_t202" style="position:absolute;left:0;text-align:left;margin-left:-3.2pt;margin-top:.75pt;width:48pt;height:110.6pt;z-index:251656704;visibility:visible;mso-wrap-style:square;mso-width-percent:0;mso-height-percent:200;mso-wrap-distance-left:9pt;mso-wrap-distance-top:3.6pt;mso-wrap-distance-right:9pt;mso-wrap-distance-bottom:3.6pt;mso-position-horizontal:right;mso-position-horizontal-relative:text;mso-position-vertical:absolute;mso-position-vertical-relative:text;mso-width-percent:0;mso-height-percent:200;mso-width-relative:margin;mso-height-relative:margin;v-text-anchor:top" o:gfxdata="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" filled="f" stroked="f">
+                <v:textbox style="mso-fit-shape-to-text:t">
+                  <w:txbxContent>
+                    <w:p>
+                      <w:r>
+                        <w:rPr>
+                          <w:rFonts w:ascii="Times New Roman" w:hAnsi="Times New Roman"/>
+                          <w:b/>
+                          <w:bCs/>
+                          <w:sz w:val="28"/>
+                          <w:szCs w:val="28"/>
+                        </w:rPr>
+                        <w:t xml:space="preserve">D- </w:t>
+                      </w:r>
+                      <w:r>
+                        <w:rPr>
+                          <w:rFonts w:ascii="Times New Roman" w:hAnsi="Times New Roman"/>
+                          <w:b/>
+                          <w:bCs/>
+                          <w:sz w:val="28"/>
+                          <w:szCs w:val="28"/>
+                        </w:rPr>
+                        <w:t>10</w:t>
+                      </w:r>
+                    </w:p>
+                  </w:txbxContent>
+                </v:textbox>
+              </v:shape>
+            </w:pict>
+          </mc:Fallback>
+        </mc:AlternateContent>
+      </w:r>
+      <w:r>
+        <w:rPr>
+          <w:rFonts w:ascii="Franklin Gothic Demi" w:hAnsi="Franklin Gothic Demi"/>
+          <w:b/>
+          <w:bCs/>
           <w:sz w:val="32"/>
           <w:szCs w:val="32"/>
         </w:rPr>
@@ -28,356 +218,2266 @@
     </w:p>
     <w:p>
       <w:pPr>
+        <w:spacing w:after="0" w:line="240" w:lineRule="auto"/>
         <w:jc w:val="center"/>
         <w:rPr>
+          <w:rFonts w:ascii="Times New Roman" w:hAnsi="Times New Roman"/>
           <w:b/>
+          <w:bCs/>
+          <w:sz w:val="20"/>
         </w:rPr>
       </w:pPr>
       <w:r>
         <w:rPr>
+          <w:rFonts w:ascii="Times New Roman" w:hAnsi="Times New Roman"/>
           <w:b/>
-        </w:rPr>
-        <w:t>Ratnanagar-7, Sauraha, Chitwan</w:t>
+          <w:bCs/>
+          <w:sz w:val="20"/>
+        </w:rPr>
+        <w:t xml:space="preserve">Ratnanagar-7, </w:t>
+      </w:r>
+      <w:proofErr w:type="spellStart"/>
+      <w:r>
+        <w:rPr>
+          <w:rFonts w:ascii="Times New Roman" w:hAnsi="Times New Roman"/>
+          <w:b/>
+          <w:bCs/>
+          <w:sz w:val="20"/>
+        </w:rPr>
+        <w:t>Sauraha</w:t>
+      </w:r>
+      <w:proofErr w:type="spellEnd"/>
+      <w:r>
+        <w:rPr>
+          <w:rFonts w:ascii="Times New Roman" w:hAnsi="Times New Roman"/>
+          <w:b/>
+          <w:bCs/>
+          <w:sz w:val="20"/>
+        </w:rPr>
+        <w:t>, Chitwan</w:t>
       </w:r>
     </w:p>
     <w:p>
       <w:pPr>
+        <w:spacing w:after="0" w:line="240" w:lineRule="auto"/>
         <w:jc w:val="center"/>
         <w:rPr>
+          <w:rFonts w:ascii="Times New Roman" w:hAnsi="Times New Roman"/>
           <w:b/>
+          <w:bCs/>
+          <w:sz w:val="20"/>
+          <w:szCs w:val="20"/>
         </w:rPr>
       </w:pPr>
       <w:r>
         <w:rPr>
+          <w:rFonts w:ascii="Times New Roman" w:hAnsi="Times New Roman"/>
           <w:b/>
-        </w:rPr>
-        <w:t>Annual Examination-2081</w:t>
+          <w:bCs/>
+          <w:sz w:val="20"/>
+          <w:szCs w:val="20"/>
+          <w:u w:val="single"/>
+        </w:rPr>
+        <w:t>Annual</w:t>
+      </w:r>
+      <w:r>
+        <w:rPr>
+          <w:rFonts w:ascii="Times New Roman" w:hAnsi="Times New Roman" w:cs="Times New Roman"/>
+          <w:b/>
+          <w:bCs/>
+          <w:sz w:val="20"/>
+          <w:szCs w:val="20"/>
+          <w:u w:val="single"/>
+        </w:rPr>
+        <w:t xml:space="preserve"> Examination-2082</w:t>
       </w:r>
     </w:p>
     <w:p>
       <w:pPr>
-        <w:jc w:val="both"/>
+        <w:pBdr>
+          <w:bottom w:val="double" w:sz="6" w:space="1" w:color="auto"/>
+        </w:pBdr>
+        <w:spacing w:after="0" w:line="240" w:lineRule="auto"/>
+        <w:rPr>
+          <w:rFonts w:ascii="Times New Roman" w:hAnsi="Times New Roman"/>
+          <w:b/>
+          <w:bCs/>
+          <w:sz w:val="20"/>
+          <w:szCs w:val="20"/>
+        </w:rPr>
       </w:pPr>
       <w:r>
-        <w:t>C</w:t>
-      </w:r>
-      <w:r>
-        <w:t>lass: Four</w:t>
-      </w:r>
-      <w:r>
+        <w:rPr>
+          <w:rFonts w:ascii="Times New Roman" w:hAnsi="Times New Roman"/>
+          <w:b/>
+          <w:bCs/>
+          <w:sz w:val="20"/>
+          <w:szCs w:val="20"/>
+        </w:rPr>
+        <w:t>Class: Four</w:t>
+      </w:r>
+      <w:r>
+        <w:rPr>
+          <w:rFonts w:ascii="Times New Roman" w:hAnsi="Times New Roman"/>
+          <w:b/>
+          <w:bCs/>
+          <w:sz w:val="20"/>
+          <w:szCs w:val="20"/>
+        </w:rPr>
         <w:tab/>
       </w:r>
       <w:r>
+        <w:rPr>
+          <w:rFonts w:ascii="Times New Roman" w:hAnsi="Times New Roman"/>
+          <w:b/>
+          <w:bCs/>
+          <w:sz w:val="20"/>
+          <w:szCs w:val="20"/>
+        </w:rPr>
         <w:tab/>
-      </w:r>
-      <w:r>
-        <w:t xml:space="preserve">      </w:t>
-      </w:r>
-      <w:r>
+        <w:t xml:space="preserve">                </w:t>
+      </w:r>
+      <w:r>
+        <w:rPr>
+          <w:sz w:val="20"/>
+          <w:szCs w:val="20"/>
+        </w:rPr>
+        <w:t xml:space="preserve"> </w:t>
+      </w:r>
+      <w:r>
+        <w:rPr>
+          <w:rFonts w:ascii="Times New Roman" w:hAnsi="Times New Roman"/>
+          <w:b/>
+          <w:bCs/>
+          <w:sz w:val="20"/>
+          <w:szCs w:val="20"/>
+        </w:rPr>
         <w:t>Time: 2 hrs.</w:t>
       </w:r>
       <w:r>
+        <w:rPr>
+          <w:rFonts w:ascii="Times New Roman" w:hAnsi="Times New Roman"/>
+          <w:b/>
+          <w:bCs/>
+          <w:sz w:val="20"/>
+          <w:szCs w:val="20"/>
+        </w:rPr>
         <w:tab/>
       </w:r>
       <w:r>
+        <w:rPr>
+          <w:rFonts w:ascii="Times New Roman" w:hAnsi="Times New Roman"/>
+          <w:b/>
+          <w:bCs/>
+          <w:sz w:val="20"/>
+          <w:szCs w:val="20"/>
+        </w:rPr>
         <w:tab/>
-        <w:t xml:space="preserve">                                          </w:t>
-      </w:r>
-      <w:r>
-        <w:t xml:space="preserve">                             </w:t>
-      </w:r>
-      <w:r>
-        <w:t xml:space="preserve">  F.M.:</w:t>
-      </w:r>
-      <w:r>
-        <w:t>50</w:t>
+      </w:r>
+      <w:r>
+        <w:rPr>
+          <w:rFonts w:ascii="Times New Roman" w:hAnsi="Times New Roman"/>
+          <w:b/>
+          <w:bCs/>
+          <w:sz w:val="20"/>
+          <w:szCs w:val="20"/>
+        </w:rPr>
+        <w:tab/>
+        <w:t>F.M.:50</w:t>
       </w:r>
     </w:p>
     <w:p>
       <w:pPr>
-        <w:jc w:val="both"/>
+        <w:pBdr>
+          <w:bottom w:val="double" w:sz="6" w:space="1" w:color="auto"/>
+        </w:pBdr>
+        <w:spacing w:after="0" w:line="240" w:lineRule="auto"/>
+        <w:rPr>
+          <w:rFonts w:ascii="Times New Roman" w:hAnsi="Times New Roman"/>
+          <w:b/>
+          <w:bCs/>
+          <w:sz w:val="20"/>
+          <w:szCs w:val="20"/>
+        </w:rPr>
       </w:pPr>
       <w:r>
-        <w:t>Sub: Science and Technology</w:t>
-      </w:r>
-      <w:r>
-        <w:tab/>
-      </w:r>
-      <w:r>
-        <w:tab/>
-      </w:r>
-      <w:r>
-        <w:t xml:space="preserve">                                                        </w:t>
-      </w:r>
-      <w:r>
-        <w:t xml:space="preserve">                             </w:t>
-      </w:r>
-      <w:r>
-        <w:t xml:space="preserve">  </w:t>
-      </w:r>
-      <w:r>
-        <w:t>P.M.: 18</w:t>
+        <w:rPr>
+          <w:rFonts w:ascii="Times New Roman" w:hAnsi="Times New Roman"/>
+          <w:b/>
+          <w:bCs/>
+          <w:sz w:val="20"/>
+          <w:szCs w:val="20"/>
+        </w:rPr>
+        <w:t>Sub: Science</w:t>
       </w:r>
     </w:p>
     <w:p>
       <w:pPr>
-        <w:rPr>
+        <w:spacing w:after="0" w:line="240" w:lineRule="auto"/>
+        <w:rPr>
+          <w:rFonts w:ascii="Times New Roman" w:hAnsi="Times New Roman" w:cs="Times New Roman"/>
           <w:b/>
+          <w:sz w:val="20"/>
+          <w:szCs w:val="20"/>
         </w:rPr>
       </w:pPr>
       <w:r>
         <w:rPr>
+          <w:rFonts w:ascii="Times New Roman" w:hAnsi="Times New Roman" w:cs="Times New Roman"/>
           <w:b/>
-        </w:rPr>
-        <w:t>1. Tick the best answer from the given alternatives. [10×1=10]</w:t>
-      </w:r>
-    </w:p>
-    <w:p>
-      <w:r>
-        <w:t xml:space="preserve">(a) We should not ______ chemicals </w:t>
-      </w:r>
-      <w:r>
-        <w:t>with our tongue.</w:t>
-      </w:r>
-      <w:r>
-        <w:br/>
-        <w:t xml:space="preserve"> i) Smell  ii) Taste  iii) Observe  iv) Feel</w:t>
-      </w:r>
-    </w:p>
-    <w:p>
-      <w:r>
-        <w:t>(b) Which measuring instrument is used to measure the length of cloth?</w:t>
-      </w:r>
-      <w:r>
-        <w:br/>
-        <w:t xml:space="preserve"> i) meter rod  ii) Beam balance  iii) Pathi  iv) Hand</w:t>
-      </w:r>
-    </w:p>
-    <w:p>
-      <w:r>
-        <w:t>(c) Which gas is given by plants during photosynthesis?</w:t>
-      </w:r>
-      <w:r>
-        <w:br/>
-        <w:t xml:space="preserve"> i) Oxygen  i</w:t>
-      </w:r>
-      <w:r>
-        <w:t>i) Carbon dioxide  iii) Nitrogen  iv) Argon</w:t>
-      </w:r>
-    </w:p>
-    <w:p>
-      <w:r>
-        <w:t>(d) Industrialization ______ smoke and dust particles in air.</w:t>
-      </w:r>
-      <w:r>
-        <w:br/>
-        <w:t xml:space="preserve"> i) Increases  ii) Decreases  iii) Negative  iv) Positive</w:t>
-      </w:r>
-    </w:p>
-    <w:p>
-      <w:r>
-        <w:t>(e) Which of the given parts of a plant prepares food?</w:t>
-      </w:r>
-      <w:r>
-        <w:br/>
-        <w:t xml:space="preserve"> i) Stem  ii) Root  iii) Leaf  iv) Fl</w:t>
-      </w:r>
-      <w:r>
-        <w:t>ower</w:t>
-      </w:r>
-    </w:p>
-    <w:p>
-      <w:r>
-        <w:t>(f) The process by which living organisms produce their own kind is called ______.</w:t>
-      </w:r>
-      <w:r>
-        <w:br/>
-        <w:t xml:space="preserve"> i) Nutrition  ii) Excretion  iii) Reproduction  iv) Digestion</w:t>
-      </w:r>
-    </w:p>
-    <w:p>
-      <w:r>
-        <w:t>(g) Kerosene is a ______ liquid.</w:t>
-      </w:r>
-      <w:r>
-        <w:br/>
-        <w:t xml:space="preserve"> i) Combustible  ii) non-combustible  iii) Compression  iv) All of them</w:t>
-      </w:r>
-    </w:p>
-    <w:p>
-      <w:r>
-        <w:t>(h) Which resource is used to generate hydroelectricity?</w:t>
-      </w:r>
-      <w:r>
-        <w:br/>
-        <w:t xml:space="preserve"> i) Coal  ii) Air  iii) Water  iv) Petrol</w:t>
-      </w:r>
-    </w:p>
-    <w:p>
-      <w:r>
-        <w:t>(i) Which of the following is a magnetic material?</w:t>
-      </w:r>
-      <w:r>
-        <w:br/>
-        <w:t xml:space="preserve"> i) Paper  ii) Eraser  iii) Pencil  iv) Iron nail</w:t>
-      </w:r>
-    </w:p>
-    <w:p>
-      <w:r>
-        <w:t>(j) Which of the following is an example of natural disa</w:t>
-      </w:r>
-      <w:r>
-        <w:t>ster?</w:t>
-      </w:r>
-      <w:r>
-        <w:br/>
-        <w:t xml:space="preserve"> i) Sea  ii) Ocean  iii) Flood  iv) River</w:t>
+          <w:sz w:val="20"/>
+          <w:szCs w:val="20"/>
+        </w:rPr>
+        <w:t>1. Tick the best answer from the given alternatives.</w:t>
+      </w:r>
+      <w:r>
+        <w:rPr>
+          <w:rFonts w:ascii="Times New Roman" w:hAnsi="Times New Roman" w:cs="Times New Roman"/>
+          <w:b/>
+          <w:sz w:val="20"/>
+          <w:szCs w:val="20"/>
+        </w:rPr>
+        <w:tab/>
+      </w:r>
+      <w:r>
+        <w:rPr>
+          <w:rFonts w:ascii="Times New Roman" w:hAnsi="Times New Roman" w:cs="Times New Roman"/>
+          <w:b/>
+          <w:sz w:val="20"/>
+          <w:szCs w:val="20"/>
+        </w:rPr>
+        <w:tab/>
+        <w:t xml:space="preserve">           </w:t>
+      </w:r>
+      <w:r>
+        <w:rPr>
+          <w:rFonts w:ascii="Times New Roman" w:hAnsi="Times New Roman" w:cs="Times New Roman"/>
+          <w:b/>
+          <w:sz w:val="20"/>
+          <w:szCs w:val="20"/>
+        </w:rPr>
+        <w:t>[10×1=10]</w:t>
       </w:r>
     </w:p>
     <w:p>
       <w:pPr>
-        <w:rPr>
-          <w:b/>
+        <w:spacing w:after="0" w:line="240" w:lineRule="auto"/>
+        <w:ind w:left="288"/>
+        <w:rPr>
+          <w:rFonts w:ascii="Times New Roman" w:hAnsi="Times New Roman" w:cs="Times New Roman"/>
+          <w:sz w:val="20"/>
+          <w:szCs w:val="20"/>
         </w:rPr>
       </w:pPr>
       <w:r>
+        <w:rPr>
+          <w:rFonts w:ascii="Times New Roman" w:hAnsi="Times New Roman" w:cs="Times New Roman"/>
+          <w:sz w:val="20"/>
+          <w:szCs w:val="20"/>
+        </w:rPr>
+        <w:t>(a) We should not ______ chemicals with our tongue.</w:t>
+      </w:r>
+      <w:r>
+        <w:rPr>
+          <w:rFonts w:ascii="Times New Roman" w:hAnsi="Times New Roman" w:cs="Times New Roman"/>
+          <w:sz w:val="20"/>
+          <w:szCs w:val="20"/>
+        </w:rPr>
         <w:br/>
-      </w:r>
-      <w:r>
-        <w:rPr>
-          <w:b/>
-        </w:rPr>
-        <w:t>2. Very short answer questions. [6×1=6]</w:t>
-      </w:r>
-    </w:p>
-    <w:p>
-      <w:r>
-        <w:t>(a) What is scientific learning?</w:t>
-      </w:r>
-    </w:p>
-    <w:p>
-      <w:r>
-        <w:t>(b) What is the shape of earth?</w:t>
-      </w:r>
-    </w:p>
-    <w:p>
-      <w:r>
-        <w:lastRenderedPageBreak/>
-        <w:t>(c) Which cloud seldom produce rain fall?</w:t>
-      </w:r>
-    </w:p>
-    <w:p>
-      <w:r>
-        <w:t>(d) What is the main source of energy?</w:t>
-      </w:r>
-    </w:p>
-    <w:p>
-      <w:r>
-        <w:t>(e) Does cold wave oc</w:t>
-      </w:r>
-      <w:r>
-        <w:t>cur in Nepal?</w:t>
-      </w:r>
-    </w:p>
-    <w:p>
-      <w:r>
-        <w:t>(f) What is the unit of time?</w:t>
+        <w:t xml:space="preserve"> </w:t>
+      </w:r>
+      <w:r>
+        <w:rPr>
+          <w:rFonts w:ascii="Times New Roman" w:hAnsi="Times New Roman" w:cs="Times New Roman"/>
+          <w:sz w:val="20"/>
+          <w:szCs w:val="20"/>
+        </w:rPr>
+        <w:tab/>
+      </w:r>
+      <w:proofErr w:type="spellStart"/>
+      <w:r>
+        <w:rPr>
+          <w:rFonts w:ascii="Times New Roman" w:hAnsi="Times New Roman" w:cs="Times New Roman"/>
+          <w:sz w:val="20"/>
+          <w:szCs w:val="20"/>
+        </w:rPr>
+        <w:t>i</w:t>
+      </w:r>
+      <w:proofErr w:type="spellEnd"/>
+      <w:r>
+        <w:rPr>
+          <w:rFonts w:ascii="Times New Roman" w:hAnsi="Times New Roman" w:cs="Times New Roman"/>
+          <w:sz w:val="20"/>
+          <w:szCs w:val="20"/>
+        </w:rPr>
+        <w:t xml:space="preserve">) </w:t>
+      </w:r>
+      <w:proofErr w:type="gramStart"/>
+      <w:r>
+        <w:rPr>
+          <w:rFonts w:ascii="Times New Roman" w:hAnsi="Times New Roman" w:cs="Times New Roman"/>
+          <w:sz w:val="20"/>
+          <w:szCs w:val="20"/>
+        </w:rPr>
+        <w:t xml:space="preserve">Smell  </w:t>
+      </w:r>
+      <w:r>
+        <w:rPr>
+          <w:rFonts w:ascii="Times New Roman" w:hAnsi="Times New Roman" w:cs="Times New Roman"/>
+          <w:sz w:val="20"/>
+          <w:szCs w:val="20"/>
+        </w:rPr>
+        <w:tab/>
+      </w:r>
+      <w:proofErr w:type="gramEnd"/>
+      <w:r>
+        <w:rPr>
+          <w:rFonts w:ascii="Times New Roman" w:hAnsi="Times New Roman" w:cs="Times New Roman"/>
+          <w:sz w:val="20"/>
+          <w:szCs w:val="20"/>
+        </w:rPr>
+        <w:t xml:space="preserve">ii) </w:t>
+      </w:r>
+      <w:proofErr w:type="gramStart"/>
+      <w:r>
+        <w:rPr>
+          <w:rFonts w:ascii="Times New Roman" w:hAnsi="Times New Roman" w:cs="Times New Roman"/>
+          <w:sz w:val="20"/>
+          <w:szCs w:val="20"/>
+        </w:rPr>
+        <w:t xml:space="preserve">Taste  </w:t>
+      </w:r>
+      <w:r>
+        <w:rPr>
+          <w:rFonts w:ascii="Times New Roman" w:hAnsi="Times New Roman" w:cs="Times New Roman"/>
+          <w:sz w:val="20"/>
+          <w:szCs w:val="20"/>
+        </w:rPr>
+        <w:tab/>
+      </w:r>
+      <w:proofErr w:type="gramEnd"/>
+      <w:r>
+        <w:rPr>
+          <w:rFonts w:ascii="Times New Roman" w:hAnsi="Times New Roman" w:cs="Times New Roman"/>
+          <w:sz w:val="20"/>
+          <w:szCs w:val="20"/>
+        </w:rPr>
+        <w:t xml:space="preserve">iii) </w:t>
+      </w:r>
+      <w:proofErr w:type="gramStart"/>
+      <w:r>
+        <w:rPr>
+          <w:rFonts w:ascii="Times New Roman" w:hAnsi="Times New Roman" w:cs="Times New Roman"/>
+          <w:sz w:val="20"/>
+          <w:szCs w:val="20"/>
+        </w:rPr>
+        <w:t xml:space="preserve">Observe  </w:t>
+      </w:r>
+      <w:r>
+        <w:rPr>
+          <w:rFonts w:ascii="Times New Roman" w:hAnsi="Times New Roman" w:cs="Times New Roman"/>
+          <w:sz w:val="20"/>
+          <w:szCs w:val="20"/>
+        </w:rPr>
+        <w:tab/>
+      </w:r>
+      <w:proofErr w:type="gramEnd"/>
+      <w:r>
+        <w:rPr>
+          <w:rFonts w:ascii="Times New Roman" w:hAnsi="Times New Roman" w:cs="Times New Roman"/>
+          <w:sz w:val="20"/>
+          <w:szCs w:val="20"/>
+        </w:rPr>
+        <w:t>iv) Feel</w:t>
       </w:r>
     </w:p>
     <w:p>
       <w:pPr>
-        <w:rPr>
-          <w:b/>
+        <w:spacing w:after="0" w:line="240" w:lineRule="auto"/>
+        <w:ind w:left="288"/>
+        <w:rPr>
+          <w:rFonts w:ascii="Times New Roman" w:hAnsi="Times New Roman" w:cs="Times New Roman"/>
+          <w:sz w:val="20"/>
+          <w:szCs w:val="20"/>
         </w:rPr>
       </w:pPr>
       <w:r>
+        <w:rPr>
+          <w:rFonts w:ascii="Times New Roman" w:hAnsi="Times New Roman" w:cs="Times New Roman"/>
+          <w:sz w:val="20"/>
+          <w:szCs w:val="20"/>
+        </w:rPr>
+        <w:t>(b) Which measuring instrument is used to measure the length of cloth?</w:t>
+      </w:r>
+      <w:r>
+        <w:rPr>
+          <w:rFonts w:ascii="Times New Roman" w:hAnsi="Times New Roman" w:cs="Times New Roman"/>
+          <w:sz w:val="20"/>
+          <w:szCs w:val="20"/>
+        </w:rPr>
         <w:br/>
-      </w:r>
-      <w:r>
-        <w:rPr>
-          <w:b/>
-        </w:rPr>
-        <w:t>3. Short question answers. [9×2=18]</w:t>
+        <w:t xml:space="preserve"> </w:t>
+      </w:r>
+      <w:r>
+        <w:rPr>
+          <w:rFonts w:ascii="Times New Roman" w:hAnsi="Times New Roman" w:cs="Times New Roman"/>
+          <w:sz w:val="20"/>
+          <w:szCs w:val="20"/>
+        </w:rPr>
+        <w:tab/>
+      </w:r>
+      <w:proofErr w:type="spellStart"/>
+      <w:r>
+        <w:rPr>
+          <w:rFonts w:ascii="Times New Roman" w:hAnsi="Times New Roman" w:cs="Times New Roman"/>
+          <w:sz w:val="20"/>
+          <w:szCs w:val="20"/>
+        </w:rPr>
+        <w:t>i</w:t>
+      </w:r>
+      <w:proofErr w:type="spellEnd"/>
+      <w:r>
+        <w:rPr>
+          <w:rFonts w:ascii="Times New Roman" w:hAnsi="Times New Roman" w:cs="Times New Roman"/>
+          <w:sz w:val="20"/>
+          <w:szCs w:val="20"/>
+        </w:rPr>
+        <w:t xml:space="preserve">) meter </w:t>
+      </w:r>
+      <w:proofErr w:type="gramStart"/>
+      <w:r>
+        <w:rPr>
+          <w:rFonts w:ascii="Times New Roman" w:hAnsi="Times New Roman" w:cs="Times New Roman"/>
+          <w:sz w:val="20"/>
+          <w:szCs w:val="20"/>
+        </w:rPr>
+        <w:t xml:space="preserve">rod  </w:t>
+      </w:r>
+      <w:r>
+        <w:rPr>
+          <w:rFonts w:ascii="Times New Roman" w:hAnsi="Times New Roman" w:cs="Times New Roman"/>
+          <w:sz w:val="20"/>
+          <w:szCs w:val="20"/>
+        </w:rPr>
+        <w:tab/>
+      </w:r>
+      <w:proofErr w:type="gramEnd"/>
+      <w:r>
+        <w:rPr>
+          <w:rFonts w:ascii="Times New Roman" w:hAnsi="Times New Roman" w:cs="Times New Roman"/>
+          <w:sz w:val="20"/>
+          <w:szCs w:val="20"/>
+        </w:rPr>
+        <w:t xml:space="preserve">ii) Beam </w:t>
+      </w:r>
+      <w:proofErr w:type="gramStart"/>
+      <w:r>
+        <w:rPr>
+          <w:rFonts w:ascii="Times New Roman" w:hAnsi="Times New Roman" w:cs="Times New Roman"/>
+          <w:sz w:val="20"/>
+          <w:szCs w:val="20"/>
+        </w:rPr>
+        <w:t xml:space="preserve">balance  </w:t>
+      </w:r>
+      <w:r>
+        <w:rPr>
+          <w:rFonts w:ascii="Times New Roman" w:hAnsi="Times New Roman" w:cs="Times New Roman"/>
+          <w:sz w:val="20"/>
+          <w:szCs w:val="20"/>
+        </w:rPr>
+        <w:tab/>
+      </w:r>
+      <w:proofErr w:type="gramEnd"/>
+      <w:r>
+        <w:rPr>
+          <w:rFonts w:ascii="Times New Roman" w:hAnsi="Times New Roman" w:cs="Times New Roman"/>
+          <w:sz w:val="20"/>
+          <w:szCs w:val="20"/>
+        </w:rPr>
+        <w:t xml:space="preserve">iii) </w:t>
+      </w:r>
+      <w:proofErr w:type="gramStart"/>
+      <w:r>
+        <w:rPr>
+          <w:rFonts w:ascii="Times New Roman" w:hAnsi="Times New Roman" w:cs="Times New Roman"/>
+          <w:sz w:val="20"/>
+          <w:szCs w:val="20"/>
+        </w:rPr>
+        <w:t xml:space="preserve">Pathi  </w:t>
+      </w:r>
+      <w:r>
+        <w:rPr>
+          <w:rFonts w:ascii="Times New Roman" w:hAnsi="Times New Roman" w:cs="Times New Roman"/>
+          <w:sz w:val="20"/>
+          <w:szCs w:val="20"/>
+        </w:rPr>
+        <w:tab/>
+      </w:r>
+      <w:proofErr w:type="gramEnd"/>
+      <w:r>
+        <w:rPr>
+          <w:rFonts w:ascii="Times New Roman" w:hAnsi="Times New Roman" w:cs="Times New Roman"/>
+          <w:sz w:val="20"/>
+          <w:szCs w:val="20"/>
+        </w:rPr>
+        <w:t>iv) Hand</w:t>
       </w:r>
     </w:p>
     <w:p>
-      <w:r>
-        <w:t>(a) Why are earthworms important for farmers?</w:t>
+      <w:pPr>
+        <w:spacing w:after="0" w:line="240" w:lineRule="auto"/>
+        <w:ind w:left="288"/>
+        <w:rPr>
+          <w:rFonts w:ascii="Times New Roman" w:hAnsi="Times New Roman" w:cs="Times New Roman"/>
+          <w:sz w:val="20"/>
+          <w:szCs w:val="20"/>
+        </w:rPr>
+      </w:pPr>
+      <w:r>
+        <w:rPr>
+          <w:rFonts w:ascii="Times New Roman" w:hAnsi="Times New Roman" w:cs="Times New Roman"/>
+          <w:sz w:val="20"/>
+          <w:szCs w:val="20"/>
+        </w:rPr>
+        <w:t>(c) Which gas is given by plants during photosynthesis?</w:t>
+      </w:r>
+      <w:r>
+        <w:rPr>
+          <w:rFonts w:ascii="Times New Roman" w:hAnsi="Times New Roman" w:cs="Times New Roman"/>
+          <w:sz w:val="20"/>
+          <w:szCs w:val="20"/>
+        </w:rPr>
+        <w:br/>
+        <w:t xml:space="preserve"> </w:t>
+      </w:r>
+      <w:r>
+        <w:rPr>
+          <w:rFonts w:ascii="Times New Roman" w:hAnsi="Times New Roman" w:cs="Times New Roman"/>
+          <w:sz w:val="20"/>
+          <w:szCs w:val="20"/>
+        </w:rPr>
+        <w:tab/>
+      </w:r>
+      <w:proofErr w:type="spellStart"/>
+      <w:r>
+        <w:rPr>
+          <w:rFonts w:ascii="Times New Roman" w:hAnsi="Times New Roman" w:cs="Times New Roman"/>
+          <w:sz w:val="20"/>
+          <w:szCs w:val="20"/>
+        </w:rPr>
+        <w:t>i</w:t>
+      </w:r>
+      <w:proofErr w:type="spellEnd"/>
+      <w:r>
+        <w:rPr>
+          <w:rFonts w:ascii="Times New Roman" w:hAnsi="Times New Roman" w:cs="Times New Roman"/>
+          <w:sz w:val="20"/>
+          <w:szCs w:val="20"/>
+        </w:rPr>
+        <w:t xml:space="preserve">) </w:t>
+      </w:r>
+      <w:proofErr w:type="gramStart"/>
+      <w:r>
+        <w:rPr>
+          <w:rFonts w:ascii="Times New Roman" w:hAnsi="Times New Roman" w:cs="Times New Roman"/>
+          <w:sz w:val="20"/>
+          <w:szCs w:val="20"/>
+        </w:rPr>
+        <w:t xml:space="preserve">Oxygen  </w:t>
+      </w:r>
+      <w:r>
+        <w:rPr>
+          <w:rFonts w:ascii="Times New Roman" w:hAnsi="Times New Roman" w:cs="Times New Roman"/>
+          <w:sz w:val="20"/>
+          <w:szCs w:val="20"/>
+        </w:rPr>
+        <w:tab/>
+      </w:r>
+      <w:proofErr w:type="gramEnd"/>
+      <w:r>
+        <w:rPr>
+          <w:rFonts w:ascii="Times New Roman" w:hAnsi="Times New Roman" w:cs="Times New Roman"/>
+          <w:sz w:val="20"/>
+          <w:szCs w:val="20"/>
+        </w:rPr>
+        <w:t xml:space="preserve">ii) Carbon </w:t>
+      </w:r>
+      <w:proofErr w:type="gramStart"/>
+      <w:r>
+        <w:rPr>
+          <w:rFonts w:ascii="Times New Roman" w:hAnsi="Times New Roman" w:cs="Times New Roman"/>
+          <w:sz w:val="20"/>
+          <w:szCs w:val="20"/>
+        </w:rPr>
+        <w:t xml:space="preserve">dioxide  </w:t>
+      </w:r>
+      <w:r>
+        <w:rPr>
+          <w:rFonts w:ascii="Times New Roman" w:hAnsi="Times New Roman" w:cs="Times New Roman"/>
+          <w:sz w:val="20"/>
+          <w:szCs w:val="20"/>
+        </w:rPr>
+        <w:tab/>
+      </w:r>
+      <w:proofErr w:type="gramEnd"/>
+      <w:r>
+        <w:rPr>
+          <w:rFonts w:ascii="Times New Roman" w:hAnsi="Times New Roman" w:cs="Times New Roman"/>
+          <w:sz w:val="20"/>
+          <w:szCs w:val="20"/>
+        </w:rPr>
+        <w:t xml:space="preserve">iii) </w:t>
+      </w:r>
+      <w:proofErr w:type="gramStart"/>
+      <w:r>
+        <w:rPr>
+          <w:rFonts w:ascii="Times New Roman" w:hAnsi="Times New Roman" w:cs="Times New Roman"/>
+          <w:sz w:val="20"/>
+          <w:szCs w:val="20"/>
+        </w:rPr>
+        <w:t xml:space="preserve">Nitrogen  </w:t>
+      </w:r>
+      <w:r>
+        <w:rPr>
+          <w:rFonts w:ascii="Times New Roman" w:hAnsi="Times New Roman" w:cs="Times New Roman"/>
+          <w:sz w:val="20"/>
+          <w:szCs w:val="20"/>
+        </w:rPr>
+        <w:tab/>
+      </w:r>
+      <w:proofErr w:type="gramEnd"/>
+      <w:r>
+        <w:rPr>
+          <w:rFonts w:ascii="Times New Roman" w:hAnsi="Times New Roman" w:cs="Times New Roman"/>
+          <w:sz w:val="20"/>
+          <w:szCs w:val="20"/>
+        </w:rPr>
+        <w:t>iv) Argon</w:t>
       </w:r>
     </w:p>
     <w:p>
-      <w:r>
-        <w:t>(b) What is measurement? Write one importance of measurement.</w:t>
+      <w:pPr>
+        <w:spacing w:after="0" w:line="240" w:lineRule="auto"/>
+        <w:ind w:left="288"/>
+        <w:rPr>
+          <w:rFonts w:ascii="Times New Roman" w:hAnsi="Times New Roman" w:cs="Times New Roman"/>
+          <w:sz w:val="20"/>
+          <w:szCs w:val="20"/>
+        </w:rPr>
+      </w:pPr>
+      <w:r>
+        <w:rPr>
+          <w:rFonts w:ascii="Times New Roman" w:hAnsi="Times New Roman" w:cs="Times New Roman"/>
+          <w:sz w:val="20"/>
+          <w:szCs w:val="20"/>
+        </w:rPr>
+        <w:t>(d) Industrialization ______ smoke and dust particles in air.</w:t>
+      </w:r>
+      <w:r>
+        <w:rPr>
+          <w:rFonts w:ascii="Times New Roman" w:hAnsi="Times New Roman" w:cs="Times New Roman"/>
+          <w:sz w:val="20"/>
+          <w:szCs w:val="20"/>
+        </w:rPr>
+        <w:br/>
+        <w:t xml:space="preserve"> </w:t>
+      </w:r>
+      <w:r>
+        <w:rPr>
+          <w:rFonts w:ascii="Times New Roman" w:hAnsi="Times New Roman" w:cs="Times New Roman"/>
+          <w:sz w:val="20"/>
+          <w:szCs w:val="20"/>
+        </w:rPr>
+        <w:tab/>
+      </w:r>
+      <w:proofErr w:type="spellStart"/>
+      <w:r>
+        <w:rPr>
+          <w:rFonts w:ascii="Times New Roman" w:hAnsi="Times New Roman" w:cs="Times New Roman"/>
+          <w:sz w:val="20"/>
+          <w:szCs w:val="20"/>
+        </w:rPr>
+        <w:t>i</w:t>
+      </w:r>
+      <w:proofErr w:type="spellEnd"/>
+      <w:r>
+        <w:rPr>
+          <w:rFonts w:ascii="Times New Roman" w:hAnsi="Times New Roman" w:cs="Times New Roman"/>
+          <w:sz w:val="20"/>
+          <w:szCs w:val="20"/>
+        </w:rPr>
+        <w:t xml:space="preserve">) </w:t>
+      </w:r>
+      <w:proofErr w:type="gramStart"/>
+      <w:r>
+        <w:rPr>
+          <w:rFonts w:ascii="Times New Roman" w:hAnsi="Times New Roman" w:cs="Times New Roman"/>
+          <w:sz w:val="20"/>
+          <w:szCs w:val="20"/>
+        </w:rPr>
+        <w:t xml:space="preserve">Increases  </w:t>
+      </w:r>
+      <w:r>
+        <w:rPr>
+          <w:rFonts w:ascii="Times New Roman" w:hAnsi="Times New Roman" w:cs="Times New Roman"/>
+          <w:sz w:val="20"/>
+          <w:szCs w:val="20"/>
+        </w:rPr>
+        <w:tab/>
+      </w:r>
+      <w:proofErr w:type="gramEnd"/>
+      <w:r>
+        <w:rPr>
+          <w:rFonts w:ascii="Times New Roman" w:hAnsi="Times New Roman" w:cs="Times New Roman"/>
+          <w:sz w:val="20"/>
+          <w:szCs w:val="20"/>
+        </w:rPr>
+        <w:t xml:space="preserve">ii) </w:t>
+      </w:r>
+      <w:proofErr w:type="gramStart"/>
+      <w:r>
+        <w:rPr>
+          <w:rFonts w:ascii="Times New Roman" w:hAnsi="Times New Roman" w:cs="Times New Roman"/>
+          <w:sz w:val="20"/>
+          <w:szCs w:val="20"/>
+        </w:rPr>
+        <w:t xml:space="preserve">Decreases  </w:t>
+      </w:r>
+      <w:r>
+        <w:rPr>
+          <w:rFonts w:ascii="Times New Roman" w:hAnsi="Times New Roman" w:cs="Times New Roman"/>
+          <w:sz w:val="20"/>
+          <w:szCs w:val="20"/>
+        </w:rPr>
+        <w:tab/>
+      </w:r>
+      <w:proofErr w:type="gramEnd"/>
+      <w:r>
+        <w:rPr>
+          <w:rFonts w:ascii="Times New Roman" w:hAnsi="Times New Roman" w:cs="Times New Roman"/>
+          <w:sz w:val="20"/>
+          <w:szCs w:val="20"/>
+        </w:rPr>
+        <w:t xml:space="preserve">iii) </w:t>
+      </w:r>
+      <w:proofErr w:type="gramStart"/>
+      <w:r>
+        <w:rPr>
+          <w:rFonts w:ascii="Times New Roman" w:hAnsi="Times New Roman" w:cs="Times New Roman"/>
+          <w:sz w:val="20"/>
+          <w:szCs w:val="20"/>
+        </w:rPr>
+        <w:t xml:space="preserve">Negative  </w:t>
+      </w:r>
+      <w:r>
+        <w:rPr>
+          <w:rFonts w:ascii="Times New Roman" w:hAnsi="Times New Roman" w:cs="Times New Roman"/>
+          <w:sz w:val="20"/>
+          <w:szCs w:val="20"/>
+        </w:rPr>
+        <w:tab/>
+      </w:r>
+      <w:proofErr w:type="gramEnd"/>
+      <w:r>
+        <w:rPr>
+          <w:rFonts w:ascii="Times New Roman" w:hAnsi="Times New Roman" w:cs="Times New Roman"/>
+          <w:sz w:val="20"/>
+          <w:szCs w:val="20"/>
+        </w:rPr>
+        <w:t>iv) Positive</w:t>
       </w:r>
     </w:p>
     <w:p>
-      <w:r>
-        <w:t>(c) Make a list of things that are necessary for plants to prepare their</w:t>
-      </w:r>
-      <w:r>
-        <w:t xml:space="preserve"> food.</w:t>
+      <w:pPr>
+        <w:spacing w:after="0" w:line="240" w:lineRule="auto"/>
+        <w:ind w:left="288"/>
+        <w:rPr>
+          <w:rFonts w:ascii="Times New Roman" w:hAnsi="Times New Roman" w:cs="Times New Roman"/>
+          <w:sz w:val="20"/>
+          <w:szCs w:val="20"/>
+        </w:rPr>
+      </w:pPr>
+      <w:r>
+        <w:rPr>
+          <w:rFonts w:ascii="Times New Roman" w:hAnsi="Times New Roman" w:cs="Times New Roman"/>
+          <w:sz w:val="20"/>
+          <w:szCs w:val="20"/>
+        </w:rPr>
+        <w:t>(e) Which of the given parts of a plant prepares food?</w:t>
+      </w:r>
+      <w:r>
+        <w:rPr>
+          <w:rFonts w:ascii="Times New Roman" w:hAnsi="Times New Roman" w:cs="Times New Roman"/>
+          <w:sz w:val="20"/>
+          <w:szCs w:val="20"/>
+        </w:rPr>
+        <w:br/>
+        <w:t xml:space="preserve"> </w:t>
+      </w:r>
+      <w:r>
+        <w:rPr>
+          <w:rFonts w:ascii="Times New Roman" w:hAnsi="Times New Roman" w:cs="Times New Roman"/>
+          <w:sz w:val="20"/>
+          <w:szCs w:val="20"/>
+        </w:rPr>
+        <w:tab/>
+      </w:r>
+      <w:proofErr w:type="spellStart"/>
+      <w:r>
+        <w:rPr>
+          <w:rFonts w:ascii="Times New Roman" w:hAnsi="Times New Roman" w:cs="Times New Roman"/>
+          <w:sz w:val="20"/>
+          <w:szCs w:val="20"/>
+        </w:rPr>
+        <w:t>i</w:t>
+      </w:r>
+      <w:proofErr w:type="spellEnd"/>
+      <w:r>
+        <w:rPr>
+          <w:rFonts w:ascii="Times New Roman" w:hAnsi="Times New Roman" w:cs="Times New Roman"/>
+          <w:sz w:val="20"/>
+          <w:szCs w:val="20"/>
+        </w:rPr>
+        <w:t xml:space="preserve">) </w:t>
+      </w:r>
+      <w:proofErr w:type="gramStart"/>
+      <w:r>
+        <w:rPr>
+          <w:rFonts w:ascii="Times New Roman" w:hAnsi="Times New Roman" w:cs="Times New Roman"/>
+          <w:sz w:val="20"/>
+          <w:szCs w:val="20"/>
+        </w:rPr>
+        <w:t xml:space="preserve">Stem  </w:t>
+      </w:r>
+      <w:r>
+        <w:rPr>
+          <w:rFonts w:ascii="Times New Roman" w:hAnsi="Times New Roman" w:cs="Times New Roman"/>
+          <w:sz w:val="20"/>
+          <w:szCs w:val="20"/>
+        </w:rPr>
+        <w:tab/>
+      </w:r>
+      <w:proofErr w:type="gramEnd"/>
+      <w:r>
+        <w:rPr>
+          <w:rFonts w:ascii="Times New Roman" w:hAnsi="Times New Roman" w:cs="Times New Roman"/>
+          <w:sz w:val="20"/>
+          <w:szCs w:val="20"/>
+        </w:rPr>
+        <w:t xml:space="preserve">ii) </w:t>
+      </w:r>
+      <w:proofErr w:type="gramStart"/>
+      <w:r>
+        <w:rPr>
+          <w:rFonts w:ascii="Times New Roman" w:hAnsi="Times New Roman" w:cs="Times New Roman"/>
+          <w:sz w:val="20"/>
+          <w:szCs w:val="20"/>
+        </w:rPr>
+        <w:t xml:space="preserve">Root  </w:t>
+      </w:r>
+      <w:r>
+        <w:rPr>
+          <w:rFonts w:ascii="Times New Roman" w:hAnsi="Times New Roman" w:cs="Times New Roman"/>
+          <w:sz w:val="20"/>
+          <w:szCs w:val="20"/>
+        </w:rPr>
+        <w:tab/>
+      </w:r>
+      <w:proofErr w:type="gramEnd"/>
+      <w:r>
+        <w:rPr>
+          <w:rFonts w:ascii="Times New Roman" w:hAnsi="Times New Roman" w:cs="Times New Roman"/>
+          <w:sz w:val="20"/>
+          <w:szCs w:val="20"/>
+        </w:rPr>
+        <w:t xml:space="preserve">iii) </w:t>
+      </w:r>
+      <w:proofErr w:type="gramStart"/>
+      <w:r>
+        <w:rPr>
+          <w:rFonts w:ascii="Times New Roman" w:hAnsi="Times New Roman" w:cs="Times New Roman"/>
+          <w:sz w:val="20"/>
+          <w:szCs w:val="20"/>
+        </w:rPr>
+        <w:t xml:space="preserve">Leaf  </w:t>
+      </w:r>
+      <w:r>
+        <w:rPr>
+          <w:rFonts w:ascii="Times New Roman" w:hAnsi="Times New Roman" w:cs="Times New Roman"/>
+          <w:sz w:val="20"/>
+          <w:szCs w:val="20"/>
+        </w:rPr>
+        <w:tab/>
+      </w:r>
+      <w:proofErr w:type="gramEnd"/>
+      <w:r>
+        <w:rPr>
+          <w:rFonts w:ascii="Times New Roman" w:hAnsi="Times New Roman" w:cs="Times New Roman"/>
+          <w:sz w:val="20"/>
+          <w:szCs w:val="20"/>
+        </w:rPr>
+        <w:t>iv) Flower</w:t>
       </w:r>
     </w:p>
     <w:p>
-      <w:r>
-        <w:t>(d) What is natural disaster? Give two examples.</w:t>
+      <w:pPr>
+        <w:spacing w:after="0" w:line="240" w:lineRule="auto"/>
+        <w:ind w:left="288"/>
+        <w:rPr>
+          <w:rFonts w:ascii="Times New Roman" w:hAnsi="Times New Roman" w:cs="Times New Roman"/>
+          <w:sz w:val="20"/>
+          <w:szCs w:val="20"/>
+        </w:rPr>
+      </w:pPr>
+      <w:r>
+        <w:rPr>
+          <w:rFonts w:ascii="Times New Roman" w:hAnsi="Times New Roman" w:cs="Times New Roman"/>
+          <w:sz w:val="20"/>
+          <w:szCs w:val="20"/>
+        </w:rPr>
+        <w:t>(f) The process by which living organisms produce their own kind is called</w:t>
+      </w:r>
+      <w:r>
+        <w:rPr>
+          <w:rFonts w:ascii="Times New Roman" w:hAnsi="Times New Roman" w:cs="Times New Roman"/>
+          <w:sz w:val="20"/>
+          <w:szCs w:val="20"/>
+        </w:rPr>
+        <w:t>__.</w:t>
+      </w:r>
+      <w:r>
+        <w:rPr>
+          <w:rFonts w:ascii="Times New Roman" w:hAnsi="Times New Roman" w:cs="Times New Roman"/>
+          <w:sz w:val="20"/>
+          <w:szCs w:val="20"/>
+        </w:rPr>
+        <w:br/>
+        <w:t xml:space="preserve"> </w:t>
+      </w:r>
+      <w:r>
+        <w:rPr>
+          <w:rFonts w:ascii="Times New Roman" w:hAnsi="Times New Roman" w:cs="Times New Roman"/>
+          <w:sz w:val="20"/>
+          <w:szCs w:val="20"/>
+        </w:rPr>
+        <w:tab/>
+      </w:r>
+      <w:proofErr w:type="spellStart"/>
+      <w:r>
+        <w:rPr>
+          <w:rFonts w:ascii="Times New Roman" w:hAnsi="Times New Roman" w:cs="Times New Roman"/>
+          <w:sz w:val="20"/>
+          <w:szCs w:val="20"/>
+        </w:rPr>
+        <w:t>i</w:t>
+      </w:r>
+      <w:proofErr w:type="spellEnd"/>
+      <w:r>
+        <w:rPr>
+          <w:rFonts w:ascii="Times New Roman" w:hAnsi="Times New Roman" w:cs="Times New Roman"/>
+          <w:sz w:val="20"/>
+          <w:szCs w:val="20"/>
+        </w:rPr>
+        <w:t xml:space="preserve">) </w:t>
+      </w:r>
+      <w:proofErr w:type="gramStart"/>
+      <w:r>
+        <w:rPr>
+          <w:rFonts w:ascii="Times New Roman" w:hAnsi="Times New Roman" w:cs="Times New Roman"/>
+          <w:sz w:val="20"/>
+          <w:szCs w:val="20"/>
+        </w:rPr>
+        <w:t>Nutrition  ii</w:t>
+      </w:r>
+      <w:proofErr w:type="gramEnd"/>
+      <w:r>
+        <w:rPr>
+          <w:rFonts w:ascii="Times New Roman" w:hAnsi="Times New Roman" w:cs="Times New Roman"/>
+          <w:sz w:val="20"/>
+          <w:szCs w:val="20"/>
+        </w:rPr>
+        <w:t xml:space="preserve">) </w:t>
+      </w:r>
+      <w:proofErr w:type="gramStart"/>
+      <w:r>
+        <w:rPr>
+          <w:rFonts w:ascii="Times New Roman" w:hAnsi="Times New Roman" w:cs="Times New Roman"/>
+          <w:sz w:val="20"/>
+          <w:szCs w:val="20"/>
+        </w:rPr>
+        <w:t>Excretion  iii</w:t>
+      </w:r>
+      <w:proofErr w:type="gramEnd"/>
+      <w:r>
+        <w:rPr>
+          <w:rFonts w:ascii="Times New Roman" w:hAnsi="Times New Roman" w:cs="Times New Roman"/>
+          <w:sz w:val="20"/>
+          <w:szCs w:val="20"/>
+        </w:rPr>
+        <w:t xml:space="preserve">) </w:t>
+      </w:r>
+      <w:proofErr w:type="gramStart"/>
+      <w:r>
+        <w:rPr>
+          <w:rFonts w:ascii="Times New Roman" w:hAnsi="Times New Roman" w:cs="Times New Roman"/>
+          <w:sz w:val="20"/>
+          <w:szCs w:val="20"/>
+        </w:rPr>
+        <w:t>Reproduction  iv</w:t>
+      </w:r>
+      <w:proofErr w:type="gramEnd"/>
+      <w:r>
+        <w:rPr>
+          <w:rFonts w:ascii="Times New Roman" w:hAnsi="Times New Roman" w:cs="Times New Roman"/>
+          <w:sz w:val="20"/>
+          <w:szCs w:val="20"/>
+        </w:rPr>
+        <w:t>) Digestion</w:t>
       </w:r>
     </w:p>
     <w:p>
-      <w:r>
-        <w:t>(e) Write any two characteristics of magnet.</w:t>
+      <w:pPr>
+        <w:spacing w:after="0" w:line="240" w:lineRule="auto"/>
+        <w:ind w:left="288"/>
+        <w:rPr>
+          <w:rFonts w:ascii="Times New Roman" w:hAnsi="Times New Roman" w:cs="Times New Roman"/>
+          <w:sz w:val="20"/>
+          <w:szCs w:val="20"/>
+        </w:rPr>
+      </w:pPr>
+      <w:r>
+        <w:rPr>
+          <w:rFonts w:ascii="Times New Roman" w:hAnsi="Times New Roman" w:cs="Times New Roman"/>
+          <w:sz w:val="20"/>
+          <w:szCs w:val="20"/>
+        </w:rPr>
+        <w:t>(g) Kerosene is a ______ liquid.</w:t>
+      </w:r>
+      <w:r>
+        <w:rPr>
+          <w:rFonts w:ascii="Times New Roman" w:hAnsi="Times New Roman" w:cs="Times New Roman"/>
+          <w:sz w:val="20"/>
+          <w:szCs w:val="20"/>
+        </w:rPr>
+        <w:br/>
+        <w:t xml:space="preserve"> </w:t>
+      </w:r>
+      <w:r>
+        <w:rPr>
+          <w:rFonts w:ascii="Times New Roman" w:hAnsi="Times New Roman" w:cs="Times New Roman"/>
+          <w:sz w:val="20"/>
+          <w:szCs w:val="20"/>
+        </w:rPr>
+        <w:tab/>
+      </w:r>
+      <w:proofErr w:type="spellStart"/>
+      <w:r>
+        <w:rPr>
+          <w:rFonts w:ascii="Times New Roman" w:hAnsi="Times New Roman" w:cs="Times New Roman"/>
+          <w:sz w:val="20"/>
+          <w:szCs w:val="20"/>
+        </w:rPr>
+        <w:t>i</w:t>
+      </w:r>
+      <w:proofErr w:type="spellEnd"/>
+      <w:r>
+        <w:rPr>
+          <w:rFonts w:ascii="Times New Roman" w:hAnsi="Times New Roman" w:cs="Times New Roman"/>
+          <w:sz w:val="20"/>
+          <w:szCs w:val="20"/>
+        </w:rPr>
+        <w:t xml:space="preserve">) </w:t>
+      </w:r>
+      <w:proofErr w:type="gramStart"/>
+      <w:r>
+        <w:rPr>
+          <w:rFonts w:ascii="Times New Roman" w:hAnsi="Times New Roman" w:cs="Times New Roman"/>
+          <w:sz w:val="20"/>
+          <w:szCs w:val="20"/>
+        </w:rPr>
+        <w:t xml:space="preserve">Combustible  </w:t>
+      </w:r>
+      <w:r>
+        <w:rPr>
+          <w:rFonts w:ascii="Times New Roman" w:hAnsi="Times New Roman" w:cs="Times New Roman"/>
+          <w:sz w:val="20"/>
+          <w:szCs w:val="20"/>
+        </w:rPr>
+        <w:tab/>
+      </w:r>
+      <w:proofErr w:type="gramEnd"/>
+      <w:r>
+        <w:rPr>
+          <w:rFonts w:ascii="Times New Roman" w:hAnsi="Times New Roman" w:cs="Times New Roman"/>
+          <w:sz w:val="20"/>
+          <w:szCs w:val="20"/>
+        </w:rPr>
+        <w:t>ii) non-</w:t>
+      </w:r>
+      <w:proofErr w:type="gramStart"/>
+      <w:r>
+        <w:rPr>
+          <w:rFonts w:ascii="Times New Roman" w:hAnsi="Times New Roman" w:cs="Times New Roman"/>
+          <w:sz w:val="20"/>
+          <w:szCs w:val="20"/>
+        </w:rPr>
+        <w:t xml:space="preserve">combustible  </w:t>
+      </w:r>
+      <w:r>
+        <w:rPr>
+          <w:rFonts w:ascii="Times New Roman" w:hAnsi="Times New Roman" w:cs="Times New Roman"/>
+          <w:sz w:val="20"/>
+          <w:szCs w:val="20"/>
+        </w:rPr>
+        <w:tab/>
+      </w:r>
+      <w:proofErr w:type="gramEnd"/>
+      <w:r>
+        <w:rPr>
+          <w:rFonts w:ascii="Times New Roman" w:hAnsi="Times New Roman" w:cs="Times New Roman"/>
+          <w:sz w:val="20"/>
+          <w:szCs w:val="20"/>
+        </w:rPr>
+        <w:t xml:space="preserve">iii) Compression  </w:t>
+      </w:r>
+      <w:r>
+        <w:rPr>
+          <w:rFonts w:ascii="Times New Roman" w:hAnsi="Times New Roman" w:cs="Times New Roman"/>
+          <w:sz w:val="20"/>
+          <w:szCs w:val="20"/>
+        </w:rPr>
+        <w:t xml:space="preserve">  </w:t>
+      </w:r>
+      <w:r>
+        <w:rPr>
+          <w:rFonts w:ascii="Times New Roman" w:hAnsi="Times New Roman" w:cs="Times New Roman"/>
+          <w:sz w:val="20"/>
+          <w:szCs w:val="20"/>
+        </w:rPr>
+        <w:t>iv) All of them</w:t>
       </w:r>
     </w:p>
     <w:p>
-      <w:r>
-        <w:t>(f) List one natur</w:t>
-      </w:r>
-      <w:r>
-        <w:t>al disaster that occur in Nepal.</w:t>
+      <w:pPr>
+        <w:spacing w:after="0" w:line="240" w:lineRule="auto"/>
+        <w:ind w:left="288"/>
+        <w:rPr>
+          <w:rFonts w:ascii="Times New Roman" w:hAnsi="Times New Roman" w:cs="Times New Roman"/>
+          <w:sz w:val="20"/>
+          <w:szCs w:val="20"/>
+        </w:rPr>
+      </w:pPr>
+      <w:r>
+        <w:rPr>
+          <w:rFonts w:ascii="Times New Roman" w:hAnsi="Times New Roman" w:cs="Times New Roman"/>
+          <w:sz w:val="20"/>
+          <w:szCs w:val="20"/>
+        </w:rPr>
+        <w:t>(h) Which resource is used to generate hydroelectricity?</w:t>
+      </w:r>
+      <w:r>
+        <w:rPr>
+          <w:rFonts w:ascii="Times New Roman" w:hAnsi="Times New Roman" w:cs="Times New Roman"/>
+          <w:sz w:val="20"/>
+          <w:szCs w:val="20"/>
+        </w:rPr>
+        <w:br/>
+        <w:t xml:space="preserve"> </w:t>
+      </w:r>
+      <w:r>
+        <w:rPr>
+          <w:rFonts w:ascii="Times New Roman" w:hAnsi="Times New Roman" w:cs="Times New Roman"/>
+          <w:sz w:val="20"/>
+          <w:szCs w:val="20"/>
+        </w:rPr>
+        <w:tab/>
+      </w:r>
+      <w:proofErr w:type="spellStart"/>
+      <w:r>
+        <w:rPr>
+          <w:rFonts w:ascii="Times New Roman" w:hAnsi="Times New Roman" w:cs="Times New Roman"/>
+          <w:sz w:val="20"/>
+          <w:szCs w:val="20"/>
+        </w:rPr>
+        <w:t>i</w:t>
+      </w:r>
+      <w:proofErr w:type="spellEnd"/>
+      <w:r>
+        <w:rPr>
+          <w:rFonts w:ascii="Times New Roman" w:hAnsi="Times New Roman" w:cs="Times New Roman"/>
+          <w:sz w:val="20"/>
+          <w:szCs w:val="20"/>
+        </w:rPr>
+        <w:t xml:space="preserve">) </w:t>
+      </w:r>
+      <w:proofErr w:type="gramStart"/>
+      <w:r>
+        <w:rPr>
+          <w:rFonts w:ascii="Times New Roman" w:hAnsi="Times New Roman" w:cs="Times New Roman"/>
+          <w:sz w:val="20"/>
+          <w:szCs w:val="20"/>
+        </w:rPr>
+        <w:t xml:space="preserve">Coal  </w:t>
+      </w:r>
+      <w:r>
+        <w:rPr>
+          <w:rFonts w:ascii="Times New Roman" w:hAnsi="Times New Roman" w:cs="Times New Roman"/>
+          <w:sz w:val="20"/>
+          <w:szCs w:val="20"/>
+        </w:rPr>
+        <w:tab/>
+      </w:r>
+      <w:proofErr w:type="gramEnd"/>
+      <w:r>
+        <w:rPr>
+          <w:rFonts w:ascii="Times New Roman" w:hAnsi="Times New Roman" w:cs="Times New Roman"/>
+          <w:sz w:val="20"/>
+          <w:szCs w:val="20"/>
+        </w:rPr>
+        <w:t xml:space="preserve">ii) </w:t>
+      </w:r>
+      <w:proofErr w:type="gramStart"/>
+      <w:r>
+        <w:rPr>
+          <w:rFonts w:ascii="Times New Roman" w:hAnsi="Times New Roman" w:cs="Times New Roman"/>
+          <w:sz w:val="20"/>
+          <w:szCs w:val="20"/>
+        </w:rPr>
+        <w:t xml:space="preserve">Air  </w:t>
+      </w:r>
+      <w:r>
+        <w:rPr>
+          <w:rFonts w:ascii="Times New Roman" w:hAnsi="Times New Roman" w:cs="Times New Roman"/>
+          <w:sz w:val="20"/>
+          <w:szCs w:val="20"/>
+        </w:rPr>
+        <w:tab/>
+      </w:r>
+      <w:proofErr w:type="gramEnd"/>
+      <w:r>
+        <w:rPr>
+          <w:rFonts w:ascii="Times New Roman" w:hAnsi="Times New Roman" w:cs="Times New Roman"/>
+          <w:sz w:val="20"/>
+          <w:szCs w:val="20"/>
+        </w:rPr>
+        <w:tab/>
+      </w:r>
+      <w:r>
+        <w:rPr>
+          <w:rFonts w:ascii="Times New Roman" w:hAnsi="Times New Roman" w:cs="Times New Roman"/>
+          <w:sz w:val="20"/>
+          <w:szCs w:val="20"/>
+        </w:rPr>
+        <w:t xml:space="preserve">iii) </w:t>
+      </w:r>
+      <w:proofErr w:type="gramStart"/>
+      <w:r>
+        <w:rPr>
+          <w:rFonts w:ascii="Times New Roman" w:hAnsi="Times New Roman" w:cs="Times New Roman"/>
+          <w:sz w:val="20"/>
+          <w:szCs w:val="20"/>
+        </w:rPr>
+        <w:t xml:space="preserve">Water  </w:t>
+      </w:r>
+      <w:r>
+        <w:rPr>
+          <w:rFonts w:ascii="Times New Roman" w:hAnsi="Times New Roman" w:cs="Times New Roman"/>
+          <w:sz w:val="20"/>
+          <w:szCs w:val="20"/>
+        </w:rPr>
+        <w:tab/>
+      </w:r>
+      <w:proofErr w:type="gramEnd"/>
+      <w:r>
+        <w:rPr>
+          <w:rFonts w:ascii="Times New Roman" w:hAnsi="Times New Roman" w:cs="Times New Roman"/>
+          <w:sz w:val="20"/>
+          <w:szCs w:val="20"/>
+        </w:rPr>
+        <w:t>iv) Petrol</w:t>
       </w:r>
     </w:p>
     <w:p>
-      <w:r>
-        <w:t xml:space="preserve"> i) </w:t>
+      <w:pPr>
+        <w:spacing w:after="0" w:line="240" w:lineRule="auto"/>
+        <w:ind w:left="288"/>
+        <w:rPr>
+          <w:rFonts w:ascii="Times New Roman" w:hAnsi="Times New Roman" w:cs="Times New Roman"/>
+          <w:sz w:val="20"/>
+          <w:szCs w:val="20"/>
+        </w:rPr>
+      </w:pPr>
+      <w:r>
+        <w:rPr>
+          <w:rFonts w:ascii="Times New Roman" w:hAnsi="Times New Roman" w:cs="Times New Roman"/>
+          <w:sz w:val="20"/>
+          <w:szCs w:val="20"/>
+        </w:rPr>
+        <w:t>(i) Which of the following is a magnetic material?</w:t>
+      </w:r>
+      <w:r>
+        <w:rPr>
+          <w:rFonts w:ascii="Times New Roman" w:hAnsi="Times New Roman" w:cs="Times New Roman"/>
+          <w:sz w:val="20"/>
+          <w:szCs w:val="20"/>
+        </w:rPr>
+        <w:br/>
+        <w:t xml:space="preserve"> </w:t>
+      </w:r>
+      <w:r>
+        <w:rPr>
+          <w:rFonts w:ascii="Times New Roman" w:hAnsi="Times New Roman" w:cs="Times New Roman"/>
+          <w:sz w:val="20"/>
+          <w:szCs w:val="20"/>
+        </w:rPr>
+        <w:tab/>
+      </w:r>
+      <w:proofErr w:type="spellStart"/>
+      <w:r>
+        <w:rPr>
+          <w:rFonts w:ascii="Times New Roman" w:hAnsi="Times New Roman" w:cs="Times New Roman"/>
+          <w:sz w:val="20"/>
+          <w:szCs w:val="20"/>
+        </w:rPr>
+        <w:t>i</w:t>
+      </w:r>
+      <w:proofErr w:type="spellEnd"/>
+      <w:r>
+        <w:rPr>
+          <w:rFonts w:ascii="Times New Roman" w:hAnsi="Times New Roman" w:cs="Times New Roman"/>
+          <w:sz w:val="20"/>
+          <w:szCs w:val="20"/>
+        </w:rPr>
+        <w:t xml:space="preserve">) </w:t>
       </w:r>
       <w:proofErr w:type="gramStart"/>
       <w:r>
-        <w:t>during</w:t>
+        <w:rPr>
+          <w:rFonts w:ascii="Times New Roman" w:hAnsi="Times New Roman" w:cs="Times New Roman"/>
+          <w:sz w:val="20"/>
+          <w:szCs w:val="20"/>
+        </w:rPr>
+        <w:t xml:space="preserve">Paper  </w:t>
+      </w:r>
+      <w:r>
+        <w:rPr>
+          <w:rFonts w:ascii="Times New Roman" w:hAnsi="Times New Roman" w:cs="Times New Roman"/>
+          <w:sz w:val="20"/>
+          <w:szCs w:val="20"/>
+        </w:rPr>
+        <w:tab/>
       </w:r>
       <w:proofErr w:type="gramEnd"/>
       <w:r>
-        <w:t xml:space="preserve"> monsoon season ii) during dry season</w:t>
+        <w:rPr>
+          <w:rFonts w:ascii="Times New Roman" w:hAnsi="Times New Roman" w:cs="Times New Roman"/>
+          <w:sz w:val="20"/>
+          <w:szCs w:val="20"/>
+        </w:rPr>
+        <w:t xml:space="preserve">ii) </w:t>
+      </w:r>
+      <w:proofErr w:type="gramStart"/>
+      <w:r>
+        <w:rPr>
+          <w:rFonts w:ascii="Times New Roman" w:hAnsi="Times New Roman" w:cs="Times New Roman"/>
+          <w:sz w:val="20"/>
+          <w:szCs w:val="20"/>
+        </w:rPr>
+        <w:t xml:space="preserve">Eraser  </w:t>
+      </w:r>
+      <w:r>
+        <w:rPr>
+          <w:rFonts w:ascii="Times New Roman" w:hAnsi="Times New Roman" w:cs="Times New Roman"/>
+          <w:sz w:val="20"/>
+          <w:szCs w:val="20"/>
+        </w:rPr>
+        <w:tab/>
+      </w:r>
+      <w:proofErr w:type="gramEnd"/>
+      <w:r>
+        <w:rPr>
+          <w:rFonts w:ascii="Times New Roman" w:hAnsi="Times New Roman" w:cs="Times New Roman"/>
+          <w:sz w:val="20"/>
+          <w:szCs w:val="20"/>
+        </w:rPr>
+        <w:t xml:space="preserve">iii) </w:t>
+      </w:r>
+      <w:proofErr w:type="gramStart"/>
+      <w:r>
+        <w:rPr>
+          <w:rFonts w:ascii="Times New Roman" w:hAnsi="Times New Roman" w:cs="Times New Roman"/>
+          <w:sz w:val="20"/>
+          <w:szCs w:val="20"/>
+        </w:rPr>
+        <w:t xml:space="preserve">Pencil  </w:t>
+      </w:r>
+      <w:r>
+        <w:rPr>
+          <w:rFonts w:ascii="Times New Roman" w:hAnsi="Times New Roman" w:cs="Times New Roman"/>
+          <w:sz w:val="20"/>
+          <w:szCs w:val="20"/>
+        </w:rPr>
+        <w:tab/>
+      </w:r>
+      <w:proofErr w:type="gramEnd"/>
+      <w:r>
+        <w:rPr>
+          <w:rFonts w:ascii="Times New Roman" w:hAnsi="Times New Roman" w:cs="Times New Roman"/>
+          <w:sz w:val="20"/>
+          <w:szCs w:val="20"/>
+        </w:rPr>
+        <w:t>iv) Iron nail</w:t>
       </w:r>
     </w:p>
     <w:p>
-      <w:r>
-        <w:t>(g) Write the function of each.</w:t>
+      <w:pPr>
+        <w:spacing w:after="0" w:line="240" w:lineRule="auto"/>
+        <w:ind w:left="288"/>
+        <w:rPr>
+          <w:rFonts w:ascii="Times New Roman" w:hAnsi="Times New Roman" w:cs="Times New Roman"/>
+          <w:sz w:val="20"/>
+          <w:szCs w:val="20"/>
+        </w:rPr>
+      </w:pPr>
+      <w:r>
+        <w:rPr>
+          <w:rFonts w:ascii="Times New Roman" w:hAnsi="Times New Roman" w:cs="Times New Roman"/>
+          <w:sz w:val="20"/>
+          <w:szCs w:val="20"/>
+        </w:rPr>
+        <w:t>(j) Which of the following is an example of natural disaster?</w:t>
+      </w:r>
+      <w:r>
+        <w:rPr>
+          <w:rFonts w:ascii="Times New Roman" w:hAnsi="Times New Roman" w:cs="Times New Roman"/>
+          <w:sz w:val="20"/>
+          <w:szCs w:val="20"/>
+        </w:rPr>
+        <w:br/>
+        <w:t xml:space="preserve"> </w:t>
+      </w:r>
+      <w:r>
+        <w:rPr>
+          <w:rFonts w:ascii="Times New Roman" w:hAnsi="Times New Roman" w:cs="Times New Roman"/>
+          <w:sz w:val="20"/>
+          <w:szCs w:val="20"/>
+        </w:rPr>
+        <w:tab/>
+      </w:r>
+      <w:proofErr w:type="spellStart"/>
+      <w:r>
+        <w:rPr>
+          <w:rFonts w:ascii="Times New Roman" w:hAnsi="Times New Roman" w:cs="Times New Roman"/>
+          <w:sz w:val="20"/>
+          <w:szCs w:val="20"/>
+        </w:rPr>
+        <w:t>i</w:t>
+      </w:r>
+      <w:proofErr w:type="spellEnd"/>
+      <w:r>
+        <w:rPr>
+          <w:rFonts w:ascii="Times New Roman" w:hAnsi="Times New Roman" w:cs="Times New Roman"/>
+          <w:sz w:val="20"/>
+          <w:szCs w:val="20"/>
+        </w:rPr>
+        <w:t xml:space="preserve">) </w:t>
+      </w:r>
+      <w:proofErr w:type="gramStart"/>
+      <w:r>
+        <w:rPr>
+          <w:rFonts w:ascii="Times New Roman" w:hAnsi="Times New Roman" w:cs="Times New Roman"/>
+          <w:sz w:val="20"/>
+          <w:szCs w:val="20"/>
+        </w:rPr>
+        <w:t xml:space="preserve">Sea  </w:t>
+      </w:r>
+      <w:r>
+        <w:rPr>
+          <w:rFonts w:ascii="Times New Roman" w:hAnsi="Times New Roman" w:cs="Times New Roman"/>
+          <w:sz w:val="20"/>
+          <w:szCs w:val="20"/>
+        </w:rPr>
+        <w:tab/>
+      </w:r>
+      <w:proofErr w:type="gramEnd"/>
+      <w:r>
+        <w:rPr>
+          <w:rFonts w:ascii="Times New Roman" w:hAnsi="Times New Roman" w:cs="Times New Roman"/>
+          <w:sz w:val="20"/>
+          <w:szCs w:val="20"/>
+        </w:rPr>
+        <w:tab/>
+      </w:r>
+      <w:r>
+        <w:rPr>
+          <w:rFonts w:ascii="Times New Roman" w:hAnsi="Times New Roman" w:cs="Times New Roman"/>
+          <w:sz w:val="20"/>
+          <w:szCs w:val="20"/>
+        </w:rPr>
+        <w:t xml:space="preserve">ii) </w:t>
+      </w:r>
+      <w:proofErr w:type="gramStart"/>
+      <w:r>
+        <w:rPr>
+          <w:rFonts w:ascii="Times New Roman" w:hAnsi="Times New Roman" w:cs="Times New Roman"/>
+          <w:sz w:val="20"/>
+          <w:szCs w:val="20"/>
+        </w:rPr>
+        <w:t xml:space="preserve">Ocean  </w:t>
+      </w:r>
+      <w:r>
+        <w:rPr>
+          <w:rFonts w:ascii="Times New Roman" w:hAnsi="Times New Roman" w:cs="Times New Roman"/>
+          <w:sz w:val="20"/>
+          <w:szCs w:val="20"/>
+        </w:rPr>
+        <w:tab/>
+      </w:r>
+      <w:proofErr w:type="gramEnd"/>
+      <w:r>
+        <w:rPr>
+          <w:rFonts w:ascii="Times New Roman" w:hAnsi="Times New Roman" w:cs="Times New Roman"/>
+          <w:sz w:val="20"/>
+          <w:szCs w:val="20"/>
+        </w:rPr>
+        <w:t xml:space="preserve">iii) </w:t>
+      </w:r>
+      <w:proofErr w:type="gramStart"/>
+      <w:r>
+        <w:rPr>
+          <w:rFonts w:ascii="Times New Roman" w:hAnsi="Times New Roman" w:cs="Times New Roman"/>
+          <w:sz w:val="20"/>
+          <w:szCs w:val="20"/>
+        </w:rPr>
+        <w:t xml:space="preserve">Flood  </w:t>
+      </w:r>
+      <w:r>
+        <w:rPr>
+          <w:rFonts w:ascii="Times New Roman" w:hAnsi="Times New Roman" w:cs="Times New Roman"/>
+          <w:sz w:val="20"/>
+          <w:szCs w:val="20"/>
+        </w:rPr>
+        <w:tab/>
+      </w:r>
+      <w:proofErr w:type="gramEnd"/>
+      <w:r>
+        <w:rPr>
+          <w:rFonts w:ascii="Times New Roman" w:hAnsi="Times New Roman" w:cs="Times New Roman"/>
+          <w:sz w:val="20"/>
+          <w:szCs w:val="20"/>
+        </w:rPr>
+        <w:t>iv) River</w:t>
       </w:r>
     </w:p>
     <w:p>
-      <w:r>
-        <w:t xml:space="preserve"> </w:t>
-      </w:r>
-      <w:proofErr w:type="spellStart"/>
-      <w:proofErr w:type="gramStart"/>
-      <w:r>
-        <w:t>i</w:t>
-      </w:r>
-      <w:proofErr w:type="spellEnd"/>
-      <w:proofErr w:type="gramEnd"/>
-      <w:r>
-        <w:t xml:space="preserve">) Stem </w:t>
-      </w:r>
-      <w:r>
-        <w:t>ii) Flower</w:t>
+      <w:pPr>
+        <w:spacing w:after="0" w:line="240" w:lineRule="auto"/>
+        <w:rPr>
+          <w:rFonts w:ascii="Times New Roman" w:hAnsi="Times New Roman" w:cs="Times New Roman"/>
+          <w:b/>
+          <w:sz w:val="20"/>
+          <w:szCs w:val="20"/>
+        </w:rPr>
+      </w:pPr>
+      <w:r>
+        <w:rPr>
+          <w:rFonts w:ascii="Times New Roman" w:hAnsi="Times New Roman" w:cs="Times New Roman"/>
+          <w:noProof/>
+          <w:sz w:val="16"/>
+          <w:szCs w:val="16"/>
+        </w:rPr>
+        <mc:AlternateContent>
+          <mc:Choice Requires="wps">
+            <w:drawing>
+              <wp:anchor distT="45720" distB="45720" distL="114300" distR="114300" simplePos="0" relativeHeight="251659776" behindDoc="0" locked="0" layoutInCell="1" allowOverlap="1" wp14:anchorId="2709504D" wp14:editId="36B56683">
+                <wp:simplePos x="0" y="0"/>
+                <wp:positionH relativeFrom="column">
+                  <wp:posOffset>2253615</wp:posOffset>
+                </wp:positionH>
+                <wp:positionV relativeFrom="paragraph">
+                  <wp:posOffset>202896</wp:posOffset>
+                </wp:positionV>
+                <wp:extent cx="2361537" cy="1404620"/>
+                <wp:effectExtent l="0" t="0" r="0" b="0"/>
+                <wp:wrapNone/>
+                <wp:docPr id="873592538" name="Text Box 2"/>
+                <wp:cNvGraphicFramePr>
+                  <a:graphicFrameLocks xmlns:a="http://schemas.openxmlformats.org/drawingml/2006/main"/>
+                </wp:cNvGraphicFramePr>
+                <a:graphic xmlns:a="http://schemas.openxmlformats.org/drawingml/2006/main">
+                  <a:graphicData uri="http://schemas.microsoft.com/office/word/2010/wordprocessingShape">
+                    <wps:wsp>
+                      <wps:cNvSpPr txBox="1">
+                        <a:spLocks noChangeArrowheads="1"/>
+                      </wps:cNvSpPr>
+                      <wps:spPr bwMode="auto">
+                        <a:xfrm>
+                          <a:off x="0" y="0"/>
+                          <a:ext cx="2361537" cy="1404620"/>
+                        </a:xfrm>
+                        <a:prstGeom prst="rect">
+                          <a:avLst/>
+                        </a:prstGeom>
+                        <a:noFill/>
+                        <a:ln w="9525">
+                          <a:noFill/>
+                          <a:miter lim="800000"/>
+                          <a:headEnd/>
+                          <a:tailEnd/>
+                        </a:ln>
+                      </wps:spPr>
+                      <wps:txbx>
+                        <w:txbxContent>
+                          <w:p>
+                            <w:pPr>
+                              <w:spacing w:after="0" w:line="240" w:lineRule="auto"/>
+                              <w:ind w:left="288"/>
+                              <w:rPr>
+                                <w:rFonts w:ascii="Times New Roman" w:hAnsi="Times New Roman" w:cs="Times New Roman"/>
+                                <w:sz w:val="20"/>
+                                <w:szCs w:val="20"/>
+                              </w:rPr>
+                            </w:pPr>
+                            <w:r>
+                              <w:rPr>
+                                <w:rFonts w:ascii="Times New Roman" w:hAnsi="Times New Roman" w:cs="Times New Roman"/>
+                                <w:sz w:val="20"/>
+                                <w:szCs w:val="20"/>
+                              </w:rPr>
+                              <w:t>(d) What is the main source of energy?</w:t>
+                            </w:r>
+                          </w:p>
+                          <w:p>
+                            <w:pPr>
+                              <w:spacing w:after="0" w:line="240" w:lineRule="auto"/>
+                              <w:ind w:left="288"/>
+                              <w:rPr>
+                                <w:rFonts w:ascii="Times New Roman" w:hAnsi="Times New Roman" w:cs="Times New Roman"/>
+                                <w:sz w:val="20"/>
+                                <w:szCs w:val="20"/>
+                              </w:rPr>
+                            </w:pPr>
+                            <w:r>
+                              <w:rPr>
+                                <w:rFonts w:ascii="Times New Roman" w:hAnsi="Times New Roman" w:cs="Times New Roman"/>
+                                <w:sz w:val="20"/>
+                                <w:szCs w:val="20"/>
+                              </w:rPr>
+                              <w:t>(e) Does cold wave occur in Nepal?</w:t>
+                            </w:r>
+                          </w:p>
+                          <w:p>
+                            <w:pPr>
+                              <w:spacing w:after="0" w:line="240" w:lineRule="auto"/>
+                              <w:ind w:left="288"/>
+                              <w:rPr>
+                                <w:rFonts w:ascii="Times New Roman" w:hAnsi="Times New Roman" w:cs="Times New Roman"/>
+                                <w:sz w:val="20"/>
+                                <w:szCs w:val="20"/>
+                              </w:rPr>
+                            </w:pPr>
+                            <w:r>
+                              <w:rPr>
+                                <w:rFonts w:ascii="Times New Roman" w:hAnsi="Times New Roman" w:cs="Times New Roman"/>
+                                <w:sz w:val="20"/>
+                                <w:szCs w:val="20"/>
+                              </w:rPr>
+                              <w:t>(f) What is the unit of time?</w:t>
+                            </w:r>
+                          </w:p>
+                        </w:txbxContent>
+                      </wps:txbx>
+                      <wps:bodyPr rot="0" vert="horz" wrap="square" lIns="91440" tIns="45720" rIns="91440" bIns="45720" anchor="t" anchorCtr="0">
+                        <a:spAutoFit/>
+                      </wps:bodyPr>
+                    </wps:wsp>
+                  </a:graphicData>
+                </a:graphic>
+                <wp14:sizeRelH relativeFrom="margin">
+                  <wp14:pctWidth>0</wp14:pctWidth>
+                </wp14:sizeRelH>
+                <wp14:sizeRelV relativeFrom="margin">
+                  <wp14:pctHeight>20000</wp14:pctHeight>
+                </wp14:sizeRelV>
+              </wp:anchor>
+            </w:drawing>
+          </mc:Choice>
+          <mc:Fallback>
+            <w:pict>
+              <v:shape w14:anchorId="2709504D" id="Text Box 2" o:spid="_x0000_s1027" type="#_x0000_t202" style="position:absolute;margin-left:177.45pt;margin-top:16pt;width:185.95pt;height:110.6pt;z-index:251659776;visibility:visible;mso-wrap-style:square;mso-width-percent:0;mso-height-percent:200;mso-wrap-distance-left:9pt;mso-wrap-distance-top:3.6pt;mso-wrap-distance-right:9pt;mso-wrap-distance-bottom:3.6pt;mso-position-horizontal:absolute;mso-position-horizontal-relative:text;mso-position-vertical:absolute;mso-position-vertical-relative:text;mso-width-percent:0;mso-height-percent:200;mso-width-relative:margin;mso-height-relative:margin;v-text-anchor:top" o:gfxdata="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" filled="f" stroked="f">
+                <v:textbox style="mso-fit-shape-to-text:t">
+                  <w:txbxContent>
+                    <w:p>
+                      <w:pPr>
+                        <w:spacing w:after="0" w:line="240" w:lineRule="auto"/>
+                        <w:ind w:left="288"/>
+                        <w:rPr>
+                          <w:rFonts w:ascii="Times New Roman" w:hAnsi="Times New Roman" w:cs="Times New Roman"/>
+                          <w:sz w:val="20"/>
+                          <w:szCs w:val="20"/>
+                        </w:rPr>
+                      </w:pPr>
+                      <w:r>
+                        <w:rPr>
+                          <w:rFonts w:ascii="Times New Roman" w:hAnsi="Times New Roman" w:cs="Times New Roman"/>
+                          <w:sz w:val="20"/>
+                          <w:szCs w:val="20"/>
+                        </w:rPr>
+                        <w:t>(d) What is the main source of energy?</w:t>
+                      </w:r>
+                    </w:p>
+                    <w:p>
+                      <w:pPr>
+                        <w:spacing w:after="0" w:line="240" w:lineRule="auto"/>
+                        <w:ind w:left="288"/>
+                        <w:rPr>
+                          <w:rFonts w:ascii="Times New Roman" w:hAnsi="Times New Roman" w:cs="Times New Roman"/>
+                          <w:sz w:val="20"/>
+                          <w:szCs w:val="20"/>
+                        </w:rPr>
+                      </w:pPr>
+                      <w:r>
+                        <w:rPr>
+                          <w:rFonts w:ascii="Times New Roman" w:hAnsi="Times New Roman" w:cs="Times New Roman"/>
+                          <w:sz w:val="20"/>
+                          <w:szCs w:val="20"/>
+                        </w:rPr>
+                        <w:t>(e) Does cold wave occur in Nepal?</w:t>
+                      </w:r>
+                    </w:p>
+                    <w:p>
+                      <w:pPr>
+                        <w:spacing w:after="0" w:line="240" w:lineRule="auto"/>
+                        <w:ind w:left="288"/>
+                        <w:rPr>
+                          <w:rFonts w:ascii="Times New Roman" w:hAnsi="Times New Roman" w:cs="Times New Roman"/>
+                          <w:sz w:val="20"/>
+                          <w:szCs w:val="20"/>
+                        </w:rPr>
+                      </w:pPr>
+                      <w:r>
+                        <w:rPr>
+                          <w:rFonts w:ascii="Times New Roman" w:hAnsi="Times New Roman" w:cs="Times New Roman"/>
+                          <w:sz w:val="20"/>
+                          <w:szCs w:val="20"/>
+                        </w:rPr>
+                        <w:t>(f) What is the unit of time?</w:t>
+                      </w:r>
+                    </w:p>
+                  </w:txbxContent>
+                </v:textbox>
+              </v:shape>
+            </w:pict>
+          </mc:Fallback>
+        </mc:AlternateContent>
+      </w:r>
+      <w:r>
+        <w:rPr>
+          <w:rFonts w:ascii="Times New Roman" w:hAnsi="Times New Roman" w:cs="Times New Roman"/>
+          <w:sz w:val="16"/>
+          <w:szCs w:val="16"/>
+        </w:rPr>
+        <w:br/>
+      </w:r>
+      <w:r>
+        <w:rPr>
+          <w:rFonts w:ascii="Times New Roman" w:hAnsi="Times New Roman" w:cs="Times New Roman"/>
+          <w:b/>
+          <w:sz w:val="20"/>
+          <w:szCs w:val="20"/>
+        </w:rPr>
+        <w:t>2. Very short answer questions.</w:t>
+      </w:r>
+      <w:r>
+        <w:rPr>
+          <w:rFonts w:ascii="Times New Roman" w:hAnsi="Times New Roman" w:cs="Times New Roman"/>
+          <w:b/>
+          <w:sz w:val="20"/>
+          <w:szCs w:val="20"/>
+        </w:rPr>
+        <w:tab/>
+      </w:r>
+      <w:r>
+        <w:rPr>
+          <w:rFonts w:ascii="Times New Roman" w:hAnsi="Times New Roman" w:cs="Times New Roman"/>
+          <w:b/>
+          <w:sz w:val="20"/>
+          <w:szCs w:val="20"/>
+        </w:rPr>
+        <w:tab/>
+      </w:r>
+      <w:r>
+        <w:rPr>
+          <w:rFonts w:ascii="Times New Roman" w:hAnsi="Times New Roman" w:cs="Times New Roman"/>
+          <w:b/>
+          <w:sz w:val="20"/>
+          <w:szCs w:val="20"/>
+        </w:rPr>
+        <w:tab/>
+      </w:r>
+      <w:r>
+        <w:rPr>
+          <w:rFonts w:ascii="Times New Roman" w:hAnsi="Times New Roman" w:cs="Times New Roman"/>
+          <w:b/>
+          <w:sz w:val="20"/>
+          <w:szCs w:val="20"/>
+        </w:rPr>
+        <w:tab/>
+      </w:r>
+      <w:r>
+        <w:rPr>
+          <w:rFonts w:ascii="Times New Roman" w:hAnsi="Times New Roman" w:cs="Times New Roman"/>
+          <w:b/>
+          <w:sz w:val="20"/>
+          <w:szCs w:val="20"/>
+        </w:rPr>
+        <w:tab/>
+      </w:r>
+      <w:r>
+        <w:rPr>
+          <w:rFonts w:ascii="Times New Roman" w:hAnsi="Times New Roman" w:cs="Times New Roman"/>
+          <w:b/>
+          <w:sz w:val="20"/>
+          <w:szCs w:val="20"/>
+        </w:rPr>
+        <w:tab/>
+      </w:r>
+      <w:r>
+        <w:rPr>
+          <w:rFonts w:ascii="Times New Roman" w:hAnsi="Times New Roman" w:cs="Times New Roman"/>
+          <w:b/>
+          <w:sz w:val="20"/>
+          <w:szCs w:val="20"/>
+        </w:rPr>
+        <w:t>[6×1=6]</w:t>
       </w:r>
     </w:p>
     <w:p>
-      <w:r>
-        <w:t xml:space="preserve">(h) </w:t>
-      </w:r>
-      <w:r>
-        <w:t>Write any two effects of landslide.</w:t>
+      <w:pPr>
+        <w:spacing w:after="0" w:line="240" w:lineRule="auto"/>
+        <w:ind w:left="288"/>
+        <w:rPr>
+          <w:rFonts w:ascii="Times New Roman" w:hAnsi="Times New Roman" w:cs="Times New Roman"/>
+          <w:sz w:val="20"/>
+          <w:szCs w:val="20"/>
+        </w:rPr>
+      </w:pPr>
+      <w:r>
+        <w:rPr>
+          <w:rFonts w:ascii="Times New Roman" w:hAnsi="Times New Roman" w:cs="Times New Roman"/>
+          <w:sz w:val="20"/>
+          <w:szCs w:val="20"/>
+        </w:rPr>
+        <w:t>(a) What is scientific learning?</w:t>
+      </w:r>
+      <w:r>
+        <w:rPr>
+          <w:rFonts w:ascii="Times New Roman" w:hAnsi="Times New Roman" w:cs="Times New Roman"/>
+          <w:sz w:val="20"/>
+          <w:szCs w:val="20"/>
+        </w:rPr>
+        <w:tab/>
+      </w:r>
+      <w:r>
+        <w:rPr>
+          <w:rFonts w:ascii="Times New Roman" w:hAnsi="Times New Roman" w:cs="Times New Roman"/>
+          <w:sz w:val="20"/>
+          <w:szCs w:val="20"/>
+        </w:rPr>
+        <w:tab/>
+      </w:r>
+      <w:r>
+        <w:rPr>
+          <w:rFonts w:ascii="Times New Roman" w:hAnsi="Times New Roman" w:cs="Times New Roman"/>
+          <w:sz w:val="20"/>
+          <w:szCs w:val="20"/>
+        </w:rPr>
+        <w:tab/>
+      </w:r>
+    </w:p>
+    <w:p>
+      <w:pPr>
+        <w:spacing w:after="0" w:line="240" w:lineRule="auto"/>
+        <w:ind w:left="288"/>
+        <w:rPr>
+          <w:rFonts w:ascii="Times New Roman" w:hAnsi="Times New Roman" w:cs="Times New Roman"/>
+          <w:sz w:val="20"/>
+          <w:szCs w:val="20"/>
+        </w:rPr>
+      </w:pPr>
+      <w:r>
+        <w:rPr>
+          <w:rFonts w:ascii="Times New Roman" w:hAnsi="Times New Roman" w:cs="Times New Roman"/>
+          <w:sz w:val="20"/>
+          <w:szCs w:val="20"/>
+        </w:rPr>
+        <w:t>(b) What is the shape of earth?</w:t>
+      </w:r>
+    </w:p>
+    <w:p>
+      <w:pPr>
+        <w:spacing w:after="0" w:line="240" w:lineRule="auto"/>
+        <w:ind w:left="288"/>
+        <w:rPr>
+          <w:rFonts w:ascii="Times New Roman" w:hAnsi="Times New Roman" w:cs="Times New Roman"/>
+          <w:sz w:val="20"/>
+          <w:szCs w:val="20"/>
+        </w:rPr>
+      </w:pPr>
+      <w:r>
+        <w:rPr>
+          <w:rFonts w:ascii="Times New Roman" w:hAnsi="Times New Roman" w:cs="Times New Roman"/>
+          <w:sz w:val="20"/>
+          <w:szCs w:val="20"/>
+        </w:rPr>
+        <w:t>(c) Which cloud seldom produce rain fall?</w:t>
+      </w:r>
+    </w:p>
+    <w:p>
+      <w:pPr>
+        <w:spacing w:after="0" w:line="240" w:lineRule="auto"/>
+        <w:rPr>
+          <w:rFonts w:ascii="Times New Roman" w:hAnsi="Times New Roman" w:cs="Times New Roman"/>
+          <w:b/>
+          <w:sz w:val="20"/>
+          <w:szCs w:val="20"/>
+        </w:rPr>
+      </w:pPr>
+      <w:r>
+        <w:rPr>
+          <w:rFonts w:ascii="Times New Roman" w:hAnsi="Times New Roman" w:cs="Times New Roman"/>
+          <w:sz w:val="16"/>
+          <w:szCs w:val="16"/>
+        </w:rPr>
+        <w:br/>
+      </w:r>
+      <w:r>
+        <w:rPr>
+          <w:rFonts w:ascii="Times New Roman" w:hAnsi="Times New Roman" w:cs="Times New Roman"/>
+          <w:b/>
+          <w:sz w:val="20"/>
+          <w:szCs w:val="20"/>
+        </w:rPr>
+        <w:t>3. Short question answers.</w:t>
+      </w:r>
+      <w:r>
+        <w:rPr>
+          <w:rFonts w:ascii="Times New Roman" w:hAnsi="Times New Roman" w:cs="Times New Roman"/>
+          <w:b/>
+          <w:sz w:val="20"/>
+          <w:szCs w:val="20"/>
+        </w:rPr>
+        <w:tab/>
+      </w:r>
+      <w:r>
+        <w:rPr>
+          <w:rFonts w:ascii="Times New Roman" w:hAnsi="Times New Roman" w:cs="Times New Roman"/>
+          <w:b/>
+          <w:sz w:val="20"/>
+          <w:szCs w:val="20"/>
+        </w:rPr>
+        <w:tab/>
+      </w:r>
+      <w:r>
+        <w:rPr>
+          <w:rFonts w:ascii="Times New Roman" w:hAnsi="Times New Roman" w:cs="Times New Roman"/>
+          <w:b/>
+          <w:sz w:val="20"/>
+          <w:szCs w:val="20"/>
+        </w:rPr>
+        <w:tab/>
+      </w:r>
+      <w:r>
+        <w:rPr>
+          <w:rFonts w:ascii="Times New Roman" w:hAnsi="Times New Roman" w:cs="Times New Roman"/>
+          <w:b/>
+          <w:sz w:val="20"/>
+          <w:szCs w:val="20"/>
+        </w:rPr>
+        <w:tab/>
+      </w:r>
+      <w:r>
+        <w:rPr>
+          <w:rFonts w:ascii="Times New Roman" w:hAnsi="Times New Roman" w:cs="Times New Roman"/>
+          <w:b/>
+          <w:sz w:val="20"/>
+          <w:szCs w:val="20"/>
+        </w:rPr>
+        <w:tab/>
+      </w:r>
+      <w:r>
+        <w:rPr>
+          <w:rFonts w:ascii="Times New Roman" w:hAnsi="Times New Roman" w:cs="Times New Roman"/>
+          <w:b/>
+          <w:sz w:val="20"/>
+          <w:szCs w:val="20"/>
+        </w:rPr>
+        <w:tab/>
+      </w:r>
+      <w:r>
+        <w:rPr>
+          <w:rFonts w:ascii="Times New Roman" w:hAnsi="Times New Roman" w:cs="Times New Roman"/>
+          <w:b/>
+          <w:sz w:val="20"/>
+          <w:szCs w:val="20"/>
+        </w:rPr>
+        <w:t>[9×2=18]</w:t>
+      </w:r>
+    </w:p>
+    <w:p>
+      <w:pPr>
+        <w:spacing w:after="0" w:line="240" w:lineRule="auto"/>
+        <w:ind w:left="288"/>
+        <w:rPr>
+          <w:rFonts w:ascii="Times New Roman" w:hAnsi="Times New Roman" w:cs="Times New Roman"/>
+          <w:sz w:val="20"/>
+          <w:szCs w:val="20"/>
+        </w:rPr>
+      </w:pPr>
+      <w:r>
+        <w:rPr>
+          <w:rFonts w:ascii="Times New Roman" w:hAnsi="Times New Roman" w:cs="Times New Roman"/>
+          <w:sz w:val="20"/>
+          <w:szCs w:val="20"/>
+        </w:rPr>
+        <w:t>(a) Why are earthworms important for farmers?</w:t>
+      </w:r>
+    </w:p>
+    <w:p>
+      <w:pPr>
+        <w:spacing w:after="0" w:line="240" w:lineRule="auto"/>
+        <w:ind w:left="288"/>
+        <w:rPr>
+          <w:rFonts w:ascii="Times New Roman" w:hAnsi="Times New Roman" w:cs="Times New Roman"/>
+          <w:sz w:val="20"/>
+          <w:szCs w:val="20"/>
+        </w:rPr>
+      </w:pPr>
+      <w:r>
+        <w:rPr>
+          <w:rFonts w:ascii="Times New Roman" w:hAnsi="Times New Roman" w:cs="Times New Roman"/>
+          <w:sz w:val="20"/>
+          <w:szCs w:val="20"/>
+        </w:rPr>
+        <w:t>(b) What is measurement? Write one importance of measurement.</w:t>
+      </w:r>
+    </w:p>
+    <w:p>
+      <w:pPr>
+        <w:spacing w:after="0" w:line="240" w:lineRule="auto"/>
+        <w:ind w:left="288"/>
+        <w:rPr>
+          <w:rFonts w:ascii="Times New Roman" w:hAnsi="Times New Roman" w:cs="Times New Roman"/>
+          <w:sz w:val="20"/>
+          <w:szCs w:val="20"/>
+        </w:rPr>
+      </w:pPr>
+      <w:r>
+        <w:rPr>
+          <w:rFonts w:ascii="Times New Roman" w:hAnsi="Times New Roman" w:cs="Times New Roman"/>
+          <w:sz w:val="20"/>
+          <w:szCs w:val="20"/>
+        </w:rPr>
+        <w:t>(c) Make a list of things that are necessary for plants to prepare their food.</w:t>
+      </w:r>
+    </w:p>
+    <w:p>
+      <w:pPr>
+        <w:spacing w:after="0" w:line="240" w:lineRule="auto"/>
+        <w:ind w:left="288"/>
+        <w:rPr>
+          <w:rFonts w:ascii="Times New Roman" w:hAnsi="Times New Roman" w:cs="Times New Roman"/>
+          <w:sz w:val="20"/>
+          <w:szCs w:val="20"/>
+        </w:rPr>
+      </w:pPr>
+      <w:r>
+        <w:rPr>
+          <w:rFonts w:ascii="Times New Roman" w:hAnsi="Times New Roman" w:cs="Times New Roman"/>
+          <w:sz w:val="20"/>
+          <w:szCs w:val="20"/>
+        </w:rPr>
+        <w:t>(d) What is natural disaster? Give two examples.</w:t>
+      </w:r>
+    </w:p>
+    <w:p>
+      <w:pPr>
+        <w:spacing w:after="0" w:line="240" w:lineRule="auto"/>
+        <w:ind w:left="288"/>
+        <w:rPr>
+          <w:rFonts w:ascii="Times New Roman" w:hAnsi="Times New Roman" w:cs="Times New Roman"/>
+          <w:sz w:val="20"/>
+          <w:szCs w:val="20"/>
+        </w:rPr>
+      </w:pPr>
+      <w:r>
+        <w:rPr>
+          <w:rFonts w:ascii="Times New Roman" w:hAnsi="Times New Roman" w:cs="Times New Roman"/>
+          <w:sz w:val="20"/>
+          <w:szCs w:val="20"/>
+        </w:rPr>
+        <w:t>(e) Write any two characteristics of magnet.</w:t>
+      </w:r>
+    </w:p>
+    <w:p>
+      <w:pPr>
+        <w:spacing w:after="0" w:line="240" w:lineRule="auto"/>
+        <w:ind w:left="288"/>
+        <w:rPr>
+          <w:rFonts w:ascii="Times New Roman" w:hAnsi="Times New Roman" w:cs="Times New Roman"/>
+          <w:sz w:val="20"/>
+          <w:szCs w:val="20"/>
+        </w:rPr>
+      </w:pPr>
+      <w:r>
+        <w:rPr>
+          <w:rFonts w:ascii="Times New Roman" w:hAnsi="Times New Roman" w:cs="Times New Roman"/>
+          <w:sz w:val="20"/>
+          <w:szCs w:val="20"/>
+        </w:rPr>
+        <w:t>(f) List one natur</w:t>
+      </w:r>
+      <w:r>
+        <w:rPr>
+          <w:rFonts w:ascii="Times New Roman" w:hAnsi="Times New Roman" w:cs="Times New Roman"/>
+          <w:sz w:val="20"/>
+          <w:szCs w:val="20"/>
+        </w:rPr>
+        <w:t>al disaster that occur in Nepal.</w:t>
+      </w:r>
+    </w:p>
+    <w:p>
+      <w:pPr>
+        <w:spacing w:after="0" w:line="240" w:lineRule="auto"/>
+        <w:ind w:left="288"/>
+        <w:rPr>
+          <w:rFonts w:ascii="Times New Roman" w:hAnsi="Times New Roman" w:cs="Times New Roman"/>
+          <w:sz w:val="20"/>
+          <w:szCs w:val="20"/>
+        </w:rPr>
+      </w:pPr>
+      <w:r>
+        <w:rPr>
+          <w:rFonts w:ascii="Times New Roman" w:hAnsi="Times New Roman" w:cs="Times New Roman"/>
+          <w:sz w:val="20"/>
+          <w:szCs w:val="20"/>
+        </w:rPr>
+        <w:t>(</w:t>
+      </w:r>
+      <w:proofErr w:type="spellStart"/>
+      <w:r>
+        <w:rPr>
+          <w:rFonts w:ascii="Times New Roman" w:hAnsi="Times New Roman" w:cs="Times New Roman"/>
+          <w:sz w:val="20"/>
+          <w:szCs w:val="20"/>
+        </w:rPr>
+        <w:t>i</w:t>
+      </w:r>
+      <w:proofErr w:type="spellEnd"/>
+      <w:r>
+        <w:rPr>
+          <w:rFonts w:ascii="Times New Roman" w:hAnsi="Times New Roman" w:cs="Times New Roman"/>
+          <w:sz w:val="20"/>
+          <w:szCs w:val="20"/>
+        </w:rPr>
+        <w:t>) during monsoon season ii) during dry season</w:t>
+      </w:r>
+    </w:p>
+    <w:p>
+      <w:pPr>
+        <w:spacing w:after="0" w:line="240" w:lineRule="auto"/>
+        <w:ind w:left="288"/>
+        <w:rPr>
+          <w:rFonts w:ascii="Times New Roman" w:hAnsi="Times New Roman" w:cs="Times New Roman"/>
+          <w:sz w:val="20"/>
+          <w:szCs w:val="20"/>
+        </w:rPr>
+      </w:pPr>
+      <w:r>
+        <w:rPr>
+          <w:rFonts w:ascii="Times New Roman" w:hAnsi="Times New Roman" w:cs="Times New Roman"/>
+          <w:sz w:val="20"/>
+          <w:szCs w:val="20"/>
+        </w:rPr>
+        <w:t>(g) Write the function of each.</w:t>
+      </w:r>
+      <w:r>
+        <w:rPr>
+          <w:rFonts w:ascii="Times New Roman" w:hAnsi="Times New Roman" w:cs="Times New Roman"/>
+          <w:sz w:val="20"/>
+          <w:szCs w:val="20"/>
+        </w:rPr>
+        <w:tab/>
+      </w:r>
+      <w:r>
+        <w:rPr>
+          <w:rFonts w:ascii="Times New Roman" w:hAnsi="Times New Roman" w:cs="Times New Roman"/>
+          <w:sz w:val="20"/>
+          <w:szCs w:val="20"/>
+        </w:rPr>
+        <w:t>(</w:t>
+      </w:r>
+      <w:proofErr w:type="spellStart"/>
+      <w:r>
+        <w:rPr>
+          <w:rFonts w:ascii="Times New Roman" w:hAnsi="Times New Roman" w:cs="Times New Roman"/>
+          <w:sz w:val="20"/>
+          <w:szCs w:val="20"/>
+        </w:rPr>
+        <w:t>i</w:t>
+      </w:r>
+      <w:proofErr w:type="spellEnd"/>
+      <w:r>
+        <w:rPr>
+          <w:rFonts w:ascii="Times New Roman" w:hAnsi="Times New Roman" w:cs="Times New Roman"/>
+          <w:sz w:val="20"/>
+          <w:szCs w:val="20"/>
+        </w:rPr>
+        <w:t>) Stem</w:t>
+      </w:r>
+      <w:r>
+        <w:rPr>
+          <w:rFonts w:ascii="Times New Roman" w:hAnsi="Times New Roman" w:cs="Times New Roman"/>
+          <w:sz w:val="20"/>
+          <w:szCs w:val="20"/>
+        </w:rPr>
+        <w:tab/>
+      </w:r>
+      <w:r>
+        <w:rPr>
+          <w:rFonts w:ascii="Times New Roman" w:hAnsi="Times New Roman" w:cs="Times New Roman"/>
+          <w:sz w:val="20"/>
+          <w:szCs w:val="20"/>
+        </w:rPr>
+        <w:tab/>
+        <w:t>(</w:t>
+      </w:r>
+      <w:r>
+        <w:rPr>
+          <w:rFonts w:ascii="Times New Roman" w:hAnsi="Times New Roman" w:cs="Times New Roman"/>
+          <w:sz w:val="20"/>
+          <w:szCs w:val="20"/>
+        </w:rPr>
+        <w:t>ii) Flower</w:t>
+      </w:r>
+    </w:p>
+    <w:p>
+      <w:pPr>
+        <w:spacing w:after="0" w:line="240" w:lineRule="auto"/>
+        <w:ind w:left="288"/>
+        <w:rPr>
+          <w:rFonts w:ascii="Times New Roman" w:hAnsi="Times New Roman" w:cs="Times New Roman"/>
+          <w:sz w:val="20"/>
+          <w:szCs w:val="20"/>
+        </w:rPr>
+      </w:pPr>
+      <w:r>
+        <w:rPr>
+          <w:rFonts w:ascii="Times New Roman" w:hAnsi="Times New Roman" w:cs="Times New Roman"/>
+          <w:sz w:val="20"/>
+          <w:szCs w:val="20"/>
+        </w:rPr>
+        <w:t>(h) Write any two effects of landslide.</w:t>
       </w:r>
     </w:p>
     <w:p>
@@ -385,98 +2485,3030 @@
         <w:tabs>
           <w:tab w:val="left" w:pos="3588"/>
         </w:tabs>
+        <w:spacing w:after="0" w:line="240" w:lineRule="auto"/>
+        <w:ind w:left="288"/>
+        <w:rPr>
+          <w:rFonts w:ascii="Times New Roman" w:hAnsi="Times New Roman" w:cs="Times New Roman"/>
+          <w:sz w:val="20"/>
+          <w:szCs w:val="20"/>
+        </w:rPr>
       </w:pPr>
       <w:r>
-        <w:t xml:space="preserve">(i) Define: </w:t>
+        <w:rPr>
+          <w:rFonts w:ascii="Times New Roman" w:hAnsi="Times New Roman" w:cs="Times New Roman"/>
+          <w:sz w:val="20"/>
+          <w:szCs w:val="20"/>
+        </w:rPr>
+        <w:t>(</w:t>
       </w:r>
       <w:proofErr w:type="spellStart"/>
       <w:r>
+        <w:rPr>
+          <w:rFonts w:ascii="Times New Roman" w:hAnsi="Times New Roman" w:cs="Times New Roman"/>
+          <w:sz w:val="20"/>
+          <w:szCs w:val="20"/>
+        </w:rPr>
         <w:t>i</w:t>
       </w:r>
       <w:proofErr w:type="spellEnd"/>
       <w:r>
-        <w:t xml:space="preserve">) Matter </w:t>
-      </w:r>
-      <w:r>
-        <w:t xml:space="preserve"> ii) Excretion.</w:t>
-      </w:r>
-      <w:r>
+        <w:rPr>
+          <w:rFonts w:ascii="Times New Roman" w:hAnsi="Times New Roman" w:cs="Times New Roman"/>
+          <w:sz w:val="20"/>
+          <w:szCs w:val="20"/>
+        </w:rPr>
+        <w:t>) Define:</w:t>
+      </w:r>
+      <w:r>
+        <w:rPr>
+          <w:rFonts w:ascii="Times New Roman" w:hAnsi="Times New Roman" w:cs="Times New Roman"/>
+          <w:sz w:val="20"/>
+          <w:szCs w:val="20"/>
+        </w:rPr>
+        <w:t xml:space="preserve"> </w:t>
+      </w:r>
+      <w:proofErr w:type="spellStart"/>
+      <w:r>
+        <w:rPr>
+          <w:rFonts w:ascii="Times New Roman" w:hAnsi="Times New Roman" w:cs="Times New Roman"/>
+          <w:sz w:val="20"/>
+          <w:szCs w:val="20"/>
+        </w:rPr>
+        <w:t>i</w:t>
+      </w:r>
+      <w:proofErr w:type="spellEnd"/>
+      <w:r>
+        <w:rPr>
+          <w:rFonts w:ascii="Times New Roman" w:hAnsi="Times New Roman" w:cs="Times New Roman"/>
+          <w:sz w:val="20"/>
+          <w:szCs w:val="20"/>
+        </w:rPr>
+        <w:t>) Matter</w:t>
+      </w:r>
+      <w:r>
+        <w:rPr>
+          <w:rFonts w:ascii="Times New Roman" w:hAnsi="Times New Roman" w:cs="Times New Roman"/>
+          <w:sz w:val="20"/>
+          <w:szCs w:val="20"/>
+        </w:rPr>
         <w:tab/>
       </w:r>
-      <w:bookmarkStart w:id="0" w:name="_GoBack"/>
-      <w:bookmarkEnd w:id="0"/>
+      <w:r>
+        <w:rPr>
+          <w:rFonts w:ascii="Times New Roman" w:hAnsi="Times New Roman" w:cs="Times New Roman"/>
+          <w:sz w:val="20"/>
+          <w:szCs w:val="20"/>
+        </w:rPr>
+        <w:tab/>
+      </w:r>
+      <w:r>
+        <w:rPr>
+          <w:rFonts w:ascii="Times New Roman" w:hAnsi="Times New Roman" w:cs="Times New Roman"/>
+          <w:sz w:val="20"/>
+          <w:szCs w:val="20"/>
+        </w:rPr>
+        <w:t>ii) Excretion.</w:t>
+      </w:r>
+      <w:r>
+        <w:rPr>
+          <w:rFonts w:ascii="Times New Roman" w:hAnsi="Times New Roman" w:cs="Times New Roman"/>
+          <w:sz w:val="20"/>
+          <w:szCs w:val="20"/>
+        </w:rPr>
+        <w:tab/>
+      </w:r>
     </w:p>
     <w:p>
       <w:pPr>
-        <w:rPr>
+        <w:spacing w:after="0" w:line="240" w:lineRule="auto"/>
+        <w:rPr>
+          <w:rFonts w:ascii="Times New Roman" w:hAnsi="Times New Roman" w:cs="Times New Roman"/>
           <w:b/>
+          <w:sz w:val="10"/>
+          <w:szCs w:val="10"/>
         </w:rPr>
       </w:pPr>
-      <w:r>
-        <w:br/>
-      </w:r>
-      <w:r>
-        <w:rPr>
-          <w:b/>
-        </w:rPr>
-        <w:t>4. Long question answers. [4×4=16]</w:t>
-      </w:r>
-    </w:p>
-    <w:p>
-      <w:r>
-        <w:t>(a) Write any two ways of controlling: i) Flood ii) Landslide</w:t>
-      </w:r>
-    </w:p>
-    <w:p>
-      <w:r>
-        <w:t>(b) Draw a well labelled diagram of life cycle of butterfly.</w:t>
-      </w:r>
-    </w:p>
-    <w:p>
-      <w:r>
-        <w:t>(c) Difference be</w:t>
-      </w:r>
-      <w:r>
-        <w:t>tween</w:t>
-      </w:r>
-      <w:r>
-        <w:t xml:space="preserve"> terrestrial plants and aquatic plants</w:t>
-      </w:r>
-      <w:r>
-        <w:t>.</w:t>
-      </w:r>
-    </w:p>
-    <w:p>
-      <w:r>
-        <w:t>(d) Dry wood is an insulator, why?</w:t>
-      </w:r>
     </w:p>
     <w:p>
       <w:pPr>
-        <w:rPr>
+        <w:spacing w:after="0" w:line="240" w:lineRule="auto"/>
+        <w:rPr>
+          <w:rFonts w:ascii="Times New Roman" w:hAnsi="Times New Roman" w:cs="Times New Roman"/>
           <w:b/>
+          <w:sz w:val="20"/>
+          <w:szCs w:val="20"/>
         </w:rPr>
       </w:pPr>
       <w:r>
+        <w:rPr>
+          <w:rFonts w:ascii="Times New Roman" w:hAnsi="Times New Roman" w:cs="Times New Roman"/>
+          <w:b/>
+          <w:sz w:val="20"/>
+          <w:szCs w:val="20"/>
+        </w:rPr>
+        <w:t>4. Long question answers.</w:t>
+      </w:r>
+      <w:r>
+        <w:rPr>
+          <w:rFonts w:ascii="Times New Roman" w:hAnsi="Times New Roman" w:cs="Times New Roman"/>
+          <w:b/>
+          <w:sz w:val="20"/>
+          <w:szCs w:val="20"/>
+        </w:rPr>
+        <w:tab/>
+      </w:r>
+      <w:r>
+        <w:rPr>
+          <w:rFonts w:ascii="Times New Roman" w:hAnsi="Times New Roman" w:cs="Times New Roman"/>
+          <w:b/>
+          <w:sz w:val="20"/>
+          <w:szCs w:val="20"/>
+        </w:rPr>
+        <w:tab/>
+      </w:r>
+      <w:r>
+        <w:rPr>
+          <w:rFonts w:ascii="Times New Roman" w:hAnsi="Times New Roman" w:cs="Times New Roman"/>
+          <w:b/>
+          <w:sz w:val="20"/>
+          <w:szCs w:val="20"/>
+        </w:rPr>
+        <w:tab/>
+      </w:r>
+      <w:r>
+        <w:rPr>
+          <w:rFonts w:ascii="Times New Roman" w:hAnsi="Times New Roman" w:cs="Times New Roman"/>
+          <w:b/>
+          <w:sz w:val="20"/>
+          <w:szCs w:val="20"/>
+        </w:rPr>
+        <w:tab/>
+      </w:r>
+      <w:r>
+        <w:rPr>
+          <w:rFonts w:ascii="Times New Roman" w:hAnsi="Times New Roman" w:cs="Times New Roman"/>
+          <w:b/>
+          <w:sz w:val="20"/>
+          <w:szCs w:val="20"/>
+        </w:rPr>
+        <w:tab/>
+      </w:r>
+      <w:r>
+        <w:rPr>
+          <w:rFonts w:ascii="Times New Roman" w:hAnsi="Times New Roman" w:cs="Times New Roman"/>
+          <w:b/>
+          <w:sz w:val="20"/>
+          <w:szCs w:val="20"/>
+        </w:rPr>
+        <w:tab/>
+      </w:r>
+      <w:r>
+        <w:rPr>
+          <w:rFonts w:ascii="Times New Roman" w:hAnsi="Times New Roman" w:cs="Times New Roman"/>
+          <w:b/>
+          <w:sz w:val="20"/>
+          <w:szCs w:val="20"/>
+        </w:rPr>
+        <w:t>[4×4=16]</w:t>
+      </w:r>
+    </w:p>
+    <w:p>
+      <w:pPr>
+        <w:spacing w:after="0" w:line="240" w:lineRule="auto"/>
+        <w:ind w:left="288"/>
+        <w:rPr>
+          <w:rFonts w:ascii="Times New Roman" w:hAnsi="Times New Roman" w:cs="Times New Roman"/>
+          <w:sz w:val="20"/>
+          <w:szCs w:val="20"/>
+        </w:rPr>
+      </w:pPr>
+      <w:r>
+        <w:rPr>
+          <w:rFonts w:ascii="Times New Roman" w:hAnsi="Times New Roman" w:cs="Times New Roman"/>
+          <w:sz w:val="20"/>
+          <w:szCs w:val="20"/>
+        </w:rPr>
+        <w:t>(a) Write any two ways of controlling: i) Flood ii) Landslide</w:t>
+      </w:r>
+    </w:p>
+    <w:p>
+      <w:pPr>
+        <w:spacing w:after="0" w:line="240" w:lineRule="auto"/>
+        <w:ind w:left="288"/>
+        <w:rPr>
+          <w:rFonts w:ascii="Times New Roman" w:hAnsi="Times New Roman" w:cs="Times New Roman"/>
+          <w:sz w:val="20"/>
+          <w:szCs w:val="20"/>
+        </w:rPr>
+      </w:pPr>
+      <w:r>
+        <w:rPr>
+          <w:rFonts w:ascii="Times New Roman" w:hAnsi="Times New Roman" w:cs="Times New Roman"/>
+          <w:sz w:val="20"/>
+          <w:szCs w:val="20"/>
+        </w:rPr>
+        <w:t>(b) Draw a well labelled diagram of life cycle of butterfly.</w:t>
+      </w:r>
+    </w:p>
+    <w:p>
+      <w:pPr>
+        <w:spacing w:after="0" w:line="240" w:lineRule="auto"/>
+        <w:ind w:left="288"/>
+        <w:rPr>
+          <w:rFonts w:ascii="Times New Roman" w:hAnsi="Times New Roman" w:cs="Times New Roman"/>
+          <w:sz w:val="20"/>
+          <w:szCs w:val="20"/>
+        </w:rPr>
+      </w:pPr>
+      <w:r>
+        <w:rPr>
+          <w:rFonts w:ascii="Times New Roman" w:hAnsi="Times New Roman" w:cs="Times New Roman"/>
+          <w:sz w:val="20"/>
+          <w:szCs w:val="20"/>
+        </w:rPr>
+        <w:t>(c) Difference between</w:t>
+      </w:r>
+      <w:r>
+        <w:rPr>
+          <w:rFonts w:ascii="Times New Roman" w:hAnsi="Times New Roman" w:cs="Times New Roman"/>
+          <w:sz w:val="20"/>
+          <w:szCs w:val="20"/>
+        </w:rPr>
+        <w:t xml:space="preserve"> terrestrial plants and aquatic plants</w:t>
+      </w:r>
+      <w:r>
+        <w:rPr>
+          <w:rFonts w:ascii="Times New Roman" w:hAnsi="Times New Roman" w:cs="Times New Roman"/>
+          <w:sz w:val="20"/>
+          <w:szCs w:val="20"/>
+        </w:rPr>
+        <w:t>.</w:t>
+      </w:r>
+    </w:p>
+    <w:p>
+      <w:pPr>
+        <w:spacing w:after="0" w:line="240" w:lineRule="auto"/>
+        <w:ind w:left="288"/>
+        <w:rPr>
+          <w:rFonts w:ascii="Times New Roman" w:hAnsi="Times New Roman" w:cs="Times New Roman"/>
+          <w:sz w:val="20"/>
+          <w:szCs w:val="20"/>
+        </w:rPr>
+      </w:pPr>
+      <w:r>
+        <w:rPr>
+          <w:rFonts w:ascii="Times New Roman" w:hAnsi="Times New Roman" w:cs="Times New Roman"/>
+          <w:sz w:val="20"/>
+          <w:szCs w:val="20"/>
+        </w:rPr>
+        <w:t>(d) Dry wood is an insulator, why?</w:t>
+      </w:r>
+    </w:p>
+    <w:p>
+      <w:pPr>
+        <w:spacing w:after="0" w:line="240" w:lineRule="auto"/>
+        <w:jc w:val="center"/>
+        <w:rPr>
+          <w:rFonts w:ascii="Times New Roman" w:hAnsi="Times New Roman" w:cs="Times New Roman"/>
+          <w:b/>
+          <w:sz w:val="20"/>
+          <w:szCs w:val="20"/>
+        </w:rPr>
+      </w:pPr>
+      <w:r>
+        <w:rPr>
+          <w:rFonts w:ascii="Times New Roman" w:hAnsi="Times New Roman" w:cs="Times New Roman"/>
+          <w:b/>
+          <w:sz w:val="20"/>
+          <w:szCs w:val="20"/>
+        </w:rPr>
+        <w:t>-The End-</w:t>
+      </w:r>
+    </w:p>
+    <w:p>
+      <w:pPr>
+        <w:spacing w:after="0" w:line="240" w:lineRule="auto"/>
+        <w:ind w:left="720" w:firstLine="720"/>
+        <w:rPr>
+          <w:rFonts w:ascii="Times New Roman" w:hAnsi="Times New Roman"/>
+          <w:b/>
+          <w:bCs/>
+          <w:sz w:val="32"/>
+          <w:szCs w:val="32"/>
+        </w:rPr>
+      </w:pPr>
+      <w:r>
+        <w:rPr>
+          <w:noProof/>
+          <w:sz w:val="20"/>
+          <w:szCs w:val="20"/>
+        </w:rPr>
+        <w:drawing>
+          <wp:anchor distT="0" distB="0" distL="114300" distR="114300" simplePos="0" relativeHeight="251661824" behindDoc="0" locked="0" layoutInCell="1" allowOverlap="1" wp14:anchorId="1ADE3745" wp14:editId="6B006EBE">
+            <wp:simplePos x="0" y="0"/>
+            <wp:positionH relativeFrom="margin">
+              <wp:posOffset>5110480</wp:posOffset>
+            </wp:positionH>
+            <wp:positionV relativeFrom="paragraph">
+              <wp:posOffset>0</wp:posOffset>
+            </wp:positionV>
+            <wp:extent cx="457200" cy="462915"/>
+            <wp:effectExtent l="0" t="0" r="0" b="0"/>
+            <wp:wrapNone/>
+            <wp:docPr id="73218538" name="Picture 1"/>
+            <wp:cNvGraphicFramePr>
+              <a:graphicFrameLocks xmlns:a="http://schemas.openxmlformats.org/drawingml/2006/main" noChangeAspect="1"/>
+            </wp:cNvGraphicFramePr>
+            <a:graphic xmlns:a="http://schemas.openxmlformats.org/drawingml/2006/main">
+              <a:graphicData uri="http://schemas.openxmlformats.org/drawingml/2006/picture">
+                <pic:pic xmlns:pic="http://schemas.openxmlformats.org/drawingml/2006/picture">
+                  <pic:nvPicPr>
+                    <pic:cNvPr id="0" name="Picture 1"/>
+                    <pic:cNvPicPr>
+                      <a:picLocks noChangeAspect="1" noChangeArrowheads="1"/>
+                    </pic:cNvPicPr>
+                  </pic:nvPicPr>
+                  <pic:blipFill>
+                    <a:blip r:embed="rId6">
+                      <a:extLst>
+                        <a:ext uri="{28A0092B-C50C-407E-A947-70E740481C1C}">
+                          <a14:useLocalDpi xmlns:a14="http://schemas.microsoft.com/office/drawing/2010/main" val="0"/>
+                        </a:ext>
+                      </a:extLst>
+                    </a:blip>
+                    <a:srcRect/>
+                    <a:stretch>
+                      <a:fillRect/>
+                    </a:stretch>
+                  </pic:blipFill>
+                  <pic:spPr bwMode="auto">
+                    <a:xfrm>
+                      <a:off x="0" y="0"/>
+                      <a:ext cx="457200" cy="462915"/>
+                    </a:xfrm>
+                    <a:prstGeom prst="rect">
+                      <a:avLst/>
+                    </a:prstGeom>
+                    <a:noFill/>
+                  </pic:spPr>
+                </pic:pic>
+              </a:graphicData>
+            </a:graphic>
+            <wp14:sizeRelH relativeFrom="margin">
+              <wp14:pctWidth>0</wp14:pctWidth>
+            </wp14:sizeRelH>
+            <wp14:sizeRelV relativeFrom="margin">
+              <wp14:pctHeight>0</wp14:pctHeight>
+            </wp14:sizeRelV>
+          </wp:anchor>
+        </w:drawing>
+      </w:r>
+      <w:r>
+        <w:rPr>
+          <w:noProof/>
+          <w:sz w:val="20"/>
+          <w:szCs w:val="20"/>
+        </w:rPr>
+        <mc:AlternateContent>
+          <mc:Choice Requires="wps">
+            <w:drawing>
+              <wp:anchor distT="45720" distB="45720" distL="114300" distR="114300" simplePos="0" relativeHeight="251663872" behindDoc="0" locked="0" layoutInCell="1" allowOverlap="1" wp14:anchorId="1223E83A" wp14:editId="0690AC53">
+                <wp:simplePos x="0" y="0"/>
+                <wp:positionH relativeFrom="column">
+                  <wp:align>right</wp:align>
+                </wp:positionH>
+                <wp:positionV relativeFrom="paragraph">
+                  <wp:posOffset>9525</wp:posOffset>
+                </wp:positionV>
+                <wp:extent cx="609600" cy="1404620"/>
+                <wp:effectExtent l="0" t="0" r="0" b="0"/>
+                <wp:wrapNone/>
+                <wp:docPr id="1354954187" name="Text Box 3"/>
+                <wp:cNvGraphicFramePr>
+                  <a:graphicFrameLocks xmlns:a="http://schemas.openxmlformats.org/drawingml/2006/main"/>
+                </wp:cNvGraphicFramePr>
+                <a:graphic xmlns:a="http://schemas.openxmlformats.org/drawingml/2006/main">
+                  <a:graphicData uri="http://schemas.microsoft.com/office/word/2010/wordprocessingShape">
+                    <wps:wsp>
+                      <wps:cNvSpPr txBox="1">
+                        <a:spLocks noChangeArrowheads="1"/>
+                      </wps:cNvSpPr>
+                      <wps:spPr bwMode="auto">
+                        <a:xfrm>
+                          <a:off x="0" y="0"/>
+                          <a:ext cx="609600" cy="1404620"/>
+                        </a:xfrm>
+                        <a:prstGeom prst="rect">
+                          <a:avLst/>
+                        </a:prstGeom>
+                        <a:noFill/>
+                        <a:ln w="9525">
+                          <a:noFill/>
+                          <a:miter lim="800000"/>
+                          <a:headEnd/>
+                          <a:tailEnd/>
+                        </a:ln>
+                      </wps:spPr>
+                      <wps:txbx>
+                        <w:txbxContent>
+                          <w:p>
+                            <w:r>
+                              <w:rPr>
+                                <w:rFonts w:ascii="Times New Roman" w:hAnsi="Times New Roman"/>
+                                <w:b/>
+                                <w:bCs/>
+                                <w:sz w:val="28"/>
+                                <w:szCs w:val="28"/>
+                              </w:rPr>
+                              <w:t xml:space="preserve">D- </w:t>
+                            </w:r>
+                            <w:r>
+                              <w:rPr>
+                                <w:rFonts w:ascii="Times New Roman" w:hAnsi="Times New Roman"/>
+                                <w:b/>
+                                <w:bCs/>
+                                <w:sz w:val="28"/>
+                                <w:szCs w:val="28"/>
+                              </w:rPr>
+                              <w:t>10</w:t>
+                            </w:r>
+                          </w:p>
+                        </w:txbxContent>
+                      </wps:txbx>
+                      <wps:bodyPr rot="0" vert="horz" wrap="square" lIns="91440" tIns="45720" rIns="91440" bIns="45720" anchor="t" anchorCtr="0">
+                        <a:spAutoFit/>
+                      </wps:bodyPr>
+                    </wps:wsp>
+                  </a:graphicData>
+                </a:graphic>
+                <wp14:sizeRelH relativeFrom="margin">
+                  <wp14:pctWidth>0</wp14:pctWidth>
+                </wp14:sizeRelH>
+                <wp14:sizeRelV relativeFrom="margin">
+                  <wp14:pctHeight>20000</wp14:pctHeight>
+                </wp14:sizeRelV>
+              </wp:anchor>
+            </w:drawing>
+          </mc:Choice>
+          <mc:Fallback>
+            <w:pict>
+              <v:shape w14:anchorId="1223E83A" id="_x0000_s1028" type="#_x0000_t202" style="position:absolute;left:0;text-align:left;margin-left:-3.2pt;margin-top:.75pt;width:48pt;height:110.6pt;z-index:251663872;visibility:visible;mso-wrap-style:square;mso-width-percent:0;mso-height-percent:200;mso-wrap-distance-left:9pt;mso-wrap-distance-top:3.6pt;mso-wrap-distance-right:9pt;mso-wrap-distance-bottom:3.6pt;mso-position-horizontal:right;mso-position-horizontal-relative:text;mso-position-vertical:absolute;mso-position-vertical-relative:text;mso-width-percent:0;mso-height-percent:200;mso-width-relative:margin;mso-height-relative:margin;v-text-anchor:top" o:gfxdata="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" filled="f" stroked="f">
+                <v:textbox style="mso-fit-shape-to-text:t">
+                  <w:txbxContent>
+                    <w:p>
+                      <w:r>
+                        <w:rPr>
+                          <w:rFonts w:ascii="Times New Roman" w:hAnsi="Times New Roman"/>
+                          <w:b/>
+                          <w:bCs/>
+                          <w:sz w:val="28"/>
+                          <w:szCs w:val="28"/>
+                        </w:rPr>
+                        <w:t xml:space="preserve">D- </w:t>
+                      </w:r>
+                      <w:r>
+                        <w:rPr>
+                          <w:rFonts w:ascii="Times New Roman" w:hAnsi="Times New Roman"/>
+                          <w:b/>
+                          <w:bCs/>
+                          <w:sz w:val="28"/>
+                          <w:szCs w:val="28"/>
+                        </w:rPr>
+                        <w:t>10</w:t>
+                      </w:r>
+                    </w:p>
+                  </w:txbxContent>
+                </v:textbox>
+              </v:shape>
+            </w:pict>
+          </mc:Fallback>
+        </mc:AlternateContent>
+      </w:r>
+      <w:r>
+        <w:rPr>
+          <w:rFonts w:ascii="Franklin Gothic Demi" w:hAnsi="Franklin Gothic Demi"/>
+          <w:b/>
+          <w:bCs/>
+          <w:sz w:val="32"/>
+          <w:szCs w:val="32"/>
+        </w:rPr>
+        <w:t>Green Society Public School</w:t>
+      </w:r>
+    </w:p>
+    <w:p>
+      <w:pPr>
+        <w:spacing w:after="0" w:line="240" w:lineRule="auto"/>
+        <w:jc w:val="center"/>
+        <w:rPr>
+          <w:rFonts w:ascii="Times New Roman" w:hAnsi="Times New Roman"/>
+          <w:b/>
+          <w:bCs/>
+          <w:sz w:val="20"/>
+        </w:rPr>
+      </w:pPr>
+      <w:r>
+        <w:rPr>
+          <w:rFonts w:ascii="Times New Roman" w:hAnsi="Times New Roman"/>
+          <w:b/>
+          <w:bCs/>
+          <w:sz w:val="20"/>
+        </w:rPr>
+        <w:t xml:space="preserve">Ratnanagar-7, </w:t>
+      </w:r>
+      <w:proofErr w:type="spellStart"/>
+      <w:r>
+        <w:rPr>
+          <w:rFonts w:ascii="Times New Roman" w:hAnsi="Times New Roman"/>
+          <w:b/>
+          <w:bCs/>
+          <w:sz w:val="20"/>
+        </w:rPr>
+        <w:t>Sauraha</w:t>
+      </w:r>
+      <w:proofErr w:type="spellEnd"/>
+      <w:r>
+        <w:rPr>
+          <w:rFonts w:ascii="Times New Roman" w:hAnsi="Times New Roman"/>
+          <w:b/>
+          <w:bCs/>
+          <w:sz w:val="20"/>
+        </w:rPr>
+        <w:t>, Chitwan</w:t>
+      </w:r>
+    </w:p>
+    <w:p>
+      <w:pPr>
+        <w:spacing w:after="0" w:line="240" w:lineRule="auto"/>
+        <w:jc w:val="center"/>
+        <w:rPr>
+          <w:rFonts w:ascii="Times New Roman" w:hAnsi="Times New Roman"/>
+          <w:b/>
+          <w:bCs/>
+          <w:sz w:val="20"/>
+          <w:szCs w:val="20"/>
+        </w:rPr>
+      </w:pPr>
+      <w:r>
+        <w:rPr>
+          <w:rFonts w:ascii="Times New Roman" w:hAnsi="Times New Roman"/>
+          <w:b/>
+          <w:bCs/>
+          <w:sz w:val="20"/>
+          <w:szCs w:val="20"/>
+          <w:u w:val="single"/>
+        </w:rPr>
+        <w:t>Annual</w:t>
+      </w:r>
+      <w:r>
+        <w:rPr>
+          <w:rFonts w:ascii="Times New Roman" w:hAnsi="Times New Roman" w:cs="Times New Roman"/>
+          <w:b/>
+          <w:bCs/>
+          <w:sz w:val="20"/>
+          <w:szCs w:val="20"/>
+          <w:u w:val="single"/>
+        </w:rPr>
+        <w:t xml:space="preserve"> Examination-2082</w:t>
+      </w:r>
+    </w:p>
+    <w:p>
+      <w:pPr>
+        <w:pBdr>
+          <w:bottom w:val="double" w:sz="6" w:space="1" w:color="auto"/>
+        </w:pBdr>
+        <w:spacing w:after="0" w:line="240" w:lineRule="auto"/>
+        <w:rPr>
+          <w:rFonts w:ascii="Times New Roman" w:hAnsi="Times New Roman"/>
+          <w:b/>
+          <w:bCs/>
+          <w:sz w:val="20"/>
+          <w:szCs w:val="20"/>
+        </w:rPr>
+      </w:pPr>
+      <w:r>
+        <w:rPr>
+          <w:rFonts w:ascii="Times New Roman" w:hAnsi="Times New Roman"/>
+          <w:b/>
+          <w:bCs/>
+          <w:sz w:val="20"/>
+          <w:szCs w:val="20"/>
+        </w:rPr>
+        <w:t>Class: Four</w:t>
+      </w:r>
+      <w:r>
+        <w:rPr>
+          <w:rFonts w:ascii="Times New Roman" w:hAnsi="Times New Roman"/>
+          <w:b/>
+          <w:bCs/>
+          <w:sz w:val="20"/>
+          <w:szCs w:val="20"/>
+        </w:rPr>
+        <w:tab/>
+      </w:r>
+      <w:r>
+        <w:rPr>
+          <w:rFonts w:ascii="Times New Roman" w:hAnsi="Times New Roman"/>
+          <w:b/>
+          <w:bCs/>
+          <w:sz w:val="20"/>
+          <w:szCs w:val="20"/>
+        </w:rPr>
+        <w:tab/>
+        <w:t xml:space="preserve">                </w:t>
+      </w:r>
+      <w:r>
+        <w:rPr>
+          <w:sz w:val="20"/>
+          <w:szCs w:val="20"/>
+        </w:rPr>
+        <w:t xml:space="preserve"> </w:t>
+      </w:r>
+      <w:r>
+        <w:rPr>
+          <w:rFonts w:ascii="Times New Roman" w:hAnsi="Times New Roman"/>
+          <w:b/>
+          <w:bCs/>
+          <w:sz w:val="20"/>
+          <w:szCs w:val="20"/>
+        </w:rPr>
+        <w:t>Time: 2 hrs.</w:t>
+      </w:r>
+      <w:r>
+        <w:rPr>
+          <w:rFonts w:ascii="Times New Roman" w:hAnsi="Times New Roman"/>
+          <w:b/>
+          <w:bCs/>
+          <w:sz w:val="20"/>
+          <w:szCs w:val="20"/>
+        </w:rPr>
+        <w:tab/>
+      </w:r>
+      <w:r>
+        <w:rPr>
+          <w:rFonts w:ascii="Times New Roman" w:hAnsi="Times New Roman"/>
+          <w:b/>
+          <w:bCs/>
+          <w:sz w:val="20"/>
+          <w:szCs w:val="20"/>
+        </w:rPr>
+        <w:tab/>
+      </w:r>
+      <w:r>
+        <w:rPr>
+          <w:rFonts w:ascii="Times New Roman" w:hAnsi="Times New Roman"/>
+          <w:b/>
+          <w:bCs/>
+          <w:sz w:val="20"/>
+          <w:szCs w:val="20"/>
+        </w:rPr>
+        <w:tab/>
+        <w:t>F.M.:50</w:t>
+      </w:r>
+    </w:p>
+    <w:p>
+      <w:pPr>
+        <w:pBdr>
+          <w:bottom w:val="double" w:sz="6" w:space="1" w:color="auto"/>
+        </w:pBdr>
+        <w:spacing w:after="0" w:line="240" w:lineRule="auto"/>
+        <w:rPr>
+          <w:rFonts w:ascii="Times New Roman" w:hAnsi="Times New Roman"/>
+          <w:b/>
+          <w:bCs/>
+          <w:sz w:val="20"/>
+          <w:szCs w:val="20"/>
+        </w:rPr>
+      </w:pPr>
+      <w:r>
+        <w:rPr>
+          <w:rFonts w:ascii="Times New Roman" w:hAnsi="Times New Roman"/>
+          <w:b/>
+          <w:bCs/>
+          <w:sz w:val="20"/>
+          <w:szCs w:val="20"/>
+        </w:rPr>
+        <w:t>Sub: Science</w:t>
+      </w:r>
+    </w:p>
+    <w:p>
+      <w:pPr>
+        <w:spacing w:after="0" w:line="240" w:lineRule="auto"/>
+        <w:rPr>
+          <w:rFonts w:ascii="Times New Roman" w:hAnsi="Times New Roman" w:cs="Times New Roman"/>
+          <w:b/>
+          <w:sz w:val="20"/>
+          <w:szCs w:val="20"/>
+        </w:rPr>
+      </w:pPr>
+      <w:r>
+        <w:rPr>
+          <w:rFonts w:ascii="Times New Roman" w:hAnsi="Times New Roman" w:cs="Times New Roman"/>
+          <w:b/>
+          <w:sz w:val="20"/>
+          <w:szCs w:val="20"/>
+        </w:rPr>
+        <w:t>1. Tick the best answer from the given alternatives.</w:t>
+      </w:r>
+      <w:r>
+        <w:rPr>
+          <w:rFonts w:ascii="Times New Roman" w:hAnsi="Times New Roman" w:cs="Times New Roman"/>
+          <w:b/>
+          <w:sz w:val="20"/>
+          <w:szCs w:val="20"/>
+        </w:rPr>
+        <w:tab/>
+      </w:r>
+      <w:r>
+        <w:rPr>
+          <w:rFonts w:ascii="Times New Roman" w:hAnsi="Times New Roman" w:cs="Times New Roman"/>
+          <w:b/>
+          <w:sz w:val="20"/>
+          <w:szCs w:val="20"/>
+        </w:rPr>
+        <w:tab/>
+        <w:t xml:space="preserve">           [10×1=10]</w:t>
+      </w:r>
+    </w:p>
+    <w:p>
+      <w:pPr>
+        <w:spacing w:after="0" w:line="240" w:lineRule="auto"/>
+        <w:ind w:left="288"/>
+        <w:rPr>
+          <w:rFonts w:ascii="Times New Roman" w:hAnsi="Times New Roman" w:cs="Times New Roman"/>
+          <w:sz w:val="20"/>
+          <w:szCs w:val="20"/>
+        </w:rPr>
+      </w:pPr>
+      <w:r>
+        <w:rPr>
+          <w:rFonts w:ascii="Times New Roman" w:hAnsi="Times New Roman" w:cs="Times New Roman"/>
+          <w:sz w:val="20"/>
+          <w:szCs w:val="20"/>
+        </w:rPr>
+        <w:t>(a) We should not ______ chemicals with our tongue.</w:t>
+      </w:r>
+      <w:r>
+        <w:rPr>
+          <w:rFonts w:ascii="Times New Roman" w:hAnsi="Times New Roman" w:cs="Times New Roman"/>
+          <w:sz w:val="20"/>
+          <w:szCs w:val="20"/>
+        </w:rPr>
         <w:br/>
-      </w:r>
-      <w:r>
-        <w:rPr>
+        <w:t xml:space="preserve"> </w:t>
+      </w:r>
+      <w:r>
+        <w:rPr>
+          <w:rFonts w:ascii="Times New Roman" w:hAnsi="Times New Roman" w:cs="Times New Roman"/>
+          <w:sz w:val="20"/>
+          <w:szCs w:val="20"/>
+        </w:rPr>
+        <w:tab/>
+      </w:r>
+      <w:proofErr w:type="spellStart"/>
+      <w:r>
+        <w:rPr>
+          <w:rFonts w:ascii="Times New Roman" w:hAnsi="Times New Roman" w:cs="Times New Roman"/>
+          <w:sz w:val="20"/>
+          <w:szCs w:val="20"/>
+        </w:rPr>
+        <w:t>i</w:t>
+      </w:r>
+      <w:proofErr w:type="spellEnd"/>
+      <w:r>
+        <w:rPr>
+          <w:rFonts w:ascii="Times New Roman" w:hAnsi="Times New Roman" w:cs="Times New Roman"/>
+          <w:sz w:val="20"/>
+          <w:szCs w:val="20"/>
+        </w:rPr>
+        <w:t xml:space="preserve">) </w:t>
+      </w:r>
+      <w:proofErr w:type="gramStart"/>
+      <w:r>
+        <w:rPr>
+          <w:rFonts w:ascii="Times New Roman" w:hAnsi="Times New Roman" w:cs="Times New Roman"/>
+          <w:sz w:val="20"/>
+          <w:szCs w:val="20"/>
+        </w:rPr>
+        <w:t xml:space="preserve">Smell  </w:t>
+      </w:r>
+      <w:r>
+        <w:rPr>
+          <w:rFonts w:ascii="Times New Roman" w:hAnsi="Times New Roman" w:cs="Times New Roman"/>
+          <w:sz w:val="20"/>
+          <w:szCs w:val="20"/>
+        </w:rPr>
+        <w:tab/>
+      </w:r>
+      <w:proofErr w:type="gramEnd"/>
+      <w:r>
+        <w:rPr>
+          <w:rFonts w:ascii="Times New Roman" w:hAnsi="Times New Roman" w:cs="Times New Roman"/>
+          <w:sz w:val="20"/>
+          <w:szCs w:val="20"/>
+        </w:rPr>
+        <w:t xml:space="preserve">ii) </w:t>
+      </w:r>
+      <w:proofErr w:type="gramStart"/>
+      <w:r>
+        <w:rPr>
+          <w:rFonts w:ascii="Times New Roman" w:hAnsi="Times New Roman" w:cs="Times New Roman"/>
+          <w:sz w:val="20"/>
+          <w:szCs w:val="20"/>
+        </w:rPr>
+        <w:t xml:space="preserve">Taste  </w:t>
+      </w:r>
+      <w:r>
+        <w:rPr>
+          <w:rFonts w:ascii="Times New Roman" w:hAnsi="Times New Roman" w:cs="Times New Roman"/>
+          <w:sz w:val="20"/>
+          <w:szCs w:val="20"/>
+        </w:rPr>
+        <w:tab/>
+      </w:r>
+      <w:proofErr w:type="gramEnd"/>
+      <w:r>
+        <w:rPr>
+          <w:rFonts w:ascii="Times New Roman" w:hAnsi="Times New Roman" w:cs="Times New Roman"/>
+          <w:sz w:val="20"/>
+          <w:szCs w:val="20"/>
+        </w:rPr>
+        <w:t xml:space="preserve">iii) </w:t>
+      </w:r>
+      <w:proofErr w:type="gramStart"/>
+      <w:r>
+        <w:rPr>
+          <w:rFonts w:ascii="Times New Roman" w:hAnsi="Times New Roman" w:cs="Times New Roman"/>
+          <w:sz w:val="20"/>
+          <w:szCs w:val="20"/>
+        </w:rPr>
+        <w:t xml:space="preserve">Observe  </w:t>
+      </w:r>
+      <w:r>
+        <w:rPr>
+          <w:rFonts w:ascii="Times New Roman" w:hAnsi="Times New Roman" w:cs="Times New Roman"/>
+          <w:sz w:val="20"/>
+          <w:szCs w:val="20"/>
+        </w:rPr>
+        <w:tab/>
+      </w:r>
+      <w:proofErr w:type="gramEnd"/>
+      <w:r>
+        <w:rPr>
+          <w:rFonts w:ascii="Times New Roman" w:hAnsi="Times New Roman" w:cs="Times New Roman"/>
+          <w:sz w:val="20"/>
+          <w:szCs w:val="20"/>
+        </w:rPr>
+        <w:t>iv) Feel</w:t>
+      </w:r>
+    </w:p>
+    <w:p>
+      <w:pPr>
+        <w:spacing w:after="0" w:line="240" w:lineRule="auto"/>
+        <w:ind w:left="288"/>
+        <w:rPr>
+          <w:rFonts w:ascii="Times New Roman" w:hAnsi="Times New Roman" w:cs="Times New Roman"/>
+          <w:sz w:val="20"/>
+          <w:szCs w:val="20"/>
+        </w:rPr>
+      </w:pPr>
+      <w:r>
+        <w:rPr>
+          <w:rFonts w:ascii="Times New Roman" w:hAnsi="Times New Roman" w:cs="Times New Roman"/>
+          <w:sz w:val="20"/>
+          <w:szCs w:val="20"/>
+        </w:rPr>
+        <w:t>(b) Which measuring instrument is used to measure the length of cloth?</w:t>
+      </w:r>
+      <w:r>
+        <w:rPr>
+          <w:rFonts w:ascii="Times New Roman" w:hAnsi="Times New Roman" w:cs="Times New Roman"/>
+          <w:sz w:val="20"/>
+          <w:szCs w:val="20"/>
+        </w:rPr>
+        <w:br/>
+        <w:t xml:space="preserve"> </w:t>
+      </w:r>
+      <w:r>
+        <w:rPr>
+          <w:rFonts w:ascii="Times New Roman" w:hAnsi="Times New Roman" w:cs="Times New Roman"/>
+          <w:sz w:val="20"/>
+          <w:szCs w:val="20"/>
+        </w:rPr>
+        <w:tab/>
+      </w:r>
+      <w:proofErr w:type="spellStart"/>
+      <w:r>
+        <w:rPr>
+          <w:rFonts w:ascii="Times New Roman" w:hAnsi="Times New Roman" w:cs="Times New Roman"/>
+          <w:sz w:val="20"/>
+          <w:szCs w:val="20"/>
+        </w:rPr>
+        <w:t>i</w:t>
+      </w:r>
+      <w:proofErr w:type="spellEnd"/>
+      <w:r>
+        <w:rPr>
+          <w:rFonts w:ascii="Times New Roman" w:hAnsi="Times New Roman" w:cs="Times New Roman"/>
+          <w:sz w:val="20"/>
+          <w:szCs w:val="20"/>
+        </w:rPr>
+        <w:t xml:space="preserve">) meter </w:t>
+      </w:r>
+      <w:proofErr w:type="gramStart"/>
+      <w:r>
+        <w:rPr>
+          <w:rFonts w:ascii="Times New Roman" w:hAnsi="Times New Roman" w:cs="Times New Roman"/>
+          <w:sz w:val="20"/>
+          <w:szCs w:val="20"/>
+        </w:rPr>
+        <w:t xml:space="preserve">rod  </w:t>
+      </w:r>
+      <w:r>
+        <w:rPr>
+          <w:rFonts w:ascii="Times New Roman" w:hAnsi="Times New Roman" w:cs="Times New Roman"/>
+          <w:sz w:val="20"/>
+          <w:szCs w:val="20"/>
+        </w:rPr>
+        <w:tab/>
+      </w:r>
+      <w:proofErr w:type="gramEnd"/>
+      <w:r>
+        <w:rPr>
+          <w:rFonts w:ascii="Times New Roman" w:hAnsi="Times New Roman" w:cs="Times New Roman"/>
+          <w:sz w:val="20"/>
+          <w:szCs w:val="20"/>
+        </w:rPr>
+        <w:t xml:space="preserve">ii) Beam </w:t>
+      </w:r>
+      <w:proofErr w:type="gramStart"/>
+      <w:r>
+        <w:rPr>
+          <w:rFonts w:ascii="Times New Roman" w:hAnsi="Times New Roman" w:cs="Times New Roman"/>
+          <w:sz w:val="20"/>
+          <w:szCs w:val="20"/>
+        </w:rPr>
+        <w:t xml:space="preserve">balance  </w:t>
+      </w:r>
+      <w:r>
+        <w:rPr>
+          <w:rFonts w:ascii="Times New Roman" w:hAnsi="Times New Roman" w:cs="Times New Roman"/>
+          <w:sz w:val="20"/>
+          <w:szCs w:val="20"/>
+        </w:rPr>
+        <w:tab/>
+      </w:r>
+      <w:proofErr w:type="gramEnd"/>
+      <w:r>
+        <w:rPr>
+          <w:rFonts w:ascii="Times New Roman" w:hAnsi="Times New Roman" w:cs="Times New Roman"/>
+          <w:sz w:val="20"/>
+          <w:szCs w:val="20"/>
+        </w:rPr>
+        <w:t xml:space="preserve">iii) </w:t>
+      </w:r>
+      <w:proofErr w:type="gramStart"/>
+      <w:r>
+        <w:rPr>
+          <w:rFonts w:ascii="Times New Roman" w:hAnsi="Times New Roman" w:cs="Times New Roman"/>
+          <w:sz w:val="20"/>
+          <w:szCs w:val="20"/>
+        </w:rPr>
+        <w:t xml:space="preserve">Pathi  </w:t>
+      </w:r>
+      <w:r>
+        <w:rPr>
+          <w:rFonts w:ascii="Times New Roman" w:hAnsi="Times New Roman" w:cs="Times New Roman"/>
+          <w:sz w:val="20"/>
+          <w:szCs w:val="20"/>
+        </w:rPr>
+        <w:tab/>
+      </w:r>
+      <w:proofErr w:type="gramEnd"/>
+      <w:r>
+        <w:rPr>
+          <w:rFonts w:ascii="Times New Roman" w:hAnsi="Times New Roman" w:cs="Times New Roman"/>
+          <w:sz w:val="20"/>
+          <w:szCs w:val="20"/>
+        </w:rPr>
+        <w:t>iv) Hand</w:t>
+      </w:r>
+    </w:p>
+    <w:p>
+      <w:pPr>
+        <w:spacing w:after="0" w:line="240" w:lineRule="auto"/>
+        <w:ind w:left="288"/>
+        <w:rPr>
+          <w:rFonts w:ascii="Times New Roman" w:hAnsi="Times New Roman" w:cs="Times New Roman"/>
+          <w:sz w:val="20"/>
+          <w:szCs w:val="20"/>
+        </w:rPr>
+      </w:pPr>
+      <w:r>
+        <w:rPr>
+          <w:rFonts w:ascii="Times New Roman" w:hAnsi="Times New Roman" w:cs="Times New Roman"/>
+          <w:sz w:val="20"/>
+          <w:szCs w:val="20"/>
+        </w:rPr>
+        <w:t>(c) Which gas is given by plants during photosynthesis?</w:t>
+      </w:r>
+      <w:r>
+        <w:rPr>
+          <w:rFonts w:ascii="Times New Roman" w:hAnsi="Times New Roman" w:cs="Times New Roman"/>
+          <w:sz w:val="20"/>
+          <w:szCs w:val="20"/>
+        </w:rPr>
+        <w:br/>
+        <w:t xml:space="preserve"> </w:t>
+      </w:r>
+      <w:r>
+        <w:rPr>
+          <w:rFonts w:ascii="Times New Roman" w:hAnsi="Times New Roman" w:cs="Times New Roman"/>
+          <w:sz w:val="20"/>
+          <w:szCs w:val="20"/>
+        </w:rPr>
+        <w:tab/>
+      </w:r>
+      <w:proofErr w:type="spellStart"/>
+      <w:r>
+        <w:rPr>
+          <w:rFonts w:ascii="Times New Roman" w:hAnsi="Times New Roman" w:cs="Times New Roman"/>
+          <w:sz w:val="20"/>
+          <w:szCs w:val="20"/>
+        </w:rPr>
+        <w:t>i</w:t>
+      </w:r>
+      <w:proofErr w:type="spellEnd"/>
+      <w:r>
+        <w:rPr>
+          <w:rFonts w:ascii="Times New Roman" w:hAnsi="Times New Roman" w:cs="Times New Roman"/>
+          <w:sz w:val="20"/>
+          <w:szCs w:val="20"/>
+        </w:rPr>
+        <w:t xml:space="preserve">) </w:t>
+      </w:r>
+      <w:proofErr w:type="gramStart"/>
+      <w:r>
+        <w:rPr>
+          <w:rFonts w:ascii="Times New Roman" w:hAnsi="Times New Roman" w:cs="Times New Roman"/>
+          <w:sz w:val="20"/>
+          <w:szCs w:val="20"/>
+        </w:rPr>
+        <w:t xml:space="preserve">Oxygen  </w:t>
+      </w:r>
+      <w:r>
+        <w:rPr>
+          <w:rFonts w:ascii="Times New Roman" w:hAnsi="Times New Roman" w:cs="Times New Roman"/>
+          <w:sz w:val="20"/>
+          <w:szCs w:val="20"/>
+        </w:rPr>
+        <w:tab/>
+      </w:r>
+      <w:proofErr w:type="gramEnd"/>
+      <w:r>
+        <w:rPr>
+          <w:rFonts w:ascii="Times New Roman" w:hAnsi="Times New Roman" w:cs="Times New Roman"/>
+          <w:sz w:val="20"/>
+          <w:szCs w:val="20"/>
+        </w:rPr>
+        <w:t xml:space="preserve">ii) Carbon </w:t>
+      </w:r>
+      <w:proofErr w:type="gramStart"/>
+      <w:r>
+        <w:rPr>
+          <w:rFonts w:ascii="Times New Roman" w:hAnsi="Times New Roman" w:cs="Times New Roman"/>
+          <w:sz w:val="20"/>
+          <w:szCs w:val="20"/>
+        </w:rPr>
+        <w:t xml:space="preserve">dioxide  </w:t>
+      </w:r>
+      <w:r>
+        <w:rPr>
+          <w:rFonts w:ascii="Times New Roman" w:hAnsi="Times New Roman" w:cs="Times New Roman"/>
+          <w:sz w:val="20"/>
+          <w:szCs w:val="20"/>
+        </w:rPr>
+        <w:tab/>
+      </w:r>
+      <w:proofErr w:type="gramEnd"/>
+      <w:r>
+        <w:rPr>
+          <w:rFonts w:ascii="Times New Roman" w:hAnsi="Times New Roman" w:cs="Times New Roman"/>
+          <w:sz w:val="20"/>
+          <w:szCs w:val="20"/>
+        </w:rPr>
+        <w:t xml:space="preserve">iii) </w:t>
+      </w:r>
+      <w:proofErr w:type="gramStart"/>
+      <w:r>
+        <w:rPr>
+          <w:rFonts w:ascii="Times New Roman" w:hAnsi="Times New Roman" w:cs="Times New Roman"/>
+          <w:sz w:val="20"/>
+          <w:szCs w:val="20"/>
+        </w:rPr>
+        <w:t xml:space="preserve">Nitrogen  </w:t>
+      </w:r>
+      <w:r>
+        <w:rPr>
+          <w:rFonts w:ascii="Times New Roman" w:hAnsi="Times New Roman" w:cs="Times New Roman"/>
+          <w:sz w:val="20"/>
+          <w:szCs w:val="20"/>
+        </w:rPr>
+        <w:tab/>
+      </w:r>
+      <w:proofErr w:type="gramEnd"/>
+      <w:r>
+        <w:rPr>
+          <w:rFonts w:ascii="Times New Roman" w:hAnsi="Times New Roman" w:cs="Times New Roman"/>
+          <w:sz w:val="20"/>
+          <w:szCs w:val="20"/>
+        </w:rPr>
+        <w:t>iv) Argon</w:t>
+      </w:r>
+    </w:p>
+    <w:p>
+      <w:pPr>
+        <w:spacing w:after="0" w:line="240" w:lineRule="auto"/>
+        <w:ind w:left="288"/>
+        <w:rPr>
+          <w:rFonts w:ascii="Times New Roman" w:hAnsi="Times New Roman" w:cs="Times New Roman"/>
+          <w:sz w:val="20"/>
+          <w:szCs w:val="20"/>
+        </w:rPr>
+      </w:pPr>
+      <w:r>
+        <w:rPr>
+          <w:rFonts w:ascii="Times New Roman" w:hAnsi="Times New Roman" w:cs="Times New Roman"/>
+          <w:sz w:val="20"/>
+          <w:szCs w:val="20"/>
+        </w:rPr>
+        <w:t>(d) Industrialization ______ smoke and dust particles in air.</w:t>
+      </w:r>
+      <w:r>
+        <w:rPr>
+          <w:rFonts w:ascii="Times New Roman" w:hAnsi="Times New Roman" w:cs="Times New Roman"/>
+          <w:sz w:val="20"/>
+          <w:szCs w:val="20"/>
+        </w:rPr>
+        <w:br/>
+        <w:t xml:space="preserve"> </w:t>
+      </w:r>
+      <w:r>
+        <w:rPr>
+          <w:rFonts w:ascii="Times New Roman" w:hAnsi="Times New Roman" w:cs="Times New Roman"/>
+          <w:sz w:val="20"/>
+          <w:szCs w:val="20"/>
+        </w:rPr>
+        <w:tab/>
+      </w:r>
+      <w:proofErr w:type="spellStart"/>
+      <w:r>
+        <w:rPr>
+          <w:rFonts w:ascii="Times New Roman" w:hAnsi="Times New Roman" w:cs="Times New Roman"/>
+          <w:sz w:val="20"/>
+          <w:szCs w:val="20"/>
+        </w:rPr>
+        <w:t>i</w:t>
+      </w:r>
+      <w:proofErr w:type="spellEnd"/>
+      <w:r>
+        <w:rPr>
+          <w:rFonts w:ascii="Times New Roman" w:hAnsi="Times New Roman" w:cs="Times New Roman"/>
+          <w:sz w:val="20"/>
+          <w:szCs w:val="20"/>
+        </w:rPr>
+        <w:t xml:space="preserve">) </w:t>
+      </w:r>
+      <w:proofErr w:type="gramStart"/>
+      <w:r>
+        <w:rPr>
+          <w:rFonts w:ascii="Times New Roman" w:hAnsi="Times New Roman" w:cs="Times New Roman"/>
+          <w:sz w:val="20"/>
+          <w:szCs w:val="20"/>
+        </w:rPr>
+        <w:t xml:space="preserve">Increases  </w:t>
+      </w:r>
+      <w:r>
+        <w:rPr>
+          <w:rFonts w:ascii="Times New Roman" w:hAnsi="Times New Roman" w:cs="Times New Roman"/>
+          <w:sz w:val="20"/>
+          <w:szCs w:val="20"/>
+        </w:rPr>
+        <w:tab/>
+      </w:r>
+      <w:proofErr w:type="gramEnd"/>
+      <w:r>
+        <w:rPr>
+          <w:rFonts w:ascii="Times New Roman" w:hAnsi="Times New Roman" w:cs="Times New Roman"/>
+          <w:sz w:val="20"/>
+          <w:szCs w:val="20"/>
+        </w:rPr>
+        <w:t xml:space="preserve">ii) </w:t>
+      </w:r>
+      <w:proofErr w:type="gramStart"/>
+      <w:r>
+        <w:rPr>
+          <w:rFonts w:ascii="Times New Roman" w:hAnsi="Times New Roman" w:cs="Times New Roman"/>
+          <w:sz w:val="20"/>
+          <w:szCs w:val="20"/>
+        </w:rPr>
+        <w:t xml:space="preserve">Decreases  </w:t>
+      </w:r>
+      <w:r>
+        <w:rPr>
+          <w:rFonts w:ascii="Times New Roman" w:hAnsi="Times New Roman" w:cs="Times New Roman"/>
+          <w:sz w:val="20"/>
+          <w:szCs w:val="20"/>
+        </w:rPr>
+        <w:tab/>
+      </w:r>
+      <w:proofErr w:type="gramEnd"/>
+      <w:r>
+        <w:rPr>
+          <w:rFonts w:ascii="Times New Roman" w:hAnsi="Times New Roman" w:cs="Times New Roman"/>
+          <w:sz w:val="20"/>
+          <w:szCs w:val="20"/>
+        </w:rPr>
+        <w:t xml:space="preserve">iii) </w:t>
+      </w:r>
+      <w:proofErr w:type="gramStart"/>
+      <w:r>
+        <w:rPr>
+          <w:rFonts w:ascii="Times New Roman" w:hAnsi="Times New Roman" w:cs="Times New Roman"/>
+          <w:sz w:val="20"/>
+          <w:szCs w:val="20"/>
+        </w:rPr>
+        <w:t xml:space="preserve">Negative  </w:t>
+      </w:r>
+      <w:r>
+        <w:rPr>
+          <w:rFonts w:ascii="Times New Roman" w:hAnsi="Times New Roman" w:cs="Times New Roman"/>
+          <w:sz w:val="20"/>
+          <w:szCs w:val="20"/>
+        </w:rPr>
+        <w:tab/>
+      </w:r>
+      <w:proofErr w:type="gramEnd"/>
+      <w:r>
+        <w:rPr>
+          <w:rFonts w:ascii="Times New Roman" w:hAnsi="Times New Roman" w:cs="Times New Roman"/>
+          <w:sz w:val="20"/>
+          <w:szCs w:val="20"/>
+        </w:rPr>
+        <w:t>iv) Positive</w:t>
+      </w:r>
+    </w:p>
+    <w:p>
+      <w:pPr>
+        <w:spacing w:after="0" w:line="240" w:lineRule="auto"/>
+        <w:ind w:left="288"/>
+        <w:rPr>
+          <w:rFonts w:ascii="Times New Roman" w:hAnsi="Times New Roman" w:cs="Times New Roman"/>
+          <w:sz w:val="20"/>
+          <w:szCs w:val="20"/>
+        </w:rPr>
+      </w:pPr>
+      <w:r>
+        <w:rPr>
+          <w:rFonts w:ascii="Times New Roman" w:hAnsi="Times New Roman" w:cs="Times New Roman"/>
+          <w:sz w:val="20"/>
+          <w:szCs w:val="20"/>
+        </w:rPr>
+        <w:t>(e) Which of the given parts of a plant prepares food?</w:t>
+      </w:r>
+      <w:r>
+        <w:rPr>
+          <w:rFonts w:ascii="Times New Roman" w:hAnsi="Times New Roman" w:cs="Times New Roman"/>
+          <w:sz w:val="20"/>
+          <w:szCs w:val="20"/>
+        </w:rPr>
+        <w:br/>
+        <w:t xml:space="preserve"> </w:t>
+      </w:r>
+      <w:r>
+        <w:rPr>
+          <w:rFonts w:ascii="Times New Roman" w:hAnsi="Times New Roman" w:cs="Times New Roman"/>
+          <w:sz w:val="20"/>
+          <w:szCs w:val="20"/>
+        </w:rPr>
+        <w:tab/>
+      </w:r>
+      <w:proofErr w:type="spellStart"/>
+      <w:r>
+        <w:rPr>
+          <w:rFonts w:ascii="Times New Roman" w:hAnsi="Times New Roman" w:cs="Times New Roman"/>
+          <w:sz w:val="20"/>
+          <w:szCs w:val="20"/>
+        </w:rPr>
+        <w:t>i</w:t>
+      </w:r>
+      <w:proofErr w:type="spellEnd"/>
+      <w:r>
+        <w:rPr>
+          <w:rFonts w:ascii="Times New Roman" w:hAnsi="Times New Roman" w:cs="Times New Roman"/>
+          <w:sz w:val="20"/>
+          <w:szCs w:val="20"/>
+        </w:rPr>
+        <w:t xml:space="preserve">) </w:t>
+      </w:r>
+      <w:proofErr w:type="gramStart"/>
+      <w:r>
+        <w:rPr>
+          <w:rFonts w:ascii="Times New Roman" w:hAnsi="Times New Roman" w:cs="Times New Roman"/>
+          <w:sz w:val="20"/>
+          <w:szCs w:val="20"/>
+        </w:rPr>
+        <w:t xml:space="preserve">Stem  </w:t>
+      </w:r>
+      <w:r>
+        <w:rPr>
+          <w:rFonts w:ascii="Times New Roman" w:hAnsi="Times New Roman" w:cs="Times New Roman"/>
+          <w:sz w:val="20"/>
+          <w:szCs w:val="20"/>
+        </w:rPr>
+        <w:tab/>
+      </w:r>
+      <w:proofErr w:type="gramEnd"/>
+      <w:r>
+        <w:rPr>
+          <w:rFonts w:ascii="Times New Roman" w:hAnsi="Times New Roman" w:cs="Times New Roman"/>
+          <w:sz w:val="20"/>
+          <w:szCs w:val="20"/>
+        </w:rPr>
+        <w:t xml:space="preserve">ii) </w:t>
+      </w:r>
+      <w:proofErr w:type="gramStart"/>
+      <w:r>
+        <w:rPr>
+          <w:rFonts w:ascii="Times New Roman" w:hAnsi="Times New Roman" w:cs="Times New Roman"/>
+          <w:sz w:val="20"/>
+          <w:szCs w:val="20"/>
+        </w:rPr>
+        <w:t xml:space="preserve">Root  </w:t>
+      </w:r>
+      <w:r>
+        <w:rPr>
+          <w:rFonts w:ascii="Times New Roman" w:hAnsi="Times New Roman" w:cs="Times New Roman"/>
+          <w:sz w:val="20"/>
+          <w:szCs w:val="20"/>
+        </w:rPr>
+        <w:tab/>
+      </w:r>
+      <w:proofErr w:type="gramEnd"/>
+      <w:r>
+        <w:rPr>
+          <w:rFonts w:ascii="Times New Roman" w:hAnsi="Times New Roman" w:cs="Times New Roman"/>
+          <w:sz w:val="20"/>
+          <w:szCs w:val="20"/>
+        </w:rPr>
+        <w:t xml:space="preserve">iii) </w:t>
+      </w:r>
+      <w:proofErr w:type="gramStart"/>
+      <w:r>
+        <w:rPr>
+          <w:rFonts w:ascii="Times New Roman" w:hAnsi="Times New Roman" w:cs="Times New Roman"/>
+          <w:sz w:val="20"/>
+          <w:szCs w:val="20"/>
+        </w:rPr>
+        <w:t xml:space="preserve">Leaf  </w:t>
+      </w:r>
+      <w:r>
+        <w:rPr>
+          <w:rFonts w:ascii="Times New Roman" w:hAnsi="Times New Roman" w:cs="Times New Roman"/>
+          <w:sz w:val="20"/>
+          <w:szCs w:val="20"/>
+        </w:rPr>
+        <w:tab/>
+      </w:r>
+      <w:proofErr w:type="gramEnd"/>
+      <w:r>
+        <w:rPr>
+          <w:rFonts w:ascii="Times New Roman" w:hAnsi="Times New Roman" w:cs="Times New Roman"/>
+          <w:sz w:val="20"/>
+          <w:szCs w:val="20"/>
+        </w:rPr>
+        <w:t>iv) Flower</w:t>
+      </w:r>
+    </w:p>
+    <w:p>
+      <w:pPr>
+        <w:spacing w:after="0" w:line="240" w:lineRule="auto"/>
+        <w:ind w:left="288"/>
+        <w:rPr>
+          <w:rFonts w:ascii="Times New Roman" w:hAnsi="Times New Roman" w:cs="Times New Roman"/>
+          <w:sz w:val="20"/>
+          <w:szCs w:val="20"/>
+        </w:rPr>
+      </w:pPr>
+      <w:r>
+        <w:rPr>
+          <w:rFonts w:ascii="Times New Roman" w:hAnsi="Times New Roman" w:cs="Times New Roman"/>
+          <w:sz w:val="20"/>
+          <w:szCs w:val="20"/>
+        </w:rPr>
+        <w:t>(f) The process by which living organisms produce their own kind is called__.</w:t>
+      </w:r>
+      <w:r>
+        <w:rPr>
+          <w:rFonts w:ascii="Times New Roman" w:hAnsi="Times New Roman" w:cs="Times New Roman"/>
+          <w:sz w:val="20"/>
+          <w:szCs w:val="20"/>
+        </w:rPr>
+        <w:br/>
+        <w:t xml:space="preserve"> </w:t>
+      </w:r>
+      <w:r>
+        <w:rPr>
+          <w:rFonts w:ascii="Times New Roman" w:hAnsi="Times New Roman" w:cs="Times New Roman"/>
+          <w:sz w:val="20"/>
+          <w:szCs w:val="20"/>
+        </w:rPr>
+        <w:tab/>
+      </w:r>
+      <w:proofErr w:type="spellStart"/>
+      <w:r>
+        <w:rPr>
+          <w:rFonts w:ascii="Times New Roman" w:hAnsi="Times New Roman" w:cs="Times New Roman"/>
+          <w:sz w:val="20"/>
+          <w:szCs w:val="20"/>
+        </w:rPr>
+        <w:t>i</w:t>
+      </w:r>
+      <w:proofErr w:type="spellEnd"/>
+      <w:r>
+        <w:rPr>
+          <w:rFonts w:ascii="Times New Roman" w:hAnsi="Times New Roman" w:cs="Times New Roman"/>
+          <w:sz w:val="20"/>
+          <w:szCs w:val="20"/>
+        </w:rPr>
+        <w:t xml:space="preserve">) </w:t>
+      </w:r>
+      <w:proofErr w:type="gramStart"/>
+      <w:r>
+        <w:rPr>
+          <w:rFonts w:ascii="Times New Roman" w:hAnsi="Times New Roman" w:cs="Times New Roman"/>
+          <w:sz w:val="20"/>
+          <w:szCs w:val="20"/>
+        </w:rPr>
+        <w:t>Nutrition  ii</w:t>
+      </w:r>
+      <w:proofErr w:type="gramEnd"/>
+      <w:r>
+        <w:rPr>
+          <w:rFonts w:ascii="Times New Roman" w:hAnsi="Times New Roman" w:cs="Times New Roman"/>
+          <w:sz w:val="20"/>
+          <w:szCs w:val="20"/>
+        </w:rPr>
+        <w:t xml:space="preserve">) </w:t>
+      </w:r>
+      <w:proofErr w:type="gramStart"/>
+      <w:r>
+        <w:rPr>
+          <w:rFonts w:ascii="Times New Roman" w:hAnsi="Times New Roman" w:cs="Times New Roman"/>
+          <w:sz w:val="20"/>
+          <w:szCs w:val="20"/>
+        </w:rPr>
+        <w:t>Excretion  iii</w:t>
+      </w:r>
+      <w:proofErr w:type="gramEnd"/>
+      <w:r>
+        <w:rPr>
+          <w:rFonts w:ascii="Times New Roman" w:hAnsi="Times New Roman" w:cs="Times New Roman"/>
+          <w:sz w:val="20"/>
+          <w:szCs w:val="20"/>
+        </w:rPr>
+        <w:t xml:space="preserve">) </w:t>
+      </w:r>
+      <w:proofErr w:type="gramStart"/>
+      <w:r>
+        <w:rPr>
+          <w:rFonts w:ascii="Times New Roman" w:hAnsi="Times New Roman" w:cs="Times New Roman"/>
+          <w:sz w:val="20"/>
+          <w:szCs w:val="20"/>
+        </w:rPr>
+        <w:t>Reproduction  iv</w:t>
+      </w:r>
+      <w:proofErr w:type="gramEnd"/>
+      <w:r>
+        <w:rPr>
+          <w:rFonts w:ascii="Times New Roman" w:hAnsi="Times New Roman" w:cs="Times New Roman"/>
+          <w:sz w:val="20"/>
+          <w:szCs w:val="20"/>
+        </w:rPr>
+        <w:t>) Digestion</w:t>
+      </w:r>
+    </w:p>
+    <w:p>
+      <w:pPr>
+        <w:spacing w:after="0" w:line="240" w:lineRule="auto"/>
+        <w:ind w:left="288"/>
+        <w:rPr>
+          <w:rFonts w:ascii="Times New Roman" w:hAnsi="Times New Roman" w:cs="Times New Roman"/>
+          <w:sz w:val="20"/>
+          <w:szCs w:val="20"/>
+        </w:rPr>
+      </w:pPr>
+      <w:r>
+        <w:rPr>
+          <w:rFonts w:ascii="Times New Roman" w:hAnsi="Times New Roman" w:cs="Times New Roman"/>
+          <w:sz w:val="20"/>
+          <w:szCs w:val="20"/>
+        </w:rPr>
+        <w:t>(g) Kerosene is a ______ liquid.</w:t>
+      </w:r>
+      <w:r>
+        <w:rPr>
+          <w:rFonts w:ascii="Times New Roman" w:hAnsi="Times New Roman" w:cs="Times New Roman"/>
+          <w:sz w:val="20"/>
+          <w:szCs w:val="20"/>
+        </w:rPr>
+        <w:br/>
+        <w:t xml:space="preserve"> </w:t>
+      </w:r>
+      <w:r>
+        <w:rPr>
+          <w:rFonts w:ascii="Times New Roman" w:hAnsi="Times New Roman" w:cs="Times New Roman"/>
+          <w:sz w:val="20"/>
+          <w:szCs w:val="20"/>
+        </w:rPr>
+        <w:tab/>
+      </w:r>
+      <w:proofErr w:type="spellStart"/>
+      <w:r>
+        <w:rPr>
+          <w:rFonts w:ascii="Times New Roman" w:hAnsi="Times New Roman" w:cs="Times New Roman"/>
+          <w:sz w:val="20"/>
+          <w:szCs w:val="20"/>
+        </w:rPr>
+        <w:t>i</w:t>
+      </w:r>
+      <w:proofErr w:type="spellEnd"/>
+      <w:r>
+        <w:rPr>
+          <w:rFonts w:ascii="Times New Roman" w:hAnsi="Times New Roman" w:cs="Times New Roman"/>
+          <w:sz w:val="20"/>
+          <w:szCs w:val="20"/>
+        </w:rPr>
+        <w:t xml:space="preserve">) </w:t>
+      </w:r>
+      <w:proofErr w:type="gramStart"/>
+      <w:r>
+        <w:rPr>
+          <w:rFonts w:ascii="Times New Roman" w:hAnsi="Times New Roman" w:cs="Times New Roman"/>
+          <w:sz w:val="20"/>
+          <w:szCs w:val="20"/>
+        </w:rPr>
+        <w:t xml:space="preserve">Combustible  </w:t>
+      </w:r>
+      <w:r>
+        <w:rPr>
+          <w:rFonts w:ascii="Times New Roman" w:hAnsi="Times New Roman" w:cs="Times New Roman"/>
+          <w:sz w:val="20"/>
+          <w:szCs w:val="20"/>
+        </w:rPr>
+        <w:tab/>
+      </w:r>
+      <w:proofErr w:type="gramEnd"/>
+      <w:r>
+        <w:rPr>
+          <w:rFonts w:ascii="Times New Roman" w:hAnsi="Times New Roman" w:cs="Times New Roman"/>
+          <w:sz w:val="20"/>
+          <w:szCs w:val="20"/>
+        </w:rPr>
+        <w:t>ii) non-</w:t>
+      </w:r>
+      <w:proofErr w:type="gramStart"/>
+      <w:r>
+        <w:rPr>
+          <w:rFonts w:ascii="Times New Roman" w:hAnsi="Times New Roman" w:cs="Times New Roman"/>
+          <w:sz w:val="20"/>
+          <w:szCs w:val="20"/>
+        </w:rPr>
+        <w:t xml:space="preserve">combustible  </w:t>
+      </w:r>
+      <w:r>
+        <w:rPr>
+          <w:rFonts w:ascii="Times New Roman" w:hAnsi="Times New Roman" w:cs="Times New Roman"/>
+          <w:sz w:val="20"/>
+          <w:szCs w:val="20"/>
+        </w:rPr>
+        <w:tab/>
+      </w:r>
+      <w:proofErr w:type="gramEnd"/>
+      <w:r>
+        <w:rPr>
+          <w:rFonts w:ascii="Times New Roman" w:hAnsi="Times New Roman" w:cs="Times New Roman"/>
+          <w:sz w:val="20"/>
+          <w:szCs w:val="20"/>
+        </w:rPr>
+        <w:t>iii) Compression    iv) All of them</w:t>
+      </w:r>
+    </w:p>
+    <w:p>
+      <w:pPr>
+        <w:spacing w:after="0" w:line="240" w:lineRule="auto"/>
+        <w:ind w:left="288"/>
+        <w:rPr>
+          <w:rFonts w:ascii="Times New Roman" w:hAnsi="Times New Roman" w:cs="Times New Roman"/>
+          <w:sz w:val="20"/>
+          <w:szCs w:val="20"/>
+        </w:rPr>
+      </w:pPr>
+      <w:r>
+        <w:rPr>
+          <w:rFonts w:ascii="Times New Roman" w:hAnsi="Times New Roman" w:cs="Times New Roman"/>
+          <w:sz w:val="20"/>
+          <w:szCs w:val="20"/>
+        </w:rPr>
+        <w:t>(h) Which resource is used to generate hydroelectricity?</w:t>
+      </w:r>
+      <w:r>
+        <w:rPr>
+          <w:rFonts w:ascii="Times New Roman" w:hAnsi="Times New Roman" w:cs="Times New Roman"/>
+          <w:sz w:val="20"/>
+          <w:szCs w:val="20"/>
+        </w:rPr>
+        <w:br/>
+        <w:t xml:space="preserve"> </w:t>
+      </w:r>
+      <w:r>
+        <w:rPr>
+          <w:rFonts w:ascii="Times New Roman" w:hAnsi="Times New Roman" w:cs="Times New Roman"/>
+          <w:sz w:val="20"/>
+          <w:szCs w:val="20"/>
+        </w:rPr>
+        <w:tab/>
+      </w:r>
+      <w:proofErr w:type="spellStart"/>
+      <w:r>
+        <w:rPr>
+          <w:rFonts w:ascii="Times New Roman" w:hAnsi="Times New Roman" w:cs="Times New Roman"/>
+          <w:sz w:val="20"/>
+          <w:szCs w:val="20"/>
+        </w:rPr>
+        <w:t>i</w:t>
+      </w:r>
+      <w:proofErr w:type="spellEnd"/>
+      <w:r>
+        <w:rPr>
+          <w:rFonts w:ascii="Times New Roman" w:hAnsi="Times New Roman" w:cs="Times New Roman"/>
+          <w:sz w:val="20"/>
+          <w:szCs w:val="20"/>
+        </w:rPr>
+        <w:t xml:space="preserve">) </w:t>
+      </w:r>
+      <w:proofErr w:type="gramStart"/>
+      <w:r>
+        <w:rPr>
+          <w:rFonts w:ascii="Times New Roman" w:hAnsi="Times New Roman" w:cs="Times New Roman"/>
+          <w:sz w:val="20"/>
+          <w:szCs w:val="20"/>
+        </w:rPr>
+        <w:t xml:space="preserve">Coal  </w:t>
+      </w:r>
+      <w:r>
+        <w:rPr>
+          <w:rFonts w:ascii="Times New Roman" w:hAnsi="Times New Roman" w:cs="Times New Roman"/>
+          <w:sz w:val="20"/>
+          <w:szCs w:val="20"/>
+        </w:rPr>
+        <w:tab/>
+      </w:r>
+      <w:proofErr w:type="gramEnd"/>
+      <w:r>
+        <w:rPr>
+          <w:rFonts w:ascii="Times New Roman" w:hAnsi="Times New Roman" w:cs="Times New Roman"/>
+          <w:sz w:val="20"/>
+          <w:szCs w:val="20"/>
+        </w:rPr>
+        <w:t xml:space="preserve">ii) </w:t>
+      </w:r>
+      <w:proofErr w:type="gramStart"/>
+      <w:r>
+        <w:rPr>
+          <w:rFonts w:ascii="Times New Roman" w:hAnsi="Times New Roman" w:cs="Times New Roman"/>
+          <w:sz w:val="20"/>
+          <w:szCs w:val="20"/>
+        </w:rPr>
+        <w:t xml:space="preserve">Air  </w:t>
+      </w:r>
+      <w:r>
+        <w:rPr>
+          <w:rFonts w:ascii="Times New Roman" w:hAnsi="Times New Roman" w:cs="Times New Roman"/>
+          <w:sz w:val="20"/>
+          <w:szCs w:val="20"/>
+        </w:rPr>
+        <w:tab/>
+      </w:r>
+      <w:proofErr w:type="gramEnd"/>
+      <w:r>
+        <w:rPr>
+          <w:rFonts w:ascii="Times New Roman" w:hAnsi="Times New Roman" w:cs="Times New Roman"/>
+          <w:sz w:val="20"/>
+          <w:szCs w:val="20"/>
+        </w:rPr>
+        <w:tab/>
+        <w:t xml:space="preserve">iii) </w:t>
+      </w:r>
+      <w:proofErr w:type="gramStart"/>
+      <w:r>
+        <w:rPr>
+          <w:rFonts w:ascii="Times New Roman" w:hAnsi="Times New Roman" w:cs="Times New Roman"/>
+          <w:sz w:val="20"/>
+          <w:szCs w:val="20"/>
+        </w:rPr>
+        <w:t xml:space="preserve">Water  </w:t>
+      </w:r>
+      <w:r>
+        <w:rPr>
+          <w:rFonts w:ascii="Times New Roman" w:hAnsi="Times New Roman" w:cs="Times New Roman"/>
+          <w:sz w:val="20"/>
+          <w:szCs w:val="20"/>
+        </w:rPr>
+        <w:tab/>
+      </w:r>
+      <w:proofErr w:type="gramEnd"/>
+      <w:r>
+        <w:rPr>
+          <w:rFonts w:ascii="Times New Roman" w:hAnsi="Times New Roman" w:cs="Times New Roman"/>
+          <w:sz w:val="20"/>
+          <w:szCs w:val="20"/>
+        </w:rPr>
+        <w:t>iv) Petrol</w:t>
+      </w:r>
+    </w:p>
+    <w:p>
+      <w:pPr>
+        <w:spacing w:after="0" w:line="240" w:lineRule="auto"/>
+        <w:ind w:left="288"/>
+        <w:rPr>
+          <w:rFonts w:ascii="Times New Roman" w:hAnsi="Times New Roman" w:cs="Times New Roman"/>
+          <w:sz w:val="20"/>
+          <w:szCs w:val="20"/>
+        </w:rPr>
+      </w:pPr>
+      <w:r>
+        <w:rPr>
+          <w:rFonts w:ascii="Times New Roman" w:hAnsi="Times New Roman" w:cs="Times New Roman"/>
+          <w:sz w:val="20"/>
+          <w:szCs w:val="20"/>
+        </w:rPr>
+        <w:t>(</w:t>
+      </w:r>
+      <w:proofErr w:type="spellStart"/>
+      <w:r>
+        <w:rPr>
+          <w:rFonts w:ascii="Times New Roman" w:hAnsi="Times New Roman" w:cs="Times New Roman"/>
+          <w:sz w:val="20"/>
+          <w:szCs w:val="20"/>
+        </w:rPr>
+        <w:t>i</w:t>
+      </w:r>
+      <w:proofErr w:type="spellEnd"/>
+      <w:r>
+        <w:rPr>
+          <w:rFonts w:ascii="Times New Roman" w:hAnsi="Times New Roman" w:cs="Times New Roman"/>
+          <w:sz w:val="20"/>
+          <w:szCs w:val="20"/>
+        </w:rPr>
+        <w:t>) Which of the following is a magnetic material?</w:t>
+      </w:r>
+      <w:r>
+        <w:rPr>
+          <w:rFonts w:ascii="Times New Roman" w:hAnsi="Times New Roman" w:cs="Times New Roman"/>
+          <w:sz w:val="20"/>
+          <w:szCs w:val="20"/>
+        </w:rPr>
+        <w:br/>
+        <w:t xml:space="preserve"> </w:t>
+      </w:r>
+      <w:r>
+        <w:rPr>
+          <w:rFonts w:ascii="Times New Roman" w:hAnsi="Times New Roman" w:cs="Times New Roman"/>
+          <w:sz w:val="20"/>
+          <w:szCs w:val="20"/>
+        </w:rPr>
+        <w:tab/>
+      </w:r>
+      <w:proofErr w:type="spellStart"/>
+      <w:r>
+        <w:rPr>
+          <w:rFonts w:ascii="Times New Roman" w:hAnsi="Times New Roman" w:cs="Times New Roman"/>
+          <w:sz w:val="20"/>
+          <w:szCs w:val="20"/>
+        </w:rPr>
+        <w:t>i</w:t>
+      </w:r>
+      <w:proofErr w:type="spellEnd"/>
+      <w:r>
+        <w:rPr>
+          <w:rFonts w:ascii="Times New Roman" w:hAnsi="Times New Roman" w:cs="Times New Roman"/>
+          <w:sz w:val="20"/>
+          <w:szCs w:val="20"/>
+        </w:rPr>
+        <w:t xml:space="preserve">) </w:t>
+      </w:r>
+      <w:proofErr w:type="gramStart"/>
+      <w:r>
+        <w:rPr>
+          <w:rFonts w:ascii="Times New Roman" w:hAnsi="Times New Roman" w:cs="Times New Roman"/>
+          <w:sz w:val="20"/>
+          <w:szCs w:val="20"/>
+        </w:rPr>
+        <w:t xml:space="preserve">Paper  </w:t>
+      </w:r>
+      <w:r>
+        <w:rPr>
+          <w:rFonts w:ascii="Times New Roman" w:hAnsi="Times New Roman" w:cs="Times New Roman"/>
+          <w:sz w:val="20"/>
+          <w:szCs w:val="20"/>
+        </w:rPr>
+        <w:tab/>
+      </w:r>
+      <w:proofErr w:type="gramEnd"/>
+      <w:r>
+        <w:rPr>
+          <w:rFonts w:ascii="Times New Roman" w:hAnsi="Times New Roman" w:cs="Times New Roman"/>
+          <w:sz w:val="20"/>
+          <w:szCs w:val="20"/>
+        </w:rPr>
+        <w:t xml:space="preserve">ii) </w:t>
+      </w:r>
+      <w:proofErr w:type="gramStart"/>
+      <w:r>
+        <w:rPr>
+          <w:rFonts w:ascii="Times New Roman" w:hAnsi="Times New Roman" w:cs="Times New Roman"/>
+          <w:sz w:val="20"/>
+          <w:szCs w:val="20"/>
+        </w:rPr>
+        <w:t xml:space="preserve">Eraser  </w:t>
+      </w:r>
+      <w:r>
+        <w:rPr>
+          <w:rFonts w:ascii="Times New Roman" w:hAnsi="Times New Roman" w:cs="Times New Roman"/>
+          <w:sz w:val="20"/>
+          <w:szCs w:val="20"/>
+        </w:rPr>
+        <w:tab/>
+      </w:r>
+      <w:proofErr w:type="gramEnd"/>
+      <w:r>
+        <w:rPr>
+          <w:rFonts w:ascii="Times New Roman" w:hAnsi="Times New Roman" w:cs="Times New Roman"/>
+          <w:sz w:val="20"/>
+          <w:szCs w:val="20"/>
+        </w:rPr>
+        <w:t xml:space="preserve">iii) </w:t>
+      </w:r>
+      <w:proofErr w:type="gramStart"/>
+      <w:r>
+        <w:rPr>
+          <w:rFonts w:ascii="Times New Roman" w:hAnsi="Times New Roman" w:cs="Times New Roman"/>
+          <w:sz w:val="20"/>
+          <w:szCs w:val="20"/>
+        </w:rPr>
+        <w:t xml:space="preserve">Pencil  </w:t>
+      </w:r>
+      <w:r>
+        <w:rPr>
+          <w:rFonts w:ascii="Times New Roman" w:hAnsi="Times New Roman" w:cs="Times New Roman"/>
+          <w:sz w:val="20"/>
+          <w:szCs w:val="20"/>
+        </w:rPr>
+        <w:tab/>
+      </w:r>
+      <w:proofErr w:type="gramEnd"/>
+      <w:r>
+        <w:rPr>
+          <w:rFonts w:ascii="Times New Roman" w:hAnsi="Times New Roman" w:cs="Times New Roman"/>
+          <w:sz w:val="20"/>
+          <w:szCs w:val="20"/>
+        </w:rPr>
+        <w:t>iv) Iron nail</w:t>
+      </w:r>
+    </w:p>
+    <w:p>
+      <w:pPr>
+        <w:spacing w:after="0" w:line="240" w:lineRule="auto"/>
+        <w:ind w:left="288"/>
+        <w:rPr>
+          <w:rFonts w:ascii="Times New Roman" w:hAnsi="Times New Roman" w:cs="Times New Roman"/>
+          <w:sz w:val="20"/>
+          <w:szCs w:val="20"/>
+        </w:rPr>
+      </w:pPr>
+      <w:r>
+        <w:rPr>
+          <w:rFonts w:ascii="Times New Roman" w:hAnsi="Times New Roman" w:cs="Times New Roman"/>
+          <w:sz w:val="20"/>
+          <w:szCs w:val="20"/>
+        </w:rPr>
+        <w:t>(j) Which of the following is an example of natural disaster?</w:t>
+      </w:r>
+      <w:r>
+        <w:rPr>
+          <w:rFonts w:ascii="Times New Roman" w:hAnsi="Times New Roman" w:cs="Times New Roman"/>
+          <w:sz w:val="20"/>
+          <w:szCs w:val="20"/>
+        </w:rPr>
+        <w:br/>
+        <w:t xml:space="preserve"> </w:t>
+      </w:r>
+      <w:r>
+        <w:rPr>
+          <w:rFonts w:ascii="Times New Roman" w:hAnsi="Times New Roman" w:cs="Times New Roman"/>
+          <w:sz w:val="20"/>
+          <w:szCs w:val="20"/>
+        </w:rPr>
+        <w:tab/>
+      </w:r>
+      <w:proofErr w:type="spellStart"/>
+      <w:r>
+        <w:rPr>
+          <w:rFonts w:ascii="Times New Roman" w:hAnsi="Times New Roman" w:cs="Times New Roman"/>
+          <w:sz w:val="20"/>
+          <w:szCs w:val="20"/>
+        </w:rPr>
+        <w:t>i</w:t>
+      </w:r>
+      <w:proofErr w:type="spellEnd"/>
+      <w:r>
+        <w:rPr>
+          <w:rFonts w:ascii="Times New Roman" w:hAnsi="Times New Roman" w:cs="Times New Roman"/>
+          <w:sz w:val="20"/>
+          <w:szCs w:val="20"/>
+        </w:rPr>
+        <w:t xml:space="preserve">) </w:t>
+      </w:r>
+      <w:proofErr w:type="gramStart"/>
+      <w:r>
+        <w:rPr>
+          <w:rFonts w:ascii="Times New Roman" w:hAnsi="Times New Roman" w:cs="Times New Roman"/>
+          <w:sz w:val="20"/>
+          <w:szCs w:val="20"/>
+        </w:rPr>
+        <w:t xml:space="preserve">Sea  </w:t>
+      </w:r>
+      <w:r>
+        <w:rPr>
+          <w:rFonts w:ascii="Times New Roman" w:hAnsi="Times New Roman" w:cs="Times New Roman"/>
+          <w:sz w:val="20"/>
+          <w:szCs w:val="20"/>
+        </w:rPr>
+        <w:tab/>
+      </w:r>
+      <w:proofErr w:type="gramEnd"/>
+      <w:r>
+        <w:rPr>
+          <w:rFonts w:ascii="Times New Roman" w:hAnsi="Times New Roman" w:cs="Times New Roman"/>
+          <w:sz w:val="20"/>
+          <w:szCs w:val="20"/>
+        </w:rPr>
+        <w:tab/>
+        <w:t xml:space="preserve">ii) </w:t>
+      </w:r>
+      <w:proofErr w:type="gramStart"/>
+      <w:r>
+        <w:rPr>
+          <w:rFonts w:ascii="Times New Roman" w:hAnsi="Times New Roman" w:cs="Times New Roman"/>
+          <w:sz w:val="20"/>
+          <w:szCs w:val="20"/>
+        </w:rPr>
+        <w:t xml:space="preserve">Ocean  </w:t>
+      </w:r>
+      <w:r>
+        <w:rPr>
+          <w:rFonts w:ascii="Times New Roman" w:hAnsi="Times New Roman" w:cs="Times New Roman"/>
+          <w:sz w:val="20"/>
+          <w:szCs w:val="20"/>
+        </w:rPr>
+        <w:tab/>
+      </w:r>
+      <w:proofErr w:type="gramEnd"/>
+      <w:r>
+        <w:rPr>
+          <w:rFonts w:ascii="Times New Roman" w:hAnsi="Times New Roman" w:cs="Times New Roman"/>
+          <w:sz w:val="20"/>
+          <w:szCs w:val="20"/>
+        </w:rPr>
+        <w:t xml:space="preserve">iii) </w:t>
+      </w:r>
+      <w:proofErr w:type="gramStart"/>
+      <w:r>
+        <w:rPr>
+          <w:rFonts w:ascii="Times New Roman" w:hAnsi="Times New Roman" w:cs="Times New Roman"/>
+          <w:sz w:val="20"/>
+          <w:szCs w:val="20"/>
+        </w:rPr>
+        <w:t xml:space="preserve">Flood  </w:t>
+      </w:r>
+      <w:r>
+        <w:rPr>
+          <w:rFonts w:ascii="Times New Roman" w:hAnsi="Times New Roman" w:cs="Times New Roman"/>
+          <w:sz w:val="20"/>
+          <w:szCs w:val="20"/>
+        </w:rPr>
+        <w:tab/>
+      </w:r>
+      <w:proofErr w:type="gramEnd"/>
+      <w:r>
+        <w:rPr>
+          <w:rFonts w:ascii="Times New Roman" w:hAnsi="Times New Roman" w:cs="Times New Roman"/>
+          <w:sz w:val="20"/>
+          <w:szCs w:val="20"/>
+        </w:rPr>
+        <w:t>iv) River</w:t>
+      </w:r>
+    </w:p>
+    <w:p>
+      <w:pPr>
+        <w:spacing w:after="0" w:line="240" w:lineRule="auto"/>
+        <w:rPr>
+          <w:rFonts w:ascii="Times New Roman" w:hAnsi="Times New Roman" w:cs="Times New Roman"/>
           <w:b/>
-        </w:rPr>
-        <w:t xml:space="preserve">                                                                        </w:t>
-      </w:r>
-      <w:r>
-        <w:rPr>
+          <w:sz w:val="20"/>
+          <w:szCs w:val="20"/>
+        </w:rPr>
+      </w:pPr>
+      <w:r>
+        <w:rPr>
+          <w:rFonts w:ascii="Times New Roman" w:hAnsi="Times New Roman" w:cs="Times New Roman"/>
+          <w:noProof/>
+          <w:sz w:val="16"/>
+          <w:szCs w:val="16"/>
+        </w:rPr>
+        <mc:AlternateContent>
+          <mc:Choice Requires="wps">
+            <w:drawing>
+              <wp:anchor distT="45720" distB="45720" distL="114300" distR="114300" simplePos="0" relativeHeight="251664896" behindDoc="0" locked="0" layoutInCell="1" allowOverlap="1" wp14:anchorId="772FA8EB" wp14:editId="7A70251F">
+                <wp:simplePos x="0" y="0"/>
+                <wp:positionH relativeFrom="column">
+                  <wp:posOffset>2253615</wp:posOffset>
+                </wp:positionH>
+                <wp:positionV relativeFrom="paragraph">
+                  <wp:posOffset>202896</wp:posOffset>
+                </wp:positionV>
+                <wp:extent cx="2361537" cy="1404620"/>
+                <wp:effectExtent l="0" t="0" r="0" b="0"/>
+                <wp:wrapNone/>
+                <wp:docPr id="454778761" name="Text Box 2"/>
+                <wp:cNvGraphicFramePr>
+                  <a:graphicFrameLocks xmlns:a="http://schemas.openxmlformats.org/drawingml/2006/main"/>
+                </wp:cNvGraphicFramePr>
+                <a:graphic xmlns:a="http://schemas.openxmlformats.org/drawingml/2006/main">
+                  <a:graphicData uri="http://schemas.microsoft.com/office/word/2010/wordprocessingShape">
+                    <wps:wsp>
+                      <wps:cNvSpPr txBox="1">
+                        <a:spLocks noChangeArrowheads="1"/>
+                      </wps:cNvSpPr>
+                      <wps:spPr bwMode="auto">
+                        <a:xfrm>
+                          <a:off x="0" y="0"/>
+                          <a:ext cx="2361537" cy="1404620"/>
+                        </a:xfrm>
+                        <a:prstGeom prst="rect">
+                          <a:avLst/>
+                        </a:prstGeom>
+                        <a:noFill/>
+                        <a:ln w="9525">
+                          <a:noFill/>
+                          <a:miter lim="800000"/>
+                          <a:headEnd/>
+                          <a:tailEnd/>
+                        </a:ln>
+                      </wps:spPr>
+                      <wps:txbx>
+                        <w:txbxContent>
+                          <w:p>
+                            <w:pPr>
+                              <w:spacing w:after="0" w:line="240" w:lineRule="auto"/>
+                              <w:ind w:left="288"/>
+                              <w:rPr>
+                                <w:rFonts w:ascii="Times New Roman" w:hAnsi="Times New Roman" w:cs="Times New Roman"/>
+                                <w:sz w:val="20"/>
+                                <w:szCs w:val="20"/>
+                              </w:rPr>
+                            </w:pPr>
+                            <w:r>
+                              <w:rPr>
+                                <w:rFonts w:ascii="Times New Roman" w:hAnsi="Times New Roman" w:cs="Times New Roman"/>
+                                <w:sz w:val="20"/>
+                                <w:szCs w:val="20"/>
+                              </w:rPr>
+                              <w:t>(d) What is the main source of energy?</w:t>
+                            </w:r>
+                          </w:p>
+                          <w:p>
+                            <w:pPr>
+                              <w:spacing w:after="0" w:line="240" w:lineRule="auto"/>
+                              <w:ind w:left="288"/>
+                              <w:rPr>
+                                <w:rFonts w:ascii="Times New Roman" w:hAnsi="Times New Roman" w:cs="Times New Roman"/>
+                                <w:sz w:val="20"/>
+                                <w:szCs w:val="20"/>
+                              </w:rPr>
+                            </w:pPr>
+                            <w:r>
+                              <w:rPr>
+                                <w:rFonts w:ascii="Times New Roman" w:hAnsi="Times New Roman" w:cs="Times New Roman"/>
+                                <w:sz w:val="20"/>
+                                <w:szCs w:val="20"/>
+                              </w:rPr>
+                              <w:t>(e) Does cold wave occur in Nepal?</w:t>
+                            </w:r>
+                          </w:p>
+                          <w:p>
+                            <w:pPr>
+                              <w:spacing w:after="0" w:line="240" w:lineRule="auto"/>
+                              <w:ind w:left="288"/>
+                              <w:rPr>
+                                <w:rFonts w:ascii="Times New Roman" w:hAnsi="Times New Roman" w:cs="Times New Roman"/>
+                                <w:sz w:val="20"/>
+                                <w:szCs w:val="20"/>
+                              </w:rPr>
+                            </w:pPr>
+                            <w:r>
+                              <w:rPr>
+                                <w:rFonts w:ascii="Times New Roman" w:hAnsi="Times New Roman" w:cs="Times New Roman"/>
+                                <w:sz w:val="20"/>
+                                <w:szCs w:val="20"/>
+                              </w:rPr>
+                              <w:t>(f) What is the unit of time?</w:t>
+                            </w:r>
+                          </w:p>
+                        </w:txbxContent>
+                      </wps:txbx>
+                      <wps:bodyPr rot="0" vert="horz" wrap="square" lIns="91440" tIns="45720" rIns="91440" bIns="45720" anchor="t" anchorCtr="0">
+                        <a:spAutoFit/>
+                      </wps:bodyPr>
+                    </wps:wsp>
+                  </a:graphicData>
+                </a:graphic>
+                <wp14:sizeRelH relativeFrom="margin">
+                  <wp14:pctWidth>0</wp14:pctWidth>
+                </wp14:sizeRelH>
+                <wp14:sizeRelV relativeFrom="margin">
+                  <wp14:pctHeight>20000</wp14:pctHeight>
+                </wp14:sizeRelV>
+              </wp:anchor>
+            </w:drawing>
+          </mc:Choice>
+          <mc:Fallback>
+            <w:pict>
+              <v:shape w14:anchorId="772FA8EB" id="_x0000_s1029" type="#_x0000_t202" style="position:absolute;margin-left:177.45pt;margin-top:16pt;width:185.95pt;height:110.6pt;z-index:251664896;visibility:visible;mso-wrap-style:square;mso-width-percent:0;mso-height-percent:200;mso-wrap-distance-left:9pt;mso-wrap-distance-top:3.6pt;mso-wrap-distance-right:9pt;mso-wrap-distance-bottom:3.6pt;mso-position-horizontal:absolute;mso-position-horizontal-relative:text;mso-position-vertical:absolute;mso-position-vertical-relative:text;mso-width-percent:0;mso-height-percent:200;mso-width-relative:margin;mso-height-relative:margin;v-text-anchor:top" o:gfxdata="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" filled="f" stroked="f">
+                <v:textbox style="mso-fit-shape-to-text:t">
+                  <w:txbxContent>
+                    <w:p>
+                      <w:pPr>
+                        <w:spacing w:after="0" w:line="240" w:lineRule="auto"/>
+                        <w:ind w:left="288"/>
+                        <w:rPr>
+                          <w:rFonts w:ascii="Times New Roman" w:hAnsi="Times New Roman" w:cs="Times New Roman"/>
+                          <w:sz w:val="20"/>
+                          <w:szCs w:val="20"/>
+                        </w:rPr>
+                      </w:pPr>
+                      <w:r>
+                        <w:rPr>
+                          <w:rFonts w:ascii="Times New Roman" w:hAnsi="Times New Roman" w:cs="Times New Roman"/>
+                          <w:sz w:val="20"/>
+                          <w:szCs w:val="20"/>
+                        </w:rPr>
+                        <w:t>(d) What is the main source of energy?</w:t>
+                      </w:r>
+                    </w:p>
+                    <w:p>
+                      <w:pPr>
+                        <w:spacing w:after="0" w:line="240" w:lineRule="auto"/>
+                        <w:ind w:left="288"/>
+                        <w:rPr>
+                          <w:rFonts w:ascii="Times New Roman" w:hAnsi="Times New Roman" w:cs="Times New Roman"/>
+                          <w:sz w:val="20"/>
+                          <w:szCs w:val="20"/>
+                        </w:rPr>
+                      </w:pPr>
+                      <w:r>
+                        <w:rPr>
+                          <w:rFonts w:ascii="Times New Roman" w:hAnsi="Times New Roman" w:cs="Times New Roman"/>
+                          <w:sz w:val="20"/>
+                          <w:szCs w:val="20"/>
+                        </w:rPr>
+                        <w:t>(e) Does cold wave occur in Nepal?</w:t>
+                      </w:r>
+                    </w:p>
+                    <w:p>
+                      <w:pPr>
+                        <w:spacing w:after="0" w:line="240" w:lineRule="auto"/>
+                        <w:ind w:left="288"/>
+                        <w:rPr>
+                          <w:rFonts w:ascii="Times New Roman" w:hAnsi="Times New Roman" w:cs="Times New Roman"/>
+                          <w:sz w:val="20"/>
+                          <w:szCs w:val="20"/>
+                        </w:rPr>
+                      </w:pPr>
+                      <w:r>
+                        <w:rPr>
+                          <w:rFonts w:ascii="Times New Roman" w:hAnsi="Times New Roman" w:cs="Times New Roman"/>
+                          <w:sz w:val="20"/>
+                          <w:szCs w:val="20"/>
+                        </w:rPr>
+                        <w:t>(f) What is the unit of time?</w:t>
+                      </w:r>
+                    </w:p>
+                  </w:txbxContent>
+                </v:textbox>
+              </v:shape>
+            </w:pict>
+          </mc:Fallback>
+        </mc:AlternateContent>
+      </w:r>
+      <w:r>
+        <w:rPr>
+          <w:rFonts w:ascii="Times New Roman" w:hAnsi="Times New Roman" w:cs="Times New Roman"/>
+          <w:sz w:val="16"/>
+          <w:szCs w:val="16"/>
+        </w:rPr>
+        <w:br/>
+      </w:r>
+      <w:r>
+        <w:rPr>
+          <w:rFonts w:ascii="Times New Roman" w:hAnsi="Times New Roman" w:cs="Times New Roman"/>
           <w:b/>
+          <w:sz w:val="20"/>
+          <w:szCs w:val="20"/>
+        </w:rPr>
+        <w:t>2. Very short answer questions.</w:t>
+      </w:r>
+      <w:r>
+        <w:rPr>
+          <w:rFonts w:ascii="Times New Roman" w:hAnsi="Times New Roman" w:cs="Times New Roman"/>
+          <w:b/>
+          <w:sz w:val="20"/>
+          <w:szCs w:val="20"/>
+        </w:rPr>
+        <w:tab/>
+      </w:r>
+      <w:r>
+        <w:rPr>
+          <w:rFonts w:ascii="Times New Roman" w:hAnsi="Times New Roman" w:cs="Times New Roman"/>
+          <w:b/>
+          <w:sz w:val="20"/>
+          <w:szCs w:val="20"/>
+        </w:rPr>
+        <w:tab/>
+      </w:r>
+      <w:r>
+        <w:rPr>
+          <w:rFonts w:ascii="Times New Roman" w:hAnsi="Times New Roman" w:cs="Times New Roman"/>
+          <w:b/>
+          <w:sz w:val="20"/>
+          <w:szCs w:val="20"/>
+        </w:rPr>
+        <w:tab/>
+      </w:r>
+      <w:r>
+        <w:rPr>
+          <w:rFonts w:ascii="Times New Roman" w:hAnsi="Times New Roman" w:cs="Times New Roman"/>
+          <w:b/>
+          <w:sz w:val="20"/>
+          <w:szCs w:val="20"/>
+        </w:rPr>
+        <w:tab/>
+      </w:r>
+      <w:r>
+        <w:rPr>
+          <w:rFonts w:ascii="Times New Roman" w:hAnsi="Times New Roman" w:cs="Times New Roman"/>
+          <w:b/>
+          <w:sz w:val="20"/>
+          <w:szCs w:val="20"/>
+        </w:rPr>
+        <w:tab/>
+      </w:r>
+      <w:r>
+        <w:rPr>
+          <w:rFonts w:ascii="Times New Roman" w:hAnsi="Times New Roman" w:cs="Times New Roman"/>
+          <w:b/>
+          <w:sz w:val="20"/>
+          <w:szCs w:val="20"/>
+        </w:rPr>
+        <w:tab/>
+      </w:r>
+      <w:r>
+        <w:rPr>
+          <w:rFonts w:ascii="Times New Roman" w:hAnsi="Times New Roman" w:cs="Times New Roman"/>
+          <w:b/>
+          <w:sz w:val="20"/>
+          <w:szCs w:val="20"/>
+        </w:rPr>
+        <w:t>[6×1=6]</w:t>
+      </w:r>
+    </w:p>
+    <w:p>
+      <w:pPr>
+        <w:spacing w:after="0" w:line="240" w:lineRule="auto"/>
+        <w:ind w:left="288"/>
+        <w:rPr>
+          <w:rFonts w:ascii="Times New Roman" w:hAnsi="Times New Roman" w:cs="Times New Roman"/>
+          <w:sz w:val="20"/>
+          <w:szCs w:val="20"/>
+        </w:rPr>
+      </w:pPr>
+      <w:r>
+        <w:rPr>
+          <w:rFonts w:ascii="Times New Roman" w:hAnsi="Times New Roman" w:cs="Times New Roman"/>
+          <w:sz w:val="20"/>
+          <w:szCs w:val="20"/>
+        </w:rPr>
+        <w:t>(a) What is scientific learning?</w:t>
+      </w:r>
+      <w:r>
+        <w:rPr>
+          <w:rFonts w:ascii="Times New Roman" w:hAnsi="Times New Roman" w:cs="Times New Roman"/>
+          <w:sz w:val="20"/>
+          <w:szCs w:val="20"/>
+        </w:rPr>
+        <w:tab/>
+      </w:r>
+      <w:r>
+        <w:rPr>
+          <w:rFonts w:ascii="Times New Roman" w:hAnsi="Times New Roman" w:cs="Times New Roman"/>
+          <w:sz w:val="20"/>
+          <w:szCs w:val="20"/>
+        </w:rPr>
+        <w:tab/>
+      </w:r>
+      <w:r>
+        <w:rPr>
+          <w:rFonts w:ascii="Times New Roman" w:hAnsi="Times New Roman" w:cs="Times New Roman"/>
+          <w:sz w:val="20"/>
+          <w:szCs w:val="20"/>
+        </w:rPr>
+        <w:tab/>
+      </w:r>
+    </w:p>
+    <w:p>
+      <w:pPr>
+        <w:spacing w:after="0" w:line="240" w:lineRule="auto"/>
+        <w:ind w:left="288"/>
+        <w:rPr>
+          <w:rFonts w:ascii="Times New Roman" w:hAnsi="Times New Roman" w:cs="Times New Roman"/>
+          <w:sz w:val="20"/>
+          <w:szCs w:val="20"/>
+        </w:rPr>
+      </w:pPr>
+      <w:r>
+        <w:rPr>
+          <w:rFonts w:ascii="Times New Roman" w:hAnsi="Times New Roman" w:cs="Times New Roman"/>
+          <w:sz w:val="20"/>
+          <w:szCs w:val="20"/>
+        </w:rPr>
+        <w:t>(b) What is the shape of earth?</w:t>
+      </w:r>
+    </w:p>
+    <w:p>
+      <w:pPr>
+        <w:spacing w:after="0" w:line="240" w:lineRule="auto"/>
+        <w:ind w:left="288"/>
+        <w:rPr>
+          <w:rFonts w:ascii="Times New Roman" w:hAnsi="Times New Roman" w:cs="Times New Roman"/>
+          <w:sz w:val="20"/>
+          <w:szCs w:val="20"/>
+        </w:rPr>
+      </w:pPr>
+      <w:r>
+        <w:rPr>
+          <w:rFonts w:ascii="Times New Roman" w:hAnsi="Times New Roman" w:cs="Times New Roman"/>
+          <w:sz w:val="20"/>
+          <w:szCs w:val="20"/>
+        </w:rPr>
+        <w:t>(c) Which cloud seldom produce rain fall?</w:t>
+      </w:r>
+    </w:p>
+    <w:p>
+      <w:pPr>
+        <w:spacing w:after="0" w:line="240" w:lineRule="auto"/>
+        <w:rPr>
+          <w:rFonts w:ascii="Times New Roman" w:hAnsi="Times New Roman" w:cs="Times New Roman"/>
+          <w:b/>
+          <w:sz w:val="20"/>
+          <w:szCs w:val="20"/>
+        </w:rPr>
+      </w:pPr>
+      <w:r>
+        <w:rPr>
+          <w:rFonts w:ascii="Times New Roman" w:hAnsi="Times New Roman" w:cs="Times New Roman"/>
+          <w:sz w:val="16"/>
+          <w:szCs w:val="16"/>
+        </w:rPr>
+        <w:br/>
+      </w:r>
+      <w:r>
+        <w:rPr>
+          <w:rFonts w:ascii="Times New Roman" w:hAnsi="Times New Roman" w:cs="Times New Roman"/>
+          <w:b/>
+          <w:sz w:val="20"/>
+          <w:szCs w:val="20"/>
+        </w:rPr>
+        <w:t>3. Short question answers.</w:t>
+      </w:r>
+      <w:r>
+        <w:rPr>
+          <w:rFonts w:ascii="Times New Roman" w:hAnsi="Times New Roman" w:cs="Times New Roman"/>
+          <w:b/>
+          <w:sz w:val="20"/>
+          <w:szCs w:val="20"/>
+        </w:rPr>
+        <w:tab/>
+      </w:r>
+      <w:r>
+        <w:rPr>
+          <w:rFonts w:ascii="Times New Roman" w:hAnsi="Times New Roman" w:cs="Times New Roman"/>
+          <w:b/>
+          <w:sz w:val="20"/>
+          <w:szCs w:val="20"/>
+        </w:rPr>
+        <w:tab/>
+      </w:r>
+      <w:r>
+        <w:rPr>
+          <w:rFonts w:ascii="Times New Roman" w:hAnsi="Times New Roman" w:cs="Times New Roman"/>
+          <w:b/>
+          <w:sz w:val="20"/>
+          <w:szCs w:val="20"/>
+        </w:rPr>
+        <w:tab/>
+      </w:r>
+      <w:r>
+        <w:rPr>
+          <w:rFonts w:ascii="Times New Roman" w:hAnsi="Times New Roman" w:cs="Times New Roman"/>
+          <w:b/>
+          <w:sz w:val="20"/>
+          <w:szCs w:val="20"/>
+        </w:rPr>
+        <w:tab/>
+      </w:r>
+      <w:r>
+        <w:rPr>
+          <w:rFonts w:ascii="Times New Roman" w:hAnsi="Times New Roman" w:cs="Times New Roman"/>
+          <w:b/>
+          <w:sz w:val="20"/>
+          <w:szCs w:val="20"/>
+        </w:rPr>
+        <w:tab/>
+      </w:r>
+      <w:r>
+        <w:rPr>
+          <w:rFonts w:ascii="Times New Roman" w:hAnsi="Times New Roman" w:cs="Times New Roman"/>
+          <w:b/>
+          <w:sz w:val="20"/>
+          <w:szCs w:val="20"/>
+        </w:rPr>
+        <w:tab/>
+        <w:t>[9×2=18]</w:t>
+      </w:r>
+    </w:p>
+    <w:p>
+      <w:pPr>
+        <w:spacing w:after="0" w:line="240" w:lineRule="auto"/>
+        <w:ind w:left="288"/>
+        <w:rPr>
+          <w:rFonts w:ascii="Times New Roman" w:hAnsi="Times New Roman" w:cs="Times New Roman"/>
+          <w:sz w:val="20"/>
+          <w:szCs w:val="20"/>
+        </w:rPr>
+      </w:pPr>
+      <w:r>
+        <w:rPr>
+          <w:rFonts w:ascii="Times New Roman" w:hAnsi="Times New Roman" w:cs="Times New Roman"/>
+          <w:sz w:val="20"/>
+          <w:szCs w:val="20"/>
+        </w:rPr>
+        <w:t>(a) Why are earthworms important for farmers?</w:t>
+      </w:r>
+    </w:p>
+    <w:p>
+      <w:pPr>
+        <w:spacing w:after="0" w:line="240" w:lineRule="auto"/>
+        <w:ind w:left="288"/>
+        <w:rPr>
+          <w:rFonts w:ascii="Times New Roman" w:hAnsi="Times New Roman" w:cs="Times New Roman"/>
+          <w:sz w:val="20"/>
+          <w:szCs w:val="20"/>
+        </w:rPr>
+      </w:pPr>
+      <w:r>
+        <w:rPr>
+          <w:rFonts w:ascii="Times New Roman" w:hAnsi="Times New Roman" w:cs="Times New Roman"/>
+          <w:sz w:val="20"/>
+          <w:szCs w:val="20"/>
+        </w:rPr>
+        <w:t>(b) What is measurement? Write one importance of measurement.</w:t>
+      </w:r>
+    </w:p>
+    <w:p>
+      <w:pPr>
+        <w:spacing w:after="0" w:line="240" w:lineRule="auto"/>
+        <w:ind w:left="288"/>
+        <w:rPr>
+          <w:rFonts w:ascii="Times New Roman" w:hAnsi="Times New Roman" w:cs="Times New Roman"/>
+          <w:sz w:val="20"/>
+          <w:szCs w:val="20"/>
+        </w:rPr>
+      </w:pPr>
+      <w:r>
+        <w:rPr>
+          <w:rFonts w:ascii="Times New Roman" w:hAnsi="Times New Roman" w:cs="Times New Roman"/>
+          <w:sz w:val="20"/>
+          <w:szCs w:val="20"/>
+        </w:rPr>
+        <w:t>(c) Make a list of things that are necessary for plants to prepare their food.</w:t>
+      </w:r>
+    </w:p>
+    <w:p>
+      <w:pPr>
+        <w:spacing w:after="0" w:line="240" w:lineRule="auto"/>
+        <w:ind w:left="288"/>
+        <w:rPr>
+          <w:rFonts w:ascii="Times New Roman" w:hAnsi="Times New Roman" w:cs="Times New Roman"/>
+          <w:sz w:val="20"/>
+          <w:szCs w:val="20"/>
+        </w:rPr>
+      </w:pPr>
+      <w:r>
+        <w:rPr>
+          <w:rFonts w:ascii="Times New Roman" w:hAnsi="Times New Roman" w:cs="Times New Roman"/>
+          <w:sz w:val="20"/>
+          <w:szCs w:val="20"/>
+        </w:rPr>
+        <w:t>(d) What is natural disaster? Give two examples.</w:t>
+      </w:r>
+    </w:p>
+    <w:p>
+      <w:pPr>
+        <w:spacing w:after="0" w:line="240" w:lineRule="auto"/>
+        <w:ind w:left="288"/>
+        <w:rPr>
+          <w:rFonts w:ascii="Times New Roman" w:hAnsi="Times New Roman" w:cs="Times New Roman"/>
+          <w:sz w:val="20"/>
+          <w:szCs w:val="20"/>
+        </w:rPr>
+      </w:pPr>
+      <w:r>
+        <w:rPr>
+          <w:rFonts w:ascii="Times New Roman" w:hAnsi="Times New Roman" w:cs="Times New Roman"/>
+          <w:sz w:val="20"/>
+          <w:szCs w:val="20"/>
+        </w:rPr>
+        <w:t>(e) Write any two characteristics of magnet.</w:t>
+      </w:r>
+    </w:p>
+    <w:p>
+      <w:pPr>
+        <w:spacing w:after="0" w:line="240" w:lineRule="auto"/>
+        <w:ind w:left="288"/>
+        <w:rPr>
+          <w:rFonts w:ascii="Times New Roman" w:hAnsi="Times New Roman" w:cs="Times New Roman"/>
+          <w:sz w:val="20"/>
+          <w:szCs w:val="20"/>
+        </w:rPr>
+      </w:pPr>
+      <w:r>
+        <w:rPr>
+          <w:rFonts w:ascii="Times New Roman" w:hAnsi="Times New Roman" w:cs="Times New Roman"/>
+          <w:sz w:val="20"/>
+          <w:szCs w:val="20"/>
+        </w:rPr>
+        <w:t>(f) List one natural disaster that occur in Nepal.</w:t>
+      </w:r>
+    </w:p>
+    <w:p>
+      <w:pPr>
+        <w:spacing w:after="0" w:line="240" w:lineRule="auto"/>
+        <w:ind w:left="288"/>
+        <w:rPr>
+          <w:rFonts w:ascii="Times New Roman" w:hAnsi="Times New Roman" w:cs="Times New Roman"/>
+          <w:sz w:val="20"/>
+          <w:szCs w:val="20"/>
+        </w:rPr>
+      </w:pPr>
+      <w:r>
+        <w:rPr>
+          <w:rFonts w:ascii="Times New Roman" w:hAnsi="Times New Roman" w:cs="Times New Roman"/>
+          <w:sz w:val="20"/>
+          <w:szCs w:val="20"/>
+        </w:rPr>
+        <w:t>(</w:t>
+      </w:r>
+      <w:proofErr w:type="spellStart"/>
+      <w:r>
+        <w:rPr>
+          <w:rFonts w:ascii="Times New Roman" w:hAnsi="Times New Roman" w:cs="Times New Roman"/>
+          <w:sz w:val="20"/>
+          <w:szCs w:val="20"/>
+        </w:rPr>
+        <w:t>i</w:t>
+      </w:r>
+      <w:proofErr w:type="spellEnd"/>
+      <w:r>
+        <w:rPr>
+          <w:rFonts w:ascii="Times New Roman" w:hAnsi="Times New Roman" w:cs="Times New Roman"/>
+          <w:sz w:val="20"/>
+          <w:szCs w:val="20"/>
+        </w:rPr>
+        <w:t>) during monsoon season ii) during dry season</w:t>
+      </w:r>
+    </w:p>
+    <w:p>
+      <w:pPr>
+        <w:spacing w:after="0" w:line="240" w:lineRule="auto"/>
+        <w:ind w:left="288"/>
+        <w:rPr>
+          <w:rFonts w:ascii="Times New Roman" w:hAnsi="Times New Roman" w:cs="Times New Roman"/>
+          <w:sz w:val="20"/>
+          <w:szCs w:val="20"/>
+        </w:rPr>
+      </w:pPr>
+      <w:r>
+        <w:rPr>
+          <w:rFonts w:ascii="Times New Roman" w:hAnsi="Times New Roman" w:cs="Times New Roman"/>
+          <w:sz w:val="20"/>
+          <w:szCs w:val="20"/>
+        </w:rPr>
+        <w:t>(g) Write the function of each.</w:t>
+      </w:r>
+      <w:r>
+        <w:rPr>
+          <w:rFonts w:ascii="Times New Roman" w:hAnsi="Times New Roman" w:cs="Times New Roman"/>
+          <w:sz w:val="20"/>
+          <w:szCs w:val="20"/>
+        </w:rPr>
+        <w:tab/>
+      </w:r>
+      <w:r>
+        <w:rPr>
+          <w:rFonts w:ascii="Times New Roman" w:hAnsi="Times New Roman" w:cs="Times New Roman"/>
+          <w:sz w:val="20"/>
+          <w:szCs w:val="20"/>
+        </w:rPr>
+        <w:t>(</w:t>
+      </w:r>
+      <w:proofErr w:type="spellStart"/>
+      <w:r>
+        <w:rPr>
+          <w:rFonts w:ascii="Times New Roman" w:hAnsi="Times New Roman" w:cs="Times New Roman"/>
+          <w:sz w:val="20"/>
+          <w:szCs w:val="20"/>
+        </w:rPr>
+        <w:t>i</w:t>
+      </w:r>
+      <w:proofErr w:type="spellEnd"/>
+      <w:r>
+        <w:rPr>
+          <w:rFonts w:ascii="Times New Roman" w:hAnsi="Times New Roman" w:cs="Times New Roman"/>
+          <w:sz w:val="20"/>
+          <w:szCs w:val="20"/>
+        </w:rPr>
+        <w:t>) Stem</w:t>
+      </w:r>
+      <w:r>
+        <w:rPr>
+          <w:rFonts w:ascii="Times New Roman" w:hAnsi="Times New Roman" w:cs="Times New Roman"/>
+          <w:sz w:val="20"/>
+          <w:szCs w:val="20"/>
+        </w:rPr>
+        <w:tab/>
+      </w:r>
+      <w:r>
+        <w:rPr>
+          <w:rFonts w:ascii="Times New Roman" w:hAnsi="Times New Roman" w:cs="Times New Roman"/>
+          <w:sz w:val="20"/>
+          <w:szCs w:val="20"/>
+        </w:rPr>
+        <w:tab/>
+        <w:t>(</w:t>
+      </w:r>
+      <w:r>
+        <w:rPr>
+          <w:rFonts w:ascii="Times New Roman" w:hAnsi="Times New Roman" w:cs="Times New Roman"/>
+          <w:sz w:val="20"/>
+          <w:szCs w:val="20"/>
+        </w:rPr>
+        <w:t>ii) Flower</w:t>
+      </w:r>
+    </w:p>
+    <w:p>
+      <w:pPr>
+        <w:spacing w:after="0" w:line="240" w:lineRule="auto"/>
+        <w:ind w:left="288"/>
+        <w:rPr>
+          <w:rFonts w:ascii="Times New Roman" w:hAnsi="Times New Roman" w:cs="Times New Roman"/>
+          <w:sz w:val="20"/>
+          <w:szCs w:val="20"/>
+        </w:rPr>
+      </w:pPr>
+      <w:r>
+        <w:rPr>
+          <w:rFonts w:ascii="Times New Roman" w:hAnsi="Times New Roman" w:cs="Times New Roman"/>
+          <w:sz w:val="20"/>
+          <w:szCs w:val="20"/>
+        </w:rPr>
+        <w:t>(h) Write any two effects of landslide.</w:t>
+      </w:r>
+    </w:p>
+    <w:p>
+      <w:pPr>
+        <w:tabs>
+          <w:tab w:val="left" w:pos="3588"/>
+        </w:tabs>
+        <w:spacing w:after="0" w:line="240" w:lineRule="auto"/>
+        <w:ind w:left="288"/>
+        <w:rPr>
+          <w:rFonts w:ascii="Times New Roman" w:hAnsi="Times New Roman" w:cs="Times New Roman"/>
+          <w:sz w:val="20"/>
+          <w:szCs w:val="20"/>
+        </w:rPr>
+      </w:pPr>
+      <w:r>
+        <w:rPr>
+          <w:rFonts w:ascii="Times New Roman" w:hAnsi="Times New Roman" w:cs="Times New Roman"/>
+          <w:sz w:val="20"/>
+          <w:szCs w:val="20"/>
+        </w:rPr>
+        <w:t>(</w:t>
+      </w:r>
+      <w:proofErr w:type="spellStart"/>
+      <w:r>
+        <w:rPr>
+          <w:rFonts w:ascii="Times New Roman" w:hAnsi="Times New Roman" w:cs="Times New Roman"/>
+          <w:sz w:val="20"/>
+          <w:szCs w:val="20"/>
+        </w:rPr>
+        <w:t>i</w:t>
+      </w:r>
+      <w:proofErr w:type="spellEnd"/>
+      <w:r>
+        <w:rPr>
+          <w:rFonts w:ascii="Times New Roman" w:hAnsi="Times New Roman" w:cs="Times New Roman"/>
+          <w:sz w:val="20"/>
+          <w:szCs w:val="20"/>
+        </w:rPr>
+        <w:t xml:space="preserve">) Define: </w:t>
+      </w:r>
+      <w:proofErr w:type="spellStart"/>
+      <w:r>
+        <w:rPr>
+          <w:rFonts w:ascii="Times New Roman" w:hAnsi="Times New Roman" w:cs="Times New Roman"/>
+          <w:sz w:val="20"/>
+          <w:szCs w:val="20"/>
+        </w:rPr>
+        <w:t>i</w:t>
+      </w:r>
+      <w:proofErr w:type="spellEnd"/>
+      <w:r>
+        <w:rPr>
+          <w:rFonts w:ascii="Times New Roman" w:hAnsi="Times New Roman" w:cs="Times New Roman"/>
+          <w:sz w:val="20"/>
+          <w:szCs w:val="20"/>
+        </w:rPr>
+        <w:t>) Matter</w:t>
+      </w:r>
+      <w:r>
+        <w:rPr>
+          <w:rFonts w:ascii="Times New Roman" w:hAnsi="Times New Roman" w:cs="Times New Roman"/>
+          <w:sz w:val="20"/>
+          <w:szCs w:val="20"/>
+        </w:rPr>
+        <w:tab/>
+      </w:r>
+      <w:r>
+        <w:rPr>
+          <w:rFonts w:ascii="Times New Roman" w:hAnsi="Times New Roman" w:cs="Times New Roman"/>
+          <w:sz w:val="20"/>
+          <w:szCs w:val="20"/>
+        </w:rPr>
+        <w:tab/>
+      </w:r>
+      <w:r>
+        <w:rPr>
+          <w:rFonts w:ascii="Times New Roman" w:hAnsi="Times New Roman" w:cs="Times New Roman"/>
+          <w:sz w:val="20"/>
+          <w:szCs w:val="20"/>
+        </w:rPr>
+        <w:t>ii) Excretion.</w:t>
+      </w:r>
+      <w:r>
+        <w:rPr>
+          <w:rFonts w:ascii="Times New Roman" w:hAnsi="Times New Roman" w:cs="Times New Roman"/>
+          <w:sz w:val="20"/>
+          <w:szCs w:val="20"/>
+        </w:rPr>
+        <w:tab/>
+      </w:r>
+    </w:p>
+    <w:p>
+      <w:pPr>
+        <w:spacing w:after="0" w:line="240" w:lineRule="auto"/>
+        <w:rPr>
+          <w:rFonts w:ascii="Times New Roman" w:hAnsi="Times New Roman" w:cs="Times New Roman"/>
+          <w:b/>
+          <w:sz w:val="10"/>
+          <w:szCs w:val="10"/>
+        </w:rPr>
+      </w:pPr>
+    </w:p>
+    <w:p>
+      <w:pPr>
+        <w:spacing w:after="0" w:line="240" w:lineRule="auto"/>
+        <w:rPr>
+          <w:rFonts w:ascii="Times New Roman" w:hAnsi="Times New Roman" w:cs="Times New Roman"/>
+          <w:b/>
+          <w:sz w:val="20"/>
+          <w:szCs w:val="20"/>
+        </w:rPr>
+      </w:pPr>
+      <w:r>
+        <w:rPr>
+          <w:rFonts w:ascii="Times New Roman" w:hAnsi="Times New Roman" w:cs="Times New Roman"/>
+          <w:b/>
+          <w:sz w:val="20"/>
+          <w:szCs w:val="20"/>
+        </w:rPr>
+        <w:t>4. Long question answers.</w:t>
+      </w:r>
+      <w:r>
+        <w:rPr>
+          <w:rFonts w:ascii="Times New Roman" w:hAnsi="Times New Roman" w:cs="Times New Roman"/>
+          <w:b/>
+          <w:sz w:val="20"/>
+          <w:szCs w:val="20"/>
+        </w:rPr>
+        <w:tab/>
+      </w:r>
+      <w:r>
+        <w:rPr>
+          <w:rFonts w:ascii="Times New Roman" w:hAnsi="Times New Roman" w:cs="Times New Roman"/>
+          <w:b/>
+          <w:sz w:val="20"/>
+          <w:szCs w:val="20"/>
+        </w:rPr>
+        <w:tab/>
+      </w:r>
+      <w:r>
+        <w:rPr>
+          <w:rFonts w:ascii="Times New Roman" w:hAnsi="Times New Roman" w:cs="Times New Roman"/>
+          <w:b/>
+          <w:sz w:val="20"/>
+          <w:szCs w:val="20"/>
+        </w:rPr>
+        <w:tab/>
+      </w:r>
+      <w:r>
+        <w:rPr>
+          <w:rFonts w:ascii="Times New Roman" w:hAnsi="Times New Roman" w:cs="Times New Roman"/>
+          <w:b/>
+          <w:sz w:val="20"/>
+          <w:szCs w:val="20"/>
+        </w:rPr>
+        <w:tab/>
+      </w:r>
+      <w:r>
+        <w:rPr>
+          <w:rFonts w:ascii="Times New Roman" w:hAnsi="Times New Roman" w:cs="Times New Roman"/>
+          <w:b/>
+          <w:sz w:val="20"/>
+          <w:szCs w:val="20"/>
+        </w:rPr>
+        <w:tab/>
+      </w:r>
+      <w:r>
+        <w:rPr>
+          <w:rFonts w:ascii="Times New Roman" w:hAnsi="Times New Roman" w:cs="Times New Roman"/>
+          <w:b/>
+          <w:sz w:val="20"/>
+          <w:szCs w:val="20"/>
+        </w:rPr>
+        <w:tab/>
+        <w:t>[4×4=16]</w:t>
+      </w:r>
+    </w:p>
+    <w:p>
+      <w:pPr>
+        <w:spacing w:after="0" w:line="240" w:lineRule="auto"/>
+        <w:ind w:left="288"/>
+        <w:rPr>
+          <w:rFonts w:ascii="Times New Roman" w:hAnsi="Times New Roman" w:cs="Times New Roman"/>
+          <w:sz w:val="20"/>
+          <w:szCs w:val="20"/>
+        </w:rPr>
+      </w:pPr>
+      <w:r>
+        <w:rPr>
+          <w:rFonts w:ascii="Times New Roman" w:hAnsi="Times New Roman" w:cs="Times New Roman"/>
+          <w:sz w:val="20"/>
+          <w:szCs w:val="20"/>
+        </w:rPr>
+        <w:t xml:space="preserve">(a) Write any two ways of controlling: </w:t>
+      </w:r>
+      <w:proofErr w:type="spellStart"/>
+      <w:r>
+        <w:rPr>
+          <w:rFonts w:ascii="Times New Roman" w:hAnsi="Times New Roman" w:cs="Times New Roman"/>
+          <w:sz w:val="20"/>
+          <w:szCs w:val="20"/>
+        </w:rPr>
+        <w:t>i</w:t>
+      </w:r>
+      <w:proofErr w:type="spellEnd"/>
+      <w:r>
+        <w:rPr>
+          <w:rFonts w:ascii="Times New Roman" w:hAnsi="Times New Roman" w:cs="Times New Roman"/>
+          <w:sz w:val="20"/>
+          <w:szCs w:val="20"/>
+        </w:rPr>
+        <w:t>) Flood ii) Landslide</w:t>
+      </w:r>
+    </w:p>
+    <w:p>
+      <w:pPr>
+        <w:spacing w:after="0" w:line="240" w:lineRule="auto"/>
+        <w:ind w:left="288"/>
+        <w:rPr>
+          <w:rFonts w:ascii="Times New Roman" w:hAnsi="Times New Roman" w:cs="Times New Roman"/>
+          <w:sz w:val="20"/>
+          <w:szCs w:val="20"/>
+        </w:rPr>
+      </w:pPr>
+      <w:r>
+        <w:rPr>
+          <w:rFonts w:ascii="Times New Roman" w:hAnsi="Times New Roman" w:cs="Times New Roman"/>
+          <w:sz w:val="20"/>
+          <w:szCs w:val="20"/>
+        </w:rPr>
+        <w:t>(b) Draw a well labelled diagram of life cycle of butterfly.</w:t>
+      </w:r>
+    </w:p>
+    <w:p>
+      <w:pPr>
+        <w:spacing w:after="0" w:line="240" w:lineRule="auto"/>
+        <w:ind w:left="288"/>
+        <w:rPr>
+          <w:rFonts w:ascii="Times New Roman" w:hAnsi="Times New Roman" w:cs="Times New Roman"/>
+          <w:sz w:val="20"/>
+          <w:szCs w:val="20"/>
+        </w:rPr>
+      </w:pPr>
+      <w:r>
+        <w:rPr>
+          <w:rFonts w:ascii="Times New Roman" w:hAnsi="Times New Roman" w:cs="Times New Roman"/>
+          <w:sz w:val="20"/>
+          <w:szCs w:val="20"/>
+        </w:rPr>
+        <w:t>(c) Difference between terrestrial plants and aquatic plants.</w:t>
+      </w:r>
+    </w:p>
+    <w:p>
+      <w:pPr>
+        <w:spacing w:after="0" w:line="240" w:lineRule="auto"/>
+        <w:ind w:left="288"/>
+        <w:rPr>
+          <w:rFonts w:ascii="Times New Roman" w:hAnsi="Times New Roman" w:cs="Times New Roman"/>
+          <w:sz w:val="20"/>
+          <w:szCs w:val="20"/>
+        </w:rPr>
+      </w:pPr>
+      <w:r>
+        <w:rPr>
+          <w:rFonts w:ascii="Times New Roman" w:hAnsi="Times New Roman" w:cs="Times New Roman"/>
+          <w:sz w:val="20"/>
+          <w:szCs w:val="20"/>
+        </w:rPr>
+        <w:t>(d) Dry wood is an insulator, why?</w:t>
+      </w:r>
+    </w:p>
+    <w:p>
+      <w:pPr>
+        <w:spacing w:after="0" w:line="240" w:lineRule="auto"/>
+        <w:jc w:val="center"/>
+        <w:rPr>
+          <w:rFonts w:ascii="Times New Roman" w:hAnsi="Times New Roman" w:cs="Times New Roman"/>
+          <w:b/>
+          <w:sz w:val="20"/>
+          <w:szCs w:val="20"/>
+        </w:rPr>
+      </w:pPr>
+      <w:r>
+        <w:rPr>
+          <w:rFonts w:ascii="Times New Roman" w:hAnsi="Times New Roman" w:cs="Times New Roman"/>
+          <w:b/>
+          <w:sz w:val="20"/>
+          <w:szCs w:val="20"/>
         </w:rPr>
         <w:t>-The End-</w:t>
       </w:r>
     </w:p>
     <w:sectPr>
-      <w:pgSz w:w="12240" w:h="15840"/>
-      <w:pgMar w:top="1440" w:right="1800" w:bottom="1440" w:left="1800" w:header="720" w:footer="720" w:gutter="0"/>
-      <w:cols w:space="720"/>
+      <w:pgSz w:w="16838" w:h="11906" w:orient="landscape" w:code="9"/>
+      <w:pgMar w:top="180" w:right="720" w:bottom="26" w:left="720" w:header="720" w:footer="720" w:gutter="0"/>
+      <w:cols w:num="2" w:space="720"/>
       <w:docGrid w:linePitch="360"/>
     </w:sectPr>
   </w:body>
@@ -484,8 +5516,8 @@
 </file>
 
 <file path=word/numbering.xml><?xml version="1.0" encoding="utf-8"?>
-<w:numbering xmlns:wpc="http://schemas.microsoft.com/office/word/2010/wordprocessingCanvas" xmlns:mc="http://schemas.openxmlformats.org/markup-compatibility/2006" xmlns:o="urn:schemas-microsoft-com:office:office" xmlns:r="http://schemas.openxmlformats.org/officeDocument/2006/relationships" xmlns:m="http://schemas.openxmlformats.org/officeDocument/2006/math" xmlns:v="urn:schemas-microsoft-com:vml" xmlns:wp14="http://schemas.microsoft.com/office/word/2010/wordprocessingDrawing" xmlns:wp="http://schemas.openxmlformats.org/drawingml/2006/wordprocessingDrawing" xmlns:w10="urn:schemas-microsoft-com:office:word" xmlns:w="http://schemas.openxmlformats.org/wordprocessingml/2006/main" xmlns:w14="http://schemas.microsoft.com/office/word/2010/wordml" xmlns:w15="http://schemas.microsoft.com/office/word/2012/wordml" xmlns:wpg="http://schemas.microsoft.com/office/word/2010/wordprocessingGroup" xmlns:wpi="http://schemas.microsoft.com/office/word/2010/wordprocessingInk" xmlns:wne="http://schemas.microsoft.com/office/word/2006/wordml" xmlns:wps="http://schemas.microsoft.com/office/word/2010/wordprocessingShape" mc:Ignorable="w14 w15 wp14">
-  <w:abstractNum w:abstractNumId="0">
+<w:numbering xmlns:wpc="http://schemas.microsoft.com/office/word/2010/wordprocessingCanvas" xmlns:cx="http://schemas.microsoft.com/office/drawing/2014/chartex" xmlns:cx1="http://schemas.microsoft.com/office/drawing/2015/9/8/chartex" xmlns:cx2="http://schemas.microsoft.com/office/drawing/2015/10/21/chartex" xmlns:cx3="http://schemas.microsoft.com/office/drawing/2016/5/9/chartex" xmlns:cx4="http://schemas.microsoft.com/office/drawing/2016/5/10/chartex" xmlns:cx5="http://schemas.microsoft.com/office/drawing/2016/5/11/chartex" xmlns:cx6="http://schemas.microsoft.com/office/drawing/2016/5/12/chartex" xmlns:cx7="http://schemas.microsoft.com/office/drawing/2016/5/13/chartex" xmlns:cx8="http://schemas.microsoft.com/office/drawing/2016/5/14/chartex" xmlns:mc="http://schemas.openxmlformats.org/markup-compatibility/2006" xmlns:aink="http://schemas.microsoft.com/office/drawing/2016/ink" xmlns:am3d="http://schemas.microsoft.com/office/drawing/2017/model3d" xmlns:o="urn:schemas-microsoft-com:office:office" xmlns:oel="http://schemas.microsoft.com/office/2019/extlst" xmlns:r="http://schemas.openxmlformats.org/officeDocument/2006/relationships" xmlns:m="http://schemas.openxmlformats.org/officeDocument/2006/math" xmlns:v="urn:schemas-microsoft-com:vml" xmlns:wp14="http://schemas.microsoft.com/office/word/2010/wordprocessingDrawing" xmlns:wp="http://schemas.openxmlformats.org/drawingml/2006/wordprocessingDrawing" xmlns:w10="urn:schemas-microsoft-com:office:word" xmlns:w="http://schemas.openxmlformats.org/wordprocessingml/2006/main" xmlns:w14="http://schemas.microsoft.com/office/word/2010/wordml" xmlns:w15="http://schemas.microsoft.com/office/word/2012/wordml" xmlns:w16cex="http://schemas.microsoft.com/office/word/2018/wordml/cex" xmlns:w16cid="http://schemas.microsoft.com/office/word/2016/wordml/cid" xmlns:w16="http://schemas.microsoft.com/office/word/2018/wordml" xmlns:w16du="http://schemas.microsoft.com/office/word/2023/wordml/word16du" xmlns:w16sdtdh="http://schemas.microsoft.com/office/word/2020/wordml/sdtdatahash" xmlns:w16sdtfl="http://schemas.microsoft.com/office/word/2024/wordml/sdtformatlock" xmlns:w16se="http://schemas.microsoft.com/office/word/2015/wordml/symex" xmlns:wpg="http://schemas.microsoft.com/office/word/2010/wordprocessingGroup" xmlns:wpi="http://schemas.microsoft.com/office/word/2010/wordprocessingInk" xmlns:wne="http://schemas.microsoft.com/office/word/2006/wordml" xmlns:wps="http://schemas.microsoft.com/office/word/2010/wordprocessingShape" mc:Ignorable="w14 w15 w16se w16cid w16 w16cex w16sdtdh w16sdtfl w16du wp14">
+  <w:abstractNum w:abstractNumId="0" w15:restartNumberingAfterBreak="0">
     <w:nsid w:val="FFFFFF7C"/>
     <w:multiLevelType w:val="singleLevel"/>
     <w:tmpl w:val="C310EC42"/>
@@ -502,7 +5534,7 @@
       </w:pPr>
     </w:lvl>
   </w:abstractNum>
-  <w:abstractNum w:abstractNumId="1">
+  <w:abstractNum w:abstractNumId="1" w15:restartNumberingAfterBreak="0">
     <w:nsid w:val="FFFFFF7D"/>
     <w:multiLevelType w:val="singleLevel"/>
     <w:tmpl w:val="E4089024"/>
@@ -519,7 +5551,7 @@
       </w:pPr>
     </w:lvl>
   </w:abstractNum>
-  <w:abstractNum w:abstractNumId="2">
+  <w:abstractNum w:abstractNumId="2" w15:restartNumberingAfterBreak="0">
     <w:nsid w:val="FFFFFF7E"/>
     <w:multiLevelType w:val="singleLevel"/>
     <w:tmpl w:val="FB12693A"/>
@@ -537,7 +5569,7 @@
       </w:pPr>
     </w:lvl>
   </w:abstractNum>
-  <w:abstractNum w:abstractNumId="3">
+  <w:abstractNum w:abstractNumId="3" w15:restartNumberingAfterBreak="0">
     <w:nsid w:val="FFFFFF7F"/>
     <w:multiLevelType w:val="singleLevel"/>
     <w:tmpl w:val="38441652"/>
@@ -555,7 +5587,7 @@
       </w:pPr>
     </w:lvl>
   </w:abstractNum>
-  <w:abstractNum w:abstractNumId="4">
+  <w:abstractNum w:abstractNumId="4" w15:restartNumberingAfterBreak="0">
     <w:nsid w:val="FFFFFF81"/>
     <w:multiLevelType w:val="singleLevel"/>
     <w:tmpl w:val="171AC3A4"/>
@@ -575,7 +5607,7 @@
       </w:rPr>
     </w:lvl>
   </w:abstractNum>
-  <w:abstractNum w:abstractNumId="5">
+  <w:abstractNum w:abstractNumId="5" w15:restartNumberingAfterBreak="0">
     <w:nsid w:val="FFFFFF82"/>
     <w:multiLevelType w:val="singleLevel"/>
     <w:tmpl w:val="F3EAFDEC"/>
@@ -596,7 +5628,7 @@
       </w:rPr>
     </w:lvl>
   </w:abstractNum>
-  <w:abstractNum w:abstractNumId="6">
+  <w:abstractNum w:abstractNumId="6" w15:restartNumberingAfterBreak="0">
     <w:nsid w:val="FFFFFF83"/>
     <w:multiLevelType w:val="singleLevel"/>
     <w:tmpl w:val="3D1EFFD4"/>
@@ -617,7 +5649,7 @@
       </w:rPr>
     </w:lvl>
   </w:abstractNum>
-  <w:abstractNum w:abstractNumId="7">
+  <w:abstractNum w:abstractNumId="7" w15:restartNumberingAfterBreak="0">
     <w:nsid w:val="FFFFFF88"/>
     <w:multiLevelType w:val="singleLevel"/>
     <w:tmpl w:val="D0A62B40"/>
@@ -635,7 +5667,7 @@
       </w:pPr>
     </w:lvl>
   </w:abstractNum>
-  <w:abstractNum w:abstractNumId="8">
+  <w:abstractNum w:abstractNumId="8" w15:restartNumberingAfterBreak="0">
     <w:nsid w:val="FFFFFF89"/>
     <w:multiLevelType w:val="singleLevel"/>
     <w:tmpl w:val="29761A62"/>
@@ -656,38 +5688,38 @@
       </w:rPr>
     </w:lvl>
   </w:abstractNum>
-  <w:num w:numId="1">
+  <w:num w:numId="1" w16cid:durableId="676618149">
     <w:abstractNumId w:val="8"/>
   </w:num>
-  <w:num w:numId="2">
+  <w:num w:numId="2" w16cid:durableId="219438307">
     <w:abstractNumId w:val="6"/>
   </w:num>
-  <w:num w:numId="3">
+  <w:num w:numId="3" w16cid:durableId="2019847833">
     <w:abstractNumId w:val="5"/>
   </w:num>
-  <w:num w:numId="4">
+  <w:num w:numId="4" w16cid:durableId="843007875">
     <w:abstractNumId w:val="4"/>
   </w:num>
-  <w:num w:numId="5">
+  <w:num w:numId="5" w16cid:durableId="308945665">
     <w:abstractNumId w:val="7"/>
   </w:num>
-  <w:num w:numId="6">
+  <w:num w:numId="6" w16cid:durableId="615137733">
     <w:abstractNumId w:val="3"/>
   </w:num>
-  <w:num w:numId="7">
+  <w:num w:numId="7" w16cid:durableId="1930311644">
     <w:abstractNumId w:val="2"/>
   </w:num>
-  <w:num w:numId="8">
+  <w:num w:numId="8" w16cid:durableId="1159806718">
     <w:abstractNumId w:val="1"/>
   </w:num>
-  <w:num w:numId="9">
+  <w:num w:numId="9" w16cid:durableId="1000736502">
     <w:abstractNumId w:val="0"/>
   </w:num>
 </w:numbering>
 </file>
 
 <file path=word/styles.xml><?xml version="1.0" encoding="utf-8"?>
-<w:styles xmlns:mc="http://schemas.openxmlformats.org/markup-compatibility/2006" xmlns:r="http://schemas.openxmlformats.org/officeDocument/2006/relationships" xmlns:w="http://schemas.openxmlformats.org/wordprocessingml/2006/main" xmlns:w14="http://schemas.microsoft.com/office/word/2010/wordml" xmlns:w15="http://schemas.microsoft.com/office/word/2012/wordml" mc:Ignorable="w14 w15">
+<w:styles xmlns:mc="http://schemas.openxmlformats.org/markup-compatibility/2006" xmlns:r="http://schemas.openxmlformats.org/officeDocument/2006/relationships" xmlns:w="http://schemas.openxmlformats.org/wordprocessingml/2006/main" xmlns:w14="http://schemas.microsoft.com/office/word/2010/wordml" xmlns:w15="http://schemas.microsoft.com/office/word/2012/wordml" xmlns:w16cex="http://schemas.microsoft.com/office/word/2018/wordml/cex" xmlns:w16cid="http://schemas.microsoft.com/office/word/2016/wordml/cid" xmlns:w16="http://schemas.microsoft.com/office/word/2018/wordml" xmlns:w16du="http://schemas.microsoft.com/office/word/2023/wordml/word16du" xmlns:w16sdtdh="http://schemas.microsoft.com/office/word/2020/wordml/sdtdatahash" xmlns:w16sdtfl="http://schemas.microsoft.com/office/word/2024/wordml/sdtformatlock" xmlns:w16se="http://schemas.microsoft.com/office/word/2015/wordml/symex" mc:Ignorable="w14 w15 w16se w16cid w16 w16cex w16sdtdh w16sdtfl w16du">
   <w:docDefaults>
     <w:rPrDefault>
       <w:rPr>
@@ -703,7 +5735,7 @@
       </w:pPr>
     </w:pPrDefault>
   </w:docDefaults>
-  <w:latentStyles w:defLockedState="0" w:defUIPriority="99" w:defSemiHidden="0" w:defUnhideWhenUsed="0" w:defQFormat="0" w:count="371">
+  <w:latentStyles w:defLockedState="0" w:defUIPriority="99" w:defSemiHidden="0" w:defUnhideWhenUsed="0" w:defQFormat="0" w:count="376">
     <w:lsdException w:name="Normal" w:uiPriority="0" w:qFormat="1"/>
     <w:lsdException w:name="heading 1" w:uiPriority="9" w:qFormat="1"/>
     <w:lsdException w:name="heading 2" w:semiHidden="1" w:uiPriority="9" w:unhideWhenUsed="1" w:qFormat="1"/>
@@ -1066,6 +6098,11 @@
     <w:lsdException w:name="List Table 5 Dark Accent 6" w:uiPriority="50"/>
     <w:lsdException w:name="List Table 6 Colorful Accent 6" w:uiPriority="51"/>
     <w:lsdException w:name="List Table 7 Colorful Accent 6" w:uiPriority="52"/>
+    <w:lsdException w:name="Mention" w:semiHidden="1" w:unhideWhenUsed="1"/>
+    <w:lsdException w:name="Smart Hyperlink" w:semiHidden="1" w:unhideWhenUsed="1"/>
+    <w:lsdException w:name="Hashtag" w:semiHidden="1" w:unhideWhenUsed="1"/>
+    <w:lsdException w:name="Unresolved Mention" w:semiHidden="1" w:unhideWhenUsed="1"/>
+    <w:lsdException w:name="Smart Link" w:semiHidden="1" w:unhideWhenUsed="1"/>
   </w:latentStyles>
   <w:style w:type="paragraph" w:default="1" w:styleId="Normal">
     <w:name w:val="Normal"/>
@@ -2016,7 +7053,6 @@
       <w:spacing w:after="0" w:line="240" w:lineRule="auto"/>
     </w:pPr>
     <w:tblPr>
-      <w:tblInd w:w="0" w:type="dxa"/>
       <w:tblBorders>
         <w:top w:val="single" w:sz="4" w:space="0" w:color="auto"/>
         <w:left w:val="single" w:sz="4" w:space="0" w:color="auto"/>
@@ -2025,12 +7061,6 @@
         <w:insideH w:val="single" w:sz="4" w:space="0" w:color="auto"/>
         <w:insideV w:val="single" w:sz="4" w:space="0" w:color="auto"/>
       </w:tblBorders>
-      <w:tblCellMar>
-        <w:top w:w="0" w:type="dxa"/>
-        <w:left w:w="108" w:type="dxa"/>
-        <w:bottom w:w="0" w:type="dxa"/>
-        <w:right w:w="108" w:type="dxa"/>
-      </w:tblCellMar>
     </w:tblPr>
   </w:style>
   <w:style w:type="table" w:styleId="LightShading">
@@ -2047,17 +7077,10 @@
     <w:tblPr>
       <w:tblStyleRowBandSize w:val="1"/>
       <w:tblStyleColBandSize w:val="1"/>
-      <w:tblInd w:w="0" w:type="dxa"/>
       <w:tblBorders>
         <w:top w:val="single" w:sz="8" w:space="0" w:color="000000" w:themeColor="text1"/>
         <w:bottom w:val="single" w:sz="8" w:space="0" w:color="000000" w:themeColor="text1"/>
       </w:tblBorders>
-      <w:tblCellMar>
-        <w:top w:w="0" w:type="dxa"/>
-        <w:left w:w="108" w:type="dxa"/>
-        <w:bottom w:w="0" w:type="dxa"/>
-        <w:right w:w="108" w:type="dxa"/>
-      </w:tblCellMar>
     </w:tblPr>
     <w:tblStylePr w:type="firstRow">
       <w:pPr>
@@ -2150,17 +7173,10 @@
     <w:tblPr>
       <w:tblStyleRowBandSize w:val="1"/>
       <w:tblStyleColBandSize w:val="1"/>
-      <w:tblInd w:w="0" w:type="dxa"/>
       <w:tblBorders>
         <w:top w:val="single" w:sz="8" w:space="0" w:color="4F81BD" w:themeColor="accent1"/>
         <w:bottom w:val="single" w:sz="8" w:space="0" w:color="4F81BD" w:themeColor="accent1"/>
       </w:tblBorders>
-      <w:tblCellMar>
-        <w:top w:w="0" w:type="dxa"/>
-        <w:left w:w="108" w:type="dxa"/>
-        <w:bottom w:w="0" w:type="dxa"/>
-        <w:right w:w="108" w:type="dxa"/>
-      </w:tblCellMar>
     </w:tblPr>
     <w:tblStylePr w:type="firstRow">
       <w:pPr>
@@ -2253,17 +7269,10 @@
     <w:tblPr>
       <w:tblStyleRowBandSize w:val="1"/>
       <w:tblStyleColBandSize w:val="1"/>
-      <w:tblInd w:w="0" w:type="dxa"/>
       <w:tblBorders>
         <w:top w:val="single" w:sz="8" w:space="0" w:color="C0504D" w:themeColor="accent2"/>
         <w:bottom w:val="single" w:sz="8" w:space="0" w:color="C0504D" w:themeColor="accent2"/>
       </w:tblBorders>
-      <w:tblCellMar>
-        <w:top w:w="0" w:type="dxa"/>
-        <w:left w:w="108" w:type="dxa"/>
-        <w:bottom w:w="0" w:type="dxa"/>
-        <w:right w:w="108" w:type="dxa"/>
-      </w:tblCellMar>
     </w:tblPr>
     <w:tblStylePr w:type="firstRow">
       <w:pPr>
@@ -2356,17 +7365,10 @@
     <w:tblPr>
       <w:tblStyleRowBandSize w:val="1"/>
       <w:tblStyleColBandSize w:val="1"/>
-      <w:tblInd w:w="0" w:type="dxa"/>
       <w:tblBorders>
         <w:top w:val="single" w:sz="8" w:space="0" w:color="9BBB59" w:themeColor="accent3"/>
         <w:bottom w:val="single" w:sz="8" w:space="0" w:color="9BBB59" w:themeColor="accent3"/>
       </w:tblBorders>
-      <w:tblCellMar>
-        <w:top w:w="0" w:type="dxa"/>
-        <w:left w:w="108" w:type="dxa"/>
-        <w:bottom w:w="0" w:type="dxa"/>
-        <w:right w:w="108" w:type="dxa"/>
-      </w:tblCellMar>
     </w:tblPr>
     <w:tblStylePr w:type="firstRow">
       <w:pPr>
@@ -2459,17 +7461,10 @@
     <w:tblPr>
       <w:tblStyleRowBandSize w:val="1"/>
       <w:tblStyleColBandSize w:val="1"/>
-      <w:tblInd w:w="0" w:type="dxa"/>
       <w:tblBorders>
         <w:top w:val="single" w:sz="8" w:space="0" w:color="8064A2" w:themeColor="accent4"/>
         <w:bottom w:val="single" w:sz="8" w:space="0" w:color="8064A2" w:themeColor="accent4"/>
       </w:tblBorders>
-      <w:tblCellMar>
-        <w:top w:w="0" w:type="dxa"/>
-        <w:left w:w="108" w:type="dxa"/>
-        <w:bottom w:w="0" w:type="dxa"/>
-        <w:right w:w="108" w:type="dxa"/>
-      </w:tblCellMar>
     </w:tblPr>
     <w:tblStylePr w:type="firstRow">
       <w:pPr>
@@ -2562,17 +7557,10 @@
     <w:tblPr>
       <w:tblStyleRowBandSize w:val="1"/>
       <w:tblStyleColBandSize w:val="1"/>
-      <w:tblInd w:w="0" w:type="dxa"/>
       <w:tblBorders>
         <w:top w:val="single" w:sz="8" w:space="0" w:color="4BACC6" w:themeColor="accent5"/>
         <w:bottom w:val="single" w:sz="8" w:space="0" w:color="4BACC6" w:themeColor="accent5"/>
       </w:tblBorders>
-      <w:tblCellMar>
-        <w:top w:w="0" w:type="dxa"/>
-        <w:left w:w="108" w:type="dxa"/>
-        <w:bottom w:w="0" w:type="dxa"/>
-        <w:right w:w="108" w:type="dxa"/>
-      </w:tblCellMar>
     </w:tblPr>
     <w:tblStylePr w:type="firstRow">
       <w:pPr>
@@ -2665,17 +7653,10 @@
     <w:tblPr>
       <w:tblStyleRowBandSize w:val="1"/>
       <w:tblStyleColBandSize w:val="1"/>
-      <w:tblInd w:w="0" w:type="dxa"/>
       <w:tblBorders>
         <w:top w:val="single" w:sz="8" w:space="0" w:color="F79646" w:themeColor="accent6"/>
         <w:bottom w:val="single" w:sz="8" w:space="0" w:color="F79646" w:themeColor="accent6"/>
       </w:tblBorders>
-      <w:tblCellMar>
-        <w:top w:w="0" w:type="dxa"/>
-        <w:left w:w="108" w:type="dxa"/>
-        <w:bottom w:w="0" w:type="dxa"/>
-        <w:right w:w="108" w:type="dxa"/>
-      </w:tblCellMar>
     </w:tblPr>
     <w:tblStylePr w:type="firstRow">
       <w:pPr>
@@ -2765,19 +7746,12 @@
     <w:tblPr>
       <w:tblStyleRowBandSize w:val="1"/>
       <w:tblStyleColBandSize w:val="1"/>
-      <w:tblInd w:w="0" w:type="dxa"/>
       <w:tblBorders>
         <w:top w:val="single" w:sz="8" w:space="0" w:color="000000" w:themeColor="text1"/>
         <w:left w:val="single" w:sz="8" w:space="0" w:color="000000" w:themeColor="text1"/>
         <w:bottom w:val="single" w:sz="8" w:space="0" w:color="000000" w:themeColor="text1"/>
         <w:right w:val="single" w:sz="8" w:space="0" w:color="000000" w:themeColor="text1"/>
       </w:tblBorders>
-      <w:tblCellMar>
-        <w:top w:w="0" w:type="dxa"/>
-        <w:left w:w="108" w:type="dxa"/>
-        <w:bottom w:w="0" w:type="dxa"/>
-        <w:right w:w="108" w:type="dxa"/>
-      </w:tblCellMar>
     </w:tblPr>
     <w:tblStylePr w:type="firstRow">
       <w:pPr>
@@ -2857,19 +7831,12 @@
     <w:tblPr>
       <w:tblStyleRowBandSize w:val="1"/>
       <w:tblStyleColBandSize w:val="1"/>
-      <w:tblInd w:w="0" w:type="dxa"/>
       <w:tblBorders>
         <w:top w:val="single" w:sz="8" w:space="0" w:color="4F81BD" w:themeColor="accent1"/>
         <w:left w:val="single" w:sz="8" w:space="0" w:color="4F81BD" w:themeColor="accent1"/>
         <w:bottom w:val="single" w:sz="8" w:space="0" w:color="4F81BD" w:themeColor="accent1"/>
         <w:right w:val="single" w:sz="8" w:space="0" w:color="4F81BD" w:themeColor="accent1"/>
       </w:tblBorders>
-      <w:tblCellMar>
-        <w:top w:w="0" w:type="dxa"/>
-        <w:left w:w="108" w:type="dxa"/>
-        <w:bottom w:w="0" w:type="dxa"/>
-        <w:right w:w="108" w:type="dxa"/>
-      </w:tblCellMar>
     </w:tblPr>
     <w:tblStylePr w:type="firstRow">
       <w:pPr>
@@ -2949,19 +7916,12 @@
     <w:tblPr>
       <w:tblStyleRowBandSize w:val="1"/>
       <w:tblStyleColBandSize w:val="1"/>
-      <w:tblInd w:w="0" w:type="dxa"/>
       <w:tblBorders>
         <w:top w:val="single" w:sz="8" w:space="0" w:color="C0504D" w:themeColor="accent2"/>
         <w:left w:val="single" w:sz="8" w:space="0" w:color="C0504D" w:themeColor="accent2"/>
         <w:bottom w:val="single" w:sz="8" w:space="0" w:color="C0504D" w:themeColor="accent2"/>
         <w:right w:val="single" w:sz="8" w:space="0" w:color="C0504D" w:themeColor="accent2"/>
       </w:tblBorders>
-      <w:tblCellMar>
-        <w:top w:w="0" w:type="dxa"/>
-        <w:left w:w="108" w:type="dxa"/>
-        <w:bottom w:w="0" w:type="dxa"/>
-        <w:right w:w="108" w:type="dxa"/>
-      </w:tblCellMar>
     </w:tblPr>
     <w:tblStylePr w:type="firstRow">
       <w:pPr>
@@ -3041,19 +8001,12 @@
     <w:tblPr>
       <w:tblStyleRowBandSize w:val="1"/>
       <w:tblStyleColBandSize w:val="1"/>
-      <w:tblInd w:w="0" w:type="dxa"/>
       <w:tblBorders>
         <w:top w:val="single" w:sz="8" w:space="0" w:color="9BBB59" w:themeColor="accent3"/>
         <w:left w:val="single" w:sz="8" w:space="0" w:color="9BBB59" w:themeColor="accent3"/>
         <w:bottom w:val="single" w:sz="8" w:space="0" w:color="9BBB59" w:themeColor="accent3"/>
         <w:right w:val="single" w:sz="8" w:space="0" w:color="9BBB59" w:themeColor="accent3"/>
       </w:tblBorders>
-      <w:tblCellMar>
-        <w:top w:w="0" w:type="dxa"/>
-        <w:left w:w="108" w:type="dxa"/>
-        <w:bottom w:w="0" w:type="dxa"/>
-        <w:right w:w="108" w:type="dxa"/>
-      </w:tblCellMar>
     </w:tblPr>
     <w:tblStylePr w:type="firstRow">
       <w:pPr>
@@ -3133,19 +8086,12 @@
     <w:tblPr>
       <w:tblStyleRowBandSize w:val="1"/>
       <w:tblStyleColBandSize w:val="1"/>
-      <w:tblInd w:w="0" w:type="dxa"/>
       <w:tblBorders>
         <w:top w:val="single" w:sz="8" w:space="0" w:color="8064A2" w:themeColor="accent4"/>
         <w:left w:val="single" w:sz="8" w:space="0" w:color="8064A2" w:themeColor="accent4"/>
         <w:bottom w:val="single" w:sz="8" w:space="0" w:color="8064A2" w:themeColor="accent4"/>
         <w:right w:val="single" w:sz="8" w:space="0" w:color="8064A2" w:themeColor="accent4"/>
       </w:tblBorders>
-      <w:tblCellMar>
-        <w:top w:w="0" w:type="dxa"/>
-        <w:left w:w="108" w:type="dxa"/>
-        <w:bottom w:w="0" w:type="dxa"/>
-        <w:right w:w="108" w:type="dxa"/>
-      </w:tblCellMar>
     </w:tblPr>
     <w:tblStylePr w:type="firstRow">
       <w:pPr>
@@ -3225,19 +8171,12 @@
     <w:tblPr>
       <w:tblStyleRowBandSize w:val="1"/>
       <w:tblStyleColBandSize w:val="1"/>
-      <w:tblInd w:w="0" w:type="dxa"/>
       <w:tblBorders>
         <w:top w:val="single" w:sz="8" w:space="0" w:color="4BACC6" w:themeColor="accent5"/>
         <w:left w:val="single" w:sz="8" w:space="0" w:color="4BACC6" w:themeColor="accent5"/>
         <w:bottom w:val="single" w:sz="8" w:space="0" w:color="4BACC6" w:themeColor="accent5"/>
         <w:right w:val="single" w:sz="8" w:space="0" w:color="4BACC6" w:themeColor="accent5"/>
       </w:tblBorders>
-      <w:tblCellMar>
-        <w:top w:w="0" w:type="dxa"/>
-        <w:left w:w="108" w:type="dxa"/>
-        <w:bottom w:w="0" w:type="dxa"/>
-        <w:right w:w="108" w:type="dxa"/>
-      </w:tblCellMar>
     </w:tblPr>
     <w:tblStylePr w:type="firstRow">
       <w:pPr>
@@ -3317,19 +8256,12 @@
     <w:tblPr>
       <w:tblStyleRowBandSize w:val="1"/>
       <w:tblStyleColBandSize w:val="1"/>
-      <w:tblInd w:w="0" w:type="dxa"/>
       <w:tblBorders>
         <w:top w:val="single" w:sz="8" w:space="0" w:color="F79646" w:themeColor="accent6"/>
         <w:left w:val="single" w:sz="8" w:space="0" w:color="F79646" w:themeColor="accent6"/>
         <w:bottom w:val="single" w:sz="8" w:space="0" w:color="F79646" w:themeColor="accent6"/>
         <w:right w:val="single" w:sz="8" w:space="0" w:color="F79646" w:themeColor="accent6"/>
       </w:tblBorders>
-      <w:tblCellMar>
-        <w:top w:w="0" w:type="dxa"/>
-        <w:left w:w="108" w:type="dxa"/>
-        <w:bottom w:w="0" w:type="dxa"/>
-        <w:right w:w="108" w:type="dxa"/>
-      </w:tblCellMar>
     </w:tblPr>
     <w:tblStylePr w:type="firstRow">
       <w:pPr>
@@ -3409,7 +8341,6 @@
     <w:tblPr>
       <w:tblStyleRowBandSize w:val="1"/>
       <w:tblStyleColBandSize w:val="1"/>
-      <w:tblInd w:w="0" w:type="dxa"/>
       <w:tblBorders>
         <w:top w:val="single" w:sz="8" w:space="0" w:color="000000" w:themeColor="text1"/>
         <w:left w:val="single" w:sz="8" w:space="0" w:color="000000" w:themeColor="text1"/>
@@ -3418,12 +8349,6 @@
         <w:insideH w:val="single" w:sz="8" w:space="0" w:color="000000" w:themeColor="text1"/>
         <w:insideV w:val="single" w:sz="8" w:space="0" w:color="000000" w:themeColor="text1"/>
       </w:tblBorders>
-      <w:tblCellMar>
-        <w:top w:w="0" w:type="dxa"/>
-        <w:left w:w="108" w:type="dxa"/>
-        <w:bottom w:w="0" w:type="dxa"/>
-        <w:right w:w="108" w:type="dxa"/>
-      </w:tblCellMar>
     </w:tblPr>
     <w:tblStylePr w:type="firstRow">
       <w:pPr>
@@ -3539,7 +8464,6 @@
     <w:tblPr>
       <w:tblStyleRowBandSize w:val="1"/>
       <w:tblStyleColBandSize w:val="1"/>
-      <w:tblInd w:w="0" w:type="dxa"/>
       <w:tblBorders>
         <w:top w:val="single" w:sz="8" w:space="0" w:color="4F81BD" w:themeColor="accent1"/>
         <w:left w:val="single" w:sz="8" w:space="0" w:color="4F81BD" w:themeColor="accent1"/>
@@ -3548,12 +8472,6 @@
         <w:insideH w:val="single" w:sz="8" w:space="0" w:color="4F81BD" w:themeColor="accent1"/>
         <w:insideV w:val="single" w:sz="8" w:space="0" w:color="4F81BD" w:themeColor="accent1"/>
       </w:tblBorders>
-      <w:tblCellMar>
-        <w:top w:w="0" w:type="dxa"/>
-        <w:left w:w="108" w:type="dxa"/>
-        <w:bottom w:w="0" w:type="dxa"/>
-        <w:right w:w="108" w:type="dxa"/>
-      </w:tblCellMar>
     </w:tblPr>
     <w:tblStylePr w:type="firstRow">
       <w:pPr>
@@ -3669,7 +8587,6 @@
     <w:tblPr>
       <w:tblStyleRowBandSize w:val="1"/>
       <w:tblStyleColBandSize w:val="1"/>
-      <w:tblInd w:w="0" w:type="dxa"/>
       <w:tblBorders>
         <w:top w:val="single" w:sz="8" w:space="0" w:color="C0504D" w:themeColor="accent2"/>
         <w:left w:val="single" w:sz="8" w:space="0" w:color="C0504D" w:themeColor="accent2"/>
@@ -3678,12 +8595,6 @@
         <w:insideH w:val="single" w:sz="8" w:space="0" w:color="C0504D" w:themeColor="accent2"/>
         <w:insideV w:val="single" w:sz="8" w:space="0" w:color="C0504D" w:themeColor="accent2"/>
       </w:tblBorders>
-      <w:tblCellMar>
-        <w:top w:w="0" w:type="dxa"/>
-        <w:left w:w="108" w:type="dxa"/>
-        <w:bottom w:w="0" w:type="dxa"/>
-        <w:right w:w="108" w:type="dxa"/>
-      </w:tblCellMar>
     </w:tblPr>
     <w:tblStylePr w:type="firstRow">
       <w:pPr>
@@ -3799,7 +8710,6 @@
     <w:tblPr>
       <w:tblStyleRowBandSize w:val="1"/>
       <w:tblStyleColBandSize w:val="1"/>
-      <w:tblInd w:w="0" w:type="dxa"/>
       <w:tblBorders>
         <w:top w:val="single" w:sz="8" w:space="0" w:color="9BBB59" w:themeColor="accent3"/>
         <w:left w:val="single" w:sz="8" w:space="0" w:color="9BBB59" w:themeColor="accent3"/>
@@ -3808,12 +8718,6 @@
         <w:insideH w:val="single" w:sz="8" w:space="0" w:color="9BBB59" w:themeColor="accent3"/>
         <w:insideV w:val="single" w:sz="8" w:space="0" w:color="9BBB59" w:themeColor="accent3"/>
       </w:tblBorders>
-      <w:tblCellMar>
-        <w:top w:w="0" w:type="dxa"/>
-        <w:left w:w="108" w:type="dxa"/>
-        <w:bottom w:w="0" w:type="dxa"/>
-        <w:right w:w="108" w:type="dxa"/>
-      </w:tblCellMar>
     </w:tblPr>
     <w:tblStylePr w:type="firstRow">
       <w:pPr>
@@ -3929,7 +8833,6 @@
     <w:tblPr>
       <w:tblStyleRowBandSize w:val="1"/>
       <w:tblStyleColBandSize w:val="1"/>
-      <w:tblInd w:w="0" w:type="dxa"/>
       <w:tblBorders>
         <w:top w:val="single" w:sz="8" w:space="0" w:color="8064A2" w:themeColor="accent4"/>
         <w:left w:val="single" w:sz="8" w:space="0" w:color="8064A2" w:themeColor="accent4"/>
@@ -3938,12 +8841,6 @@
         <w:insideH w:val="single" w:sz="8" w:space="0" w:color="8064A2" w:themeColor="accent4"/>
         <w:insideV w:val="single" w:sz="8" w:space="0" w:color="8064A2" w:themeColor="accent4"/>
       </w:tblBorders>
-      <w:tblCellMar>
-        <w:top w:w="0" w:type="dxa"/>
-        <w:left w:w="108" w:type="dxa"/>
-        <w:bottom w:w="0" w:type="dxa"/>
-        <w:right w:w="108" w:type="dxa"/>
-      </w:tblCellMar>
     </w:tblPr>
     <w:tblStylePr w:type="firstRow">
       <w:pPr>
@@ -4059,7 +8956,6 @@
     <w:tblPr>
       <w:tblStyleRowBandSize w:val="1"/>
       <w:tblStyleColBandSize w:val="1"/>
-      <w:tblInd w:w="0" w:type="dxa"/>
       <w:tblBorders>
         <w:top w:val="single" w:sz="8" w:space="0" w:color="4BACC6" w:themeColor="accent5"/>
         <w:left w:val="single" w:sz="8" w:space="0" w:color="4BACC6" w:themeColor="accent5"/>
@@ -4068,12 +8964,6 @@
         <w:insideH w:val="single" w:sz="8" w:space="0" w:color="4BACC6" w:themeColor="accent5"/>
         <w:insideV w:val="single" w:sz="8" w:space="0" w:color="4BACC6" w:themeColor="accent5"/>
       </w:tblBorders>
-      <w:tblCellMar>
-        <w:top w:w="0" w:type="dxa"/>
-        <w:left w:w="108" w:type="dxa"/>
-        <w:bottom w:w="0" w:type="dxa"/>
-        <w:right w:w="108" w:type="dxa"/>
-      </w:tblCellMar>
     </w:tblPr>
     <w:tblStylePr w:type="firstRow">
       <w:pPr>
@@ -4189,7 +9079,6 @@
     <w:tblPr>
       <w:tblStyleRowBandSize w:val="1"/>
       <w:tblStyleColBandSize w:val="1"/>
-      <w:tblInd w:w="0" w:type="dxa"/>
       <w:tblBorders>
         <w:top w:val="single" w:sz="8" w:space="0" w:color="F79646" w:themeColor="accent6"/>
         <w:left w:val="single" w:sz="8" w:space="0" w:color="F79646" w:themeColor="accent6"/>
@@ -4198,12 +9087,6 @@
         <w:insideH w:val="single" w:sz="8" w:space="0" w:color="F79646" w:themeColor="accent6"/>
         <w:insideV w:val="single" w:sz="8" w:space="0" w:color="F79646" w:themeColor="accent6"/>
       </w:tblBorders>
-      <w:tblCellMar>
-        <w:top w:w="0" w:type="dxa"/>
-        <w:left w:w="108" w:type="dxa"/>
-        <w:bottom w:w="0" w:type="dxa"/>
-        <w:right w:w="108" w:type="dxa"/>
-      </w:tblCellMar>
     </w:tblPr>
     <w:tblStylePr w:type="firstRow">
       <w:pPr>
@@ -4319,7 +9202,6 @@
     <w:tblPr>
       <w:tblStyleRowBandSize w:val="1"/>
       <w:tblStyleColBandSize w:val="1"/>
-      <w:tblInd w:w="0" w:type="dxa"/>
       <w:tblBorders>
         <w:top w:val="single" w:sz="8" w:space="0" w:color="404040" w:themeColor="text1" w:themeTint="BF"/>
         <w:left w:val="single" w:sz="8" w:space="0" w:color="404040" w:themeColor="text1" w:themeTint="BF"/>
@@ -4327,12 +9209,6 @@
         <w:right w:val="single" w:sz="8" w:space="0" w:color="404040" w:themeColor="text1" w:themeTint="BF"/>
         <w:insideH w:val="single" w:sz="8" w:space="0" w:color="404040" w:themeColor="text1" w:themeTint="BF"/>
       </w:tblBorders>
-      <w:tblCellMar>
-        <w:top w:w="0" w:type="dxa"/>
-        <w:left w:w="108" w:type="dxa"/>
-        <w:bottom w:w="0" w:type="dxa"/>
-        <w:right w:w="108" w:type="dxa"/>
-      </w:tblCellMar>
     </w:tblPr>
     <w:tblStylePr w:type="firstRow">
       <w:pPr>
@@ -4425,7 +9301,6 @@
     <w:tblPr>
       <w:tblStyleRowBandSize w:val="1"/>
       <w:tblStyleColBandSize w:val="1"/>
-      <w:tblInd w:w="0" w:type="dxa"/>
       <w:tblBorders>
         <w:top w:val="single" w:sz="8" w:space="0" w:color="7BA0CD" w:themeColor="accent1" w:themeTint="BF"/>
         <w:left w:val="single" w:sz="8" w:space="0" w:color="7BA0CD" w:themeColor="accent1" w:themeTint="BF"/>
@@ -4433,12 +9308,6 @@
         <w:right w:val="single" w:sz="8" w:space="0" w:color="7BA0CD" w:themeColor="accent1" w:themeTint="BF"/>
         <w:insideH w:val="single" w:sz="8" w:space="0" w:color="7BA0CD" w:themeColor="accent1" w:themeTint="BF"/>
       </w:tblBorders>
-      <w:tblCellMar>
-        <w:top w:w="0" w:type="dxa"/>
-        <w:left w:w="108" w:type="dxa"/>
-        <w:bottom w:w="0" w:type="dxa"/>
-        <w:right w:w="108" w:type="dxa"/>
-      </w:tblCellMar>
     </w:tblPr>
     <w:tblStylePr w:type="firstRow">
       <w:pPr>
@@ -4531,7 +9400,6 @@
     <w:tblPr>
       <w:tblStyleRowBandSize w:val="1"/>
       <w:tblStyleColBandSize w:val="1"/>
-      <w:tblInd w:w="0" w:type="dxa"/>
       <w:tblBorders>
         <w:top w:val="single" w:sz="8" w:space="0" w:color="CF7B79" w:themeColor="accent2" w:themeTint="BF"/>
         <w:left w:val="single" w:sz="8" w:space="0" w:color="CF7B79" w:themeColor="accent2" w:themeTint="BF"/>
@@ -4539,12 +9407,6 @@
         <w:right w:val="single" w:sz="8" w:space="0" w:color="CF7B79" w:themeColor="accent2" w:themeTint="BF"/>
         <w:insideH w:val="single" w:sz="8" w:space="0" w:color="CF7B79" w:themeColor="accent2" w:themeTint="BF"/>
       </w:tblBorders>
-      <w:tblCellMar>
-        <w:top w:w="0" w:type="dxa"/>
-        <w:left w:w="108" w:type="dxa"/>
-        <w:bottom w:w="0" w:type="dxa"/>
-        <w:right w:w="108" w:type="dxa"/>
-      </w:tblCellMar>
     </w:tblPr>
     <w:tblStylePr w:type="firstRow">
       <w:pPr>
@@ -4637,7 +9499,6 @@
     <w:tblPr>
       <w:tblStyleRowBandSize w:val="1"/>
       <w:tblStyleColBandSize w:val="1"/>
-      <w:tblInd w:w="0" w:type="dxa"/>
       <w:tblBorders>
         <w:top w:val="single" w:sz="8" w:space="0" w:color="B3CC82" w:themeColor="accent3" w:themeTint="BF"/>
         <w:left w:val="single" w:sz="8" w:space="0" w:color="B3CC82" w:themeColor="accent3" w:themeTint="BF"/>
@@ -4645,12 +9506,6 @@
         <w:right w:val="single" w:sz="8" w:space="0" w:color="B3CC82" w:themeColor="accent3" w:themeTint="BF"/>
         <w:insideH w:val="single" w:sz="8" w:space="0" w:color="B3CC82" w:themeColor="accent3" w:themeTint="BF"/>
       </w:tblBorders>
-      <w:tblCellMar>
-        <w:top w:w="0" w:type="dxa"/>
-        <w:left w:w="108" w:type="dxa"/>
-        <w:bottom w:w="0" w:type="dxa"/>
-        <w:right w:w="108" w:type="dxa"/>
-      </w:tblCellMar>
     </w:tblPr>
     <w:tblStylePr w:type="firstRow">
       <w:pPr>
@@ -4743,7 +9598,6 @@
     <w:tblPr>
       <w:tblStyleRowBandSize w:val="1"/>
       <w:tblStyleColBandSize w:val="1"/>
-      <w:tblInd w:w="0" w:type="dxa"/>
       <w:tblBorders>
         <w:top w:val="single" w:sz="8" w:space="0" w:color="9F8AB9" w:themeColor="accent4" w:themeTint="BF"/>
         <w:left w:val="single" w:sz="8" w:space="0" w:color="9F8AB9" w:themeColor="accent4" w:themeTint="BF"/>
@@ -4751,12 +9605,6 @@
         <w:right w:val="single" w:sz="8" w:space="0" w:color="9F8AB9" w:themeColor="accent4" w:themeTint="BF"/>
         <w:insideH w:val="single" w:sz="8" w:space="0" w:color="9F8AB9" w:themeColor="accent4" w:themeTint="BF"/>
       </w:tblBorders>
-      <w:tblCellMar>
-        <w:top w:w="0" w:type="dxa"/>
-        <w:left w:w="108" w:type="dxa"/>
-        <w:bottom w:w="0" w:type="dxa"/>
-        <w:right w:w="108" w:type="dxa"/>
-      </w:tblCellMar>
     </w:tblPr>
     <w:tblStylePr w:type="firstRow">
       <w:pPr>
@@ -4849,7 +9697,6 @@
     <w:tblPr>
       <w:tblStyleRowBandSize w:val="1"/>
       <w:tblStyleColBandSize w:val="1"/>
-      <w:tblInd w:w="0" w:type="dxa"/>
       <w:tblBorders>
         <w:top w:val="single" w:sz="8" w:space="0" w:color="78C0D4" w:themeColor="accent5" w:themeTint="BF"/>
         <w:left w:val="single" w:sz="8" w:space="0" w:color="78C0D4" w:themeColor="accent5" w:themeTint="BF"/>
@@ -4857,12 +9704,6 @@
         <w:right w:val="single" w:sz="8" w:space="0" w:color="78C0D4" w:themeColor="accent5" w:themeTint="BF"/>
         <w:insideH w:val="single" w:sz="8" w:space="0" w:color="78C0D4" w:themeColor="accent5" w:themeTint="BF"/>
       </w:tblBorders>
-      <w:tblCellMar>
-        <w:top w:w="0" w:type="dxa"/>
-        <w:left w:w="108" w:type="dxa"/>
-        <w:bottom w:w="0" w:type="dxa"/>
-        <w:right w:w="108" w:type="dxa"/>
-      </w:tblCellMar>
     </w:tblPr>
     <w:tblStylePr w:type="firstRow">
       <w:pPr>
@@ -4955,7 +9796,6 @@
     <w:tblPr>
       <w:tblStyleRowBandSize w:val="1"/>
       <w:tblStyleColBandSize w:val="1"/>
-      <w:tblInd w:w="0" w:type="dxa"/>
       <w:tblBorders>
         <w:top w:val="single" w:sz="8" w:space="0" w:color="F9B074" w:themeColor="accent6" w:themeTint="BF"/>
         <w:left w:val="single" w:sz="8" w:space="0" w:color="F9B074" w:themeColor="accent6" w:themeTint="BF"/>
@@ -4963,12 +9803,6 @@
         <w:right w:val="single" w:sz="8" w:space="0" w:color="F9B074" w:themeColor="accent6" w:themeTint="BF"/>
         <w:insideH w:val="single" w:sz="8" w:space="0" w:color="F9B074" w:themeColor="accent6" w:themeTint="BF"/>
       </w:tblBorders>
-      <w:tblCellMar>
-        <w:top w:w="0" w:type="dxa"/>
-        <w:left w:w="108" w:type="dxa"/>
-        <w:bottom w:w="0" w:type="dxa"/>
-        <w:right w:w="108" w:type="dxa"/>
-      </w:tblCellMar>
     </w:tblPr>
     <w:tblStylePr w:type="firstRow">
       <w:pPr>
@@ -5061,17 +9895,10 @@
     <w:tblPr>
       <w:tblStyleRowBandSize w:val="1"/>
       <w:tblStyleColBandSize w:val="1"/>
-      <w:tblInd w:w="0" w:type="dxa"/>
       <w:tblBorders>
         <w:top w:val="single" w:sz="18" w:space="0" w:color="auto"/>
         <w:bottom w:val="single" w:sz="18" w:space="0" w:color="auto"/>
       </w:tblBorders>
-      <w:tblCellMar>
-        <w:top w:w="0" w:type="dxa"/>
-        <w:left w:w="108" w:type="dxa"/>
-        <w:bottom w:w="0" w:type="dxa"/>
-        <w:right w:w="108" w:type="dxa"/>
-      </w:tblCellMar>
     </w:tblPr>
     <w:tblStylePr w:type="firstRow">
       <w:pPr>
@@ -5210,17 +10037,10 @@
     <w:tblPr>
       <w:tblStyleRowBandSize w:val="1"/>
       <w:tblStyleColBandSize w:val="1"/>
-      <w:tblInd w:w="0" w:type="dxa"/>
       <w:tblBorders>
         <w:top w:val="single" w:sz="18" w:space="0" w:color="auto"/>
         <w:bottom w:val="single" w:sz="18" w:space="0" w:color="auto"/>
       </w:tblBorders>
-      <w:tblCellMar>
-        <w:top w:w="0" w:type="dxa"/>
-        <w:left w:w="108" w:type="dxa"/>
-        <w:bottom w:w="0" w:type="dxa"/>
-        <w:right w:w="108" w:type="dxa"/>
-      </w:tblCellMar>
     </w:tblPr>
     <w:tblStylePr w:type="firstRow">
       <w:pPr>
@@ -5359,17 +10179,10 @@
     <w:tblPr>
       <w:tblStyleRowBandSize w:val="1"/>
       <w:tblStyleColBandSize w:val="1"/>
-      <w:tblInd w:w="0" w:type="dxa"/>
       <w:tblBorders>
         <w:top w:val="single" w:sz="18" w:space="0" w:color="auto"/>
         <w:bottom w:val="single" w:sz="18" w:space="0" w:color="auto"/>
       </w:tblBorders>
-      <w:tblCellMar>
-        <w:top w:w="0" w:type="dxa"/>
-        <w:left w:w="108" w:type="dxa"/>
-        <w:bottom w:w="0" w:type="dxa"/>
-        <w:right w:w="108" w:type="dxa"/>
-      </w:tblCellMar>
     </w:tblPr>
     <w:tblStylePr w:type="firstRow">
       <w:pPr>
@@ -5508,17 +10321,10 @@
     <w:tblPr>
       <w:tblStyleRowBandSize w:val="1"/>
       <w:tblStyleColBandSize w:val="1"/>
-      <w:tblInd w:w="0" w:type="dxa"/>
       <w:tblBorders>
         <w:top w:val="single" w:sz="18" w:space="0" w:color="auto"/>
         <w:bottom w:val="single" w:sz="18" w:space="0" w:color="auto"/>
       </w:tblBorders>
-      <w:tblCellMar>
-        <w:top w:w="0" w:type="dxa"/>
-        <w:left w:w="108" w:type="dxa"/>
-        <w:bottom w:w="0" w:type="dxa"/>
-        <w:right w:w="108" w:type="dxa"/>
-      </w:tblCellMar>
     </w:tblPr>
     <w:tblStylePr w:type="firstRow">
       <w:pPr>
@@ -5657,17 +10463,10 @@
     <w:tblPr>
       <w:tblStyleRowBandSize w:val="1"/>
       <w:tblStyleColBandSize w:val="1"/>
-      <w:tblInd w:w="0" w:type="dxa"/>
       <w:tblBorders>
         <w:top w:val="single" w:sz="18" w:space="0" w:color="auto"/>
         <w:bottom w:val="single" w:sz="18" w:space="0" w:color="auto"/>
       </w:tblBorders>
-      <w:tblCellMar>
-        <w:top w:w="0" w:type="dxa"/>
-        <w:left w:w="108" w:type="dxa"/>
-        <w:bottom w:w="0" w:type="dxa"/>
-        <w:right w:w="108" w:type="dxa"/>
-      </w:tblCellMar>
     </w:tblPr>
     <w:tblStylePr w:type="firstRow">
       <w:pPr>
@@ -5806,17 +10605,10 @@
     <w:tblPr>
       <w:tblStyleRowBandSize w:val="1"/>
       <w:tblStyleColBandSize w:val="1"/>
-      <w:tblInd w:w="0" w:type="dxa"/>
       <w:tblBorders>
         <w:top w:val="single" w:sz="18" w:space="0" w:color="auto"/>
         <w:bottom w:val="single" w:sz="18" w:space="0" w:color="auto"/>
       </w:tblBorders>
-      <w:tblCellMar>
-        <w:top w:w="0" w:type="dxa"/>
-        <w:left w:w="108" w:type="dxa"/>
-        <w:bottom w:w="0" w:type="dxa"/>
-        <w:right w:w="108" w:type="dxa"/>
-      </w:tblCellMar>
     </w:tblPr>
     <w:tblStylePr w:type="firstRow">
       <w:pPr>
@@ -5955,17 +10747,10 @@
     <w:tblPr>
       <w:tblStyleRowBandSize w:val="1"/>
       <w:tblStyleColBandSize w:val="1"/>
-      <w:tblInd w:w="0" w:type="dxa"/>
       <w:tblBorders>
         <w:top w:val="single" w:sz="18" w:space="0" w:color="auto"/>
         <w:bottom w:val="single" w:sz="18" w:space="0" w:color="auto"/>
       </w:tblBorders>
-      <w:tblCellMar>
-        <w:top w:w="0" w:type="dxa"/>
-        <w:left w:w="108" w:type="dxa"/>
-        <w:bottom w:w="0" w:type="dxa"/>
-        <w:right w:w="108" w:type="dxa"/>
-      </w:tblCellMar>
     </w:tblPr>
     <w:tblStylePr w:type="firstRow">
       <w:pPr>
@@ -6107,17 +10892,10 @@
     <w:tblPr>
       <w:tblStyleRowBandSize w:val="1"/>
       <w:tblStyleColBandSize w:val="1"/>
-      <w:tblInd w:w="0" w:type="dxa"/>
       <w:tblBorders>
         <w:top w:val="single" w:sz="8" w:space="0" w:color="000000" w:themeColor="text1"/>
         <w:bottom w:val="single" w:sz="8" w:space="0" w:color="000000" w:themeColor="text1"/>
       </w:tblBorders>
-      <w:tblCellMar>
-        <w:top w:w="0" w:type="dxa"/>
-        <w:left w:w="108" w:type="dxa"/>
-        <w:bottom w:w="0" w:type="dxa"/>
-        <w:right w:w="108" w:type="dxa"/>
-      </w:tblCellMar>
     </w:tblPr>
     <w:tblStylePr w:type="firstRow">
       <w:rPr>
@@ -6191,17 +10969,10 @@
     <w:tblPr>
       <w:tblStyleRowBandSize w:val="1"/>
       <w:tblStyleColBandSize w:val="1"/>
-      <w:tblInd w:w="0" w:type="dxa"/>
       <w:tblBorders>
         <w:top w:val="single" w:sz="8" w:space="0" w:color="4F81BD" w:themeColor="accent1"/>
         <w:bottom w:val="single" w:sz="8" w:space="0" w:color="4F81BD" w:themeColor="accent1"/>
       </w:tblBorders>
-      <w:tblCellMar>
-        <w:top w:w="0" w:type="dxa"/>
-        <w:left w:w="108" w:type="dxa"/>
-        <w:bottom w:w="0" w:type="dxa"/>
-        <w:right w:w="108" w:type="dxa"/>
-      </w:tblCellMar>
     </w:tblPr>
     <w:tblStylePr w:type="firstRow">
       <w:rPr>
@@ -6275,17 +11046,10 @@
     <w:tblPr>
       <w:tblStyleRowBandSize w:val="1"/>
       <w:tblStyleColBandSize w:val="1"/>
-      <w:tblInd w:w="0" w:type="dxa"/>
       <w:tblBorders>
         <w:top w:val="single" w:sz="8" w:space="0" w:color="C0504D" w:themeColor="accent2"/>
         <w:bottom w:val="single" w:sz="8" w:space="0" w:color="C0504D" w:themeColor="accent2"/>
       </w:tblBorders>
-      <w:tblCellMar>
-        <w:top w:w="0" w:type="dxa"/>
-        <w:left w:w="108" w:type="dxa"/>
-        <w:bottom w:w="0" w:type="dxa"/>
-        <w:right w:w="108" w:type="dxa"/>
-      </w:tblCellMar>
     </w:tblPr>
     <w:tblStylePr w:type="firstRow">
       <w:rPr>
@@ -6359,17 +11123,10 @@
     <w:tblPr>
       <w:tblStyleRowBandSize w:val="1"/>
       <w:tblStyleColBandSize w:val="1"/>
-      <w:tblInd w:w="0" w:type="dxa"/>
       <w:tblBorders>
         <w:top w:val="single" w:sz="8" w:space="0" w:color="9BBB59" w:themeColor="accent3"/>
         <w:bottom w:val="single" w:sz="8" w:space="0" w:color="9BBB59" w:themeColor="accent3"/>
       </w:tblBorders>
-      <w:tblCellMar>
-        <w:top w:w="0" w:type="dxa"/>
-        <w:left w:w="108" w:type="dxa"/>
-        <w:bottom w:w="0" w:type="dxa"/>
-        <w:right w:w="108" w:type="dxa"/>
-      </w:tblCellMar>
     </w:tblPr>
     <w:tblStylePr w:type="firstRow">
       <w:rPr>
@@ -6443,17 +11200,10 @@
     <w:tblPr>
       <w:tblStyleRowBandSize w:val="1"/>
       <w:tblStyleColBandSize w:val="1"/>
-      <w:tblInd w:w="0" w:type="dxa"/>
       <w:tblBorders>
         <w:top w:val="single" w:sz="8" w:space="0" w:color="8064A2" w:themeColor="accent4"/>
         <w:bottom w:val="single" w:sz="8" w:space="0" w:color="8064A2" w:themeColor="accent4"/>
       </w:tblBorders>
-      <w:tblCellMar>
-        <w:top w:w="0" w:type="dxa"/>
-        <w:left w:w="108" w:type="dxa"/>
-        <w:bottom w:w="0" w:type="dxa"/>
-        <w:right w:w="108" w:type="dxa"/>
-      </w:tblCellMar>
     </w:tblPr>
     <w:tblStylePr w:type="firstRow">
       <w:rPr>
@@ -6527,17 +11277,10 @@
     <w:tblPr>
       <w:tblStyleRowBandSize w:val="1"/>
       <w:tblStyleColBandSize w:val="1"/>
-      <w:tblInd w:w="0" w:type="dxa"/>
       <w:tblBorders>
         <w:top w:val="single" w:sz="8" w:space="0" w:color="4BACC6" w:themeColor="accent5"/>
         <w:bottom w:val="single" w:sz="8" w:space="0" w:color="4BACC6" w:themeColor="accent5"/>
       </w:tblBorders>
-      <w:tblCellMar>
-        <w:top w:w="0" w:type="dxa"/>
-        <w:left w:w="108" w:type="dxa"/>
-        <w:bottom w:w="0" w:type="dxa"/>
-        <w:right w:w="108" w:type="dxa"/>
-      </w:tblCellMar>
     </w:tblPr>
     <w:tblStylePr w:type="firstRow">
       <w:rPr>
@@ -6611,17 +11354,10 @@
     <w:tblPr>
       <w:tblStyleRowBandSize w:val="1"/>
       <w:tblStyleColBandSize w:val="1"/>
-      <w:tblInd w:w="0" w:type="dxa"/>
       <w:tblBorders>
         <w:top w:val="single" w:sz="8" w:space="0" w:color="F79646" w:themeColor="accent6"/>
         <w:bottom w:val="single" w:sz="8" w:space="0" w:color="F79646" w:themeColor="accent6"/>
       </w:tblBorders>
-      <w:tblCellMar>
-        <w:top w:w="0" w:type="dxa"/>
-        <w:left w:w="108" w:type="dxa"/>
-        <w:bottom w:w="0" w:type="dxa"/>
-        <w:right w:w="108" w:type="dxa"/>
-      </w:tblCellMar>
     </w:tblPr>
     <w:tblStylePr w:type="firstRow">
       <w:rPr>
@@ -6696,19 +11432,12 @@
     <w:tblPr>
       <w:tblStyleRowBandSize w:val="1"/>
       <w:tblStyleColBandSize w:val="1"/>
-      <w:tblInd w:w="0" w:type="dxa"/>
       <w:tblBorders>
         <w:top w:val="single" w:sz="8" w:space="0" w:color="000000" w:themeColor="text1"/>
         <w:left w:val="single" w:sz="8" w:space="0" w:color="000000" w:themeColor="text1"/>
         <w:bottom w:val="single" w:sz="8" w:space="0" w:color="000000" w:themeColor="text1"/>
         <w:right w:val="single" w:sz="8" w:space="0" w:color="000000" w:themeColor="text1"/>
       </w:tblBorders>
-      <w:tblCellMar>
-        <w:top w:w="0" w:type="dxa"/>
-        <w:left w:w="108" w:type="dxa"/>
-        <w:bottom w:w="0" w:type="dxa"/>
-        <w:right w:w="108" w:type="dxa"/>
-      </w:tblCellMar>
     </w:tblPr>
     <w:tblStylePr w:type="firstRow">
       <w:rPr>
@@ -6824,19 +11553,12 @@
     <w:tblPr>
       <w:tblStyleRowBandSize w:val="1"/>
       <w:tblStyleColBandSize w:val="1"/>
-      <w:tblInd w:w="0" w:type="dxa"/>
       <w:tblBorders>
         <w:top w:val="single" w:sz="8" w:space="0" w:color="4F81BD" w:themeColor="accent1"/>
         <w:left w:val="single" w:sz="8" w:space="0" w:color="4F81BD" w:themeColor="accent1"/>
         <w:bottom w:val="single" w:sz="8" w:space="0" w:color="4F81BD" w:themeColor="accent1"/>
         <w:right w:val="single" w:sz="8" w:space="0" w:color="4F81BD" w:themeColor="accent1"/>
       </w:tblBorders>
-      <w:tblCellMar>
-        <w:top w:w="0" w:type="dxa"/>
-        <w:left w:w="108" w:type="dxa"/>
-        <w:bottom w:w="0" w:type="dxa"/>
-        <w:right w:w="108" w:type="dxa"/>
-      </w:tblCellMar>
     </w:tblPr>
     <w:tblStylePr w:type="firstRow">
       <w:rPr>
@@ -6952,19 +11674,12 @@
     <w:tblPr>
       <w:tblStyleRowBandSize w:val="1"/>
       <w:tblStyleColBandSize w:val="1"/>
-      <w:tblInd w:w="0" w:type="dxa"/>
       <w:tblBorders>
         <w:top w:val="single" w:sz="8" w:space="0" w:color="C0504D" w:themeColor="accent2"/>
         <w:left w:val="single" w:sz="8" w:space="0" w:color="C0504D" w:themeColor="accent2"/>
         <w:bottom w:val="single" w:sz="8" w:space="0" w:color="C0504D" w:themeColor="accent2"/>
         <w:right w:val="single" w:sz="8" w:space="0" w:color="C0504D" w:themeColor="accent2"/>
       </w:tblBorders>
-      <w:tblCellMar>
-        <w:top w:w="0" w:type="dxa"/>
-        <w:left w:w="108" w:type="dxa"/>
-        <w:bottom w:w="0" w:type="dxa"/>
-        <w:right w:w="108" w:type="dxa"/>
-      </w:tblCellMar>
     </w:tblPr>
     <w:tblStylePr w:type="firstRow">
       <w:rPr>
@@ -7080,19 +11795,12 @@
     <w:tblPr>
       <w:tblStyleRowBandSize w:val="1"/>
       <w:tblStyleColBandSize w:val="1"/>
-      <w:tblInd w:w="0" w:type="dxa"/>
       <w:tblBorders>
         <w:top w:val="single" w:sz="8" w:space="0" w:color="9BBB59" w:themeColor="accent3"/>
         <w:left w:val="single" w:sz="8" w:space="0" w:color="9BBB59" w:themeColor="accent3"/>
         <w:bottom w:val="single" w:sz="8" w:space="0" w:color="9BBB59" w:themeColor="accent3"/>
         <w:right w:val="single" w:sz="8" w:space="0" w:color="9BBB59" w:themeColor="accent3"/>
       </w:tblBorders>
-      <w:tblCellMar>
-        <w:top w:w="0" w:type="dxa"/>
-        <w:left w:w="108" w:type="dxa"/>
-        <w:bottom w:w="0" w:type="dxa"/>
-        <w:right w:w="108" w:type="dxa"/>
-      </w:tblCellMar>
     </w:tblPr>
     <w:tblStylePr w:type="firstRow">
       <w:rPr>
@@ -7208,19 +11916,12 @@
     <w:tblPr>
       <w:tblStyleRowBandSize w:val="1"/>
       <w:tblStyleColBandSize w:val="1"/>
-      <w:tblInd w:w="0" w:type="dxa"/>
       <w:tblBorders>
         <w:top w:val="single" w:sz="8" w:space="0" w:color="8064A2" w:themeColor="accent4"/>
         <w:left w:val="single" w:sz="8" w:space="0" w:color="8064A2" w:themeColor="accent4"/>
         <w:bottom w:val="single" w:sz="8" w:space="0" w:color="8064A2" w:themeColor="accent4"/>
         <w:right w:val="single" w:sz="8" w:space="0" w:color="8064A2" w:themeColor="accent4"/>
       </w:tblBorders>
-      <w:tblCellMar>
-        <w:top w:w="0" w:type="dxa"/>
-        <w:left w:w="108" w:type="dxa"/>
-        <w:bottom w:w="0" w:type="dxa"/>
-        <w:right w:w="108" w:type="dxa"/>
-      </w:tblCellMar>
     </w:tblPr>
     <w:tblStylePr w:type="firstRow">
       <w:rPr>
@@ -7336,19 +12037,12 @@
     <w:tblPr>
       <w:tblStyleRowBandSize w:val="1"/>
       <w:tblStyleColBandSize w:val="1"/>
-      <w:tblInd w:w="0" w:type="dxa"/>
       <w:tblBorders>
         <w:top w:val="single" w:sz="8" w:space="0" w:color="4BACC6" w:themeColor="accent5"/>
         <w:left w:val="single" w:sz="8" w:space="0" w:color="4BACC6" w:themeColor="accent5"/>
         <w:bottom w:val="single" w:sz="8" w:space="0" w:color="4BACC6" w:themeColor="accent5"/>
         <w:right w:val="single" w:sz="8" w:space="0" w:color="4BACC6" w:themeColor="accent5"/>
       </w:tblBorders>
-      <w:tblCellMar>
-        <w:top w:w="0" w:type="dxa"/>
-        <w:left w:w="108" w:type="dxa"/>
-        <w:bottom w:w="0" w:type="dxa"/>
-        <w:right w:w="108" w:type="dxa"/>
-      </w:tblCellMar>
     </w:tblPr>
     <w:tblStylePr w:type="firstRow">
       <w:rPr>
@@ -7464,19 +12158,12 @@
     <w:tblPr>
       <w:tblStyleRowBandSize w:val="1"/>
       <w:tblStyleColBandSize w:val="1"/>
-      <w:tblInd w:w="0" w:type="dxa"/>
       <w:tblBorders>
         <w:top w:val="single" w:sz="8" w:space="0" w:color="F79646" w:themeColor="accent6"/>
         <w:left w:val="single" w:sz="8" w:space="0" w:color="F79646" w:themeColor="accent6"/>
         <w:bottom w:val="single" w:sz="8" w:space="0" w:color="F79646" w:themeColor="accent6"/>
         <w:right w:val="single" w:sz="8" w:space="0" w:color="F79646" w:themeColor="accent6"/>
       </w:tblBorders>
-      <w:tblCellMar>
-        <w:top w:w="0" w:type="dxa"/>
-        <w:left w:w="108" w:type="dxa"/>
-        <w:bottom w:w="0" w:type="dxa"/>
-        <w:right w:w="108" w:type="dxa"/>
-      </w:tblCellMar>
     </w:tblPr>
     <w:tblStylePr w:type="firstRow">
       <w:rPr>
@@ -7588,7 +12275,6 @@
     <w:tblPr>
       <w:tblStyleRowBandSize w:val="1"/>
       <w:tblStyleColBandSize w:val="1"/>
-      <w:tblInd w:w="0" w:type="dxa"/>
       <w:tblBorders>
         <w:top w:val="single" w:sz="8" w:space="0" w:color="404040" w:themeColor="text1" w:themeTint="BF"/>
         <w:left w:val="single" w:sz="8" w:space="0" w:color="404040" w:themeColor="text1" w:themeTint="BF"/>
@@ -7597,12 +12283,6 @@
         <w:insideH w:val="single" w:sz="8" w:space="0" w:color="404040" w:themeColor="text1" w:themeTint="BF"/>
         <w:insideV w:val="single" w:sz="8" w:space="0" w:color="404040" w:themeColor="text1" w:themeTint="BF"/>
       </w:tblBorders>
-      <w:tblCellMar>
-        <w:top w:w="0" w:type="dxa"/>
-        <w:left w:w="108" w:type="dxa"/>
-        <w:bottom w:w="0" w:type="dxa"/>
-        <w:right w:w="108" w:type="dxa"/>
-      </w:tblCellMar>
     </w:tblPr>
     <w:tcPr>
       <w:shd w:val="clear" w:color="auto" w:fill="C0C0C0" w:themeFill="text1" w:themeFillTint="3F"/>
@@ -7661,7 +12341,6 @@
     <w:tblPr>
       <w:tblStyleRowBandSize w:val="1"/>
       <w:tblStyleColBandSize w:val="1"/>
-      <w:tblInd w:w="0" w:type="dxa"/>
       <w:tblBorders>
         <w:top w:val="single" w:sz="8" w:space="0" w:color="7BA0CD" w:themeColor="accent1" w:themeTint="BF"/>
         <w:left w:val="single" w:sz="8" w:space="0" w:color="7BA0CD" w:themeColor="accent1" w:themeTint="BF"/>
@@ -7670,12 +12349,6 @@
         <w:insideH w:val="single" w:sz="8" w:space="0" w:color="7BA0CD" w:themeColor="accent1" w:themeTint="BF"/>
         <w:insideV w:val="single" w:sz="8" w:space="0" w:color="7BA0CD" w:themeColor="accent1" w:themeTint="BF"/>
       </w:tblBorders>
-      <w:tblCellMar>
-        <w:top w:w="0" w:type="dxa"/>
-        <w:left w:w="108" w:type="dxa"/>
-        <w:bottom w:w="0" w:type="dxa"/>
-        <w:right w:w="108" w:type="dxa"/>
-      </w:tblCellMar>
     </w:tblPr>
     <w:tcPr>
       <w:shd w:val="clear" w:color="auto" w:fill="D3DFEE" w:themeFill="accent1" w:themeFillTint="3F"/>
@@ -7734,7 +12407,6 @@
     <w:tblPr>
       <w:tblStyleRowBandSize w:val="1"/>
       <w:tblStyleColBandSize w:val="1"/>
-      <w:tblInd w:w="0" w:type="dxa"/>
       <w:tblBorders>
         <w:top w:val="single" w:sz="8" w:space="0" w:color="CF7B79" w:themeColor="accent2" w:themeTint="BF"/>
         <w:left w:val="single" w:sz="8" w:space="0" w:color="CF7B79" w:themeColor="accent2" w:themeTint="BF"/>
@@ -7743,12 +12415,6 @@
         <w:insideH w:val="single" w:sz="8" w:space="0" w:color="CF7B79" w:themeColor="accent2" w:themeTint="BF"/>
         <w:insideV w:val="single" w:sz="8" w:space="0" w:color="CF7B79" w:themeColor="accent2" w:themeTint="BF"/>
       </w:tblBorders>
-      <w:tblCellMar>
-        <w:top w:w="0" w:type="dxa"/>
-        <w:left w:w="108" w:type="dxa"/>
-        <w:bottom w:w="0" w:type="dxa"/>
-        <w:right w:w="108" w:type="dxa"/>
-      </w:tblCellMar>
     </w:tblPr>
     <w:tcPr>
       <w:shd w:val="clear" w:color="auto" w:fill="EFD3D2" w:themeFill="accent2" w:themeFillTint="3F"/>
@@ -7807,7 +12473,6 @@
     <w:tblPr>
       <w:tblStyleRowBandSize w:val="1"/>
       <w:tblStyleColBandSize w:val="1"/>
-      <w:tblInd w:w="0" w:type="dxa"/>
       <w:tblBorders>
         <w:top w:val="single" w:sz="8" w:space="0" w:color="B3CC82" w:themeColor="accent3" w:themeTint="BF"/>
         <w:left w:val="single" w:sz="8" w:space="0" w:color="B3CC82" w:themeColor="accent3" w:themeTint="BF"/>
@@ -7816,12 +12481,6 @@
         <w:insideH w:val="single" w:sz="8" w:space="0" w:color="B3CC82" w:themeColor="accent3" w:themeTint="BF"/>
         <w:insideV w:val="single" w:sz="8" w:space="0" w:color="B3CC82" w:themeColor="accent3" w:themeTint="BF"/>
       </w:tblBorders>
-      <w:tblCellMar>
-        <w:top w:w="0" w:type="dxa"/>
-        <w:left w:w="108" w:type="dxa"/>
-        <w:bottom w:w="0" w:type="dxa"/>
-        <w:right w:w="108" w:type="dxa"/>
-      </w:tblCellMar>
     </w:tblPr>
     <w:tcPr>
       <w:shd w:val="clear" w:color="auto" w:fill="E6EED5" w:themeFill="accent3" w:themeFillTint="3F"/>
@@ -7880,7 +12539,6 @@
     <w:tblPr>
       <w:tblStyleRowBandSize w:val="1"/>
       <w:tblStyleColBandSize w:val="1"/>
-      <w:tblInd w:w="0" w:type="dxa"/>
       <w:tblBorders>
         <w:top w:val="single" w:sz="8" w:space="0" w:color="9F8AB9" w:themeColor="accent4" w:themeTint="BF"/>
         <w:left w:val="single" w:sz="8" w:space="0" w:color="9F8AB9" w:themeColor="accent4" w:themeTint="BF"/>
@@ -7889,12 +12547,6 @@
         <w:insideH w:val="single" w:sz="8" w:space="0" w:color="9F8AB9" w:themeColor="accent4" w:themeTint="BF"/>
         <w:insideV w:val="single" w:sz="8" w:space="0" w:color="9F8AB9" w:themeColor="accent4" w:themeTint="BF"/>
       </w:tblBorders>
-      <w:tblCellMar>
-        <w:top w:w="0" w:type="dxa"/>
-        <w:left w:w="108" w:type="dxa"/>
-        <w:bottom w:w="0" w:type="dxa"/>
-        <w:right w:w="108" w:type="dxa"/>
-      </w:tblCellMar>
     </w:tblPr>
     <w:tcPr>
       <w:shd w:val="clear" w:color="auto" w:fill="DFD8E8" w:themeFill="accent4" w:themeFillTint="3F"/>
@@ -7953,7 +12605,6 @@
     <w:tblPr>
       <w:tblStyleRowBandSize w:val="1"/>
       <w:tblStyleColBandSize w:val="1"/>
-      <w:tblInd w:w="0" w:type="dxa"/>
       <w:tblBorders>
         <w:top w:val="single" w:sz="8" w:space="0" w:color="78C0D4" w:themeColor="accent5" w:themeTint="BF"/>
         <w:left w:val="single" w:sz="8" w:space="0" w:color="78C0D4" w:themeColor="accent5" w:themeTint="BF"/>
@@ -7962,12 +12613,6 @@
         <w:insideH w:val="single" w:sz="8" w:space="0" w:color="78C0D4" w:themeColor="accent5" w:themeTint="BF"/>
         <w:insideV w:val="single" w:sz="8" w:space="0" w:color="78C0D4" w:themeColor="accent5" w:themeTint="BF"/>
       </w:tblBorders>
-      <w:tblCellMar>
-        <w:top w:w="0" w:type="dxa"/>
-        <w:left w:w="108" w:type="dxa"/>
-        <w:bottom w:w="0" w:type="dxa"/>
-        <w:right w:w="108" w:type="dxa"/>
-      </w:tblCellMar>
     </w:tblPr>
     <w:tcPr>
       <w:shd w:val="clear" w:color="auto" w:fill="D2EAF1" w:themeFill="accent5" w:themeFillTint="3F"/>
@@ -8026,7 +12671,6 @@
     <w:tblPr>
       <w:tblStyleRowBandSize w:val="1"/>
       <w:tblStyleColBandSize w:val="1"/>
-      <w:tblInd w:w="0" w:type="dxa"/>
       <w:tblBorders>
         <w:top w:val="single" w:sz="8" w:space="0" w:color="F9B074" w:themeColor="accent6" w:themeTint="BF"/>
         <w:left w:val="single" w:sz="8" w:space="0" w:color="F9B074" w:themeColor="accent6" w:themeTint="BF"/>
@@ -8035,12 +12679,6 @@
         <w:insideH w:val="single" w:sz="8" w:space="0" w:color="F9B074" w:themeColor="accent6" w:themeTint="BF"/>
         <w:insideV w:val="single" w:sz="8" w:space="0" w:color="F9B074" w:themeColor="accent6" w:themeTint="BF"/>
       </w:tblBorders>
-      <w:tblCellMar>
-        <w:top w:w="0" w:type="dxa"/>
-        <w:left w:w="108" w:type="dxa"/>
-        <w:bottom w:w="0" w:type="dxa"/>
-        <w:right w:w="108" w:type="dxa"/>
-      </w:tblCellMar>
     </w:tblPr>
     <w:tcPr>
       <w:shd w:val="clear" w:color="auto" w:fill="FDE4D0" w:themeFill="accent6" w:themeFillTint="3F"/>
@@ -8103,7 +12741,6 @@
     <w:tblPr>
       <w:tblStyleRowBandSize w:val="1"/>
       <w:tblStyleColBandSize w:val="1"/>
-      <w:tblInd w:w="0" w:type="dxa"/>
       <w:tblBorders>
         <w:top w:val="single" w:sz="8" w:space="0" w:color="000000" w:themeColor="text1"/>
         <w:left w:val="single" w:sz="8" w:space="0" w:color="000000" w:themeColor="text1"/>
@@ -8112,12 +12749,6 @@
         <w:insideH w:val="single" w:sz="8" w:space="0" w:color="000000" w:themeColor="text1"/>
         <w:insideV w:val="single" w:sz="8" w:space="0" w:color="000000" w:themeColor="text1"/>
       </w:tblBorders>
-      <w:tblCellMar>
-        <w:top w:w="0" w:type="dxa"/>
-        <w:left w:w="108" w:type="dxa"/>
-        <w:bottom w:w="0" w:type="dxa"/>
-        <w:right w:w="108" w:type="dxa"/>
-      </w:tblCellMar>
     </w:tblPr>
     <w:tcPr>
       <w:shd w:val="clear" w:color="auto" w:fill="C0C0C0" w:themeFill="text1" w:themeFillTint="3F"/>
@@ -8228,7 +12859,6 @@
     <w:tblPr>
       <w:tblStyleRowBandSize w:val="1"/>
       <w:tblStyleColBandSize w:val="1"/>
-      <w:tblInd w:w="0" w:type="dxa"/>
       <w:tblBorders>
         <w:top w:val="single" w:sz="8" w:space="0" w:color="4F81BD" w:themeColor="accent1"/>
         <w:left w:val="single" w:sz="8" w:space="0" w:color="4F81BD" w:themeColor="accent1"/>
@@ -8237,12 +12867,6 @@
         <w:insideH w:val="single" w:sz="8" w:space="0" w:color="4F81BD" w:themeColor="accent1"/>
         <w:insideV w:val="single" w:sz="8" w:space="0" w:color="4F81BD" w:themeColor="accent1"/>
       </w:tblBorders>
-      <w:tblCellMar>
-        <w:top w:w="0" w:type="dxa"/>
-        <w:left w:w="108" w:type="dxa"/>
-        <w:bottom w:w="0" w:type="dxa"/>
-        <w:right w:w="108" w:type="dxa"/>
-      </w:tblCellMar>
     </w:tblPr>
     <w:tcPr>
       <w:shd w:val="clear" w:color="auto" w:fill="D3DFEE" w:themeFill="accent1" w:themeFillTint="3F"/>
@@ -8353,7 +12977,6 @@
     <w:tblPr>
       <w:tblStyleRowBandSize w:val="1"/>
       <w:tblStyleColBandSize w:val="1"/>
-      <w:tblInd w:w="0" w:type="dxa"/>
       <w:tblBorders>
         <w:top w:val="single" w:sz="8" w:space="0" w:color="C0504D" w:themeColor="accent2"/>
         <w:left w:val="single" w:sz="8" w:space="0" w:color="C0504D" w:themeColor="accent2"/>
@@ -8362,12 +12985,6 @@
         <w:insideH w:val="single" w:sz="8" w:space="0" w:color="C0504D" w:themeColor="accent2"/>
         <w:insideV w:val="single" w:sz="8" w:space="0" w:color="C0504D" w:themeColor="accent2"/>
       </w:tblBorders>
-      <w:tblCellMar>
-        <w:top w:w="0" w:type="dxa"/>
-        <w:left w:w="108" w:type="dxa"/>
-        <w:bottom w:w="0" w:type="dxa"/>
-        <w:right w:w="108" w:type="dxa"/>
-      </w:tblCellMar>
     </w:tblPr>
     <w:tcPr>
       <w:shd w:val="clear" w:color="auto" w:fill="EFD3D2" w:themeFill="accent2" w:themeFillTint="3F"/>
@@ -8478,7 +13095,6 @@
     <w:tblPr>
       <w:tblStyleRowBandSize w:val="1"/>
       <w:tblStyleColBandSize w:val="1"/>
-      <w:tblInd w:w="0" w:type="dxa"/>
       <w:tblBorders>
         <w:top w:val="single" w:sz="8" w:space="0" w:color="9BBB59" w:themeColor="accent3"/>
         <w:left w:val="single" w:sz="8" w:space="0" w:color="9BBB59" w:themeColor="accent3"/>
@@ -8487,12 +13103,6 @@
         <w:insideH w:val="single" w:sz="8" w:space="0" w:color="9BBB59" w:themeColor="accent3"/>
         <w:insideV w:val="single" w:sz="8" w:space="0" w:color="9BBB59" w:themeColor="accent3"/>
       </w:tblBorders>
-      <w:tblCellMar>
-        <w:top w:w="0" w:type="dxa"/>
-        <w:left w:w="108" w:type="dxa"/>
-        <w:bottom w:w="0" w:type="dxa"/>
-        <w:right w:w="108" w:type="dxa"/>
-      </w:tblCellMar>
     </w:tblPr>
     <w:tcPr>
       <w:shd w:val="clear" w:color="auto" w:fill="E6EED5" w:themeFill="accent3" w:themeFillTint="3F"/>
@@ -8603,7 +13213,6 @@
     <w:tblPr>
       <w:tblStyleRowBandSize w:val="1"/>
       <w:tblStyleColBandSize w:val="1"/>
-      <w:tblInd w:w="0" w:type="dxa"/>
       <w:tblBorders>
         <w:top w:val="single" w:sz="8" w:space="0" w:color="8064A2" w:themeColor="accent4"/>
         <w:left w:val="single" w:sz="8" w:space="0" w:color="8064A2" w:themeColor="accent4"/>
@@ -8612,12 +13221,6 @@
         <w:insideH w:val="single" w:sz="8" w:space="0" w:color="8064A2" w:themeColor="accent4"/>
         <w:insideV w:val="single" w:sz="8" w:space="0" w:color="8064A2" w:themeColor="accent4"/>
       </w:tblBorders>
-      <w:tblCellMar>
-        <w:top w:w="0" w:type="dxa"/>
-        <w:left w:w="108" w:type="dxa"/>
-        <w:bottom w:w="0" w:type="dxa"/>
-        <w:right w:w="108" w:type="dxa"/>
-      </w:tblCellMar>
     </w:tblPr>
     <w:tcPr>
       <w:shd w:val="clear" w:color="auto" w:fill="DFD8E8" w:themeFill="accent4" w:themeFillTint="3F"/>
@@ -8728,7 +13331,6 @@
     <w:tblPr>
       <w:tblStyleRowBandSize w:val="1"/>
       <w:tblStyleColBandSize w:val="1"/>
-      <w:tblInd w:w="0" w:type="dxa"/>
       <w:tblBorders>
         <w:top w:val="single" w:sz="8" w:space="0" w:color="4BACC6" w:themeColor="accent5"/>
         <w:left w:val="single" w:sz="8" w:space="0" w:color="4BACC6" w:themeColor="accent5"/>
@@ -8737,12 +13339,6 @@
         <w:insideH w:val="single" w:sz="8" w:space="0" w:color="4BACC6" w:themeColor="accent5"/>
         <w:insideV w:val="single" w:sz="8" w:space="0" w:color="4BACC6" w:themeColor="accent5"/>
       </w:tblBorders>
-      <w:tblCellMar>
-        <w:top w:w="0" w:type="dxa"/>
-        <w:left w:w="108" w:type="dxa"/>
-        <w:bottom w:w="0" w:type="dxa"/>
-        <w:right w:w="108" w:type="dxa"/>
-      </w:tblCellMar>
     </w:tblPr>
     <w:tcPr>
       <w:shd w:val="clear" w:color="auto" w:fill="D2EAF1" w:themeFill="accent5" w:themeFillTint="3F"/>
@@ -8853,7 +13449,6 @@
     <w:tblPr>
       <w:tblStyleRowBandSize w:val="1"/>
       <w:tblStyleColBandSize w:val="1"/>
-      <w:tblInd w:w="0" w:type="dxa"/>
       <w:tblBorders>
         <w:top w:val="single" w:sz="8" w:space="0" w:color="F79646" w:themeColor="accent6"/>
         <w:left w:val="single" w:sz="8" w:space="0" w:color="F79646" w:themeColor="accent6"/>
@@ -8862,12 +13457,6 @@
         <w:insideH w:val="single" w:sz="8" w:space="0" w:color="F79646" w:themeColor="accent6"/>
         <w:insideV w:val="single" w:sz="8" w:space="0" w:color="F79646" w:themeColor="accent6"/>
       </w:tblBorders>
-      <w:tblCellMar>
-        <w:top w:w="0" w:type="dxa"/>
-        <w:left w:w="108" w:type="dxa"/>
-        <w:bottom w:w="0" w:type="dxa"/>
-        <w:right w:w="108" w:type="dxa"/>
-      </w:tblCellMar>
     </w:tblPr>
     <w:tcPr>
       <w:shd w:val="clear" w:color="auto" w:fill="FDE4D0" w:themeFill="accent6" w:themeFillTint="3F"/>
@@ -8974,7 +13563,6 @@
     <w:tblPr>
       <w:tblStyleRowBandSize w:val="1"/>
       <w:tblStyleColBandSize w:val="1"/>
-      <w:tblInd w:w="0" w:type="dxa"/>
       <w:tblBorders>
         <w:top w:val="single" w:sz="8" w:space="0" w:color="FFFFFF" w:themeColor="background1"/>
         <w:left w:val="single" w:sz="8" w:space="0" w:color="FFFFFF" w:themeColor="background1"/>
@@ -8983,12 +13571,6 @@
         <w:insideH w:val="single" w:sz="6" w:space="0" w:color="FFFFFF" w:themeColor="background1"/>
         <w:insideV w:val="single" w:sz="6" w:space="0" w:color="FFFFFF" w:themeColor="background1"/>
       </w:tblBorders>
-      <w:tblCellMar>
-        <w:top w:w="0" w:type="dxa"/>
-        <w:left w:w="108" w:type="dxa"/>
-        <w:bottom w:w="0" w:type="dxa"/>
-        <w:right w:w="108" w:type="dxa"/>
-      </w:tblCellMar>
     </w:tblPr>
     <w:tcPr>
       <w:shd w:val="clear" w:color="auto" w:fill="C0C0C0" w:themeFill="text1" w:themeFillTint="3F"/>
@@ -9115,7 +13697,6 @@
     <w:tblPr>
       <w:tblStyleRowBandSize w:val="1"/>
       <w:tblStyleColBandSize w:val="1"/>
-      <w:tblInd w:w="0" w:type="dxa"/>
       <w:tblBorders>
         <w:top w:val="single" w:sz="8" w:space="0" w:color="FFFFFF" w:themeColor="background1"/>
         <w:left w:val="single" w:sz="8" w:space="0" w:color="FFFFFF" w:themeColor="background1"/>
@@ -9124,12 +13705,6 @@
         <w:insideH w:val="single" w:sz="6" w:space="0" w:color="FFFFFF" w:themeColor="background1"/>
         <w:insideV w:val="single" w:sz="6" w:space="0" w:color="FFFFFF" w:themeColor="background1"/>
       </w:tblBorders>
-      <w:tblCellMar>
-        <w:top w:w="0" w:type="dxa"/>
-        <w:left w:w="108" w:type="dxa"/>
-        <w:bottom w:w="0" w:type="dxa"/>
-        <w:right w:w="108" w:type="dxa"/>
-      </w:tblCellMar>
     </w:tblPr>
     <w:tcPr>
       <w:shd w:val="clear" w:color="auto" w:fill="D3DFEE" w:themeFill="accent1" w:themeFillTint="3F"/>
@@ -9256,7 +13831,6 @@
     <w:tblPr>
       <w:tblStyleRowBandSize w:val="1"/>
       <w:tblStyleColBandSize w:val="1"/>
-      <w:tblInd w:w="0" w:type="dxa"/>
       <w:tblBorders>
         <w:top w:val="single" w:sz="8" w:space="0" w:color="FFFFFF" w:themeColor="background1"/>
         <w:left w:val="single" w:sz="8" w:space="0" w:color="FFFFFF" w:themeColor="background1"/>
@@ -9265,12 +13839,6 @@
         <w:insideH w:val="single" w:sz="6" w:space="0" w:color="FFFFFF" w:themeColor="background1"/>
         <w:insideV w:val="single" w:sz="6" w:space="0" w:color="FFFFFF" w:themeColor="background1"/>
       </w:tblBorders>
-      <w:tblCellMar>
-        <w:top w:w="0" w:type="dxa"/>
-        <w:left w:w="108" w:type="dxa"/>
-        <w:bottom w:w="0" w:type="dxa"/>
-        <w:right w:w="108" w:type="dxa"/>
-      </w:tblCellMar>
     </w:tblPr>
     <w:tcPr>
       <w:shd w:val="clear" w:color="auto" w:fill="EFD3D2" w:themeFill="accent2" w:themeFillTint="3F"/>
@@ -9397,7 +13965,6 @@
     <w:tblPr>
       <w:tblStyleRowBandSize w:val="1"/>
       <w:tblStyleColBandSize w:val="1"/>
-      <w:tblInd w:w="0" w:type="dxa"/>
       <w:tblBorders>
         <w:top w:val="single" w:sz="8" w:space="0" w:color="FFFFFF" w:themeColor="background1"/>
         <w:left w:val="single" w:sz="8" w:space="0" w:color="FFFFFF" w:themeColor="background1"/>
@@ -9406,12 +13973,6 @@
         <w:insideH w:val="single" w:sz="6" w:space="0" w:color="FFFFFF" w:themeColor="background1"/>
         <w:insideV w:val="single" w:sz="6" w:space="0" w:color="FFFFFF" w:themeColor="background1"/>
       </w:tblBorders>
-      <w:tblCellMar>
-        <w:top w:w="0" w:type="dxa"/>
-        <w:left w:w="108" w:type="dxa"/>
-        <w:bottom w:w="0" w:type="dxa"/>
-        <w:right w:w="108" w:type="dxa"/>
-      </w:tblCellMar>
     </w:tblPr>
     <w:tcPr>
       <w:shd w:val="clear" w:color="auto" w:fill="E6EED5" w:themeFill="accent3" w:themeFillTint="3F"/>
@@ -9538,7 +14099,6 @@
     <w:tblPr>
       <w:tblStyleRowBandSize w:val="1"/>
       <w:tblStyleColBandSize w:val="1"/>
-      <w:tblInd w:w="0" w:type="dxa"/>
       <w:tblBorders>
         <w:top w:val="single" w:sz="8" w:space="0" w:color="FFFFFF" w:themeColor="background1"/>
         <w:left w:val="single" w:sz="8" w:space="0" w:color="FFFFFF" w:themeColor="background1"/>
@@ -9547,12 +14107,6 @@
         <w:insideH w:val="single" w:sz="6" w:space="0" w:color="FFFFFF" w:themeColor="background1"/>
         <w:insideV w:val="single" w:sz="6" w:space="0" w:color="FFFFFF" w:themeColor="background1"/>
       </w:tblBorders>
-      <w:tblCellMar>
-        <w:top w:w="0" w:type="dxa"/>
-        <w:left w:w="108" w:type="dxa"/>
-        <w:bottom w:w="0" w:type="dxa"/>
-        <w:right w:w="108" w:type="dxa"/>
-      </w:tblCellMar>
     </w:tblPr>
     <w:tcPr>
       <w:shd w:val="clear" w:color="auto" w:fill="DFD8E8" w:themeFill="accent4" w:themeFillTint="3F"/>
@@ -9679,7 +14233,6 @@
     <w:tblPr>
       <w:tblStyleRowBandSize w:val="1"/>
       <w:tblStyleColBandSize w:val="1"/>
-      <w:tblInd w:w="0" w:type="dxa"/>
       <w:tblBorders>
         <w:top w:val="single" w:sz="8" w:space="0" w:color="FFFFFF" w:themeColor="background1"/>
         <w:left w:val="single" w:sz="8" w:space="0" w:color="FFFFFF" w:themeColor="background1"/>
@@ -9688,12 +14241,6 @@
         <w:insideH w:val="single" w:sz="6" w:space="0" w:color="FFFFFF" w:themeColor="background1"/>
         <w:insideV w:val="single" w:sz="6" w:space="0" w:color="FFFFFF" w:themeColor="background1"/>
       </w:tblBorders>
-      <w:tblCellMar>
-        <w:top w:w="0" w:type="dxa"/>
-        <w:left w:w="108" w:type="dxa"/>
-        <w:bottom w:w="0" w:type="dxa"/>
-        <w:right w:w="108" w:type="dxa"/>
-      </w:tblCellMar>
     </w:tblPr>
     <w:tcPr>
       <w:shd w:val="clear" w:color="auto" w:fill="D2EAF1" w:themeFill="accent5" w:themeFillTint="3F"/>
@@ -9820,7 +14367,6 @@
     <w:tblPr>
       <w:tblStyleRowBandSize w:val="1"/>
       <w:tblStyleColBandSize w:val="1"/>
-      <w:tblInd w:w="0" w:type="dxa"/>
       <w:tblBorders>
         <w:top w:val="single" w:sz="8" w:space="0" w:color="FFFFFF" w:themeColor="background1"/>
         <w:left w:val="single" w:sz="8" w:space="0" w:color="FFFFFF" w:themeColor="background1"/>
@@ -9829,12 +14375,6 @@
         <w:insideH w:val="single" w:sz="6" w:space="0" w:color="FFFFFF" w:themeColor="background1"/>
         <w:insideV w:val="single" w:sz="6" w:space="0" w:color="FFFFFF" w:themeColor="background1"/>
       </w:tblBorders>
-      <w:tblCellMar>
-        <w:top w:w="0" w:type="dxa"/>
-        <w:left w:w="108" w:type="dxa"/>
-        <w:bottom w:w="0" w:type="dxa"/>
-        <w:right w:w="108" w:type="dxa"/>
-      </w:tblCellMar>
     </w:tblPr>
     <w:tcPr>
       <w:shd w:val="clear" w:color="auto" w:fill="FDE4D0" w:themeFill="accent6" w:themeFillTint="3F"/>
@@ -9964,13 +14504,6 @@
     <w:tblPr>
       <w:tblStyleRowBandSize w:val="1"/>
       <w:tblStyleColBandSize w:val="1"/>
-      <w:tblInd w:w="0" w:type="dxa"/>
-      <w:tblCellMar>
-        <w:top w:w="0" w:type="dxa"/>
-        <w:left w:w="108" w:type="dxa"/>
-        <w:bottom w:w="0" w:type="dxa"/>
-        <w:right w:w="108" w:type="dxa"/>
-      </w:tblCellMar>
     </w:tblPr>
     <w:tcPr>
       <w:shd w:val="clear" w:color="auto" w:fill="000000" w:themeFill="text1"/>
@@ -10078,13 +14611,6 @@
     <w:tblPr>
       <w:tblStyleRowBandSize w:val="1"/>
       <w:tblStyleColBandSize w:val="1"/>
-      <w:tblInd w:w="0" w:type="dxa"/>
-      <w:tblCellMar>
-        <w:top w:w="0" w:type="dxa"/>
-        <w:left w:w="108" w:type="dxa"/>
-        <w:bottom w:w="0" w:type="dxa"/>
-        <w:right w:w="108" w:type="dxa"/>
-      </w:tblCellMar>
     </w:tblPr>
     <w:tcPr>
       <w:shd w:val="clear" w:color="auto" w:fill="4F81BD" w:themeFill="accent1"/>
@@ -10192,13 +14718,6 @@
     <w:tblPr>
       <w:tblStyleRowBandSize w:val="1"/>
       <w:tblStyleColBandSize w:val="1"/>
-      <w:tblInd w:w="0" w:type="dxa"/>
-      <w:tblCellMar>
-        <w:top w:w="0" w:type="dxa"/>
-        <w:left w:w="108" w:type="dxa"/>
-        <w:bottom w:w="0" w:type="dxa"/>
-        <w:right w:w="108" w:type="dxa"/>
-      </w:tblCellMar>
     </w:tblPr>
     <w:tcPr>
       <w:shd w:val="clear" w:color="auto" w:fill="C0504D" w:themeFill="accent2"/>
@@ -10306,13 +14825,6 @@
     <w:tblPr>
       <w:tblStyleRowBandSize w:val="1"/>
       <w:tblStyleColBandSize w:val="1"/>
-      <w:tblInd w:w="0" w:type="dxa"/>
-      <w:tblCellMar>
-        <w:top w:w="0" w:type="dxa"/>
-        <w:left w:w="108" w:type="dxa"/>
-        <w:bottom w:w="0" w:type="dxa"/>
-        <w:right w:w="108" w:type="dxa"/>
-      </w:tblCellMar>
     </w:tblPr>
     <w:tcPr>
       <w:shd w:val="clear" w:color="auto" w:fill="9BBB59" w:themeFill="accent3"/>
@@ -10420,13 +14932,6 @@
     <w:tblPr>
       <w:tblStyleRowBandSize w:val="1"/>
       <w:tblStyleColBandSize w:val="1"/>
-      <w:tblInd w:w="0" w:type="dxa"/>
-      <w:tblCellMar>
-        <w:top w:w="0" w:type="dxa"/>
-        <w:left w:w="108" w:type="dxa"/>
-        <w:bottom w:w="0" w:type="dxa"/>
-        <w:right w:w="108" w:type="dxa"/>
-      </w:tblCellMar>
     </w:tblPr>
     <w:tcPr>
       <w:shd w:val="clear" w:color="auto" w:fill="8064A2" w:themeFill="accent4"/>
@@ -10534,13 +15039,6 @@
     <w:tblPr>
       <w:tblStyleRowBandSize w:val="1"/>
       <w:tblStyleColBandSize w:val="1"/>
-      <w:tblInd w:w="0" w:type="dxa"/>
-      <w:tblCellMar>
-        <w:top w:w="0" w:type="dxa"/>
-        <w:left w:w="108" w:type="dxa"/>
-        <w:bottom w:w="0" w:type="dxa"/>
-        <w:right w:w="108" w:type="dxa"/>
-      </w:tblCellMar>
     </w:tblPr>
     <w:tcPr>
       <w:shd w:val="clear" w:color="auto" w:fill="4BACC6" w:themeFill="accent5"/>
@@ -10648,13 +15146,6 @@
     <w:tblPr>
       <w:tblStyleRowBandSize w:val="1"/>
       <w:tblStyleColBandSize w:val="1"/>
-      <w:tblInd w:w="0" w:type="dxa"/>
-      <w:tblCellMar>
-        <w:top w:w="0" w:type="dxa"/>
-        <w:left w:w="108" w:type="dxa"/>
-        <w:bottom w:w="0" w:type="dxa"/>
-        <w:right w:w="108" w:type="dxa"/>
-      </w:tblCellMar>
     </w:tblPr>
     <w:tcPr>
       <w:shd w:val="clear" w:color="auto" w:fill="F79646" w:themeFill="accent6"/>
@@ -10762,7 +15253,6 @@
     <w:tblPr>
       <w:tblStyleRowBandSize w:val="1"/>
       <w:tblStyleColBandSize w:val="1"/>
-      <w:tblInd w:w="0" w:type="dxa"/>
       <w:tblBorders>
         <w:top w:val="single" w:sz="24" w:space="0" w:color="C0504D" w:themeColor="accent2"/>
         <w:left w:val="single" w:sz="4" w:space="0" w:color="000000" w:themeColor="text1"/>
@@ -10771,12 +15261,6 @@
         <w:insideH w:val="single" w:sz="4" w:space="0" w:color="FFFFFF" w:themeColor="background1"/>
         <w:insideV w:val="single" w:sz="4" w:space="0" w:color="FFFFFF" w:themeColor="background1"/>
       </w:tblBorders>
-      <w:tblCellMar>
-        <w:top w:w="0" w:type="dxa"/>
-        <w:left w:w="108" w:type="dxa"/>
-        <w:bottom w:w="0" w:type="dxa"/>
-        <w:right w:w="108" w:type="dxa"/>
-      </w:tblCellMar>
     </w:tblPr>
     <w:tcPr>
       <w:shd w:val="clear" w:color="auto" w:fill="E6E6E6" w:themeFill="text1" w:themeFillTint="19"/>
@@ -10884,7 +15368,6 @@
     <w:tblPr>
       <w:tblStyleRowBandSize w:val="1"/>
       <w:tblStyleColBandSize w:val="1"/>
-      <w:tblInd w:w="0" w:type="dxa"/>
       <w:tblBorders>
         <w:top w:val="single" w:sz="24" w:space="0" w:color="C0504D" w:themeColor="accent2"/>
         <w:left w:val="single" w:sz="4" w:space="0" w:color="4F81BD" w:themeColor="accent1"/>
@@ -10893,12 +15376,6 @@
         <w:insideH w:val="single" w:sz="4" w:space="0" w:color="FFFFFF" w:themeColor="background1"/>
         <w:insideV w:val="single" w:sz="4" w:space="0" w:color="FFFFFF" w:themeColor="background1"/>
       </w:tblBorders>
-      <w:tblCellMar>
-        <w:top w:w="0" w:type="dxa"/>
-        <w:left w:w="108" w:type="dxa"/>
-        <w:bottom w:w="0" w:type="dxa"/>
-        <w:right w:w="108" w:type="dxa"/>
-      </w:tblCellMar>
     </w:tblPr>
     <w:tcPr>
       <w:shd w:val="clear" w:color="auto" w:fill="EDF2F8" w:themeFill="accent1" w:themeFillTint="19"/>
@@ -11006,7 +15483,6 @@
     <w:tblPr>
       <w:tblStyleRowBandSize w:val="1"/>
       <w:tblStyleColBandSize w:val="1"/>
-      <w:tblInd w:w="0" w:type="dxa"/>
       <w:tblBorders>
         <w:top w:val="single" w:sz="24" w:space="0" w:color="C0504D" w:themeColor="accent2"/>
         <w:left w:val="single" w:sz="4" w:space="0" w:color="C0504D" w:themeColor="accent2"/>
@@ -11015,12 +15491,6 @@
         <w:insideH w:val="single" w:sz="4" w:space="0" w:color="FFFFFF" w:themeColor="background1"/>
         <w:insideV w:val="single" w:sz="4" w:space="0" w:color="FFFFFF" w:themeColor="background1"/>
       </w:tblBorders>
-      <w:tblCellMar>
-        <w:top w:w="0" w:type="dxa"/>
-        <w:left w:w="108" w:type="dxa"/>
-        <w:bottom w:w="0" w:type="dxa"/>
-        <w:right w:w="108" w:type="dxa"/>
-      </w:tblCellMar>
     </w:tblPr>
     <w:tcPr>
       <w:shd w:val="clear" w:color="auto" w:fill="F8EDED" w:themeFill="accent2" w:themeFillTint="19"/>
@@ -11128,7 +15598,6 @@
     <w:tblPr>
       <w:tblStyleRowBandSize w:val="1"/>
       <w:tblStyleColBandSize w:val="1"/>
-      <w:tblInd w:w="0" w:type="dxa"/>
       <w:tblBorders>
         <w:top w:val="single" w:sz="24" w:space="0" w:color="8064A2" w:themeColor="accent4"/>
         <w:left w:val="single" w:sz="4" w:space="0" w:color="9BBB59" w:themeColor="accent3"/>
@@ -11137,12 +15606,6 @@
         <w:insideH w:val="single" w:sz="4" w:space="0" w:color="FFFFFF" w:themeColor="background1"/>
         <w:insideV w:val="single" w:sz="4" w:space="0" w:color="FFFFFF" w:themeColor="background1"/>
       </w:tblBorders>
-      <w:tblCellMar>
-        <w:top w:w="0" w:type="dxa"/>
-        <w:left w:w="108" w:type="dxa"/>
-        <w:bottom w:w="0" w:type="dxa"/>
-        <w:right w:w="108" w:type="dxa"/>
-      </w:tblCellMar>
     </w:tblPr>
     <w:tcPr>
       <w:shd w:val="clear" w:color="auto" w:fill="F5F8EE" w:themeFill="accent3" w:themeFillTint="19"/>
@@ -11240,7 +15703,6 @@
     <w:tblPr>
       <w:tblStyleRowBandSize w:val="1"/>
       <w:tblStyleColBandSize w:val="1"/>
-      <w:tblInd w:w="0" w:type="dxa"/>
       <w:tblBorders>
         <w:top w:val="single" w:sz="24" w:space="0" w:color="9BBB59" w:themeColor="accent3"/>
         <w:left w:val="single" w:sz="4" w:space="0" w:color="8064A2" w:themeColor="accent4"/>
@@ -11249,12 +15711,6 @@
         <w:insideH w:val="single" w:sz="4" w:space="0" w:color="FFFFFF" w:themeColor="background1"/>
         <w:insideV w:val="single" w:sz="4" w:space="0" w:color="FFFFFF" w:themeColor="background1"/>
       </w:tblBorders>
-      <w:tblCellMar>
-        <w:top w:w="0" w:type="dxa"/>
-        <w:left w:w="108" w:type="dxa"/>
-        <w:bottom w:w="0" w:type="dxa"/>
-        <w:right w:w="108" w:type="dxa"/>
-      </w:tblCellMar>
     </w:tblPr>
     <w:tcPr>
       <w:shd w:val="clear" w:color="auto" w:fill="F2EFF6" w:themeFill="accent4" w:themeFillTint="19"/>
@@ -11362,7 +15818,6 @@
     <w:tblPr>
       <w:tblStyleRowBandSize w:val="1"/>
       <w:tblStyleColBandSize w:val="1"/>
-      <w:tblInd w:w="0" w:type="dxa"/>
       <w:tblBorders>
         <w:top w:val="single" w:sz="24" w:space="0" w:color="F79646" w:themeColor="accent6"/>
         <w:left w:val="single" w:sz="4" w:space="0" w:color="4BACC6" w:themeColor="accent5"/>
@@ -11371,12 +15826,6 @@
         <w:insideH w:val="single" w:sz="4" w:space="0" w:color="FFFFFF" w:themeColor="background1"/>
         <w:insideV w:val="single" w:sz="4" w:space="0" w:color="FFFFFF" w:themeColor="background1"/>
       </w:tblBorders>
-      <w:tblCellMar>
-        <w:top w:w="0" w:type="dxa"/>
-        <w:left w:w="108" w:type="dxa"/>
-        <w:bottom w:w="0" w:type="dxa"/>
-        <w:right w:w="108" w:type="dxa"/>
-      </w:tblCellMar>
     </w:tblPr>
     <w:tcPr>
       <w:shd w:val="clear" w:color="auto" w:fill="EDF6F9" w:themeFill="accent5" w:themeFillTint="19"/>
@@ -11484,7 +15933,6 @@
     <w:tblPr>
       <w:tblStyleRowBandSize w:val="1"/>
       <w:tblStyleColBandSize w:val="1"/>
-      <w:tblInd w:w="0" w:type="dxa"/>
       <w:tblBorders>
         <w:top w:val="single" w:sz="24" w:space="0" w:color="4BACC6" w:themeColor="accent5"/>
         <w:left w:val="single" w:sz="4" w:space="0" w:color="F79646" w:themeColor="accent6"/>
@@ -11493,12 +15941,6 @@
         <w:insideH w:val="single" w:sz="4" w:space="0" w:color="FFFFFF" w:themeColor="background1"/>
         <w:insideV w:val="single" w:sz="4" w:space="0" w:color="FFFFFF" w:themeColor="background1"/>
       </w:tblBorders>
-      <w:tblCellMar>
-        <w:top w:w="0" w:type="dxa"/>
-        <w:left w:w="108" w:type="dxa"/>
-        <w:bottom w:w="0" w:type="dxa"/>
-        <w:right w:w="108" w:type="dxa"/>
-      </w:tblCellMar>
     </w:tblPr>
     <w:tcPr>
       <w:shd w:val="clear" w:color="auto" w:fill="FEF4EC" w:themeFill="accent6" w:themeFillTint="19"/>
@@ -11606,13 +16048,6 @@
     <w:tblPr>
       <w:tblStyleRowBandSize w:val="1"/>
       <w:tblStyleColBandSize w:val="1"/>
-      <w:tblInd w:w="0" w:type="dxa"/>
-      <w:tblCellMar>
-        <w:top w:w="0" w:type="dxa"/>
-        <w:left w:w="108" w:type="dxa"/>
-        <w:bottom w:w="0" w:type="dxa"/>
-        <w:right w:w="108" w:type="dxa"/>
-      </w:tblCellMar>
     </w:tblPr>
     <w:tcPr>
       <w:shd w:val="clear" w:color="auto" w:fill="E6E6E6" w:themeFill="text1" w:themeFillTint="19"/>
@@ -11692,13 +16127,6 @@
     <w:tblPr>
       <w:tblStyleRowBandSize w:val="1"/>
       <w:tblStyleColBandSize w:val="1"/>
-      <w:tblInd w:w="0" w:type="dxa"/>
-      <w:tblCellMar>
-        <w:top w:w="0" w:type="dxa"/>
-        <w:left w:w="108" w:type="dxa"/>
-        <w:bottom w:w="0" w:type="dxa"/>
-        <w:right w:w="108" w:type="dxa"/>
-      </w:tblCellMar>
     </w:tblPr>
     <w:tcPr>
       <w:shd w:val="clear" w:color="auto" w:fill="EDF2F8" w:themeFill="accent1" w:themeFillTint="19"/>
@@ -11778,13 +16206,6 @@
     <w:tblPr>
       <w:tblStyleRowBandSize w:val="1"/>
       <w:tblStyleColBandSize w:val="1"/>
-      <w:tblInd w:w="0" w:type="dxa"/>
-      <w:tblCellMar>
-        <w:top w:w="0" w:type="dxa"/>
-        <w:left w:w="108" w:type="dxa"/>
-        <w:bottom w:w="0" w:type="dxa"/>
-        <w:right w:w="108" w:type="dxa"/>
-      </w:tblCellMar>
     </w:tblPr>
     <w:tcPr>
       <w:shd w:val="clear" w:color="auto" w:fill="F8EDED" w:themeFill="accent2" w:themeFillTint="19"/>
@@ -11864,13 +16285,6 @@
     <w:tblPr>
       <w:tblStyleRowBandSize w:val="1"/>
       <w:tblStyleColBandSize w:val="1"/>
-      <w:tblInd w:w="0" w:type="dxa"/>
-      <w:tblCellMar>
-        <w:top w:w="0" w:type="dxa"/>
-        <w:left w:w="108" w:type="dxa"/>
-        <w:bottom w:w="0" w:type="dxa"/>
-        <w:right w:w="108" w:type="dxa"/>
-      </w:tblCellMar>
     </w:tblPr>
     <w:tcPr>
       <w:shd w:val="clear" w:color="auto" w:fill="F5F8EE" w:themeFill="accent3" w:themeFillTint="19"/>
@@ -11950,13 +16364,6 @@
     <w:tblPr>
       <w:tblStyleRowBandSize w:val="1"/>
       <w:tblStyleColBandSize w:val="1"/>
-      <w:tblInd w:w="0" w:type="dxa"/>
-      <w:tblCellMar>
-        <w:top w:w="0" w:type="dxa"/>
-        <w:left w:w="108" w:type="dxa"/>
-        <w:bottom w:w="0" w:type="dxa"/>
-        <w:right w:w="108" w:type="dxa"/>
-      </w:tblCellMar>
     </w:tblPr>
     <w:tcPr>
       <w:shd w:val="clear" w:color="auto" w:fill="F2EFF6" w:themeFill="accent4" w:themeFillTint="19"/>
@@ -12036,13 +16443,6 @@
     <w:tblPr>
       <w:tblStyleRowBandSize w:val="1"/>
       <w:tblStyleColBandSize w:val="1"/>
-      <w:tblInd w:w="0" w:type="dxa"/>
-      <w:tblCellMar>
-        <w:top w:w="0" w:type="dxa"/>
-        <w:left w:w="108" w:type="dxa"/>
-        <w:bottom w:w="0" w:type="dxa"/>
-        <w:right w:w="108" w:type="dxa"/>
-      </w:tblCellMar>
     </w:tblPr>
     <w:tcPr>
       <w:shd w:val="clear" w:color="auto" w:fill="EDF6F9" w:themeFill="accent5" w:themeFillTint="19"/>
@@ -12122,13 +16522,6 @@
     <w:tblPr>
       <w:tblStyleRowBandSize w:val="1"/>
       <w:tblStyleColBandSize w:val="1"/>
-      <w:tblInd w:w="0" w:type="dxa"/>
-      <w:tblCellMar>
-        <w:top w:w="0" w:type="dxa"/>
-        <w:left w:w="108" w:type="dxa"/>
-        <w:bottom w:w="0" w:type="dxa"/>
-        <w:right w:w="108" w:type="dxa"/>
-      </w:tblCellMar>
     </w:tblPr>
     <w:tcPr>
       <w:shd w:val="clear" w:color="auto" w:fill="FEF4EC" w:themeFill="accent6" w:themeFillTint="19"/>
@@ -12208,16 +16601,9 @@
     <w:tblPr>
       <w:tblStyleRowBandSize w:val="1"/>
       <w:tblStyleColBandSize w:val="1"/>
-      <w:tblInd w:w="0" w:type="dxa"/>
       <w:tblBorders>
         <w:insideH w:val="single" w:sz="4" w:space="0" w:color="FFFFFF" w:themeColor="background1"/>
       </w:tblBorders>
-      <w:tblCellMar>
-        <w:top w:w="0" w:type="dxa"/>
-        <w:left w:w="108" w:type="dxa"/>
-        <w:bottom w:w="0" w:type="dxa"/>
-        <w:right w:w="108" w:type="dxa"/>
-      </w:tblCellMar>
     </w:tblPr>
     <w:tcPr>
       <w:shd w:val="clear" w:color="auto" w:fill="CCCCCC" w:themeFill="text1" w:themeFillTint="33"/>
@@ -12288,16 +16674,9 @@
     <w:tblPr>
       <w:tblStyleRowBandSize w:val="1"/>
       <w:tblStyleColBandSize w:val="1"/>
-      <w:tblInd w:w="0" w:type="dxa"/>
       <w:tblBorders>
         <w:insideH w:val="single" w:sz="4" w:space="0" w:color="FFFFFF" w:themeColor="background1"/>
       </w:tblBorders>
-      <w:tblCellMar>
-        <w:top w:w="0" w:type="dxa"/>
-        <w:left w:w="108" w:type="dxa"/>
-        <w:bottom w:w="0" w:type="dxa"/>
-        <w:right w:w="108" w:type="dxa"/>
-      </w:tblCellMar>
     </w:tblPr>
     <w:tcPr>
       <w:shd w:val="clear" w:color="auto" w:fill="DBE5F1" w:themeFill="accent1" w:themeFillTint="33"/>
@@ -12368,16 +16747,9 @@
     <w:tblPr>
       <w:tblStyleRowBandSize w:val="1"/>
       <w:tblStyleColBandSize w:val="1"/>
-      <w:tblInd w:w="0" w:type="dxa"/>
       <w:tblBorders>
         <w:insideH w:val="single" w:sz="4" w:space="0" w:color="FFFFFF" w:themeColor="background1"/>
       </w:tblBorders>
-      <w:tblCellMar>
-        <w:top w:w="0" w:type="dxa"/>
-        <w:left w:w="108" w:type="dxa"/>
-        <w:bottom w:w="0" w:type="dxa"/>
-        <w:right w:w="108" w:type="dxa"/>
-      </w:tblCellMar>
     </w:tblPr>
     <w:tcPr>
       <w:shd w:val="clear" w:color="auto" w:fill="F2DBDB" w:themeFill="accent2" w:themeFillTint="33"/>
@@ -12448,16 +16820,9 @@
     <w:tblPr>
       <w:tblStyleRowBandSize w:val="1"/>
       <w:tblStyleColBandSize w:val="1"/>
-      <w:tblInd w:w="0" w:type="dxa"/>
       <w:tblBorders>
         <w:insideH w:val="single" w:sz="4" w:space="0" w:color="FFFFFF" w:themeColor="background1"/>
       </w:tblBorders>
-      <w:tblCellMar>
-        <w:top w:w="0" w:type="dxa"/>
-        <w:left w:w="108" w:type="dxa"/>
-        <w:bottom w:w="0" w:type="dxa"/>
-        <w:right w:w="108" w:type="dxa"/>
-      </w:tblCellMar>
     </w:tblPr>
     <w:tcPr>
       <w:shd w:val="clear" w:color="auto" w:fill="EAF1DD" w:themeFill="accent3" w:themeFillTint="33"/>
@@ -12528,16 +16893,9 @@
     <w:tblPr>
       <w:tblStyleRowBandSize w:val="1"/>
       <w:tblStyleColBandSize w:val="1"/>
-      <w:tblInd w:w="0" w:type="dxa"/>
       <w:tblBorders>
         <w:insideH w:val="single" w:sz="4" w:space="0" w:color="FFFFFF" w:themeColor="background1"/>
       </w:tblBorders>
-      <w:tblCellMar>
-        <w:top w:w="0" w:type="dxa"/>
-        <w:left w:w="108" w:type="dxa"/>
-        <w:bottom w:w="0" w:type="dxa"/>
-        <w:right w:w="108" w:type="dxa"/>
-      </w:tblCellMar>
     </w:tblPr>
     <w:tcPr>
       <w:shd w:val="clear" w:color="auto" w:fill="E5DFEC" w:themeFill="accent4" w:themeFillTint="33"/>
@@ -12608,16 +16966,9 @@
     <w:tblPr>
       <w:tblStyleRowBandSize w:val="1"/>
       <w:tblStyleColBandSize w:val="1"/>
-      <w:tblInd w:w="0" w:type="dxa"/>
       <w:tblBorders>
         <w:insideH w:val="single" w:sz="4" w:space="0" w:color="FFFFFF" w:themeColor="background1"/>
       </w:tblBorders>
-      <w:tblCellMar>
-        <w:top w:w="0" w:type="dxa"/>
-        <w:left w:w="108" w:type="dxa"/>
-        <w:bottom w:w="0" w:type="dxa"/>
-        <w:right w:w="108" w:type="dxa"/>
-      </w:tblCellMar>
     </w:tblPr>
     <w:tcPr>
       <w:shd w:val="clear" w:color="auto" w:fill="DAEEF3" w:themeFill="accent5" w:themeFillTint="33"/>
@@ -12688,16 +17039,9 @@
     <w:tblPr>
       <w:tblStyleRowBandSize w:val="1"/>
       <w:tblStyleColBandSize w:val="1"/>
-      <w:tblInd w:w="0" w:type="dxa"/>
       <w:tblBorders>
         <w:insideH w:val="single" w:sz="4" w:space="0" w:color="FFFFFF" w:themeColor="background1"/>
       </w:tblBorders>
-      <w:tblCellMar>
-        <w:top w:w="0" w:type="dxa"/>
-        <w:left w:w="108" w:type="dxa"/>
-        <w:bottom w:w="0" w:type="dxa"/>
-        <w:right w:w="108" w:type="dxa"/>
-      </w:tblCellMar>
     </w:tblPr>
     <w:tcPr>
       <w:shd w:val="clear" w:color="auto" w:fill="FDE9D9" w:themeFill="accent6" w:themeFillTint="33"/>

--- a/Received/4/4, science.docx
+++ b/Received/4/4, science.docx
@@ -21,7 +21,7 @@
           <w:szCs w:val="20"/>
         </w:rPr>
         <w:drawing>
-          <wp:anchor distT="0" distB="0" distL="114300" distR="114300" simplePos="0" relativeHeight="251652608" behindDoc="0" locked="0" layoutInCell="1" allowOverlap="1" wp14:anchorId="2949ACED" wp14:editId="5C9F2875">
+          <wp:anchor distT="0" distB="0" distL="114300" distR="114300" simplePos="0" relativeHeight="251653120" behindDoc="0" locked="0" layoutInCell="1" allowOverlap="1" wp14:anchorId="2949ACED" wp14:editId="1ED5910D">
             <wp:simplePos x="0" y="0"/>
             <wp:positionH relativeFrom="margin">
               <wp:posOffset>0</wp:posOffset>
@@ -89,7 +89,7 @@
         <mc:AlternateContent>
           <mc:Choice Requires="wps">
             <w:drawing>
-              <wp:anchor distT="45720" distB="45720" distL="114300" distR="114300" simplePos="0" relativeHeight="251656704" behindDoc="0" locked="0" layoutInCell="1" allowOverlap="1" wp14:anchorId="1C01D39F" wp14:editId="2CB4FD7B">
+              <wp:anchor distT="45720" distB="45720" distL="114300" distR="114300" simplePos="0" relativeHeight="251654144" behindDoc="0" locked="0" layoutInCell="1" allowOverlap="1" wp14:anchorId="1C01D39F" wp14:editId="2CB4FD7B">
                 <wp:simplePos x="0" y="0"/>
                 <wp:positionH relativeFrom="column">
                   <wp:align>right</wp:align>
@@ -173,7 +173,7 @@
                 <v:stroke joinstyle="miter"/>
                 <v:path gradientshapeok="t" o:connecttype="rect"/>
               </v:shapetype>
-              <v:shape id="Text Box 3" o:spid="_x0000_s1026" type="#_x0000_t202" style="position:absolute;left:0;text-align:left;margin-left:-3.2pt;margin-top:.75pt;width:48pt;height:110.6pt;z-index:251656704;visibility:visible;mso-wrap-style:square;mso-width-percent:0;mso-height-percent:200;mso-wrap-distance-left:9pt;mso-wrap-distance-top:3.6pt;mso-wrap-distance-right:9pt;mso-wrap-distance-bottom:3.6pt;mso-position-horizontal:right;mso-position-horizontal-relative:text;mso-position-vertical:absolute;mso-position-vertical-relative:text;mso-width-percent:0;mso-height-percent:200;mso-width-relative:margin;mso-height-relative:margin;v-text-anchor:top" o:gfxdata="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" filled="f" stroked="f">
+              <v:shape id="Text Box 3" o:spid="_x0000_s1026" type="#_x0000_t202" style="position:absolute;left:0;text-align:left;margin-left:-3.2pt;margin-top:.75pt;width:48pt;height:110.6pt;z-index:251654144;visibility:visible;mso-wrap-style:square;mso-width-percent:0;mso-height-percent:200;mso-wrap-distance-left:9pt;mso-wrap-distance-top:3.6pt;mso-wrap-distance-right:9pt;mso-wrap-distance-bottom:3.6pt;mso-position-horizontal:right;mso-position-horizontal-relative:text;mso-position-vertical:absolute;mso-position-vertical-relative:text;mso-width-percent:0;mso-height-percent:200;mso-width-relative:margin;mso-height-relative:margin;v-text-anchor:top" o:gfxdata="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" filled="f" stroked="f">
                 <v:textbox style="mso-fit-shape-to-text:t">
                   <w:txbxContent>
                     <w:p>
@@ -1789,7 +1789,7 @@
         <mc:AlternateContent>
           <mc:Choice Requires="wps">
             <w:drawing>
-              <wp:anchor distT="45720" distB="45720" distL="114300" distR="114300" simplePos="0" relativeHeight="251659776" behindDoc="0" locked="0" layoutInCell="1" allowOverlap="1" wp14:anchorId="2709504D" wp14:editId="36B56683">
+              <wp:anchor distT="45720" distB="45720" distL="114300" distR="114300" simplePos="0" relativeHeight="251655168" behindDoc="0" locked="0" layoutInCell="1" allowOverlap="1" wp14:anchorId="2709504D" wp14:editId="36B56683">
                 <wp:simplePos x="0" y="0"/>
                 <wp:positionH relativeFrom="column">
                   <wp:posOffset>2253615</wp:posOffset>
@@ -1844,7 +1844,23 @@
                                 <w:sz w:val="20"/>
                                 <w:szCs w:val="20"/>
                               </w:rPr>
-                              <w:t>(d) What is the main source of energy?</w:t>
+                              <w:t xml:space="preserve">(d) </w:t>
+                            </w:r>
+                            <w:r>
+                              <w:rPr>
+                                <w:rFonts w:ascii="Times New Roman" w:hAnsi="Times New Roman" w:cs="Times New Roman"/>
+                                <w:sz w:val="20"/>
+                                <w:szCs w:val="20"/>
+                              </w:rPr>
+                              <w:t>Write</w:t>
+                            </w:r>
+                            <w:r>
+                              <w:rPr>
+                                <w:rFonts w:ascii="Times New Roman" w:hAnsi="Times New Roman" w:cs="Times New Roman"/>
+                                <w:sz w:val="20"/>
+                                <w:szCs w:val="20"/>
+                              </w:rPr>
+                              <w:t xml:space="preserve"> the main source of energy?</w:t>
                             </w:r>
                           </w:p>
                           <w:p>
@@ -1904,7 +1920,7 @@
           </mc:Choice>
           <mc:Fallback>
             <w:pict>
-              <v:shape w14:anchorId="2709504D" id="Text Box 2" o:spid="_x0000_s1027" type="#_x0000_t202" style="position:absolute;margin-left:177.45pt;margin-top:16pt;width:185.95pt;height:110.6pt;z-index:251659776;visibility:visible;mso-wrap-style:square;mso-width-percent:0;mso-height-percent:200;mso-wrap-distance-left:9pt;mso-wrap-distance-top:3.6pt;mso-wrap-distance-right:9pt;mso-wrap-distance-bottom:3.6pt;mso-position-horizontal:absolute;mso-position-horizontal-relative:text;mso-position-vertical:absolute;mso-position-vertical-relative:text;mso-width-percent:0;mso-height-percent:200;mso-width-relative:margin;mso-height-relative:margin;v-text-anchor:top" o:gfxdata="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" filled="f" stroked="f">
+              <v:shape w14:anchorId="2709504D" id="Text Box 2" o:spid="_x0000_s1027" type="#_x0000_t202" style="position:absolute;margin-left:177.45pt;margin-top:16pt;width:185.95pt;height:110.6pt;z-index:251655168;visibility:visible;mso-wrap-style:square;mso-width-percent:0;mso-height-percent:200;mso-wrap-distance-left:9pt;mso-wrap-distance-top:3.6pt;mso-wrap-distance-right:9pt;mso-wrap-distance-bottom:3.6pt;mso-position-horizontal:absolute;mso-position-horizontal-relative:text;mso-position-vertical:absolute;mso-position-vertical-relative:text;mso-width-percent:0;mso-height-percent:200;mso-width-relative:margin;mso-height-relative:margin;v-text-anchor:top" o:gfxdata="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" filled="f" stroked="f">
                 <v:textbox style="mso-fit-shape-to-text:t">
                   <w:txbxContent>
                     <w:p>
@@ -1923,7 +1939,23 @@
                           <w:sz w:val="20"/>
                           <w:szCs w:val="20"/>
                         </w:rPr>
-                        <w:t>(d) What is the main source of energy?</w:t>
+                        <w:t xml:space="preserve">(d) </w:t>
+                      </w:r>
+                      <w:r>
+                        <w:rPr>
+                          <w:rFonts w:ascii="Times New Roman" w:hAnsi="Times New Roman" w:cs="Times New Roman"/>
+                          <w:sz w:val="20"/>
+                          <w:szCs w:val="20"/>
+                        </w:rPr>
+                        <w:t>Write</w:t>
+                      </w:r>
+                      <w:r>
+                        <w:rPr>
+                          <w:rFonts w:ascii="Times New Roman" w:hAnsi="Times New Roman" w:cs="Times New Roman"/>
+                          <w:sz w:val="20"/>
+                          <w:szCs w:val="20"/>
+                        </w:rPr>
+                        <w:t xml:space="preserve"> the main source of energy?</w:t>
                       </w:r>
                     </w:p>
                     <w:p>
@@ -2068,7 +2100,23 @@
           <w:sz w:val="20"/>
           <w:szCs w:val="20"/>
         </w:rPr>
-        <w:t>(a) What is scientific learning?</w:t>
+        <w:t xml:space="preserve">(a) </w:t>
+      </w:r>
+      <w:r>
+        <w:rPr>
+          <w:rFonts w:ascii="Times New Roman" w:hAnsi="Times New Roman" w:cs="Times New Roman"/>
+          <w:sz w:val="20"/>
+          <w:szCs w:val="20"/>
+        </w:rPr>
+        <w:t>Define</w:t>
+      </w:r>
+      <w:r>
+        <w:rPr>
+          <w:rFonts w:ascii="Times New Roman" w:hAnsi="Times New Roman" w:cs="Times New Roman"/>
+          <w:sz w:val="20"/>
+          <w:szCs w:val="20"/>
+        </w:rPr>
+        <w:t xml:space="preserve"> scientific learning?</w:t>
       </w:r>
       <w:r>
         <w:rPr>
@@ -2349,21 +2397,13 @@
     <w:p>
       <w:pPr>
         <w:spacing w:after="0" w:line="240" w:lineRule="auto"/>
-        <w:ind w:left="288"/>
+        <w:ind w:left="288" w:firstLine="432"/>
         <w:rPr>
           <w:rFonts w:ascii="Times New Roman" w:hAnsi="Times New Roman" w:cs="Times New Roman"/>
           <w:sz w:val="20"/>
           <w:szCs w:val="20"/>
         </w:rPr>
       </w:pPr>
-      <w:r>
-        <w:rPr>
-          <w:rFonts w:ascii="Times New Roman" w:hAnsi="Times New Roman" w:cs="Times New Roman"/>
-          <w:sz w:val="20"/>
-          <w:szCs w:val="20"/>
-        </w:rPr>
-        <w:t>(</w:t>
-      </w:r>
       <w:proofErr w:type="spellStart"/>
       <w:r>
         <w:rPr>
@@ -2380,7 +2420,39 @@
           <w:sz w:val="20"/>
           <w:szCs w:val="20"/>
         </w:rPr>
-        <w:t>) during monsoon season ii) during dry season</w:t>
+        <w:t xml:space="preserve">) </w:t>
+      </w:r>
+      <w:r>
+        <w:rPr>
+          <w:rFonts w:ascii="Times New Roman" w:hAnsi="Times New Roman" w:cs="Times New Roman"/>
+          <w:sz w:val="20"/>
+          <w:szCs w:val="20"/>
+        </w:rPr>
+        <w:t>during monsoon season</w:t>
+      </w:r>
+      <w:r>
+        <w:rPr>
+          <w:rFonts w:ascii="Times New Roman" w:hAnsi="Times New Roman" w:cs="Times New Roman"/>
+          <w:sz w:val="20"/>
+          <w:szCs w:val="20"/>
+        </w:rPr>
+        <w:tab/>
+      </w:r>
+      <w:r>
+        <w:rPr>
+          <w:rFonts w:ascii="Times New Roman" w:hAnsi="Times New Roman" w:cs="Times New Roman"/>
+          <w:sz w:val="20"/>
+          <w:szCs w:val="20"/>
+        </w:rPr>
+        <w:tab/>
+      </w:r>
+      <w:r>
+        <w:rPr>
+          <w:rFonts w:ascii="Times New Roman" w:hAnsi="Times New Roman" w:cs="Times New Roman"/>
+          <w:sz w:val="20"/>
+          <w:szCs w:val="20"/>
+        </w:rPr>
+        <w:t>ii) during dry season</w:t>
       </w:r>
     </w:p>
     <w:p>
@@ -2567,15 +2639,23 @@
           <w:sz w:val="20"/>
           <w:szCs w:val="20"/>
         </w:rPr>
-        <w:t>ii) Excretion.</w:t>
-      </w:r>
-      <w:r>
-        <w:rPr>
-          <w:rFonts w:ascii="Times New Roman" w:hAnsi="Times New Roman" w:cs="Times New Roman"/>
-          <w:sz w:val="20"/>
-          <w:szCs w:val="20"/>
-        </w:rPr>
-        <w:tab/>
+        <w:t xml:space="preserve">ii) </w:t>
+      </w:r>
+      <w:r>
+        <w:rPr>
+          <w:rFonts w:ascii="Times New Roman" w:hAnsi="Times New Roman" w:cs="Times New Roman"/>
+          <w:sz w:val="20"/>
+          <w:szCs w:val="20"/>
+        </w:rPr>
+        <w:t>Nutritio</w:t>
+      </w:r>
+      <w:r>
+        <w:rPr>
+          <w:rFonts w:ascii="Times New Roman" w:hAnsi="Times New Roman" w:cs="Times New Roman"/>
+          <w:sz w:val="20"/>
+          <w:szCs w:val="20"/>
+        </w:rPr>
+        <w:t>n</w:t>
       </w:r>
     </w:p>
     <w:p>
@@ -2688,7 +2768,49 @@
           <w:sz w:val="20"/>
           <w:szCs w:val="20"/>
         </w:rPr>
-        <w:t>(a) Write any two ways of controlling: i) Flood ii) Landslide</w:t>
+        <w:t xml:space="preserve">(a) Write any two ways of controlling: </w:t>
+      </w:r>
+      <w:proofErr w:type="spellStart"/>
+      <w:r>
+        <w:rPr>
+          <w:rFonts w:ascii="Times New Roman" w:hAnsi="Times New Roman" w:cs="Times New Roman"/>
+          <w:sz w:val="20"/>
+          <w:szCs w:val="20"/>
+        </w:rPr>
+        <w:t>i</w:t>
+      </w:r>
+      <w:proofErr w:type="spellEnd"/>
+      <w:r>
+        <w:rPr>
+          <w:rFonts w:ascii="Times New Roman" w:hAnsi="Times New Roman" w:cs="Times New Roman"/>
+          <w:sz w:val="20"/>
+          <w:szCs w:val="20"/>
+        </w:rPr>
+        <w:t xml:space="preserve">) Flood </w:t>
+      </w:r>
+      <w:r>
+        <w:rPr>
+          <w:rFonts w:ascii="Times New Roman" w:hAnsi="Times New Roman" w:cs="Times New Roman"/>
+          <w:sz w:val="20"/>
+          <w:szCs w:val="20"/>
+        </w:rPr>
+        <w:tab/>
+      </w:r>
+      <w:r>
+        <w:rPr>
+          <w:rFonts w:ascii="Times New Roman" w:hAnsi="Times New Roman" w:cs="Times New Roman"/>
+          <w:sz w:val="20"/>
+          <w:szCs w:val="20"/>
+        </w:rPr>
+        <w:t xml:space="preserve">ii) </w:t>
+      </w:r>
+      <w:r>
+        <w:rPr>
+          <w:rFonts w:ascii="Times New Roman" w:hAnsi="Times New Roman" w:cs="Times New Roman"/>
+          <w:sz w:val="20"/>
+          <w:szCs w:val="20"/>
+        </w:rPr>
+        <w:t>Forest fire</w:t>
       </w:r>
     </w:p>
     <w:p>
@@ -2761,7 +2883,23 @@
           <w:sz w:val="20"/>
           <w:szCs w:val="20"/>
         </w:rPr>
-        <w:t>(d) Dry wood is an insulator, why?</w:t>
+        <w:t xml:space="preserve">(d) </w:t>
+      </w:r>
+      <w:r>
+        <w:rPr>
+          <w:rFonts w:ascii="Times New Roman" w:hAnsi="Times New Roman" w:cs="Times New Roman"/>
+          <w:sz w:val="20"/>
+          <w:szCs w:val="20"/>
+        </w:rPr>
+        <w:t>Nepal has high tendency to generate hydro</w:t>
+      </w:r>
+      <w:r>
+        <w:rPr>
+          <w:rFonts w:ascii="Times New Roman" w:hAnsi="Times New Roman" w:cs="Times New Roman"/>
+          <w:sz w:val="20"/>
+          <w:szCs w:val="20"/>
+        </w:rPr>
+        <w:t>electricity. Why?</w:t>
       </w:r>
     </w:p>
     <w:p>
@@ -2804,18 +2942,18 @@
           <w:szCs w:val="20"/>
         </w:rPr>
         <w:drawing>
-          <wp:anchor distT="0" distB="0" distL="114300" distR="114300" simplePos="0" relativeHeight="251661824" behindDoc="0" locked="0" layoutInCell="1" allowOverlap="1" wp14:anchorId="1ADE3745" wp14:editId="6B006EBE">
+          <wp:anchor distT="0" distB="0" distL="114300" distR="114300" simplePos="0" relativeHeight="251657216" behindDoc="0" locked="0" layoutInCell="1" allowOverlap="1" wp14:anchorId="13C917F0" wp14:editId="055E726B">
             <wp:simplePos x="0" y="0"/>
             <wp:positionH relativeFrom="margin">
-              <wp:posOffset>5110480</wp:posOffset>
+              <wp:posOffset>5144493</wp:posOffset>
             </wp:positionH>
             <wp:positionV relativeFrom="paragraph">
-              <wp:posOffset>0</wp:posOffset>
+              <wp:posOffset>11982</wp:posOffset>
             </wp:positionV>
             <wp:extent cx="457200" cy="462915"/>
             <wp:effectExtent l="0" t="0" r="0" b="0"/>
             <wp:wrapNone/>
-            <wp:docPr id="73218538" name="Picture 1"/>
+            <wp:docPr id="447810957" name="Picture 1"/>
             <wp:cNvGraphicFramePr>
               <a:graphicFrameLocks xmlns:a="http://schemas.openxmlformats.org/drawingml/2006/main" noChangeAspect="1"/>
             </wp:cNvGraphicFramePr>
@@ -2872,7 +3010,7 @@
         <mc:AlternateContent>
           <mc:Choice Requires="wps">
             <w:drawing>
-              <wp:anchor distT="45720" distB="45720" distL="114300" distR="114300" simplePos="0" relativeHeight="251663872" behindDoc="0" locked="0" layoutInCell="1" allowOverlap="1" wp14:anchorId="1223E83A" wp14:editId="0690AC53">
+              <wp:anchor distT="45720" distB="45720" distL="114300" distR="114300" simplePos="0" relativeHeight="251659264" behindDoc="0" locked="0" layoutInCell="1" allowOverlap="1" wp14:anchorId="5E276E55" wp14:editId="29C0976F">
                 <wp:simplePos x="0" y="0"/>
                 <wp:positionH relativeFrom="column">
                   <wp:align>right</wp:align>
@@ -2883,7 +3021,7 @@
                 <wp:extent cx="609600" cy="1404620"/>
                 <wp:effectExtent l="0" t="0" r="0" b="0"/>
                 <wp:wrapNone/>
-                <wp:docPr id="1354954187" name="Text Box 3"/>
+                <wp:docPr id="827000901" name="Text Box 3"/>
                 <wp:cNvGraphicFramePr>
                   <a:graphicFrameLocks xmlns:a="http://schemas.openxmlformats.org/drawingml/2006/main"/>
                 </wp:cNvGraphicFramePr>
@@ -2920,17 +3058,7 @@
                                 <w:sz w:val="28"/>
                                 <w:szCs w:val="28"/>
                               </w:rPr>
-                              <w:t xml:space="preserve">D- </w:t>
-                            </w:r>
-                            <w:r>
-                              <w:rPr>
-                                <w:rFonts w:ascii="Times New Roman" w:hAnsi="Times New Roman"/>
-                                <w:b/>
-                                <w:bCs/>
-                                <w:sz w:val="28"/>
-                                <w:szCs w:val="28"/>
-                              </w:rPr>
-                              <w:t>10</w:t>
+                              <w:t>D- 10</w:t>
                             </w:r>
                           </w:p>
                         </w:txbxContent>
@@ -2952,7 +3080,7 @@
           </mc:Choice>
           <mc:Fallback>
             <w:pict>
-              <v:shape w14:anchorId="1223E83A" id="_x0000_s1028" type="#_x0000_t202" style="position:absolute;left:0;text-align:left;margin-left:-3.2pt;margin-top:.75pt;width:48pt;height:110.6pt;z-index:251663872;visibility:visible;mso-wrap-style:square;mso-width-percent:0;mso-height-percent:200;mso-wrap-distance-left:9pt;mso-wrap-distance-top:3.6pt;mso-wrap-distance-right:9pt;mso-wrap-distance-bottom:3.6pt;mso-position-horizontal:right;mso-position-horizontal-relative:text;mso-position-vertical:absolute;mso-position-vertical-relative:text;mso-width-percent:0;mso-height-percent:200;mso-width-relative:margin;mso-height-relative:margin;v-text-anchor:top" o:gfxdata="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" filled="f" stroked="f">
+              <v:shape w14:anchorId="5E276E55" id="_x0000_s1028" type="#_x0000_t202" style="position:absolute;left:0;text-align:left;margin-left:-3.2pt;margin-top:.75pt;width:48pt;height:110.6pt;z-index:251659264;visibility:visible;mso-wrap-style:square;mso-width-percent:0;mso-height-percent:200;mso-wrap-distance-left:9pt;mso-wrap-distance-top:3.6pt;mso-wrap-distance-right:9pt;mso-wrap-distance-bottom:3.6pt;mso-position-horizontal:right;mso-position-horizontal-relative:text;mso-position-vertical:absolute;mso-position-vertical-relative:text;mso-width-percent:0;mso-height-percent:200;mso-width-relative:margin;mso-height-relative:margin;v-text-anchor:top" o:gfxdata="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" filled="f" stroked="f">
                 <v:textbox style="mso-fit-shape-to-text:t">
                   <w:txbxContent>
                     <w:p>
@@ -2964,17 +3092,7 @@
                           <w:sz w:val="28"/>
                           <w:szCs w:val="28"/>
                         </w:rPr>
-                        <w:t xml:space="preserve">D- </w:t>
-                      </w:r>
-                      <w:r>
-                        <w:rPr>
-                          <w:rFonts w:ascii="Times New Roman" w:hAnsi="Times New Roman"/>
-                          <w:b/>
-                          <w:bCs/>
-                          <w:sz w:val="28"/>
-                          <w:szCs w:val="28"/>
-                        </w:rPr>
-                        <w:t>10</w:t>
+                        <w:t>D- 10</w:t>
                       </w:r>
                     </w:p>
                   </w:txbxContent>
@@ -4539,7 +4657,7 @@
         <mc:AlternateContent>
           <mc:Choice Requires="wps">
             <w:drawing>
-              <wp:anchor distT="45720" distB="45720" distL="114300" distR="114300" simplePos="0" relativeHeight="251664896" behindDoc="0" locked="0" layoutInCell="1" allowOverlap="1" wp14:anchorId="772FA8EB" wp14:editId="7A70251F">
+              <wp:anchor distT="45720" distB="45720" distL="114300" distR="114300" simplePos="0" relativeHeight="251661312" behindDoc="0" locked="0" layoutInCell="1" allowOverlap="1" wp14:anchorId="5C7E4E05" wp14:editId="748407B4">
                 <wp:simplePos x="0" y="0"/>
                 <wp:positionH relativeFrom="column">
                   <wp:posOffset>2253615</wp:posOffset>
@@ -4550,7 +4668,7 @@
                 <wp:extent cx="2361537" cy="1404620"/>
                 <wp:effectExtent l="0" t="0" r="0" b="0"/>
                 <wp:wrapNone/>
-                <wp:docPr id="454778761" name="Text Box 2"/>
+                <wp:docPr id="1725807917" name="Text Box 2"/>
                 <wp:cNvGraphicFramePr>
                   <a:graphicFrameLocks xmlns:a="http://schemas.openxmlformats.org/drawingml/2006/main"/>
                 </wp:cNvGraphicFramePr>
@@ -4594,7 +4712,23 @@
                                 <w:sz w:val="20"/>
                                 <w:szCs w:val="20"/>
                               </w:rPr>
-                              <w:t>(d) What is the main source of energy?</w:t>
+                              <w:t xml:space="preserve">(d) </w:t>
+                            </w:r>
+                            <w:r>
+                              <w:rPr>
+                                <w:rFonts w:ascii="Times New Roman" w:hAnsi="Times New Roman" w:cs="Times New Roman"/>
+                                <w:sz w:val="20"/>
+                                <w:szCs w:val="20"/>
+                              </w:rPr>
+                              <w:t>Write</w:t>
+                            </w:r>
+                            <w:r>
+                              <w:rPr>
+                                <w:rFonts w:ascii="Times New Roman" w:hAnsi="Times New Roman" w:cs="Times New Roman"/>
+                                <w:sz w:val="20"/>
+                                <w:szCs w:val="20"/>
+                              </w:rPr>
+                              <w:t xml:space="preserve"> the main source of energy?</w:t>
                             </w:r>
                           </w:p>
                           <w:p>
@@ -4654,7 +4788,7 @@
           </mc:Choice>
           <mc:Fallback>
             <w:pict>
-              <v:shape w14:anchorId="772FA8EB" id="_x0000_s1029" type="#_x0000_t202" style="position:absolute;margin-left:177.45pt;margin-top:16pt;width:185.95pt;height:110.6pt;z-index:251664896;visibility:visible;mso-wrap-style:square;mso-width-percent:0;mso-height-percent:200;mso-wrap-distance-left:9pt;mso-wrap-distance-top:3.6pt;mso-wrap-distance-right:9pt;mso-wrap-distance-bottom:3.6pt;mso-position-horizontal:absolute;mso-position-horizontal-relative:text;mso-position-vertical:absolute;mso-position-vertical-relative:text;mso-width-percent:0;mso-height-percent:200;mso-width-relative:margin;mso-height-relative:margin;v-text-anchor:top" o:gfxdata="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" filled="f" stroked="f">
+              <v:shape w14:anchorId="5C7E4E05" id="_x0000_s1029" type="#_x0000_t202" style="position:absolute;margin-left:177.45pt;margin-top:16pt;width:185.95pt;height:110.6pt;z-index:251661312;visibility:visible;mso-wrap-style:square;mso-width-percent:0;mso-height-percent:200;mso-wrap-distance-left:9pt;mso-wrap-distance-top:3.6pt;mso-wrap-distance-right:9pt;mso-wrap-distance-bottom:3.6pt;mso-position-horizontal:absolute;mso-position-horizontal-relative:text;mso-position-vertical:absolute;mso-position-vertical-relative:text;mso-width-percent:0;mso-height-percent:200;mso-width-relative:margin;mso-height-relative:margin;v-text-anchor:top" o:gfxdata="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" filled="f" stroked="f">
                 <v:textbox style="mso-fit-shape-to-text:t">
                   <w:txbxContent>
                     <w:p>
@@ -4673,7 +4807,23 @@
                           <w:sz w:val="20"/>
                           <w:szCs w:val="20"/>
                         </w:rPr>
-                        <w:t>(d) What is the main source of energy?</w:t>
+                        <w:t xml:space="preserve">(d) </w:t>
+                      </w:r>
+                      <w:r>
+                        <w:rPr>
+                          <w:rFonts w:ascii="Times New Roman" w:hAnsi="Times New Roman" w:cs="Times New Roman"/>
+                          <w:sz w:val="20"/>
+                          <w:szCs w:val="20"/>
+                        </w:rPr>
+                        <w:t>Write</w:t>
+                      </w:r>
+                      <w:r>
+                        <w:rPr>
+                          <w:rFonts w:ascii="Times New Roman" w:hAnsi="Times New Roman" w:cs="Times New Roman"/>
+                          <w:sz w:val="20"/>
+                          <w:szCs w:val="20"/>
+                        </w:rPr>
+                        <w:t xml:space="preserve"> the main source of energy?</w:t>
                       </w:r>
                     </w:p>
                     <w:p>
@@ -4818,7 +4968,23 @@
           <w:sz w:val="20"/>
           <w:szCs w:val="20"/>
         </w:rPr>
-        <w:t>(a) What is scientific learning?</w:t>
+        <w:t xml:space="preserve">(a) </w:t>
+      </w:r>
+      <w:r>
+        <w:rPr>
+          <w:rFonts w:ascii="Times New Roman" w:hAnsi="Times New Roman" w:cs="Times New Roman"/>
+          <w:sz w:val="20"/>
+          <w:szCs w:val="20"/>
+        </w:rPr>
+        <w:t>Define</w:t>
+      </w:r>
+      <w:r>
+        <w:rPr>
+          <w:rFonts w:ascii="Times New Roman" w:hAnsi="Times New Roman" w:cs="Times New Roman"/>
+          <w:sz w:val="20"/>
+          <w:szCs w:val="20"/>
+        </w:rPr>
+        <w:t xml:space="preserve"> scientific learning?</w:t>
       </w:r>
       <w:r>
         <w:rPr>
@@ -5083,21 +5249,13 @@
     <w:p>
       <w:pPr>
         <w:spacing w:after="0" w:line="240" w:lineRule="auto"/>
-        <w:ind w:left="288"/>
+        <w:ind w:left="288" w:firstLine="432"/>
         <w:rPr>
           <w:rFonts w:ascii="Times New Roman" w:hAnsi="Times New Roman" w:cs="Times New Roman"/>
           <w:sz w:val="20"/>
           <w:szCs w:val="20"/>
         </w:rPr>
       </w:pPr>
-      <w:r>
-        <w:rPr>
-          <w:rFonts w:ascii="Times New Roman" w:hAnsi="Times New Roman" w:cs="Times New Roman"/>
-          <w:sz w:val="20"/>
-          <w:szCs w:val="20"/>
-        </w:rPr>
-        <w:t>(</w:t>
-      </w:r>
       <w:proofErr w:type="spellStart"/>
       <w:r>
         <w:rPr>
@@ -5114,7 +5272,39 @@
           <w:sz w:val="20"/>
           <w:szCs w:val="20"/>
         </w:rPr>
-        <w:t>) during monsoon season ii) during dry season</w:t>
+        <w:t xml:space="preserve">) </w:t>
+      </w:r>
+      <w:r>
+        <w:rPr>
+          <w:rFonts w:ascii="Times New Roman" w:hAnsi="Times New Roman" w:cs="Times New Roman"/>
+          <w:sz w:val="20"/>
+          <w:szCs w:val="20"/>
+        </w:rPr>
+        <w:t>during monsoon season</w:t>
+      </w:r>
+      <w:r>
+        <w:rPr>
+          <w:rFonts w:ascii="Times New Roman" w:hAnsi="Times New Roman" w:cs="Times New Roman"/>
+          <w:sz w:val="20"/>
+          <w:szCs w:val="20"/>
+        </w:rPr>
+        <w:tab/>
+      </w:r>
+      <w:r>
+        <w:rPr>
+          <w:rFonts w:ascii="Times New Roman" w:hAnsi="Times New Roman" w:cs="Times New Roman"/>
+          <w:sz w:val="20"/>
+          <w:szCs w:val="20"/>
+        </w:rPr>
+        <w:tab/>
+      </w:r>
+      <w:r>
+        <w:rPr>
+          <w:rFonts w:ascii="Times New Roman" w:hAnsi="Times New Roman" w:cs="Times New Roman"/>
+          <w:sz w:val="20"/>
+          <w:szCs w:val="20"/>
+        </w:rPr>
+        <w:t>ii) during dry season</w:t>
       </w:r>
     </w:p>
     <w:p>
@@ -5293,15 +5483,15 @@
           <w:sz w:val="20"/>
           <w:szCs w:val="20"/>
         </w:rPr>
-        <w:t>ii) Excretion.</w:t>
-      </w:r>
-      <w:r>
-        <w:rPr>
-          <w:rFonts w:ascii="Times New Roman" w:hAnsi="Times New Roman" w:cs="Times New Roman"/>
-          <w:sz w:val="20"/>
-          <w:szCs w:val="20"/>
-        </w:rPr>
-        <w:tab/>
+        <w:t xml:space="preserve">ii) </w:t>
+      </w:r>
+      <w:r>
+        <w:rPr>
+          <w:rFonts w:ascii="Times New Roman" w:hAnsi="Times New Roman" w:cs="Times New Roman"/>
+          <w:sz w:val="20"/>
+          <w:szCs w:val="20"/>
+        </w:rPr>
+        <w:t>Nutrition</w:t>
       </w:r>
     </w:p>
     <w:p>
@@ -5424,7 +5614,31 @@
           <w:sz w:val="20"/>
           <w:szCs w:val="20"/>
         </w:rPr>
-        <w:t>) Flood ii) Landslide</w:t>
+        <w:t xml:space="preserve">) Flood </w:t>
+      </w:r>
+      <w:r>
+        <w:rPr>
+          <w:rFonts w:ascii="Times New Roman" w:hAnsi="Times New Roman" w:cs="Times New Roman"/>
+          <w:sz w:val="20"/>
+          <w:szCs w:val="20"/>
+        </w:rPr>
+        <w:tab/>
+      </w:r>
+      <w:r>
+        <w:rPr>
+          <w:rFonts w:ascii="Times New Roman" w:hAnsi="Times New Roman" w:cs="Times New Roman"/>
+          <w:sz w:val="20"/>
+          <w:szCs w:val="20"/>
+        </w:rPr>
+        <w:t xml:space="preserve">ii) </w:t>
+      </w:r>
+      <w:r>
+        <w:rPr>
+          <w:rFonts w:ascii="Times New Roman" w:hAnsi="Times New Roman" w:cs="Times New Roman"/>
+          <w:sz w:val="20"/>
+          <w:szCs w:val="20"/>
+        </w:rPr>
+        <w:t>Forest fire</w:t>
       </w:r>
     </w:p>
     <w:p>
@@ -5481,7 +5695,15 @@
           <w:sz w:val="20"/>
           <w:szCs w:val="20"/>
         </w:rPr>
-        <w:t>(d) Dry wood is an insulator, why?</w:t>
+        <w:t xml:space="preserve">(d) </w:t>
+      </w:r>
+      <w:r>
+        <w:rPr>
+          <w:rFonts w:ascii="Times New Roman" w:hAnsi="Times New Roman" w:cs="Times New Roman"/>
+          <w:sz w:val="20"/>
+          <w:szCs w:val="20"/>
+        </w:rPr>
+        <w:t>Nepal has high tendency to generate hydroelectricity. Why?</w:t>
       </w:r>
     </w:p>
     <w:p>

--- a/Received/4/4, science.docx
+++ b/Received/4/4, science.docx
@@ -383,6 +383,25 @@
           <w:szCs w:val="20"/>
         </w:rPr>
         <w:tab/>
+      </w:r>
+      <w:r>
+        <w:rPr>
+          <w:rFonts w:ascii="Times New Roman" w:hAnsi="Times New Roman"/>
+          <w:b/>
+          <w:bCs/>
+          <w:sz w:val="20"/>
+          <w:szCs w:val="20"/>
+        </w:rPr>
+        <w:tab/>
+      </w:r>
+      <w:r>
+        <w:rPr>
+          <w:rFonts w:ascii="Times New Roman" w:hAnsi="Times New Roman"/>
+          <w:b/>
+          <w:bCs/>
+          <w:sz w:val="20"/>
+          <w:szCs w:val="20"/>
+        </w:rPr>
         <w:t>F.M.:50</w:t>
       </w:r>
     </w:p>
@@ -417,46 +436,38 @@
         <w:rPr>
           <w:rFonts w:ascii="Times New Roman" w:hAnsi="Times New Roman" w:cs="Times New Roman"/>
           <w:b/>
-          <w:sz w:val="20"/>
-          <w:szCs w:val="20"/>
+          <w:sz w:val="28"/>
+          <w:szCs w:val="28"/>
         </w:rPr>
       </w:pPr>
       <w:r>
         <w:rPr>
           <w:rFonts w:ascii="Times New Roman" w:hAnsi="Times New Roman" w:cs="Times New Roman"/>
           <w:b/>
-          <w:sz w:val="20"/>
-          <w:szCs w:val="20"/>
-        </w:rPr>
-        <w:t>1. Tick the best answer from the given alternatives.</w:t>
-      </w:r>
+          <w:sz w:val="28"/>
+          <w:szCs w:val="28"/>
+        </w:rPr>
+        <w:t xml:space="preserve">1. Tick the best answer from the given </w:t>
+      </w:r>
+      <w:proofErr w:type="gramStart"/>
       <w:r>
         <w:rPr>
           <w:rFonts w:ascii="Times New Roman" w:hAnsi="Times New Roman" w:cs="Times New Roman"/>
           <w:b/>
-          <w:sz w:val="20"/>
-          <w:szCs w:val="20"/>
-        </w:rPr>
-        <w:tab/>
-      </w:r>
+          <w:sz w:val="28"/>
+          <w:szCs w:val="28"/>
+        </w:rPr>
+        <w:t>alternatives.[</w:t>
+      </w:r>
+      <w:proofErr w:type="gramEnd"/>
       <w:r>
         <w:rPr>
           <w:rFonts w:ascii="Times New Roman" w:hAnsi="Times New Roman" w:cs="Times New Roman"/>
           <w:b/>
-          <w:sz w:val="20"/>
-          <w:szCs w:val="20"/>
-        </w:rPr>
-        <w:tab/>
-        <w:t xml:space="preserve">           </w:t>
-      </w:r>
-      <w:r>
-        <w:rPr>
-          <w:rFonts w:ascii="Times New Roman" w:hAnsi="Times New Roman" w:cs="Times New Roman"/>
-          <w:b/>
-          <w:sz w:val="20"/>
-          <w:szCs w:val="20"/>
-        </w:rPr>
-        <w:t>[10×1=10]</w:t>
+          <w:sz w:val="28"/>
+          <w:szCs w:val="28"/>
+        </w:rPr>
+        <w:t>10×1=10]</w:t>
       </w:r>
     </w:p>
     <w:p>
@@ -465,23 +476,23 @@
         <w:ind w:left="288"/>
         <w:rPr>
           <w:rFonts w:ascii="Times New Roman" w:hAnsi="Times New Roman" w:cs="Times New Roman"/>
-          <w:sz w:val="20"/>
-          <w:szCs w:val="20"/>
+          <w:sz w:val="28"/>
+          <w:szCs w:val="28"/>
         </w:rPr>
       </w:pPr>
       <w:r>
         <w:rPr>
           <w:rFonts w:ascii="Times New Roman" w:hAnsi="Times New Roman" w:cs="Times New Roman"/>
-          <w:sz w:val="20"/>
-          <w:szCs w:val="20"/>
+          <w:sz w:val="28"/>
+          <w:szCs w:val="28"/>
         </w:rPr>
         <w:t>(a) We should not ______ chemicals with our tongue.</w:t>
       </w:r>
       <w:r>
         <w:rPr>
           <w:rFonts w:ascii="Times New Roman" w:hAnsi="Times New Roman" w:cs="Times New Roman"/>
-          <w:sz w:val="20"/>
-          <w:szCs w:val="20"/>
+          <w:sz w:val="28"/>
+          <w:szCs w:val="28"/>
         </w:rPr>
         <w:br/>
         <w:t xml:space="preserve"> </w:t>
@@ -489,8 +500,8 @@
       <w:r>
         <w:rPr>
           <w:rFonts w:ascii="Times New Roman" w:hAnsi="Times New Roman" w:cs="Times New Roman"/>
-          <w:sz w:val="20"/>
-          <w:szCs w:val="20"/>
+          <w:sz w:val="28"/>
+          <w:szCs w:val="28"/>
         </w:rPr>
         <w:tab/>
       </w:r>
@@ -498,8 +509,8 @@
       <w:r>
         <w:rPr>
           <w:rFonts w:ascii="Times New Roman" w:hAnsi="Times New Roman" w:cs="Times New Roman"/>
-          <w:sz w:val="20"/>
-          <w:szCs w:val="20"/>
+          <w:sz w:val="28"/>
+          <w:szCs w:val="28"/>
         </w:rPr>
         <w:t>i</w:t>
       </w:r>
@@ -507,8 +518,8 @@
       <w:r>
         <w:rPr>
           <w:rFonts w:ascii="Times New Roman" w:hAnsi="Times New Roman" w:cs="Times New Roman"/>
-          <w:sz w:val="20"/>
-          <w:szCs w:val="20"/>
+          <w:sz w:val="28"/>
+          <w:szCs w:val="28"/>
         </w:rPr>
         <w:t xml:space="preserve">) </w:t>
       </w:r>
@@ -516,16 +527,16 @@
       <w:r>
         <w:rPr>
           <w:rFonts w:ascii="Times New Roman" w:hAnsi="Times New Roman" w:cs="Times New Roman"/>
-          <w:sz w:val="20"/>
-          <w:szCs w:val="20"/>
+          <w:sz w:val="28"/>
+          <w:szCs w:val="28"/>
         </w:rPr>
         <w:t xml:space="preserve">Smell  </w:t>
       </w:r>
       <w:r>
         <w:rPr>
           <w:rFonts w:ascii="Times New Roman" w:hAnsi="Times New Roman" w:cs="Times New Roman"/>
-          <w:sz w:val="20"/>
-          <w:szCs w:val="20"/>
+          <w:sz w:val="28"/>
+          <w:szCs w:val="28"/>
         </w:rPr>
         <w:tab/>
       </w:r>
@@ -533,8 +544,8 @@
       <w:r>
         <w:rPr>
           <w:rFonts w:ascii="Times New Roman" w:hAnsi="Times New Roman" w:cs="Times New Roman"/>
-          <w:sz w:val="20"/>
-          <w:szCs w:val="20"/>
+          <w:sz w:val="28"/>
+          <w:szCs w:val="28"/>
         </w:rPr>
         <w:t xml:space="preserve">ii) </w:t>
       </w:r>
@@ -542,16 +553,16 @@
       <w:r>
         <w:rPr>
           <w:rFonts w:ascii="Times New Roman" w:hAnsi="Times New Roman" w:cs="Times New Roman"/>
-          <w:sz w:val="20"/>
-          <w:szCs w:val="20"/>
+          <w:sz w:val="28"/>
+          <w:szCs w:val="28"/>
         </w:rPr>
         <w:t xml:space="preserve">Taste  </w:t>
       </w:r>
       <w:r>
         <w:rPr>
           <w:rFonts w:ascii="Times New Roman" w:hAnsi="Times New Roman" w:cs="Times New Roman"/>
-          <w:sz w:val="20"/>
-          <w:szCs w:val="20"/>
+          <w:sz w:val="28"/>
+          <w:szCs w:val="28"/>
         </w:rPr>
         <w:tab/>
       </w:r>
@@ -559,8 +570,8 @@
       <w:r>
         <w:rPr>
           <w:rFonts w:ascii="Times New Roman" w:hAnsi="Times New Roman" w:cs="Times New Roman"/>
-          <w:sz w:val="20"/>
-          <w:szCs w:val="20"/>
+          <w:sz w:val="28"/>
+          <w:szCs w:val="28"/>
         </w:rPr>
         <w:t xml:space="preserve">iii) </w:t>
       </w:r>
@@ -568,16 +579,16 @@
       <w:r>
         <w:rPr>
           <w:rFonts w:ascii="Times New Roman" w:hAnsi="Times New Roman" w:cs="Times New Roman"/>
-          <w:sz w:val="20"/>
-          <w:szCs w:val="20"/>
+          <w:sz w:val="28"/>
+          <w:szCs w:val="28"/>
         </w:rPr>
         <w:t xml:space="preserve">Observe  </w:t>
       </w:r>
       <w:r>
         <w:rPr>
           <w:rFonts w:ascii="Times New Roman" w:hAnsi="Times New Roman" w:cs="Times New Roman"/>
-          <w:sz w:val="20"/>
-          <w:szCs w:val="20"/>
+          <w:sz w:val="28"/>
+          <w:szCs w:val="28"/>
         </w:rPr>
         <w:tab/>
       </w:r>
@@ -585,10 +596,143 @@
       <w:r>
         <w:rPr>
           <w:rFonts w:ascii="Times New Roman" w:hAnsi="Times New Roman" w:cs="Times New Roman"/>
-          <w:sz w:val="20"/>
-          <w:szCs w:val="20"/>
+          <w:sz w:val="28"/>
+          <w:szCs w:val="28"/>
         </w:rPr>
         <w:t>iv) Feel</w:t>
+      </w:r>
+    </w:p>
+    <w:p>
+      <w:pPr>
+        <w:spacing w:after="0" w:line="240" w:lineRule="auto"/>
+        <w:ind w:left="630" w:hanging="342"/>
+        <w:rPr>
+          <w:rFonts w:ascii="Times New Roman" w:hAnsi="Times New Roman" w:cs="Times New Roman"/>
+          <w:sz w:val="28"/>
+          <w:szCs w:val="28"/>
+        </w:rPr>
+      </w:pPr>
+      <w:r>
+        <w:rPr>
+          <w:rFonts w:ascii="Times New Roman" w:hAnsi="Times New Roman" w:cs="Times New Roman"/>
+          <w:sz w:val="28"/>
+          <w:szCs w:val="28"/>
+        </w:rPr>
+        <w:t>(b) Which measuring instrument is used to measure the length of cloth?</w:t>
+      </w:r>
+      <w:r>
+        <w:rPr>
+          <w:rFonts w:ascii="Times New Roman" w:hAnsi="Times New Roman" w:cs="Times New Roman"/>
+          <w:sz w:val="28"/>
+          <w:szCs w:val="28"/>
+        </w:rPr>
+        <w:br/>
+        <w:t xml:space="preserve"> </w:t>
+      </w:r>
+      <w:r>
+        <w:rPr>
+          <w:rFonts w:ascii="Times New Roman" w:hAnsi="Times New Roman" w:cs="Times New Roman"/>
+          <w:sz w:val="28"/>
+          <w:szCs w:val="28"/>
+        </w:rPr>
+        <w:tab/>
+      </w:r>
+      <w:proofErr w:type="spellStart"/>
+      <w:r>
+        <w:rPr>
+          <w:rFonts w:ascii="Times New Roman" w:hAnsi="Times New Roman" w:cs="Times New Roman"/>
+          <w:sz w:val="28"/>
+          <w:szCs w:val="28"/>
+        </w:rPr>
+        <w:t>i</w:t>
+      </w:r>
+      <w:proofErr w:type="spellEnd"/>
+      <w:r>
+        <w:rPr>
+          <w:rFonts w:ascii="Times New Roman" w:hAnsi="Times New Roman" w:cs="Times New Roman"/>
+          <w:sz w:val="28"/>
+          <w:szCs w:val="28"/>
+        </w:rPr>
+        <w:t xml:space="preserve">) meter </w:t>
+      </w:r>
+      <w:proofErr w:type="gramStart"/>
+      <w:r>
+        <w:rPr>
+          <w:rFonts w:ascii="Times New Roman" w:hAnsi="Times New Roman" w:cs="Times New Roman"/>
+          <w:sz w:val="28"/>
+          <w:szCs w:val="28"/>
+        </w:rPr>
+        <w:t xml:space="preserve">rod  </w:t>
+      </w:r>
+      <w:r>
+        <w:rPr>
+          <w:rFonts w:ascii="Times New Roman" w:hAnsi="Times New Roman" w:cs="Times New Roman"/>
+          <w:sz w:val="28"/>
+          <w:szCs w:val="28"/>
+        </w:rPr>
+        <w:tab/>
+      </w:r>
+      <w:proofErr w:type="gramEnd"/>
+      <w:r>
+        <w:rPr>
+          <w:rFonts w:ascii="Times New Roman" w:hAnsi="Times New Roman" w:cs="Times New Roman"/>
+          <w:sz w:val="28"/>
+          <w:szCs w:val="28"/>
+        </w:rPr>
+        <w:t xml:space="preserve">ii) Beam </w:t>
+      </w:r>
+      <w:proofErr w:type="gramStart"/>
+      <w:r>
+        <w:rPr>
+          <w:rFonts w:ascii="Times New Roman" w:hAnsi="Times New Roman" w:cs="Times New Roman"/>
+          <w:sz w:val="28"/>
+          <w:szCs w:val="28"/>
+        </w:rPr>
+        <w:t xml:space="preserve">balance  </w:t>
+      </w:r>
+      <w:r>
+        <w:rPr>
+          <w:rFonts w:ascii="Times New Roman" w:hAnsi="Times New Roman" w:cs="Times New Roman"/>
+          <w:sz w:val="28"/>
+          <w:szCs w:val="28"/>
+        </w:rPr>
+        <w:tab/>
+      </w:r>
+      <w:proofErr w:type="gramEnd"/>
+      <w:r>
+        <w:rPr>
+          <w:rFonts w:ascii="Times New Roman" w:hAnsi="Times New Roman" w:cs="Times New Roman"/>
+          <w:sz w:val="28"/>
+          <w:szCs w:val="28"/>
+        </w:rPr>
+        <w:t xml:space="preserve">iii) Pathi  </w:t>
+      </w:r>
+      <w:r>
+        <w:rPr>
+          <w:rFonts w:ascii="Times New Roman" w:hAnsi="Times New Roman" w:cs="Times New Roman"/>
+          <w:sz w:val="28"/>
+          <w:szCs w:val="28"/>
+        </w:rPr>
+        <w:tab/>
+      </w:r>
+    </w:p>
+    <w:p>
+      <w:pPr>
+        <w:spacing w:after="0" w:line="240" w:lineRule="auto"/>
+        <w:ind w:left="288" w:firstLine="432"/>
+        <w:rPr>
+          <w:rFonts w:ascii="Times New Roman" w:hAnsi="Times New Roman" w:cs="Times New Roman"/>
+          <w:sz w:val="28"/>
+          <w:szCs w:val="28"/>
+        </w:rPr>
+      </w:pPr>
+      <w:r>
+        <w:rPr>
+          <w:rFonts w:ascii="Times New Roman" w:hAnsi="Times New Roman" w:cs="Times New Roman"/>
+          <w:sz w:val="28"/>
+          <w:szCs w:val="28"/>
+        </w:rPr>
+        <w:t>iv) Hand</w:t>
       </w:r>
     </w:p>
     <w:p>
@@ -597,23 +741,23 @@
         <w:ind w:left="288"/>
         <w:rPr>
           <w:rFonts w:ascii="Times New Roman" w:hAnsi="Times New Roman" w:cs="Times New Roman"/>
-          <w:sz w:val="20"/>
-          <w:szCs w:val="20"/>
+          <w:sz w:val="28"/>
+          <w:szCs w:val="28"/>
         </w:rPr>
       </w:pPr>
       <w:r>
         <w:rPr>
           <w:rFonts w:ascii="Times New Roman" w:hAnsi="Times New Roman" w:cs="Times New Roman"/>
-          <w:sz w:val="20"/>
-          <w:szCs w:val="20"/>
-        </w:rPr>
-        <w:t>(b) Which measuring instrument is used to measure the length of cloth?</w:t>
-      </w:r>
-      <w:r>
-        <w:rPr>
-          <w:rFonts w:ascii="Times New Roman" w:hAnsi="Times New Roman" w:cs="Times New Roman"/>
-          <w:sz w:val="20"/>
-          <w:szCs w:val="20"/>
+          <w:sz w:val="28"/>
+          <w:szCs w:val="28"/>
+        </w:rPr>
+        <w:t>(c) Which gas is given by plants during photosynthesis?</w:t>
+      </w:r>
+      <w:r>
+        <w:rPr>
+          <w:rFonts w:ascii="Times New Roman" w:hAnsi="Times New Roman" w:cs="Times New Roman"/>
+          <w:sz w:val="28"/>
+          <w:szCs w:val="28"/>
         </w:rPr>
         <w:br/>
         <w:t xml:space="preserve"> </w:t>
@@ -621,8 +765,8 @@
       <w:r>
         <w:rPr>
           <w:rFonts w:ascii="Times New Roman" w:hAnsi="Times New Roman" w:cs="Times New Roman"/>
-          <w:sz w:val="20"/>
-          <w:szCs w:val="20"/>
+          <w:sz w:val="28"/>
+          <w:szCs w:val="28"/>
         </w:rPr>
         <w:tab/>
       </w:r>
@@ -630,8 +774,8 @@
       <w:r>
         <w:rPr>
           <w:rFonts w:ascii="Times New Roman" w:hAnsi="Times New Roman" w:cs="Times New Roman"/>
-          <w:sz w:val="20"/>
-          <w:szCs w:val="20"/>
+          <w:sz w:val="28"/>
+          <w:szCs w:val="28"/>
         </w:rPr>
         <w:t>i</w:t>
       </w:r>
@@ -639,25 +783,25 @@
       <w:r>
         <w:rPr>
           <w:rFonts w:ascii="Times New Roman" w:hAnsi="Times New Roman" w:cs="Times New Roman"/>
-          <w:sz w:val="20"/>
-          <w:szCs w:val="20"/>
-        </w:rPr>
-        <w:t xml:space="preserve">) meter </w:t>
+          <w:sz w:val="28"/>
+          <w:szCs w:val="28"/>
+        </w:rPr>
+        <w:t xml:space="preserve">) </w:t>
       </w:r>
       <w:proofErr w:type="gramStart"/>
       <w:r>
         <w:rPr>
           <w:rFonts w:ascii="Times New Roman" w:hAnsi="Times New Roman" w:cs="Times New Roman"/>
-          <w:sz w:val="20"/>
-          <w:szCs w:val="20"/>
-        </w:rPr>
-        <w:t xml:space="preserve">rod  </w:t>
-      </w:r>
-      <w:r>
-        <w:rPr>
-          <w:rFonts w:ascii="Times New Roman" w:hAnsi="Times New Roman" w:cs="Times New Roman"/>
-          <w:sz w:val="20"/>
-          <w:szCs w:val="20"/>
+          <w:sz w:val="28"/>
+          <w:szCs w:val="28"/>
+        </w:rPr>
+        <w:t xml:space="preserve">Oxygen  </w:t>
+      </w:r>
+      <w:r>
+        <w:rPr>
+          <w:rFonts w:ascii="Times New Roman" w:hAnsi="Times New Roman" w:cs="Times New Roman"/>
+          <w:sz w:val="28"/>
+          <w:szCs w:val="28"/>
         </w:rPr>
         <w:tab/>
       </w:r>
@@ -665,25 +809,25 @@
       <w:r>
         <w:rPr>
           <w:rFonts w:ascii="Times New Roman" w:hAnsi="Times New Roman" w:cs="Times New Roman"/>
-          <w:sz w:val="20"/>
-          <w:szCs w:val="20"/>
-        </w:rPr>
-        <w:t xml:space="preserve">ii) Beam </w:t>
+          <w:sz w:val="28"/>
+          <w:szCs w:val="28"/>
+        </w:rPr>
+        <w:t xml:space="preserve">ii) Carbon </w:t>
       </w:r>
       <w:proofErr w:type="gramStart"/>
       <w:r>
         <w:rPr>
           <w:rFonts w:ascii="Times New Roman" w:hAnsi="Times New Roman" w:cs="Times New Roman"/>
-          <w:sz w:val="20"/>
-          <w:szCs w:val="20"/>
-        </w:rPr>
-        <w:t xml:space="preserve">balance  </w:t>
-      </w:r>
-      <w:r>
-        <w:rPr>
-          <w:rFonts w:ascii="Times New Roman" w:hAnsi="Times New Roman" w:cs="Times New Roman"/>
-          <w:sz w:val="20"/>
-          <w:szCs w:val="20"/>
+          <w:sz w:val="28"/>
+          <w:szCs w:val="28"/>
+        </w:rPr>
+        <w:t xml:space="preserve">dioxide  </w:t>
+      </w:r>
+      <w:r>
+        <w:rPr>
+          <w:rFonts w:ascii="Times New Roman" w:hAnsi="Times New Roman" w:cs="Times New Roman"/>
+          <w:sz w:val="28"/>
+          <w:szCs w:val="28"/>
         </w:rPr>
         <w:tab/>
       </w:r>
@@ -691,8 +835,8 @@
       <w:r>
         <w:rPr>
           <w:rFonts w:ascii="Times New Roman" w:hAnsi="Times New Roman" w:cs="Times New Roman"/>
-          <w:sz w:val="20"/>
-          <w:szCs w:val="20"/>
+          <w:sz w:val="28"/>
+          <w:szCs w:val="28"/>
         </w:rPr>
         <w:t xml:space="preserve">iii) </w:t>
       </w:r>
@@ -700,16 +844,16 @@
       <w:r>
         <w:rPr>
           <w:rFonts w:ascii="Times New Roman" w:hAnsi="Times New Roman" w:cs="Times New Roman"/>
-          <w:sz w:val="20"/>
-          <w:szCs w:val="20"/>
-        </w:rPr>
-        <w:t xml:space="preserve">Pathi  </w:t>
-      </w:r>
-      <w:r>
-        <w:rPr>
-          <w:rFonts w:ascii="Times New Roman" w:hAnsi="Times New Roman" w:cs="Times New Roman"/>
-          <w:sz w:val="20"/>
-          <w:szCs w:val="20"/>
+          <w:sz w:val="28"/>
+          <w:szCs w:val="28"/>
+        </w:rPr>
+        <w:t xml:space="preserve">Nitrogen  </w:t>
+      </w:r>
+      <w:r>
+        <w:rPr>
+          <w:rFonts w:ascii="Times New Roman" w:hAnsi="Times New Roman" w:cs="Times New Roman"/>
+          <w:sz w:val="28"/>
+          <w:szCs w:val="28"/>
         </w:rPr>
         <w:tab/>
       </w:r>
@@ -717,10 +861,10 @@
       <w:r>
         <w:rPr>
           <w:rFonts w:ascii="Times New Roman" w:hAnsi="Times New Roman" w:cs="Times New Roman"/>
-          <w:sz w:val="20"/>
-          <w:szCs w:val="20"/>
-        </w:rPr>
-        <w:t>iv) Hand</w:t>
+          <w:sz w:val="28"/>
+          <w:szCs w:val="28"/>
+        </w:rPr>
+        <w:t>iv) Argon</w:t>
       </w:r>
     </w:p>
     <w:p>
@@ -729,23 +873,23 @@
         <w:ind w:left="288"/>
         <w:rPr>
           <w:rFonts w:ascii="Times New Roman" w:hAnsi="Times New Roman" w:cs="Times New Roman"/>
-          <w:sz w:val="20"/>
-          <w:szCs w:val="20"/>
+          <w:sz w:val="28"/>
+          <w:szCs w:val="28"/>
         </w:rPr>
       </w:pPr>
       <w:r>
         <w:rPr>
           <w:rFonts w:ascii="Times New Roman" w:hAnsi="Times New Roman" w:cs="Times New Roman"/>
-          <w:sz w:val="20"/>
-          <w:szCs w:val="20"/>
-        </w:rPr>
-        <w:t>(c) Which gas is given by plants during photosynthesis?</w:t>
-      </w:r>
-      <w:r>
-        <w:rPr>
-          <w:rFonts w:ascii="Times New Roman" w:hAnsi="Times New Roman" w:cs="Times New Roman"/>
-          <w:sz w:val="20"/>
-          <w:szCs w:val="20"/>
+          <w:sz w:val="28"/>
+          <w:szCs w:val="28"/>
+        </w:rPr>
+        <w:t>(d) Industrialization ______ smoke and dust particles in air.</w:t>
+      </w:r>
+      <w:r>
+        <w:rPr>
+          <w:rFonts w:ascii="Times New Roman" w:hAnsi="Times New Roman" w:cs="Times New Roman"/>
+          <w:sz w:val="28"/>
+          <w:szCs w:val="28"/>
         </w:rPr>
         <w:br/>
         <w:t xml:space="preserve"> </w:t>
@@ -753,8 +897,8 @@
       <w:r>
         <w:rPr>
           <w:rFonts w:ascii="Times New Roman" w:hAnsi="Times New Roman" w:cs="Times New Roman"/>
-          <w:sz w:val="20"/>
-          <w:szCs w:val="20"/>
+          <w:sz w:val="28"/>
+          <w:szCs w:val="28"/>
         </w:rPr>
         <w:tab/>
       </w:r>
@@ -762,8 +906,8 @@
       <w:r>
         <w:rPr>
           <w:rFonts w:ascii="Times New Roman" w:hAnsi="Times New Roman" w:cs="Times New Roman"/>
-          <w:sz w:val="20"/>
-          <w:szCs w:val="20"/>
+          <w:sz w:val="28"/>
+          <w:szCs w:val="28"/>
         </w:rPr>
         <w:t>i</w:t>
       </w:r>
@@ -771,8 +915,8 @@
       <w:r>
         <w:rPr>
           <w:rFonts w:ascii="Times New Roman" w:hAnsi="Times New Roman" w:cs="Times New Roman"/>
-          <w:sz w:val="20"/>
-          <w:szCs w:val="20"/>
+          <w:sz w:val="28"/>
+          <w:szCs w:val="28"/>
         </w:rPr>
         <w:t xml:space="preserve">) </w:t>
       </w:r>
@@ -780,16 +924,16 @@
       <w:r>
         <w:rPr>
           <w:rFonts w:ascii="Times New Roman" w:hAnsi="Times New Roman" w:cs="Times New Roman"/>
-          <w:sz w:val="20"/>
-          <w:szCs w:val="20"/>
-        </w:rPr>
-        <w:t xml:space="preserve">Oxygen  </w:t>
-      </w:r>
-      <w:r>
-        <w:rPr>
-          <w:rFonts w:ascii="Times New Roman" w:hAnsi="Times New Roman" w:cs="Times New Roman"/>
-          <w:sz w:val="20"/>
-          <w:szCs w:val="20"/>
+          <w:sz w:val="28"/>
+          <w:szCs w:val="28"/>
+        </w:rPr>
+        <w:t xml:space="preserve">Increases  </w:t>
+      </w:r>
+      <w:r>
+        <w:rPr>
+          <w:rFonts w:ascii="Times New Roman" w:hAnsi="Times New Roman" w:cs="Times New Roman"/>
+          <w:sz w:val="28"/>
+          <w:szCs w:val="28"/>
         </w:rPr>
         <w:tab/>
       </w:r>
@@ -797,25 +941,33 @@
       <w:r>
         <w:rPr>
           <w:rFonts w:ascii="Times New Roman" w:hAnsi="Times New Roman" w:cs="Times New Roman"/>
-          <w:sz w:val="20"/>
-          <w:szCs w:val="20"/>
-        </w:rPr>
-        <w:t xml:space="preserve">ii) Carbon </w:t>
+          <w:sz w:val="28"/>
+          <w:szCs w:val="28"/>
+        </w:rPr>
+        <w:tab/>
+      </w:r>
+      <w:r>
+        <w:rPr>
+          <w:rFonts w:ascii="Times New Roman" w:hAnsi="Times New Roman" w:cs="Times New Roman"/>
+          <w:sz w:val="28"/>
+          <w:szCs w:val="28"/>
+        </w:rPr>
+        <w:t xml:space="preserve">ii) </w:t>
       </w:r>
       <w:proofErr w:type="gramStart"/>
       <w:r>
         <w:rPr>
           <w:rFonts w:ascii="Times New Roman" w:hAnsi="Times New Roman" w:cs="Times New Roman"/>
-          <w:sz w:val="20"/>
-          <w:szCs w:val="20"/>
-        </w:rPr>
-        <w:t xml:space="preserve">dioxide  </w:t>
-      </w:r>
-      <w:r>
-        <w:rPr>
-          <w:rFonts w:ascii="Times New Roman" w:hAnsi="Times New Roman" w:cs="Times New Roman"/>
-          <w:sz w:val="20"/>
-          <w:szCs w:val="20"/>
+          <w:sz w:val="28"/>
+          <w:szCs w:val="28"/>
+        </w:rPr>
+        <w:t xml:space="preserve">Decreases  </w:t>
+      </w:r>
+      <w:r>
+        <w:rPr>
+          <w:rFonts w:ascii="Times New Roman" w:hAnsi="Times New Roman" w:cs="Times New Roman"/>
+          <w:sz w:val="28"/>
+          <w:szCs w:val="28"/>
         </w:rPr>
         <w:tab/>
       </w:r>
@@ -823,36 +975,37 @@
       <w:r>
         <w:rPr>
           <w:rFonts w:ascii="Times New Roman" w:hAnsi="Times New Roman" w:cs="Times New Roman"/>
-          <w:sz w:val="20"/>
-          <w:szCs w:val="20"/>
-        </w:rPr>
-        <w:t xml:space="preserve">iii) </w:t>
-      </w:r>
-      <w:proofErr w:type="gramStart"/>
-      <w:r>
-        <w:rPr>
-          <w:rFonts w:ascii="Times New Roman" w:hAnsi="Times New Roman" w:cs="Times New Roman"/>
-          <w:sz w:val="20"/>
-          <w:szCs w:val="20"/>
-        </w:rPr>
-        <w:t xml:space="preserve">Nitrogen  </w:t>
-      </w:r>
-      <w:r>
-        <w:rPr>
-          <w:rFonts w:ascii="Times New Roman" w:hAnsi="Times New Roman" w:cs="Times New Roman"/>
-          <w:sz w:val="20"/>
-          <w:szCs w:val="20"/>
+          <w:sz w:val="28"/>
+          <w:szCs w:val="28"/>
+        </w:rPr>
+        <w:t xml:space="preserve">iii) Negative  </w:t>
+      </w:r>
+      <w:r>
+        <w:rPr>
+          <w:rFonts w:ascii="Times New Roman" w:hAnsi="Times New Roman" w:cs="Times New Roman"/>
+          <w:sz w:val="28"/>
+          <w:szCs w:val="28"/>
         </w:rPr>
         <w:tab/>
       </w:r>
-      <w:proofErr w:type="gramEnd"/>
-      <w:r>
-        <w:rPr>
-          <w:rFonts w:ascii="Times New Roman" w:hAnsi="Times New Roman" w:cs="Times New Roman"/>
-          <w:sz w:val="20"/>
-          <w:szCs w:val="20"/>
-        </w:rPr>
-        <w:t>iv) Argon</w:t>
+    </w:p>
+    <w:p>
+      <w:pPr>
+        <w:spacing w:after="0" w:line="240" w:lineRule="auto"/>
+        <w:ind w:left="288" w:firstLine="432"/>
+        <w:rPr>
+          <w:rFonts w:ascii="Times New Roman" w:hAnsi="Times New Roman" w:cs="Times New Roman"/>
+          <w:sz w:val="28"/>
+          <w:szCs w:val="28"/>
+        </w:rPr>
+      </w:pPr>
+      <w:r>
+        <w:rPr>
+          <w:rFonts w:ascii="Times New Roman" w:hAnsi="Times New Roman" w:cs="Times New Roman"/>
+          <w:sz w:val="28"/>
+          <w:szCs w:val="28"/>
+        </w:rPr>
+        <w:t>iv) Positive</w:t>
       </w:r>
     </w:p>
     <w:p>
@@ -861,23 +1014,23 @@
         <w:ind w:left="288"/>
         <w:rPr>
           <w:rFonts w:ascii="Times New Roman" w:hAnsi="Times New Roman" w:cs="Times New Roman"/>
-          <w:sz w:val="20"/>
-          <w:szCs w:val="20"/>
+          <w:sz w:val="28"/>
+          <w:szCs w:val="28"/>
         </w:rPr>
       </w:pPr>
       <w:r>
         <w:rPr>
           <w:rFonts w:ascii="Times New Roman" w:hAnsi="Times New Roman" w:cs="Times New Roman"/>
-          <w:sz w:val="20"/>
-          <w:szCs w:val="20"/>
-        </w:rPr>
-        <w:t>(d) Industrialization ______ smoke and dust particles in air.</w:t>
-      </w:r>
-      <w:r>
-        <w:rPr>
-          <w:rFonts w:ascii="Times New Roman" w:hAnsi="Times New Roman" w:cs="Times New Roman"/>
-          <w:sz w:val="20"/>
-          <w:szCs w:val="20"/>
+          <w:sz w:val="28"/>
+          <w:szCs w:val="28"/>
+        </w:rPr>
+        <w:t>(e) Which of the given parts of a plant prepares food?</w:t>
+      </w:r>
+      <w:r>
+        <w:rPr>
+          <w:rFonts w:ascii="Times New Roman" w:hAnsi="Times New Roman" w:cs="Times New Roman"/>
+          <w:sz w:val="28"/>
+          <w:szCs w:val="28"/>
         </w:rPr>
         <w:br/>
         <w:t xml:space="preserve"> </w:t>
@@ -885,8 +1038,8 @@
       <w:r>
         <w:rPr>
           <w:rFonts w:ascii="Times New Roman" w:hAnsi="Times New Roman" w:cs="Times New Roman"/>
-          <w:sz w:val="20"/>
-          <w:szCs w:val="20"/>
+          <w:sz w:val="28"/>
+          <w:szCs w:val="28"/>
         </w:rPr>
         <w:tab/>
       </w:r>
@@ -894,8 +1047,8 @@
       <w:r>
         <w:rPr>
           <w:rFonts w:ascii="Times New Roman" w:hAnsi="Times New Roman" w:cs="Times New Roman"/>
-          <w:sz w:val="20"/>
-          <w:szCs w:val="20"/>
+          <w:sz w:val="28"/>
+          <w:szCs w:val="28"/>
         </w:rPr>
         <w:t>i</w:t>
       </w:r>
@@ -903,8 +1056,8 @@
       <w:r>
         <w:rPr>
           <w:rFonts w:ascii="Times New Roman" w:hAnsi="Times New Roman" w:cs="Times New Roman"/>
-          <w:sz w:val="20"/>
-          <w:szCs w:val="20"/>
+          <w:sz w:val="28"/>
+          <w:szCs w:val="28"/>
         </w:rPr>
         <w:t xml:space="preserve">) </w:t>
       </w:r>
@@ -912,16 +1065,16 @@
       <w:r>
         <w:rPr>
           <w:rFonts w:ascii="Times New Roman" w:hAnsi="Times New Roman" w:cs="Times New Roman"/>
-          <w:sz w:val="20"/>
-          <w:szCs w:val="20"/>
-        </w:rPr>
-        <w:t xml:space="preserve">Increases  </w:t>
-      </w:r>
-      <w:r>
-        <w:rPr>
-          <w:rFonts w:ascii="Times New Roman" w:hAnsi="Times New Roman" w:cs="Times New Roman"/>
-          <w:sz w:val="20"/>
-          <w:szCs w:val="20"/>
+          <w:sz w:val="28"/>
+          <w:szCs w:val="28"/>
+        </w:rPr>
+        <w:t xml:space="preserve">Stem  </w:t>
+      </w:r>
+      <w:r>
+        <w:rPr>
+          <w:rFonts w:ascii="Times New Roman" w:hAnsi="Times New Roman" w:cs="Times New Roman"/>
+          <w:sz w:val="28"/>
+          <w:szCs w:val="28"/>
         </w:rPr>
         <w:tab/>
       </w:r>
@@ -929,8 +1082,8 @@
       <w:r>
         <w:rPr>
           <w:rFonts w:ascii="Times New Roman" w:hAnsi="Times New Roman" w:cs="Times New Roman"/>
-          <w:sz w:val="20"/>
-          <w:szCs w:val="20"/>
+          <w:sz w:val="28"/>
+          <w:szCs w:val="28"/>
         </w:rPr>
         <w:t xml:space="preserve">ii) </w:t>
       </w:r>
@@ -938,16 +1091,16 @@
       <w:r>
         <w:rPr>
           <w:rFonts w:ascii="Times New Roman" w:hAnsi="Times New Roman" w:cs="Times New Roman"/>
-          <w:sz w:val="20"/>
-          <w:szCs w:val="20"/>
-        </w:rPr>
-        <w:t xml:space="preserve">Decreases  </w:t>
-      </w:r>
-      <w:r>
-        <w:rPr>
-          <w:rFonts w:ascii="Times New Roman" w:hAnsi="Times New Roman" w:cs="Times New Roman"/>
-          <w:sz w:val="20"/>
-          <w:szCs w:val="20"/>
+          <w:sz w:val="28"/>
+          <w:szCs w:val="28"/>
+        </w:rPr>
+        <w:t xml:space="preserve">Root  </w:t>
+      </w:r>
+      <w:r>
+        <w:rPr>
+          <w:rFonts w:ascii="Times New Roman" w:hAnsi="Times New Roman" w:cs="Times New Roman"/>
+          <w:sz w:val="28"/>
+          <w:szCs w:val="28"/>
         </w:rPr>
         <w:tab/>
       </w:r>
@@ -955,8 +1108,8 @@
       <w:r>
         <w:rPr>
           <w:rFonts w:ascii="Times New Roman" w:hAnsi="Times New Roman" w:cs="Times New Roman"/>
-          <w:sz w:val="20"/>
-          <w:szCs w:val="20"/>
+          <w:sz w:val="28"/>
+          <w:szCs w:val="28"/>
         </w:rPr>
         <w:t xml:space="preserve">iii) </w:t>
       </w:r>
@@ -964,16 +1117,16 @@
       <w:r>
         <w:rPr>
           <w:rFonts w:ascii="Times New Roman" w:hAnsi="Times New Roman" w:cs="Times New Roman"/>
-          <w:sz w:val="20"/>
-          <w:szCs w:val="20"/>
-        </w:rPr>
-        <w:t xml:space="preserve">Negative  </w:t>
-      </w:r>
-      <w:r>
-        <w:rPr>
-          <w:rFonts w:ascii="Times New Roman" w:hAnsi="Times New Roman" w:cs="Times New Roman"/>
-          <w:sz w:val="20"/>
-          <w:szCs w:val="20"/>
+          <w:sz w:val="28"/>
+          <w:szCs w:val="28"/>
+        </w:rPr>
+        <w:t xml:space="preserve">Leaf  </w:t>
+      </w:r>
+      <w:r>
+        <w:rPr>
+          <w:rFonts w:ascii="Times New Roman" w:hAnsi="Times New Roman" w:cs="Times New Roman"/>
+          <w:sz w:val="28"/>
+          <w:szCs w:val="28"/>
         </w:rPr>
         <w:tab/>
       </w:r>
@@ -981,10 +1134,126 @@
       <w:r>
         <w:rPr>
           <w:rFonts w:ascii="Times New Roman" w:hAnsi="Times New Roman" w:cs="Times New Roman"/>
-          <w:sz w:val="20"/>
-          <w:szCs w:val="20"/>
-        </w:rPr>
-        <w:t>iv) Positive</w:t>
+          <w:sz w:val="28"/>
+          <w:szCs w:val="28"/>
+        </w:rPr>
+        <w:t>iv) Flower</w:t>
+      </w:r>
+    </w:p>
+    <w:p>
+      <w:pPr>
+        <w:spacing w:after="0" w:line="240" w:lineRule="auto"/>
+        <w:ind w:left="630" w:hanging="342"/>
+        <w:rPr>
+          <w:rFonts w:ascii="Times New Roman" w:hAnsi="Times New Roman" w:cs="Times New Roman"/>
+          <w:sz w:val="28"/>
+          <w:szCs w:val="28"/>
+        </w:rPr>
+      </w:pPr>
+      <w:r>
+        <w:rPr>
+          <w:rFonts w:ascii="Times New Roman" w:hAnsi="Times New Roman" w:cs="Times New Roman"/>
+          <w:sz w:val="28"/>
+          <w:szCs w:val="28"/>
+        </w:rPr>
+        <w:t>(f) The process by which living organisms produce their own kind is called</w:t>
+      </w:r>
+      <w:r>
+        <w:rPr>
+          <w:rFonts w:ascii="Times New Roman" w:hAnsi="Times New Roman" w:cs="Times New Roman"/>
+          <w:sz w:val="28"/>
+          <w:szCs w:val="28"/>
+        </w:rPr>
+        <w:t>__.</w:t>
+      </w:r>
+      <w:r>
+        <w:rPr>
+          <w:rFonts w:ascii="Times New Roman" w:hAnsi="Times New Roman" w:cs="Times New Roman"/>
+          <w:sz w:val="28"/>
+          <w:szCs w:val="28"/>
+        </w:rPr>
+        <w:br/>
+        <w:t xml:space="preserve"> </w:t>
+      </w:r>
+      <w:r>
+        <w:rPr>
+          <w:rFonts w:ascii="Times New Roman" w:hAnsi="Times New Roman" w:cs="Times New Roman"/>
+          <w:sz w:val="28"/>
+          <w:szCs w:val="28"/>
+        </w:rPr>
+        <w:tab/>
+      </w:r>
+      <w:proofErr w:type="spellStart"/>
+      <w:r>
+        <w:rPr>
+          <w:rFonts w:ascii="Times New Roman" w:hAnsi="Times New Roman" w:cs="Times New Roman"/>
+          <w:sz w:val="28"/>
+          <w:szCs w:val="28"/>
+        </w:rPr>
+        <w:t>i</w:t>
+      </w:r>
+      <w:proofErr w:type="spellEnd"/>
+      <w:r>
+        <w:rPr>
+          <w:rFonts w:ascii="Times New Roman" w:hAnsi="Times New Roman" w:cs="Times New Roman"/>
+          <w:sz w:val="28"/>
+          <w:szCs w:val="28"/>
+        </w:rPr>
+        <w:t xml:space="preserve">) </w:t>
+      </w:r>
+      <w:proofErr w:type="gramStart"/>
+      <w:r>
+        <w:rPr>
+          <w:rFonts w:ascii="Times New Roman" w:hAnsi="Times New Roman" w:cs="Times New Roman"/>
+          <w:sz w:val="28"/>
+          <w:szCs w:val="28"/>
+        </w:rPr>
+        <w:t>Nutrition  ii</w:t>
+      </w:r>
+      <w:proofErr w:type="gramEnd"/>
+      <w:r>
+        <w:rPr>
+          <w:rFonts w:ascii="Times New Roman" w:hAnsi="Times New Roman" w:cs="Times New Roman"/>
+          <w:sz w:val="28"/>
+          <w:szCs w:val="28"/>
+        </w:rPr>
+        <w:t xml:space="preserve">) </w:t>
+      </w:r>
+      <w:proofErr w:type="gramStart"/>
+      <w:r>
+        <w:rPr>
+          <w:rFonts w:ascii="Times New Roman" w:hAnsi="Times New Roman" w:cs="Times New Roman"/>
+          <w:sz w:val="28"/>
+          <w:szCs w:val="28"/>
+        </w:rPr>
+        <w:t>Excretion  iii</w:t>
+      </w:r>
+      <w:proofErr w:type="gramEnd"/>
+      <w:r>
+        <w:rPr>
+          <w:rFonts w:ascii="Times New Roman" w:hAnsi="Times New Roman" w:cs="Times New Roman"/>
+          <w:sz w:val="28"/>
+          <w:szCs w:val="28"/>
+        </w:rPr>
+        <w:t xml:space="preserve">) </w:t>
+      </w:r>
+      <w:proofErr w:type="gramStart"/>
+      <w:r>
+        <w:rPr>
+          <w:rFonts w:ascii="Times New Roman" w:hAnsi="Times New Roman" w:cs="Times New Roman"/>
+          <w:sz w:val="28"/>
+          <w:szCs w:val="28"/>
+        </w:rPr>
+        <w:t>Reproduction  iv</w:t>
+      </w:r>
+      <w:proofErr w:type="gramEnd"/>
+      <w:r>
+        <w:rPr>
+          <w:rFonts w:ascii="Times New Roman" w:hAnsi="Times New Roman" w:cs="Times New Roman"/>
+          <w:sz w:val="28"/>
+          <w:szCs w:val="28"/>
+        </w:rPr>
+        <w:t>) Digestion</w:t>
       </w:r>
     </w:p>
     <w:p>
@@ -993,23 +1262,23 @@
         <w:ind w:left="288"/>
         <w:rPr>
           <w:rFonts w:ascii="Times New Roman" w:hAnsi="Times New Roman" w:cs="Times New Roman"/>
-          <w:sz w:val="20"/>
-          <w:szCs w:val="20"/>
+          <w:sz w:val="28"/>
+          <w:szCs w:val="28"/>
         </w:rPr>
       </w:pPr>
       <w:r>
         <w:rPr>
           <w:rFonts w:ascii="Times New Roman" w:hAnsi="Times New Roman" w:cs="Times New Roman"/>
-          <w:sz w:val="20"/>
-          <w:szCs w:val="20"/>
-        </w:rPr>
-        <w:t>(e) Which of the given parts of a plant prepares food?</w:t>
-      </w:r>
-      <w:r>
-        <w:rPr>
-          <w:rFonts w:ascii="Times New Roman" w:hAnsi="Times New Roman" w:cs="Times New Roman"/>
-          <w:sz w:val="20"/>
-          <w:szCs w:val="20"/>
+          <w:sz w:val="28"/>
+          <w:szCs w:val="28"/>
+        </w:rPr>
+        <w:t>(g) Kerosene is a ______ liquid.</w:t>
+      </w:r>
+      <w:r>
+        <w:rPr>
+          <w:rFonts w:ascii="Times New Roman" w:hAnsi="Times New Roman" w:cs="Times New Roman"/>
+          <w:sz w:val="28"/>
+          <w:szCs w:val="28"/>
         </w:rPr>
         <w:br/>
         <w:t xml:space="preserve"> </w:t>
@@ -1017,8 +1286,8 @@
       <w:r>
         <w:rPr>
           <w:rFonts w:ascii="Times New Roman" w:hAnsi="Times New Roman" w:cs="Times New Roman"/>
-          <w:sz w:val="20"/>
-          <w:szCs w:val="20"/>
+          <w:sz w:val="28"/>
+          <w:szCs w:val="28"/>
         </w:rPr>
         <w:tab/>
       </w:r>
@@ -1026,8 +1295,8 @@
       <w:r>
         <w:rPr>
           <w:rFonts w:ascii="Times New Roman" w:hAnsi="Times New Roman" w:cs="Times New Roman"/>
-          <w:sz w:val="20"/>
-          <w:szCs w:val="20"/>
+          <w:sz w:val="28"/>
+          <w:szCs w:val="28"/>
         </w:rPr>
         <w:t>i</w:t>
       </w:r>
@@ -1035,8 +1304,8 @@
       <w:r>
         <w:rPr>
           <w:rFonts w:ascii="Times New Roman" w:hAnsi="Times New Roman" w:cs="Times New Roman"/>
-          <w:sz w:val="20"/>
-          <w:szCs w:val="20"/>
+          <w:sz w:val="28"/>
+          <w:szCs w:val="28"/>
         </w:rPr>
         <w:t xml:space="preserve">) </w:t>
       </w:r>
@@ -1044,16 +1313,16 @@
       <w:r>
         <w:rPr>
           <w:rFonts w:ascii="Times New Roman" w:hAnsi="Times New Roman" w:cs="Times New Roman"/>
-          <w:sz w:val="20"/>
-          <w:szCs w:val="20"/>
-        </w:rPr>
-        <w:t xml:space="preserve">Stem  </w:t>
-      </w:r>
-      <w:r>
-        <w:rPr>
-          <w:rFonts w:ascii="Times New Roman" w:hAnsi="Times New Roman" w:cs="Times New Roman"/>
-          <w:sz w:val="20"/>
-          <w:szCs w:val="20"/>
+          <w:sz w:val="28"/>
+          <w:szCs w:val="28"/>
+        </w:rPr>
+        <w:t xml:space="preserve">Combustible  </w:t>
+      </w:r>
+      <w:r>
+        <w:rPr>
+          <w:rFonts w:ascii="Times New Roman" w:hAnsi="Times New Roman" w:cs="Times New Roman"/>
+          <w:sz w:val="28"/>
+          <w:szCs w:val="28"/>
         </w:rPr>
         <w:tab/>
       </w:r>
@@ -1061,62 +1330,53 @@
       <w:r>
         <w:rPr>
           <w:rFonts w:ascii="Times New Roman" w:hAnsi="Times New Roman" w:cs="Times New Roman"/>
-          <w:sz w:val="20"/>
-          <w:szCs w:val="20"/>
-        </w:rPr>
-        <w:t xml:space="preserve">ii) </w:t>
-      </w:r>
-      <w:proofErr w:type="gramStart"/>
-      <w:r>
-        <w:rPr>
-          <w:rFonts w:ascii="Times New Roman" w:hAnsi="Times New Roman" w:cs="Times New Roman"/>
-          <w:sz w:val="20"/>
-          <w:szCs w:val="20"/>
-        </w:rPr>
-        <w:t xml:space="preserve">Root  </w:t>
-      </w:r>
-      <w:r>
-        <w:rPr>
-          <w:rFonts w:ascii="Times New Roman" w:hAnsi="Times New Roman" w:cs="Times New Roman"/>
-          <w:sz w:val="20"/>
-          <w:szCs w:val="20"/>
+          <w:sz w:val="28"/>
+          <w:szCs w:val="28"/>
+        </w:rPr>
+        <w:t xml:space="preserve">ii) non-combustible  </w:t>
+      </w:r>
+      <w:r>
+        <w:rPr>
+          <w:rFonts w:ascii="Times New Roman" w:hAnsi="Times New Roman" w:cs="Times New Roman"/>
+          <w:sz w:val="28"/>
+          <w:szCs w:val="28"/>
         </w:rPr>
         <w:tab/>
       </w:r>
-      <w:proofErr w:type="gramEnd"/>
-      <w:r>
-        <w:rPr>
-          <w:rFonts w:ascii="Times New Roman" w:hAnsi="Times New Roman" w:cs="Times New Roman"/>
-          <w:sz w:val="20"/>
-          <w:szCs w:val="20"/>
-        </w:rPr>
-        <w:t xml:space="preserve">iii) </w:t>
-      </w:r>
-      <w:proofErr w:type="gramStart"/>
-      <w:r>
-        <w:rPr>
-          <w:rFonts w:ascii="Times New Roman" w:hAnsi="Times New Roman" w:cs="Times New Roman"/>
-          <w:sz w:val="20"/>
-          <w:szCs w:val="20"/>
-        </w:rPr>
-        <w:t xml:space="preserve">Leaf  </w:t>
-      </w:r>
-      <w:r>
-        <w:rPr>
-          <w:rFonts w:ascii="Times New Roman" w:hAnsi="Times New Roman" w:cs="Times New Roman"/>
-          <w:sz w:val="20"/>
-          <w:szCs w:val="20"/>
-        </w:rPr>
-        <w:tab/>
-      </w:r>
-      <w:proofErr w:type="gramEnd"/>
-      <w:r>
-        <w:rPr>
-          <w:rFonts w:ascii="Times New Roman" w:hAnsi="Times New Roman" w:cs="Times New Roman"/>
-          <w:sz w:val="20"/>
-          <w:szCs w:val="20"/>
-        </w:rPr>
-        <w:t>iv) Flower</w:t>
+    </w:p>
+    <w:p>
+      <w:pPr>
+        <w:spacing w:after="0" w:line="240" w:lineRule="auto"/>
+        <w:ind w:left="288" w:firstLine="432"/>
+        <w:rPr>
+          <w:rFonts w:ascii="Times New Roman" w:hAnsi="Times New Roman" w:cs="Times New Roman"/>
+          <w:sz w:val="28"/>
+          <w:szCs w:val="28"/>
+        </w:rPr>
+      </w:pPr>
+      <w:r>
+        <w:rPr>
+          <w:rFonts w:ascii="Times New Roman" w:hAnsi="Times New Roman" w:cs="Times New Roman"/>
+          <w:sz w:val="28"/>
+          <w:szCs w:val="28"/>
+        </w:rPr>
+        <w:t xml:space="preserve">iii) Compression  </w:t>
+      </w:r>
+      <w:r>
+        <w:rPr>
+          <w:rFonts w:ascii="Times New Roman" w:hAnsi="Times New Roman" w:cs="Times New Roman"/>
+          <w:sz w:val="28"/>
+          <w:szCs w:val="28"/>
+        </w:rPr>
+        <w:t xml:space="preserve">  </w:t>
+      </w:r>
+      <w:r>
+        <w:rPr>
+          <w:rFonts w:ascii="Times New Roman" w:hAnsi="Times New Roman" w:cs="Times New Roman"/>
+          <w:sz w:val="28"/>
+          <w:szCs w:val="28"/>
+        </w:rPr>
+        <w:t>iv) All of them</w:t>
       </w:r>
     </w:p>
     <w:p>
@@ -1125,31 +1385,23 @@
         <w:ind w:left="288"/>
         <w:rPr>
           <w:rFonts w:ascii="Times New Roman" w:hAnsi="Times New Roman" w:cs="Times New Roman"/>
-          <w:sz w:val="20"/>
-          <w:szCs w:val="20"/>
+          <w:sz w:val="28"/>
+          <w:szCs w:val="28"/>
         </w:rPr>
       </w:pPr>
       <w:r>
         <w:rPr>
           <w:rFonts w:ascii="Times New Roman" w:hAnsi="Times New Roman" w:cs="Times New Roman"/>
-          <w:sz w:val="20"/>
-          <w:szCs w:val="20"/>
-        </w:rPr>
-        <w:t>(f) The process by which living organisms produce their own kind is called</w:t>
-      </w:r>
-      <w:r>
-        <w:rPr>
-          <w:rFonts w:ascii="Times New Roman" w:hAnsi="Times New Roman" w:cs="Times New Roman"/>
-          <w:sz w:val="20"/>
-          <w:szCs w:val="20"/>
-        </w:rPr>
-        <w:t>__.</w:t>
-      </w:r>
-      <w:r>
-        <w:rPr>
-          <w:rFonts w:ascii="Times New Roman" w:hAnsi="Times New Roman" w:cs="Times New Roman"/>
-          <w:sz w:val="20"/>
-          <w:szCs w:val="20"/>
+          <w:sz w:val="28"/>
+          <w:szCs w:val="28"/>
+        </w:rPr>
+        <w:t>(h) Which resource is used to generate hydroelectricity?</w:t>
+      </w:r>
+      <w:r>
+        <w:rPr>
+          <w:rFonts w:ascii="Times New Roman" w:hAnsi="Times New Roman" w:cs="Times New Roman"/>
+          <w:sz w:val="28"/>
+          <w:szCs w:val="28"/>
         </w:rPr>
         <w:br/>
         <w:t xml:space="preserve"> </w:t>
@@ -1157,8 +1409,8 @@
       <w:r>
         <w:rPr>
           <w:rFonts w:ascii="Times New Roman" w:hAnsi="Times New Roman" w:cs="Times New Roman"/>
-          <w:sz w:val="20"/>
-          <w:szCs w:val="20"/>
+          <w:sz w:val="28"/>
+          <w:szCs w:val="28"/>
         </w:rPr>
         <w:tab/>
       </w:r>
@@ -1166,8 +1418,8 @@
       <w:r>
         <w:rPr>
           <w:rFonts w:ascii="Times New Roman" w:hAnsi="Times New Roman" w:cs="Times New Roman"/>
-          <w:sz w:val="20"/>
-          <w:szCs w:val="20"/>
+          <w:sz w:val="28"/>
+          <w:szCs w:val="28"/>
         </w:rPr>
         <w:t>i</w:t>
       </w:r>
@@ -1175,8 +1427,8 @@
       <w:r>
         <w:rPr>
           <w:rFonts w:ascii="Times New Roman" w:hAnsi="Times New Roman" w:cs="Times New Roman"/>
-          <w:sz w:val="20"/>
-          <w:szCs w:val="20"/>
+          <w:sz w:val="28"/>
+          <w:szCs w:val="28"/>
         </w:rPr>
         <w:t xml:space="preserve">) </w:t>
       </w:r>
@@ -1184,55 +1436,87 @@
       <w:r>
         <w:rPr>
           <w:rFonts w:ascii="Times New Roman" w:hAnsi="Times New Roman" w:cs="Times New Roman"/>
-          <w:sz w:val="20"/>
-          <w:szCs w:val="20"/>
-        </w:rPr>
-        <w:t>Nutrition  ii</w:t>
+          <w:sz w:val="28"/>
+          <w:szCs w:val="28"/>
+        </w:rPr>
+        <w:t xml:space="preserve">Coal  </w:t>
+      </w:r>
+      <w:r>
+        <w:rPr>
+          <w:rFonts w:ascii="Times New Roman" w:hAnsi="Times New Roman" w:cs="Times New Roman"/>
+          <w:sz w:val="28"/>
+          <w:szCs w:val="28"/>
+        </w:rPr>
+        <w:tab/>
       </w:r>
       <w:proofErr w:type="gramEnd"/>
       <w:r>
         <w:rPr>
           <w:rFonts w:ascii="Times New Roman" w:hAnsi="Times New Roman" w:cs="Times New Roman"/>
-          <w:sz w:val="20"/>
-          <w:szCs w:val="20"/>
-        </w:rPr>
-        <w:t xml:space="preserve">) </w:t>
+          <w:sz w:val="28"/>
+          <w:szCs w:val="28"/>
+        </w:rPr>
+        <w:t xml:space="preserve">ii) </w:t>
       </w:r>
       <w:proofErr w:type="gramStart"/>
       <w:r>
         <w:rPr>
           <w:rFonts w:ascii="Times New Roman" w:hAnsi="Times New Roman" w:cs="Times New Roman"/>
-          <w:sz w:val="20"/>
-          <w:szCs w:val="20"/>
-        </w:rPr>
-        <w:t>Excretion  iii</w:t>
+          <w:sz w:val="28"/>
+          <w:szCs w:val="28"/>
+        </w:rPr>
+        <w:t xml:space="preserve">Air  </w:t>
+      </w:r>
+      <w:r>
+        <w:rPr>
+          <w:rFonts w:ascii="Times New Roman" w:hAnsi="Times New Roman" w:cs="Times New Roman"/>
+          <w:sz w:val="28"/>
+          <w:szCs w:val="28"/>
+        </w:rPr>
+        <w:tab/>
       </w:r>
       <w:proofErr w:type="gramEnd"/>
       <w:r>
         <w:rPr>
           <w:rFonts w:ascii="Times New Roman" w:hAnsi="Times New Roman" w:cs="Times New Roman"/>
-          <w:sz w:val="20"/>
-          <w:szCs w:val="20"/>
-        </w:rPr>
-        <w:t xml:space="preserve">) </w:t>
+          <w:sz w:val="28"/>
+          <w:szCs w:val="28"/>
+        </w:rPr>
+        <w:tab/>
+      </w:r>
+      <w:r>
+        <w:rPr>
+          <w:rFonts w:ascii="Times New Roman" w:hAnsi="Times New Roman" w:cs="Times New Roman"/>
+          <w:sz w:val="28"/>
+          <w:szCs w:val="28"/>
+        </w:rPr>
+        <w:t xml:space="preserve">iii) </w:t>
       </w:r>
       <w:proofErr w:type="gramStart"/>
       <w:r>
         <w:rPr>
           <w:rFonts w:ascii="Times New Roman" w:hAnsi="Times New Roman" w:cs="Times New Roman"/>
-          <w:sz w:val="20"/>
-          <w:szCs w:val="20"/>
-        </w:rPr>
-        <w:t>Reproduction  iv</w:t>
+          <w:sz w:val="28"/>
+          <w:szCs w:val="28"/>
+        </w:rPr>
+        <w:t xml:space="preserve">Water  </w:t>
+      </w:r>
+      <w:r>
+        <w:rPr>
+          <w:rFonts w:ascii="Times New Roman" w:hAnsi="Times New Roman" w:cs="Times New Roman"/>
+          <w:sz w:val="28"/>
+          <w:szCs w:val="28"/>
+        </w:rPr>
+        <w:tab/>
       </w:r>
       <w:proofErr w:type="gramEnd"/>
       <w:r>
         <w:rPr>
           <w:rFonts w:ascii="Times New Roman" w:hAnsi="Times New Roman" w:cs="Times New Roman"/>
-          <w:sz w:val="20"/>
-          <w:szCs w:val="20"/>
-        </w:rPr>
-        <w:t>) Digestion</w:t>
+          <w:sz w:val="28"/>
+          <w:szCs w:val="28"/>
+        </w:rPr>
+        <w:t>iv) Petrol</w:t>
       </w:r>
     </w:p>
     <w:p>
@@ -1241,23 +1525,23 @@
         <w:ind w:left="288"/>
         <w:rPr>
           <w:rFonts w:ascii="Times New Roman" w:hAnsi="Times New Roman" w:cs="Times New Roman"/>
-          <w:sz w:val="20"/>
-          <w:szCs w:val="20"/>
+          <w:sz w:val="28"/>
+          <w:szCs w:val="28"/>
         </w:rPr>
       </w:pPr>
       <w:r>
         <w:rPr>
           <w:rFonts w:ascii="Times New Roman" w:hAnsi="Times New Roman" w:cs="Times New Roman"/>
-          <w:sz w:val="20"/>
-          <w:szCs w:val="20"/>
-        </w:rPr>
-        <w:t>(g) Kerosene is a ______ liquid.</w:t>
-      </w:r>
-      <w:r>
-        <w:rPr>
-          <w:rFonts w:ascii="Times New Roman" w:hAnsi="Times New Roman" w:cs="Times New Roman"/>
-          <w:sz w:val="20"/>
-          <w:szCs w:val="20"/>
+          <w:sz w:val="28"/>
+          <w:szCs w:val="28"/>
+        </w:rPr>
+        <w:t>(i) Which of the following is a magnetic material?</w:t>
+      </w:r>
+      <w:r>
+        <w:rPr>
+          <w:rFonts w:ascii="Times New Roman" w:hAnsi="Times New Roman" w:cs="Times New Roman"/>
+          <w:sz w:val="28"/>
+          <w:szCs w:val="28"/>
         </w:rPr>
         <w:br/>
         <w:t xml:space="preserve"> </w:t>
@@ -1265,8 +1549,8 @@
       <w:r>
         <w:rPr>
           <w:rFonts w:ascii="Times New Roman" w:hAnsi="Times New Roman" w:cs="Times New Roman"/>
-          <w:sz w:val="20"/>
-          <w:szCs w:val="20"/>
+          <w:sz w:val="28"/>
+          <w:szCs w:val="28"/>
         </w:rPr>
         <w:tab/>
       </w:r>
@@ -1274,8 +1558,8 @@
       <w:r>
         <w:rPr>
           <w:rFonts w:ascii="Times New Roman" w:hAnsi="Times New Roman" w:cs="Times New Roman"/>
-          <w:sz w:val="20"/>
-          <w:szCs w:val="20"/>
+          <w:sz w:val="28"/>
+          <w:szCs w:val="28"/>
         </w:rPr>
         <w:t>i</w:t>
       </w:r>
@@ -1283,8 +1567,8 @@
       <w:r>
         <w:rPr>
           <w:rFonts w:ascii="Times New Roman" w:hAnsi="Times New Roman" w:cs="Times New Roman"/>
-          <w:sz w:val="20"/>
-          <w:szCs w:val="20"/>
+          <w:sz w:val="28"/>
+          <w:szCs w:val="28"/>
         </w:rPr>
         <w:t xml:space="preserve">) </w:t>
       </w:r>
@@ -1292,16 +1576,16 @@
       <w:r>
         <w:rPr>
           <w:rFonts w:ascii="Times New Roman" w:hAnsi="Times New Roman" w:cs="Times New Roman"/>
-          <w:sz w:val="20"/>
-          <w:szCs w:val="20"/>
-        </w:rPr>
-        <w:t xml:space="preserve">Combustible  </w:t>
-      </w:r>
-      <w:r>
-        <w:rPr>
-          <w:rFonts w:ascii="Times New Roman" w:hAnsi="Times New Roman" w:cs="Times New Roman"/>
-          <w:sz w:val="20"/>
-          <w:szCs w:val="20"/>
+          <w:sz w:val="28"/>
+          <w:szCs w:val="28"/>
+        </w:rPr>
+        <w:t xml:space="preserve">Paper  </w:t>
+      </w:r>
+      <w:r>
+        <w:rPr>
+          <w:rFonts w:ascii="Times New Roman" w:hAnsi="Times New Roman" w:cs="Times New Roman"/>
+          <w:sz w:val="28"/>
+          <w:szCs w:val="28"/>
         </w:rPr>
         <w:tab/>
       </w:r>
@@ -1309,25 +1593,25 @@
       <w:r>
         <w:rPr>
           <w:rFonts w:ascii="Times New Roman" w:hAnsi="Times New Roman" w:cs="Times New Roman"/>
-          <w:sz w:val="20"/>
-          <w:szCs w:val="20"/>
-        </w:rPr>
-        <w:t>ii) non-</w:t>
+          <w:sz w:val="28"/>
+          <w:szCs w:val="28"/>
+        </w:rPr>
+        <w:t xml:space="preserve">ii) </w:t>
       </w:r>
       <w:proofErr w:type="gramStart"/>
       <w:r>
         <w:rPr>
           <w:rFonts w:ascii="Times New Roman" w:hAnsi="Times New Roman" w:cs="Times New Roman"/>
-          <w:sz w:val="20"/>
-          <w:szCs w:val="20"/>
-        </w:rPr>
-        <w:t xml:space="preserve">combustible  </w:t>
-      </w:r>
-      <w:r>
-        <w:rPr>
-          <w:rFonts w:ascii="Times New Roman" w:hAnsi="Times New Roman" w:cs="Times New Roman"/>
-          <w:sz w:val="20"/>
-          <w:szCs w:val="20"/>
+          <w:sz w:val="28"/>
+          <w:szCs w:val="28"/>
+        </w:rPr>
+        <w:t xml:space="preserve">Eraser  </w:t>
+      </w:r>
+      <w:r>
+        <w:rPr>
+          <w:rFonts w:ascii="Times New Roman" w:hAnsi="Times New Roman" w:cs="Times New Roman"/>
+          <w:sz w:val="28"/>
+          <w:szCs w:val="28"/>
         </w:rPr>
         <w:tab/>
       </w:r>
@@ -1335,26 +1619,36 @@
       <w:r>
         <w:rPr>
           <w:rFonts w:ascii="Times New Roman" w:hAnsi="Times New Roman" w:cs="Times New Roman"/>
-          <w:sz w:val="20"/>
-          <w:szCs w:val="20"/>
-        </w:rPr>
-        <w:t xml:space="preserve">iii) Compression  </w:t>
-      </w:r>
-      <w:r>
-        <w:rPr>
-          <w:rFonts w:ascii="Times New Roman" w:hAnsi="Times New Roman" w:cs="Times New Roman"/>
-          <w:sz w:val="20"/>
-          <w:szCs w:val="20"/>
-        </w:rPr>
-        <w:t xml:space="preserve">  </w:t>
-      </w:r>
-      <w:r>
-        <w:rPr>
-          <w:rFonts w:ascii="Times New Roman" w:hAnsi="Times New Roman" w:cs="Times New Roman"/>
-          <w:sz w:val="20"/>
-          <w:szCs w:val="20"/>
-        </w:rPr>
-        <w:t>iv) All of them</w:t>
+          <w:sz w:val="28"/>
+          <w:szCs w:val="28"/>
+        </w:rPr>
+        <w:t xml:space="preserve">iii) </w:t>
+      </w:r>
+      <w:proofErr w:type="gramStart"/>
+      <w:r>
+        <w:rPr>
+          <w:rFonts w:ascii="Times New Roman" w:hAnsi="Times New Roman" w:cs="Times New Roman"/>
+          <w:sz w:val="28"/>
+          <w:szCs w:val="28"/>
+        </w:rPr>
+        <w:t xml:space="preserve">Pencil  </w:t>
+      </w:r>
+      <w:r>
+        <w:rPr>
+          <w:rFonts w:ascii="Times New Roman" w:hAnsi="Times New Roman" w:cs="Times New Roman"/>
+          <w:sz w:val="28"/>
+          <w:szCs w:val="28"/>
+        </w:rPr>
+        <w:tab/>
+      </w:r>
+      <w:proofErr w:type="gramEnd"/>
+      <w:r>
+        <w:rPr>
+          <w:rFonts w:ascii="Times New Roman" w:hAnsi="Times New Roman" w:cs="Times New Roman"/>
+          <w:sz w:val="28"/>
+          <w:szCs w:val="28"/>
+        </w:rPr>
+        <w:t>iv) Iron nail</w:t>
       </w:r>
     </w:p>
     <w:p>
@@ -1363,23 +1657,23 @@
         <w:ind w:left="288"/>
         <w:rPr>
           <w:rFonts w:ascii="Times New Roman" w:hAnsi="Times New Roman" w:cs="Times New Roman"/>
-          <w:sz w:val="20"/>
-          <w:szCs w:val="20"/>
+          <w:sz w:val="28"/>
+          <w:szCs w:val="28"/>
         </w:rPr>
       </w:pPr>
       <w:r>
         <w:rPr>
           <w:rFonts w:ascii="Times New Roman" w:hAnsi="Times New Roman" w:cs="Times New Roman"/>
-          <w:sz w:val="20"/>
-          <w:szCs w:val="20"/>
-        </w:rPr>
-        <w:t>(h) Which resource is used to generate hydroelectricity?</w:t>
-      </w:r>
-      <w:r>
-        <w:rPr>
-          <w:rFonts w:ascii="Times New Roman" w:hAnsi="Times New Roman" w:cs="Times New Roman"/>
-          <w:sz w:val="20"/>
-          <w:szCs w:val="20"/>
+          <w:sz w:val="28"/>
+          <w:szCs w:val="28"/>
+        </w:rPr>
+        <w:t>(j) Which of the following is an example of natural disaster?</w:t>
+      </w:r>
+      <w:r>
+        <w:rPr>
+          <w:rFonts w:ascii="Times New Roman" w:hAnsi="Times New Roman" w:cs="Times New Roman"/>
+          <w:sz w:val="28"/>
+          <w:szCs w:val="28"/>
         </w:rPr>
         <w:br/>
         <w:t xml:space="preserve"> </w:t>
@@ -1387,8 +1681,8 @@
       <w:r>
         <w:rPr>
           <w:rFonts w:ascii="Times New Roman" w:hAnsi="Times New Roman" w:cs="Times New Roman"/>
-          <w:sz w:val="20"/>
-          <w:szCs w:val="20"/>
+          <w:sz w:val="28"/>
+          <w:szCs w:val="28"/>
         </w:rPr>
         <w:tab/>
       </w:r>
@@ -1396,8 +1690,8 @@
       <w:r>
         <w:rPr>
           <w:rFonts w:ascii="Times New Roman" w:hAnsi="Times New Roman" w:cs="Times New Roman"/>
-          <w:sz w:val="20"/>
-          <w:szCs w:val="20"/>
+          <w:sz w:val="28"/>
+          <w:szCs w:val="28"/>
         </w:rPr>
         <w:t>i</w:t>
       </w:r>
@@ -1405,8 +1699,8 @@
       <w:r>
         <w:rPr>
           <w:rFonts w:ascii="Times New Roman" w:hAnsi="Times New Roman" w:cs="Times New Roman"/>
-          <w:sz w:val="20"/>
-          <w:szCs w:val="20"/>
+          <w:sz w:val="28"/>
+          <w:szCs w:val="28"/>
         </w:rPr>
         <w:t xml:space="preserve">) </w:t>
       </w:r>
@@ -1414,16 +1708,16 @@
       <w:r>
         <w:rPr>
           <w:rFonts w:ascii="Times New Roman" w:hAnsi="Times New Roman" w:cs="Times New Roman"/>
-          <w:sz w:val="20"/>
-          <w:szCs w:val="20"/>
-        </w:rPr>
-        <w:t xml:space="preserve">Coal  </w:t>
-      </w:r>
-      <w:r>
-        <w:rPr>
-          <w:rFonts w:ascii="Times New Roman" w:hAnsi="Times New Roman" w:cs="Times New Roman"/>
-          <w:sz w:val="20"/>
-          <w:szCs w:val="20"/>
+          <w:sz w:val="28"/>
+          <w:szCs w:val="28"/>
+        </w:rPr>
+        <w:t xml:space="preserve">Sea  </w:t>
+      </w:r>
+      <w:r>
+        <w:rPr>
+          <w:rFonts w:ascii="Times New Roman" w:hAnsi="Times New Roman" w:cs="Times New Roman"/>
+          <w:sz w:val="28"/>
+          <w:szCs w:val="28"/>
         </w:rPr>
         <w:tab/>
       </w:r>
@@ -1431,8 +1725,16 @@
       <w:r>
         <w:rPr>
           <w:rFonts w:ascii="Times New Roman" w:hAnsi="Times New Roman" w:cs="Times New Roman"/>
-          <w:sz w:val="20"/>
-          <w:szCs w:val="20"/>
+          <w:sz w:val="28"/>
+          <w:szCs w:val="28"/>
+        </w:rPr>
+        <w:tab/>
+      </w:r>
+      <w:r>
+        <w:rPr>
+          <w:rFonts w:ascii="Times New Roman" w:hAnsi="Times New Roman" w:cs="Times New Roman"/>
+          <w:sz w:val="28"/>
+          <w:szCs w:val="28"/>
         </w:rPr>
         <w:t xml:space="preserve">ii) </w:t>
       </w:r>
@@ -1440,16 +1742,16 @@
       <w:r>
         <w:rPr>
           <w:rFonts w:ascii="Times New Roman" w:hAnsi="Times New Roman" w:cs="Times New Roman"/>
-          <w:sz w:val="20"/>
-          <w:szCs w:val="20"/>
-        </w:rPr>
-        <w:t xml:space="preserve">Air  </w:t>
-      </w:r>
-      <w:r>
-        <w:rPr>
-          <w:rFonts w:ascii="Times New Roman" w:hAnsi="Times New Roman" w:cs="Times New Roman"/>
-          <w:sz w:val="20"/>
-          <w:szCs w:val="20"/>
+          <w:sz w:val="28"/>
+          <w:szCs w:val="28"/>
+        </w:rPr>
+        <w:t xml:space="preserve">Ocean  </w:t>
+      </w:r>
+      <w:r>
+        <w:rPr>
+          <w:rFonts w:ascii="Times New Roman" w:hAnsi="Times New Roman" w:cs="Times New Roman"/>
+          <w:sz w:val="28"/>
+          <w:szCs w:val="28"/>
         </w:rPr>
         <w:tab/>
       </w:r>
@@ -1457,44 +1759,103 @@
       <w:r>
         <w:rPr>
           <w:rFonts w:ascii="Times New Roman" w:hAnsi="Times New Roman" w:cs="Times New Roman"/>
-          <w:sz w:val="20"/>
-          <w:szCs w:val="20"/>
+          <w:sz w:val="28"/>
+          <w:szCs w:val="28"/>
+        </w:rPr>
+        <w:t xml:space="preserve">iii) </w:t>
+      </w:r>
+      <w:proofErr w:type="gramStart"/>
+      <w:r>
+        <w:rPr>
+          <w:rFonts w:ascii="Times New Roman" w:hAnsi="Times New Roman" w:cs="Times New Roman"/>
+          <w:sz w:val="28"/>
+          <w:szCs w:val="28"/>
+        </w:rPr>
+        <w:t xml:space="preserve">Flood  </w:t>
+      </w:r>
+      <w:r>
+        <w:rPr>
+          <w:rFonts w:ascii="Times New Roman" w:hAnsi="Times New Roman" w:cs="Times New Roman"/>
+          <w:sz w:val="28"/>
+          <w:szCs w:val="28"/>
         </w:rPr>
         <w:tab/>
       </w:r>
-      <w:r>
-        <w:rPr>
-          <w:rFonts w:ascii="Times New Roman" w:hAnsi="Times New Roman" w:cs="Times New Roman"/>
-          <w:sz w:val="20"/>
-          <w:szCs w:val="20"/>
-        </w:rPr>
-        <w:t xml:space="preserve">iii) </w:t>
-      </w:r>
-      <w:proofErr w:type="gramStart"/>
-      <w:r>
-        <w:rPr>
-          <w:rFonts w:ascii="Times New Roman" w:hAnsi="Times New Roman" w:cs="Times New Roman"/>
-          <w:sz w:val="20"/>
-          <w:szCs w:val="20"/>
-        </w:rPr>
-        <w:t xml:space="preserve">Water  </w:t>
-      </w:r>
-      <w:r>
-        <w:rPr>
-          <w:rFonts w:ascii="Times New Roman" w:hAnsi="Times New Roman" w:cs="Times New Roman"/>
-          <w:sz w:val="20"/>
-          <w:szCs w:val="20"/>
+      <w:proofErr w:type="gramEnd"/>
+      <w:r>
+        <w:rPr>
+          <w:rFonts w:ascii="Times New Roman" w:hAnsi="Times New Roman" w:cs="Times New Roman"/>
+          <w:sz w:val="28"/>
+          <w:szCs w:val="28"/>
+        </w:rPr>
+        <w:t>iv) River</w:t>
+      </w:r>
+    </w:p>
+    <w:p>
+      <w:pPr>
+        <w:spacing w:after="0" w:line="240" w:lineRule="auto"/>
+        <w:rPr>
+          <w:rFonts w:ascii="Times New Roman" w:hAnsi="Times New Roman" w:cs="Times New Roman"/>
+          <w:b/>
+          <w:sz w:val="28"/>
+          <w:szCs w:val="28"/>
+        </w:rPr>
+      </w:pPr>
+    </w:p>
+    <w:p>
+      <w:pPr>
+        <w:spacing w:after="0" w:line="240" w:lineRule="auto"/>
+        <w:rPr>
+          <w:rFonts w:ascii="Times New Roman" w:hAnsi="Times New Roman" w:cs="Times New Roman"/>
+          <w:b/>
+          <w:sz w:val="28"/>
+          <w:szCs w:val="28"/>
+        </w:rPr>
+      </w:pPr>
+      <w:r>
+        <w:rPr>
+          <w:rFonts w:ascii="Times New Roman" w:hAnsi="Times New Roman" w:cs="Times New Roman"/>
+          <w:b/>
+          <w:sz w:val="28"/>
+          <w:szCs w:val="28"/>
+        </w:rPr>
+        <w:t>2. Very short answer questions.</w:t>
+      </w:r>
+      <w:r>
+        <w:rPr>
+          <w:rFonts w:ascii="Times New Roman" w:hAnsi="Times New Roman" w:cs="Times New Roman"/>
+          <w:b/>
+          <w:sz w:val="28"/>
+          <w:szCs w:val="28"/>
         </w:rPr>
         <w:tab/>
       </w:r>
-      <w:proofErr w:type="gramEnd"/>
-      <w:r>
-        <w:rPr>
-          <w:rFonts w:ascii="Times New Roman" w:hAnsi="Times New Roman" w:cs="Times New Roman"/>
-          <w:sz w:val="20"/>
-          <w:szCs w:val="20"/>
-        </w:rPr>
-        <w:t>iv) Petrol</w:t>
+      <w:r>
+        <w:rPr>
+          <w:rFonts w:ascii="Times New Roman" w:hAnsi="Times New Roman" w:cs="Times New Roman"/>
+          <w:b/>
+          <w:sz w:val="28"/>
+          <w:szCs w:val="28"/>
+        </w:rPr>
+        <w:tab/>
+      </w:r>
+      <w:r>
+        <w:rPr>
+          <w:rFonts w:ascii="Times New Roman" w:hAnsi="Times New Roman" w:cs="Times New Roman"/>
+          <w:b/>
+          <w:sz w:val="28"/>
+          <w:szCs w:val="28"/>
+        </w:rPr>
+        <w:tab/>
+      </w:r>
+      <w:r>
+        <w:rPr>
+          <w:rFonts w:ascii="Times New Roman" w:hAnsi="Times New Roman" w:cs="Times New Roman"/>
+          <w:b/>
+          <w:sz w:val="28"/>
+          <w:szCs w:val="28"/>
+        </w:rPr>
+        <w:t>[6×1=6]</w:t>
       </w:r>
     </w:p>
     <w:p>
@@ -1503,130 +1864,57 @@
         <w:ind w:left="288"/>
         <w:rPr>
           <w:rFonts w:ascii="Times New Roman" w:hAnsi="Times New Roman" w:cs="Times New Roman"/>
-          <w:sz w:val="20"/>
-          <w:szCs w:val="20"/>
+          <w:sz w:val="28"/>
+          <w:szCs w:val="28"/>
         </w:rPr>
       </w:pPr>
       <w:r>
         <w:rPr>
           <w:rFonts w:ascii="Times New Roman" w:hAnsi="Times New Roman" w:cs="Times New Roman"/>
-          <w:sz w:val="20"/>
-          <w:szCs w:val="20"/>
-        </w:rPr>
-        <w:t>(i) Which of the following is a magnetic material?</w:t>
-      </w:r>
-      <w:r>
-        <w:rPr>
-          <w:rFonts w:ascii="Times New Roman" w:hAnsi="Times New Roman" w:cs="Times New Roman"/>
-          <w:sz w:val="20"/>
-          <w:szCs w:val="20"/>
-        </w:rPr>
-        <w:br/>
-        <w:t xml:space="preserve"> </w:t>
-      </w:r>
-      <w:r>
-        <w:rPr>
-          <w:rFonts w:ascii="Times New Roman" w:hAnsi="Times New Roman" w:cs="Times New Roman"/>
-          <w:sz w:val="20"/>
-          <w:szCs w:val="20"/>
+          <w:sz w:val="28"/>
+          <w:szCs w:val="28"/>
+        </w:rPr>
+        <w:t xml:space="preserve">(a) </w:t>
+      </w:r>
+      <w:r>
+        <w:rPr>
+          <w:rFonts w:ascii="Times New Roman" w:hAnsi="Times New Roman" w:cs="Times New Roman"/>
+          <w:sz w:val="28"/>
+          <w:szCs w:val="28"/>
+        </w:rPr>
+        <w:t>Define</w:t>
+      </w:r>
+      <w:r>
+        <w:rPr>
+          <w:rFonts w:ascii="Times New Roman" w:hAnsi="Times New Roman" w:cs="Times New Roman"/>
+          <w:sz w:val="28"/>
+          <w:szCs w:val="28"/>
+        </w:rPr>
+        <w:t xml:space="preserve"> scientific learning?</w:t>
+      </w:r>
+      <w:r>
+        <w:rPr>
+          <w:rFonts w:ascii="Times New Roman" w:hAnsi="Times New Roman" w:cs="Times New Roman"/>
+          <w:sz w:val="28"/>
+          <w:szCs w:val="28"/>
         </w:rPr>
         <w:tab/>
       </w:r>
-      <w:proofErr w:type="spellStart"/>
-      <w:r>
-        <w:rPr>
-          <w:rFonts w:ascii="Times New Roman" w:hAnsi="Times New Roman" w:cs="Times New Roman"/>
-          <w:sz w:val="20"/>
-          <w:szCs w:val="20"/>
-        </w:rPr>
-        <w:t>i</w:t>
-      </w:r>
-      <w:proofErr w:type="spellEnd"/>
-      <w:r>
-        <w:rPr>
-          <w:rFonts w:ascii="Times New Roman" w:hAnsi="Times New Roman" w:cs="Times New Roman"/>
-          <w:sz w:val="20"/>
-          <w:szCs w:val="20"/>
-        </w:rPr>
-        <w:t xml:space="preserve">) </w:t>
-      </w:r>
-      <w:proofErr w:type="gramStart"/>
-      <w:r>
-        <w:rPr>
-          <w:rFonts w:ascii="Times New Roman" w:hAnsi="Times New Roman" w:cs="Times New Roman"/>
-          <w:sz w:val="20"/>
-          <w:szCs w:val="20"/>
-        </w:rPr>
-        <w:t xml:space="preserve">Paper  </w:t>
-      </w:r>
-      <w:r>
-        <w:rPr>
-          <w:rFonts w:ascii="Times New Roman" w:hAnsi="Times New Roman" w:cs="Times New Roman"/>
-          <w:sz w:val="20"/>
-          <w:szCs w:val="20"/>
+      <w:r>
+        <w:rPr>
+          <w:rFonts w:ascii="Times New Roman" w:hAnsi="Times New Roman" w:cs="Times New Roman"/>
+          <w:sz w:val="28"/>
+          <w:szCs w:val="28"/>
         </w:rPr>
         <w:tab/>
       </w:r>
-      <w:proofErr w:type="gramEnd"/>
-      <w:r>
-        <w:rPr>
-          <w:rFonts w:ascii="Times New Roman" w:hAnsi="Times New Roman" w:cs="Times New Roman"/>
-          <w:sz w:val="20"/>
-          <w:szCs w:val="20"/>
-        </w:rPr>
-        <w:t xml:space="preserve">ii) </w:t>
-      </w:r>
-      <w:proofErr w:type="gramStart"/>
-      <w:r>
-        <w:rPr>
-          <w:rFonts w:ascii="Times New Roman" w:hAnsi="Times New Roman" w:cs="Times New Roman"/>
-          <w:sz w:val="20"/>
-          <w:szCs w:val="20"/>
-        </w:rPr>
-        <w:t xml:space="preserve">Eraser  </w:t>
-      </w:r>
-      <w:r>
-        <w:rPr>
-          <w:rFonts w:ascii="Times New Roman" w:hAnsi="Times New Roman" w:cs="Times New Roman"/>
-          <w:sz w:val="20"/>
-          <w:szCs w:val="20"/>
+      <w:r>
+        <w:rPr>
+          <w:rFonts w:ascii="Times New Roman" w:hAnsi="Times New Roman" w:cs="Times New Roman"/>
+          <w:sz w:val="28"/>
+          <w:szCs w:val="28"/>
         </w:rPr>
         <w:tab/>
-      </w:r>
-      <w:proofErr w:type="gramEnd"/>
-      <w:r>
-        <w:rPr>
-          <w:rFonts w:ascii="Times New Roman" w:hAnsi="Times New Roman" w:cs="Times New Roman"/>
-          <w:sz w:val="20"/>
-          <w:szCs w:val="20"/>
-        </w:rPr>
-        <w:t xml:space="preserve">iii) </w:t>
-      </w:r>
-      <w:proofErr w:type="gramStart"/>
-      <w:r>
-        <w:rPr>
-          <w:rFonts w:ascii="Times New Roman" w:hAnsi="Times New Roman" w:cs="Times New Roman"/>
-          <w:sz w:val="20"/>
-          <w:szCs w:val="20"/>
-        </w:rPr>
-        <w:t xml:space="preserve">Pencil  </w:t>
-      </w:r>
-      <w:r>
-        <w:rPr>
-          <w:rFonts w:ascii="Times New Roman" w:hAnsi="Times New Roman" w:cs="Times New Roman"/>
-          <w:sz w:val="20"/>
-          <w:szCs w:val="20"/>
-        </w:rPr>
-        <w:tab/>
-      </w:r>
-      <w:proofErr w:type="gramEnd"/>
-      <w:r>
-        <w:rPr>
-          <w:rFonts w:ascii="Times New Roman" w:hAnsi="Times New Roman" w:cs="Times New Roman"/>
-          <w:sz w:val="20"/>
-          <w:szCs w:val="20"/>
-        </w:rPr>
-        <w:t>iv) Iron nail</w:t>
       </w:r>
     </w:p>
     <w:p>
@@ -1635,453 +1923,17 @@
         <w:ind w:left="288"/>
         <w:rPr>
           <w:rFonts w:ascii="Times New Roman" w:hAnsi="Times New Roman" w:cs="Times New Roman"/>
-          <w:sz w:val="20"/>
-          <w:szCs w:val="20"/>
+          <w:sz w:val="28"/>
+          <w:szCs w:val="28"/>
         </w:rPr>
       </w:pPr>
       <w:r>
         <w:rPr>
           <w:rFonts w:ascii="Times New Roman" w:hAnsi="Times New Roman" w:cs="Times New Roman"/>
-          <w:sz w:val="20"/>
-          <w:szCs w:val="20"/>
-        </w:rPr>
-        <w:t>(j) Which of the following is an example of natural disaster?</w:t>
-      </w:r>
-      <w:r>
-        <w:rPr>
-          <w:rFonts w:ascii="Times New Roman" w:hAnsi="Times New Roman" w:cs="Times New Roman"/>
-          <w:sz w:val="20"/>
-          <w:szCs w:val="20"/>
-        </w:rPr>
-        <w:br/>
-        <w:t xml:space="preserve"> </w:t>
-      </w:r>
-      <w:r>
-        <w:rPr>
-          <w:rFonts w:ascii="Times New Roman" w:hAnsi="Times New Roman" w:cs="Times New Roman"/>
-          <w:sz w:val="20"/>
-          <w:szCs w:val="20"/>
-        </w:rPr>
-        <w:tab/>
-      </w:r>
-      <w:proofErr w:type="spellStart"/>
-      <w:r>
-        <w:rPr>
-          <w:rFonts w:ascii="Times New Roman" w:hAnsi="Times New Roman" w:cs="Times New Roman"/>
-          <w:sz w:val="20"/>
-          <w:szCs w:val="20"/>
-        </w:rPr>
-        <w:t>i</w:t>
-      </w:r>
-      <w:proofErr w:type="spellEnd"/>
-      <w:r>
-        <w:rPr>
-          <w:rFonts w:ascii="Times New Roman" w:hAnsi="Times New Roman" w:cs="Times New Roman"/>
-          <w:sz w:val="20"/>
-          <w:szCs w:val="20"/>
-        </w:rPr>
-        <w:t xml:space="preserve">) </w:t>
-      </w:r>
-      <w:proofErr w:type="gramStart"/>
-      <w:r>
-        <w:rPr>
-          <w:rFonts w:ascii="Times New Roman" w:hAnsi="Times New Roman" w:cs="Times New Roman"/>
-          <w:sz w:val="20"/>
-          <w:szCs w:val="20"/>
-        </w:rPr>
-        <w:t xml:space="preserve">Sea  </w:t>
-      </w:r>
-      <w:r>
-        <w:rPr>
-          <w:rFonts w:ascii="Times New Roman" w:hAnsi="Times New Roman" w:cs="Times New Roman"/>
-          <w:sz w:val="20"/>
-          <w:szCs w:val="20"/>
-        </w:rPr>
-        <w:tab/>
-      </w:r>
-      <w:proofErr w:type="gramEnd"/>
-      <w:r>
-        <w:rPr>
-          <w:rFonts w:ascii="Times New Roman" w:hAnsi="Times New Roman" w:cs="Times New Roman"/>
-          <w:sz w:val="20"/>
-          <w:szCs w:val="20"/>
-        </w:rPr>
-        <w:tab/>
-      </w:r>
-      <w:r>
-        <w:rPr>
-          <w:rFonts w:ascii="Times New Roman" w:hAnsi="Times New Roman" w:cs="Times New Roman"/>
-          <w:sz w:val="20"/>
-          <w:szCs w:val="20"/>
-        </w:rPr>
-        <w:t xml:space="preserve">ii) </w:t>
-      </w:r>
-      <w:proofErr w:type="gramStart"/>
-      <w:r>
-        <w:rPr>
-          <w:rFonts w:ascii="Times New Roman" w:hAnsi="Times New Roman" w:cs="Times New Roman"/>
-          <w:sz w:val="20"/>
-          <w:szCs w:val="20"/>
-        </w:rPr>
-        <w:t xml:space="preserve">Ocean  </w:t>
-      </w:r>
-      <w:r>
-        <w:rPr>
-          <w:rFonts w:ascii="Times New Roman" w:hAnsi="Times New Roman" w:cs="Times New Roman"/>
-          <w:sz w:val="20"/>
-          <w:szCs w:val="20"/>
-        </w:rPr>
-        <w:tab/>
-      </w:r>
-      <w:proofErr w:type="gramEnd"/>
-      <w:r>
-        <w:rPr>
-          <w:rFonts w:ascii="Times New Roman" w:hAnsi="Times New Roman" w:cs="Times New Roman"/>
-          <w:sz w:val="20"/>
-          <w:szCs w:val="20"/>
-        </w:rPr>
-        <w:t xml:space="preserve">iii) </w:t>
-      </w:r>
-      <w:proofErr w:type="gramStart"/>
-      <w:r>
-        <w:rPr>
-          <w:rFonts w:ascii="Times New Roman" w:hAnsi="Times New Roman" w:cs="Times New Roman"/>
-          <w:sz w:val="20"/>
-          <w:szCs w:val="20"/>
-        </w:rPr>
-        <w:t xml:space="preserve">Flood  </w:t>
-      </w:r>
-      <w:r>
-        <w:rPr>
-          <w:rFonts w:ascii="Times New Roman" w:hAnsi="Times New Roman" w:cs="Times New Roman"/>
-          <w:sz w:val="20"/>
-          <w:szCs w:val="20"/>
-        </w:rPr>
-        <w:tab/>
-      </w:r>
-      <w:proofErr w:type="gramEnd"/>
-      <w:r>
-        <w:rPr>
-          <w:rFonts w:ascii="Times New Roman" w:hAnsi="Times New Roman" w:cs="Times New Roman"/>
-          <w:sz w:val="20"/>
-          <w:szCs w:val="20"/>
-        </w:rPr>
-        <w:t>iv) River</w:t>
-      </w:r>
-    </w:p>
-    <w:p>
-      <w:pPr>
-        <w:spacing w:after="0" w:line="240" w:lineRule="auto"/>
-        <w:rPr>
-          <w:rFonts w:ascii="Times New Roman" w:hAnsi="Times New Roman" w:cs="Times New Roman"/>
-          <w:b/>
-          <w:sz w:val="20"/>
-          <w:szCs w:val="20"/>
-        </w:rPr>
-      </w:pPr>
-      <w:r>
-        <w:rPr>
-          <w:rFonts w:ascii="Times New Roman" w:hAnsi="Times New Roman" w:cs="Times New Roman"/>
-          <w:noProof/>
-          <w:sz w:val="16"/>
-          <w:szCs w:val="16"/>
-        </w:rPr>
-        <mc:AlternateContent>
-          <mc:Choice Requires="wps">
-            <w:drawing>
-              <wp:anchor distT="45720" distB="45720" distL="114300" distR="114300" simplePos="0" relativeHeight="251655168" behindDoc="0" locked="0" layoutInCell="1" allowOverlap="1" wp14:anchorId="2709504D" wp14:editId="36B56683">
-                <wp:simplePos x="0" y="0"/>
-                <wp:positionH relativeFrom="column">
-                  <wp:posOffset>2253615</wp:posOffset>
-                </wp:positionH>
-                <wp:positionV relativeFrom="paragraph">
-                  <wp:posOffset>202896</wp:posOffset>
-                </wp:positionV>
-                <wp:extent cx="2361537" cy="1404620"/>
-                <wp:effectExtent l="0" t="0" r="0" b="0"/>
-                <wp:wrapNone/>
-                <wp:docPr id="873592538" name="Text Box 2"/>
-                <wp:cNvGraphicFramePr>
-                  <a:graphicFrameLocks xmlns:a="http://schemas.openxmlformats.org/drawingml/2006/main"/>
-                </wp:cNvGraphicFramePr>
-                <a:graphic xmlns:a="http://schemas.openxmlformats.org/drawingml/2006/main">
-                  <a:graphicData uri="http://schemas.microsoft.com/office/word/2010/wordprocessingShape">
-                    <wps:wsp>
-                      <wps:cNvSpPr txBox="1">
-                        <a:spLocks noChangeArrowheads="1"/>
-                      </wps:cNvSpPr>
-                      <wps:spPr bwMode="auto">
-                        <a:xfrm>
-                          <a:off x="0" y="0"/>
-                          <a:ext cx="2361537" cy="1404620"/>
-                        </a:xfrm>
-                        <a:prstGeom prst="rect">
-                          <a:avLst/>
-                        </a:prstGeom>
-                        <a:noFill/>
-                        <a:ln w="9525">
-                          <a:noFill/>
-                          <a:miter lim="800000"/>
-                          <a:headEnd/>
-                          <a:tailEnd/>
-                        </a:ln>
-                      </wps:spPr>
-                      <wps:txbx>
-                        <w:txbxContent>
-                          <w:p>
-                            <w:pPr>
-                              <w:spacing w:after="0" w:line="240" w:lineRule="auto"/>
-                              <w:ind w:left="288"/>
-                              <w:rPr>
-                                <w:rFonts w:ascii="Times New Roman" w:hAnsi="Times New Roman" w:cs="Times New Roman"/>
-                                <w:sz w:val="20"/>
-                                <w:szCs w:val="20"/>
-                              </w:rPr>
-                            </w:pPr>
-                            <w:r>
-                              <w:rPr>
-                                <w:rFonts w:ascii="Times New Roman" w:hAnsi="Times New Roman" w:cs="Times New Roman"/>
-                                <w:sz w:val="20"/>
-                                <w:szCs w:val="20"/>
-                              </w:rPr>
-                              <w:t xml:space="preserve">(d) </w:t>
-                            </w:r>
-                            <w:r>
-                              <w:rPr>
-                                <w:rFonts w:ascii="Times New Roman" w:hAnsi="Times New Roman" w:cs="Times New Roman"/>
-                                <w:sz w:val="20"/>
-                                <w:szCs w:val="20"/>
-                              </w:rPr>
-                              <w:t>Write</w:t>
-                            </w:r>
-                            <w:r>
-                              <w:rPr>
-                                <w:rFonts w:ascii="Times New Roman" w:hAnsi="Times New Roman" w:cs="Times New Roman"/>
-                                <w:sz w:val="20"/>
-                                <w:szCs w:val="20"/>
-                              </w:rPr>
-                              <w:t xml:space="preserve"> the main source of energy?</w:t>
-                            </w:r>
-                          </w:p>
-                          <w:p>
-                            <w:pPr>
-                              <w:spacing w:after="0" w:line="240" w:lineRule="auto"/>
-                              <w:ind w:left="288"/>
-                              <w:rPr>
-                                <w:rFonts w:ascii="Times New Roman" w:hAnsi="Times New Roman" w:cs="Times New Roman"/>
-                                <w:sz w:val="20"/>
-                                <w:szCs w:val="20"/>
-                              </w:rPr>
-                            </w:pPr>
-                            <w:r>
-                              <w:rPr>
-                                <w:rFonts w:ascii="Times New Roman" w:hAnsi="Times New Roman" w:cs="Times New Roman"/>
-                                <w:sz w:val="20"/>
-                                <w:szCs w:val="20"/>
-                              </w:rPr>
-                              <w:t>(e) Does cold wave occur in Nepal?</w:t>
-                            </w:r>
-                          </w:p>
-                          <w:p>
-                            <w:pPr>
-                              <w:spacing w:after="0" w:line="240" w:lineRule="auto"/>
-                              <w:ind w:left="288"/>
-                              <w:rPr>
-                                <w:rFonts w:ascii="Times New Roman" w:hAnsi="Times New Roman" w:cs="Times New Roman"/>
-                                <w:sz w:val="20"/>
-                                <w:szCs w:val="20"/>
-                              </w:rPr>
-                            </w:pPr>
-                            <w:r>
-                              <w:rPr>
-                                <w:rFonts w:ascii="Times New Roman" w:hAnsi="Times New Roman" w:cs="Times New Roman"/>
-                                <w:sz w:val="20"/>
-                                <w:szCs w:val="20"/>
-                              </w:rPr>
-                              <w:t>(f) What is the unit of time?</w:t>
-                            </w:r>
-                          </w:p>
-                        </w:txbxContent>
-                      </wps:txbx>
-                      <wps:bodyPr rot="0" vert="horz" wrap="square" lIns="91440" tIns="45720" rIns="91440" bIns="45720" anchor="t" anchorCtr="0">
-                        <a:spAutoFit/>
-                      </wps:bodyPr>
-                    </wps:wsp>
-                  </a:graphicData>
-                </a:graphic>
-                <wp14:sizeRelH relativeFrom="margin">
-                  <wp14:pctWidth>0</wp14:pctWidth>
-                </wp14:sizeRelH>
-                <wp14:sizeRelV relativeFrom="margin">
-                  <wp14:pctHeight>20000</wp14:pctHeight>
-                </wp14:sizeRelV>
-              </wp:anchor>
-            </w:drawing>
-          </mc:Choice>
-          <mc:Fallback>
-            <w:pict>
-              <v:shape w14:anchorId="2709504D" id="Text Box 2" o:spid="_x0000_s1027" type="#_x0000_t202" style="position:absolute;margin-left:177.45pt;margin-top:16pt;width:185.95pt;height:110.6pt;z-index:251655168;visibility:visible;mso-wrap-style:square;mso-width-percent:0;mso-height-percent:200;mso-wrap-distance-left:9pt;mso-wrap-distance-top:3.6pt;mso-wrap-distance-right:9pt;mso-wrap-distance-bottom:3.6pt;mso-position-horizontal:absolute;mso-position-horizontal-relative:text;mso-position-vertical:absolute;mso-position-vertical-relative:text;mso-width-percent:0;mso-height-percent:200;mso-width-relative:margin;mso-height-relative:margin;v-text-anchor:top" o:gfxdata="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" filled="f" stroked="f">
-                <v:textbox style="mso-fit-shape-to-text:t">
-                  <w:txbxContent>
-                    <w:p>
-                      <w:pPr>
-                        <w:spacing w:after="0" w:line="240" w:lineRule="auto"/>
-                        <w:ind w:left="288"/>
-                        <w:rPr>
-                          <w:rFonts w:ascii="Times New Roman" w:hAnsi="Times New Roman" w:cs="Times New Roman"/>
-                          <w:sz w:val="20"/>
-                          <w:szCs w:val="20"/>
-                        </w:rPr>
-                      </w:pPr>
-                      <w:r>
-                        <w:rPr>
-                          <w:rFonts w:ascii="Times New Roman" w:hAnsi="Times New Roman" w:cs="Times New Roman"/>
-                          <w:sz w:val="20"/>
-                          <w:szCs w:val="20"/>
-                        </w:rPr>
-                        <w:t xml:space="preserve">(d) </w:t>
-                      </w:r>
-                      <w:r>
-                        <w:rPr>
-                          <w:rFonts w:ascii="Times New Roman" w:hAnsi="Times New Roman" w:cs="Times New Roman"/>
-                          <w:sz w:val="20"/>
-                          <w:szCs w:val="20"/>
-                        </w:rPr>
-                        <w:t>Write</w:t>
-                      </w:r>
-                      <w:r>
-                        <w:rPr>
-                          <w:rFonts w:ascii="Times New Roman" w:hAnsi="Times New Roman" w:cs="Times New Roman"/>
-                          <w:sz w:val="20"/>
-                          <w:szCs w:val="20"/>
-                        </w:rPr>
-                        <w:t xml:space="preserve"> the main source of energy?</w:t>
-                      </w:r>
-                    </w:p>
-                    <w:p>
-                      <w:pPr>
-                        <w:spacing w:after="0" w:line="240" w:lineRule="auto"/>
-                        <w:ind w:left="288"/>
-                        <w:rPr>
-                          <w:rFonts w:ascii="Times New Roman" w:hAnsi="Times New Roman" w:cs="Times New Roman"/>
-                          <w:sz w:val="20"/>
-                          <w:szCs w:val="20"/>
-                        </w:rPr>
-                      </w:pPr>
-                      <w:r>
-                        <w:rPr>
-                          <w:rFonts w:ascii="Times New Roman" w:hAnsi="Times New Roman" w:cs="Times New Roman"/>
-                          <w:sz w:val="20"/>
-                          <w:szCs w:val="20"/>
-                        </w:rPr>
-                        <w:t>(e) Does cold wave occur in Nepal?</w:t>
-                      </w:r>
-                    </w:p>
-                    <w:p>
-                      <w:pPr>
-                        <w:spacing w:after="0" w:line="240" w:lineRule="auto"/>
-                        <w:ind w:left="288"/>
-                        <w:rPr>
-                          <w:rFonts w:ascii="Times New Roman" w:hAnsi="Times New Roman" w:cs="Times New Roman"/>
-                          <w:sz w:val="20"/>
-                          <w:szCs w:val="20"/>
-                        </w:rPr>
-                      </w:pPr>
-                      <w:r>
-                        <w:rPr>
-                          <w:rFonts w:ascii="Times New Roman" w:hAnsi="Times New Roman" w:cs="Times New Roman"/>
-                          <w:sz w:val="20"/>
-                          <w:szCs w:val="20"/>
-                        </w:rPr>
-                        <w:t>(f) What is the unit of time?</w:t>
-                      </w:r>
-                    </w:p>
-                  </w:txbxContent>
-                </v:textbox>
-              </v:shape>
-            </w:pict>
-          </mc:Fallback>
-        </mc:AlternateContent>
-      </w:r>
-      <w:r>
-        <w:rPr>
-          <w:rFonts w:ascii="Times New Roman" w:hAnsi="Times New Roman" w:cs="Times New Roman"/>
-          <w:sz w:val="16"/>
-          <w:szCs w:val="16"/>
-        </w:rPr>
-        <w:br/>
-      </w:r>
-      <w:r>
-        <w:rPr>
-          <w:rFonts w:ascii="Times New Roman" w:hAnsi="Times New Roman" w:cs="Times New Roman"/>
-          <w:b/>
-          <w:sz w:val="20"/>
-          <w:szCs w:val="20"/>
-        </w:rPr>
-        <w:t>2. Very short answer questions.</w:t>
-      </w:r>
-      <w:r>
-        <w:rPr>
-          <w:rFonts w:ascii="Times New Roman" w:hAnsi="Times New Roman" w:cs="Times New Roman"/>
-          <w:b/>
-          <w:sz w:val="20"/>
-          <w:szCs w:val="20"/>
-        </w:rPr>
-        <w:tab/>
-      </w:r>
-      <w:r>
-        <w:rPr>
-          <w:rFonts w:ascii="Times New Roman" w:hAnsi="Times New Roman" w:cs="Times New Roman"/>
-          <w:b/>
-          <w:sz w:val="20"/>
-          <w:szCs w:val="20"/>
-        </w:rPr>
-        <w:tab/>
-      </w:r>
-      <w:r>
-        <w:rPr>
-          <w:rFonts w:ascii="Times New Roman" w:hAnsi="Times New Roman" w:cs="Times New Roman"/>
-          <w:b/>
-          <w:sz w:val="20"/>
-          <w:szCs w:val="20"/>
-        </w:rPr>
-        <w:tab/>
-      </w:r>
-      <w:r>
-        <w:rPr>
-          <w:rFonts w:ascii="Times New Roman" w:hAnsi="Times New Roman" w:cs="Times New Roman"/>
-          <w:b/>
-          <w:sz w:val="20"/>
-          <w:szCs w:val="20"/>
-        </w:rPr>
-        <w:tab/>
-      </w:r>
-      <w:r>
-        <w:rPr>
-          <w:rFonts w:ascii="Times New Roman" w:hAnsi="Times New Roman" w:cs="Times New Roman"/>
-          <w:b/>
-          <w:sz w:val="20"/>
-          <w:szCs w:val="20"/>
-        </w:rPr>
-        <w:tab/>
-      </w:r>
-      <w:r>
-        <w:rPr>
-          <w:rFonts w:ascii="Times New Roman" w:hAnsi="Times New Roman" w:cs="Times New Roman"/>
-          <w:b/>
-          <w:sz w:val="20"/>
-          <w:szCs w:val="20"/>
-        </w:rPr>
-        <w:tab/>
-      </w:r>
-      <w:r>
-        <w:rPr>
-          <w:rFonts w:ascii="Times New Roman" w:hAnsi="Times New Roman" w:cs="Times New Roman"/>
-          <w:b/>
-          <w:sz w:val="20"/>
-          <w:szCs w:val="20"/>
-        </w:rPr>
-        <w:t>[6×1=6]</w:t>
+          <w:sz w:val="28"/>
+          <w:szCs w:val="28"/>
+        </w:rPr>
+        <w:t>(b) What is the shape of earth?</w:t>
       </w:r>
     </w:p>
     <w:p>
@@ -2090,57 +1942,17 @@
         <w:ind w:left="288"/>
         <w:rPr>
           <w:rFonts w:ascii="Times New Roman" w:hAnsi="Times New Roman" w:cs="Times New Roman"/>
-          <w:sz w:val="20"/>
-          <w:szCs w:val="20"/>
+          <w:sz w:val="28"/>
+          <w:szCs w:val="28"/>
         </w:rPr>
       </w:pPr>
       <w:r>
         <w:rPr>
           <w:rFonts w:ascii="Times New Roman" w:hAnsi="Times New Roman" w:cs="Times New Roman"/>
-          <w:sz w:val="20"/>
-          <w:szCs w:val="20"/>
-        </w:rPr>
-        <w:t xml:space="preserve">(a) </w:t>
-      </w:r>
-      <w:r>
-        <w:rPr>
-          <w:rFonts w:ascii="Times New Roman" w:hAnsi="Times New Roman" w:cs="Times New Roman"/>
-          <w:sz w:val="20"/>
-          <w:szCs w:val="20"/>
-        </w:rPr>
-        <w:t>Define</w:t>
-      </w:r>
-      <w:r>
-        <w:rPr>
-          <w:rFonts w:ascii="Times New Roman" w:hAnsi="Times New Roman" w:cs="Times New Roman"/>
-          <w:sz w:val="20"/>
-          <w:szCs w:val="20"/>
-        </w:rPr>
-        <w:t xml:space="preserve"> scientific learning?</w:t>
-      </w:r>
-      <w:r>
-        <w:rPr>
-          <w:rFonts w:ascii="Times New Roman" w:hAnsi="Times New Roman" w:cs="Times New Roman"/>
-          <w:sz w:val="20"/>
-          <w:szCs w:val="20"/>
-        </w:rPr>
-        <w:tab/>
-      </w:r>
-      <w:r>
-        <w:rPr>
-          <w:rFonts w:ascii="Times New Roman" w:hAnsi="Times New Roman" w:cs="Times New Roman"/>
-          <w:sz w:val="20"/>
-          <w:szCs w:val="20"/>
-        </w:rPr>
-        <w:tab/>
-      </w:r>
-      <w:r>
-        <w:rPr>
-          <w:rFonts w:ascii="Times New Roman" w:hAnsi="Times New Roman" w:cs="Times New Roman"/>
-          <w:sz w:val="20"/>
-          <w:szCs w:val="20"/>
-        </w:rPr>
-        <w:tab/>
+          <w:sz w:val="28"/>
+          <w:szCs w:val="28"/>
+        </w:rPr>
+        <w:t>(c) Which cloud seldom produce rain fall?</w:t>
       </w:r>
     </w:p>
     <w:p>
@@ -2149,17 +1961,17 @@
         <w:ind w:left="288"/>
         <w:rPr>
           <w:rFonts w:ascii="Times New Roman" w:hAnsi="Times New Roman" w:cs="Times New Roman"/>
-          <w:sz w:val="20"/>
-          <w:szCs w:val="20"/>
+          <w:sz w:val="28"/>
+          <w:szCs w:val="28"/>
         </w:rPr>
       </w:pPr>
       <w:r>
         <w:rPr>
           <w:rFonts w:ascii="Times New Roman" w:hAnsi="Times New Roman" w:cs="Times New Roman"/>
-          <w:sz w:val="20"/>
-          <w:szCs w:val="20"/>
-        </w:rPr>
-        <w:t>(b) What is the shape of earth?</w:t>
+          <w:sz w:val="28"/>
+          <w:szCs w:val="28"/>
+        </w:rPr>
+        <w:t>(d) Write the main source of energy?</w:t>
       </w:r>
     </w:p>
     <w:p>
@@ -2168,108 +1980,17 @@
         <w:ind w:left="288"/>
         <w:rPr>
           <w:rFonts w:ascii="Times New Roman" w:hAnsi="Times New Roman" w:cs="Times New Roman"/>
-          <w:sz w:val="20"/>
-          <w:szCs w:val="20"/>
+          <w:sz w:val="28"/>
+          <w:szCs w:val="28"/>
         </w:rPr>
       </w:pPr>
       <w:r>
         <w:rPr>
           <w:rFonts w:ascii="Times New Roman" w:hAnsi="Times New Roman" w:cs="Times New Roman"/>
-          <w:sz w:val="20"/>
-          <w:szCs w:val="20"/>
-        </w:rPr>
-        <w:t>(c) Which cloud seldom produce rain fall?</w:t>
-      </w:r>
-    </w:p>
-    <w:p>
-      <w:pPr>
-        <w:spacing w:after="0" w:line="240" w:lineRule="auto"/>
-        <w:rPr>
-          <w:rFonts w:ascii="Times New Roman" w:hAnsi="Times New Roman" w:cs="Times New Roman"/>
-          <w:b/>
-          <w:sz w:val="20"/>
-          <w:szCs w:val="20"/>
-        </w:rPr>
-      </w:pPr>
-      <w:r>
-        <w:rPr>
-          <w:rFonts w:ascii="Times New Roman" w:hAnsi="Times New Roman" w:cs="Times New Roman"/>
-          <w:sz w:val="16"/>
-          <w:szCs w:val="16"/>
-        </w:rPr>
-        <w:br/>
-      </w:r>
-      <w:r>
-        <w:rPr>
-          <w:rFonts w:ascii="Times New Roman" w:hAnsi="Times New Roman" w:cs="Times New Roman"/>
-          <w:b/>
-          <w:sz w:val="20"/>
-          <w:szCs w:val="20"/>
-        </w:rPr>
-        <w:t>3. Short question answers.</w:t>
-      </w:r>
-      <w:r>
-        <w:rPr>
-          <w:rFonts w:ascii="Times New Roman" w:hAnsi="Times New Roman" w:cs="Times New Roman"/>
-          <w:b/>
-          <w:sz w:val="20"/>
-          <w:szCs w:val="20"/>
-        </w:rPr>
-        <w:tab/>
-      </w:r>
-      <w:r>
-        <w:rPr>
-          <w:rFonts w:ascii="Times New Roman" w:hAnsi="Times New Roman" w:cs="Times New Roman"/>
-          <w:b/>
-          <w:sz w:val="20"/>
-          <w:szCs w:val="20"/>
-        </w:rPr>
-        <w:tab/>
-      </w:r>
-      <w:r>
-        <w:rPr>
-          <w:rFonts w:ascii="Times New Roman" w:hAnsi="Times New Roman" w:cs="Times New Roman"/>
-          <w:b/>
-          <w:sz w:val="20"/>
-          <w:szCs w:val="20"/>
-        </w:rPr>
-        <w:tab/>
-      </w:r>
-      <w:r>
-        <w:rPr>
-          <w:rFonts w:ascii="Times New Roman" w:hAnsi="Times New Roman" w:cs="Times New Roman"/>
-          <w:b/>
-          <w:sz w:val="20"/>
-          <w:szCs w:val="20"/>
-        </w:rPr>
-        <w:tab/>
-      </w:r>
-      <w:r>
-        <w:rPr>
-          <w:rFonts w:ascii="Times New Roman" w:hAnsi="Times New Roman" w:cs="Times New Roman"/>
-          <w:b/>
-          <w:sz w:val="20"/>
-          <w:szCs w:val="20"/>
-        </w:rPr>
-        <w:tab/>
-      </w:r>
-      <w:r>
-        <w:rPr>
-          <w:rFonts w:ascii="Times New Roman" w:hAnsi="Times New Roman" w:cs="Times New Roman"/>
-          <w:b/>
-          <w:sz w:val="20"/>
-          <w:szCs w:val="20"/>
-        </w:rPr>
-        <w:tab/>
-      </w:r>
-      <w:r>
-        <w:rPr>
-          <w:rFonts w:ascii="Times New Roman" w:hAnsi="Times New Roman" w:cs="Times New Roman"/>
-          <w:b/>
-          <w:sz w:val="20"/>
-          <w:szCs w:val="20"/>
-        </w:rPr>
-        <w:t>[9×2=18]</w:t>
+          <w:sz w:val="28"/>
+          <w:szCs w:val="28"/>
+        </w:rPr>
+        <w:t>(e) Does cold wave occur in Nepal?</w:t>
       </w:r>
     </w:p>
     <w:p>
@@ -2278,17 +1999,90 @@
         <w:ind w:left="288"/>
         <w:rPr>
           <w:rFonts w:ascii="Times New Roman" w:hAnsi="Times New Roman" w:cs="Times New Roman"/>
-          <w:sz w:val="20"/>
-          <w:szCs w:val="20"/>
+          <w:sz w:val="28"/>
+          <w:szCs w:val="28"/>
         </w:rPr>
       </w:pPr>
       <w:r>
         <w:rPr>
           <w:rFonts w:ascii="Times New Roman" w:hAnsi="Times New Roman" w:cs="Times New Roman"/>
-          <w:sz w:val="20"/>
-          <w:szCs w:val="20"/>
-        </w:rPr>
-        <w:t>(a) Why are earthworms important for farmers?</w:t>
+          <w:sz w:val="28"/>
+          <w:szCs w:val="28"/>
+        </w:rPr>
+        <w:t>(f) What is the unit of time?</w:t>
+      </w:r>
+    </w:p>
+    <w:p>
+      <w:pPr>
+        <w:spacing w:after="0" w:line="240" w:lineRule="auto"/>
+        <w:rPr>
+          <w:rFonts w:ascii="Times New Roman" w:hAnsi="Times New Roman" w:cs="Times New Roman"/>
+          <w:b/>
+          <w:sz w:val="28"/>
+          <w:szCs w:val="28"/>
+        </w:rPr>
+      </w:pPr>
+      <w:r>
+        <w:rPr>
+          <w:rFonts w:ascii="Times New Roman" w:hAnsi="Times New Roman" w:cs="Times New Roman"/>
+          <w:sz w:val="28"/>
+          <w:szCs w:val="28"/>
+        </w:rPr>
+        <w:br/>
+      </w:r>
+      <w:r>
+        <w:rPr>
+          <w:rFonts w:ascii="Times New Roman" w:hAnsi="Times New Roman" w:cs="Times New Roman"/>
+          <w:b/>
+          <w:sz w:val="28"/>
+          <w:szCs w:val="28"/>
+        </w:rPr>
+        <w:t>3. Short question answers.</w:t>
+      </w:r>
+      <w:r>
+        <w:rPr>
+          <w:rFonts w:ascii="Times New Roman" w:hAnsi="Times New Roman" w:cs="Times New Roman"/>
+          <w:b/>
+          <w:sz w:val="28"/>
+          <w:szCs w:val="28"/>
+        </w:rPr>
+        <w:tab/>
+      </w:r>
+      <w:r>
+        <w:rPr>
+          <w:rFonts w:ascii="Times New Roman" w:hAnsi="Times New Roman" w:cs="Times New Roman"/>
+          <w:b/>
+          <w:sz w:val="28"/>
+          <w:szCs w:val="28"/>
+        </w:rPr>
+        <w:tab/>
+      </w:r>
+      <w:r>
+        <w:rPr>
+          <w:rFonts w:ascii="Times New Roman" w:hAnsi="Times New Roman" w:cs="Times New Roman"/>
+          <w:b/>
+          <w:sz w:val="28"/>
+          <w:szCs w:val="28"/>
+        </w:rPr>
+        <w:tab/>
+      </w:r>
+      <w:r>
+        <w:rPr>
+          <w:rFonts w:ascii="Times New Roman" w:hAnsi="Times New Roman" w:cs="Times New Roman"/>
+          <w:b/>
+          <w:sz w:val="28"/>
+          <w:szCs w:val="28"/>
+        </w:rPr>
+        <w:tab/>
+      </w:r>
+      <w:r>
+        <w:rPr>
+          <w:rFonts w:ascii="Times New Roman" w:hAnsi="Times New Roman" w:cs="Times New Roman"/>
+          <w:b/>
+          <w:sz w:val="28"/>
+          <w:szCs w:val="28"/>
+        </w:rPr>
+        <w:t>[9×2=18]</w:t>
       </w:r>
     </w:p>
     <w:p>
@@ -2297,17 +2091,55 @@
         <w:ind w:left="288"/>
         <w:rPr>
           <w:rFonts w:ascii="Times New Roman" w:hAnsi="Times New Roman" w:cs="Times New Roman"/>
-          <w:sz w:val="20"/>
-          <w:szCs w:val="20"/>
+          <w:sz w:val="28"/>
+          <w:szCs w:val="28"/>
         </w:rPr>
       </w:pPr>
       <w:r>
         <w:rPr>
           <w:rFonts w:ascii="Times New Roman" w:hAnsi="Times New Roman" w:cs="Times New Roman"/>
-          <w:sz w:val="20"/>
-          <w:szCs w:val="20"/>
+          <w:sz w:val="28"/>
+          <w:szCs w:val="28"/>
+        </w:rPr>
+        <w:t>(a) Why are earthworms important for farmers?</w:t>
+      </w:r>
+    </w:p>
+    <w:p>
+      <w:pPr>
+        <w:spacing w:after="0" w:line="240" w:lineRule="auto"/>
+        <w:ind w:left="720" w:hanging="432"/>
+        <w:rPr>
+          <w:rFonts w:ascii="Times New Roman" w:hAnsi="Times New Roman" w:cs="Times New Roman"/>
+          <w:sz w:val="28"/>
+          <w:szCs w:val="28"/>
+        </w:rPr>
+      </w:pPr>
+      <w:r>
+        <w:rPr>
+          <w:rFonts w:ascii="Times New Roman" w:hAnsi="Times New Roman" w:cs="Times New Roman"/>
+          <w:sz w:val="28"/>
+          <w:szCs w:val="28"/>
         </w:rPr>
         <w:t>(b) What is measurement? Write one importance of measurement.</w:t>
+      </w:r>
+    </w:p>
+    <w:p>
+      <w:pPr>
+        <w:spacing w:after="0" w:line="240" w:lineRule="auto"/>
+        <w:ind w:left="630" w:hanging="342"/>
+        <w:rPr>
+          <w:rFonts w:ascii="Times New Roman" w:hAnsi="Times New Roman" w:cs="Times New Roman"/>
+          <w:sz w:val="28"/>
+          <w:szCs w:val="28"/>
+        </w:rPr>
+      </w:pPr>
+      <w:r>
+        <w:rPr>
+          <w:rFonts w:ascii="Times New Roman" w:hAnsi="Times New Roman" w:cs="Times New Roman"/>
+          <w:sz w:val="28"/>
+          <w:szCs w:val="28"/>
+        </w:rPr>
+        <w:t>(c) Make a list of things that are necessary for plants to prepare their food.</w:t>
       </w:r>
     </w:p>
     <w:p>
@@ -2316,17 +2148,17 @@
         <w:ind w:left="288"/>
         <w:rPr>
           <w:rFonts w:ascii="Times New Roman" w:hAnsi="Times New Roman" w:cs="Times New Roman"/>
-          <w:sz w:val="20"/>
-          <w:szCs w:val="20"/>
+          <w:sz w:val="28"/>
+          <w:szCs w:val="28"/>
         </w:rPr>
       </w:pPr>
       <w:r>
         <w:rPr>
           <w:rFonts w:ascii="Times New Roman" w:hAnsi="Times New Roman" w:cs="Times New Roman"/>
-          <w:sz w:val="20"/>
-          <w:szCs w:val="20"/>
-        </w:rPr>
-        <w:t>(c) Make a list of things that are necessary for plants to prepare their food.</w:t>
+          <w:sz w:val="28"/>
+          <w:szCs w:val="28"/>
+        </w:rPr>
+        <w:t>(d) What is natural disaster? Give two examples.</w:t>
       </w:r>
     </w:p>
     <w:p>
@@ -2335,17 +2167,17 @@
         <w:ind w:left="288"/>
         <w:rPr>
           <w:rFonts w:ascii="Times New Roman" w:hAnsi="Times New Roman" w:cs="Times New Roman"/>
-          <w:sz w:val="20"/>
-          <w:szCs w:val="20"/>
+          <w:sz w:val="28"/>
+          <w:szCs w:val="28"/>
         </w:rPr>
       </w:pPr>
       <w:r>
         <w:rPr>
           <w:rFonts w:ascii="Times New Roman" w:hAnsi="Times New Roman" w:cs="Times New Roman"/>
-          <w:sz w:val="20"/>
-          <w:szCs w:val="20"/>
-        </w:rPr>
-        <w:t>(d) What is natural disaster? Give two examples.</w:t>
+          <w:sz w:val="28"/>
+          <w:szCs w:val="28"/>
+        </w:rPr>
+        <w:t>(e) Write any two characteristics of magnet.</w:t>
       </w:r>
     </w:p>
     <w:p>
@@ -2354,17 +2186,78 @@
         <w:ind w:left="288"/>
         <w:rPr>
           <w:rFonts w:ascii="Times New Roman" w:hAnsi="Times New Roman" w:cs="Times New Roman"/>
-          <w:sz w:val="20"/>
-          <w:szCs w:val="20"/>
+          <w:sz w:val="28"/>
+          <w:szCs w:val="28"/>
         </w:rPr>
       </w:pPr>
       <w:r>
         <w:rPr>
           <w:rFonts w:ascii="Times New Roman" w:hAnsi="Times New Roman" w:cs="Times New Roman"/>
-          <w:sz w:val="20"/>
-          <w:szCs w:val="20"/>
-        </w:rPr>
-        <w:t>(e) Write any two characteristics of magnet.</w:t>
+          <w:sz w:val="28"/>
+          <w:szCs w:val="28"/>
+        </w:rPr>
+        <w:t>(f) List one natur</w:t>
+      </w:r>
+      <w:r>
+        <w:rPr>
+          <w:rFonts w:ascii="Times New Roman" w:hAnsi="Times New Roman" w:cs="Times New Roman"/>
+          <w:sz w:val="28"/>
+          <w:szCs w:val="28"/>
+        </w:rPr>
+        <w:t>al disaster that occur in Nepal.</w:t>
+      </w:r>
+    </w:p>
+    <w:p>
+      <w:pPr>
+        <w:spacing w:after="0" w:line="240" w:lineRule="auto"/>
+        <w:ind w:left="288" w:firstLine="432"/>
+        <w:rPr>
+          <w:rFonts w:ascii="Times New Roman" w:hAnsi="Times New Roman" w:cs="Times New Roman"/>
+          <w:sz w:val="28"/>
+          <w:szCs w:val="28"/>
+        </w:rPr>
+      </w:pPr>
+      <w:proofErr w:type="spellStart"/>
+      <w:r>
+        <w:rPr>
+          <w:rFonts w:ascii="Times New Roman" w:hAnsi="Times New Roman" w:cs="Times New Roman"/>
+          <w:sz w:val="28"/>
+          <w:szCs w:val="28"/>
+        </w:rPr>
+        <w:t>i</w:t>
+      </w:r>
+      <w:proofErr w:type="spellEnd"/>
+      <w:r>
+        <w:rPr>
+          <w:rFonts w:ascii="Times New Roman" w:hAnsi="Times New Roman" w:cs="Times New Roman"/>
+          <w:sz w:val="28"/>
+          <w:szCs w:val="28"/>
+        </w:rPr>
+        <w:t xml:space="preserve">) </w:t>
+      </w:r>
+      <w:r>
+        <w:rPr>
+          <w:rFonts w:ascii="Times New Roman" w:hAnsi="Times New Roman" w:cs="Times New Roman"/>
+          <w:sz w:val="28"/>
+          <w:szCs w:val="28"/>
+        </w:rPr>
+        <w:t>during monsoon season</w:t>
+      </w:r>
+      <w:r>
+        <w:rPr>
+          <w:rFonts w:ascii="Times New Roman" w:hAnsi="Times New Roman" w:cs="Times New Roman"/>
+          <w:sz w:val="28"/>
+          <w:szCs w:val="28"/>
+        </w:rPr>
+        <w:tab/>
+      </w:r>
+      <w:r>
+        <w:rPr>
+          <w:rFonts w:ascii="Times New Roman" w:hAnsi="Times New Roman" w:cs="Times New Roman"/>
+          <w:sz w:val="28"/>
+          <w:szCs w:val="28"/>
+        </w:rPr>
+        <w:t>ii) during dry season</w:t>
       </w:r>
     </w:p>
     <w:p>
@@ -2373,43 +2266,40 @@
         <w:ind w:left="288"/>
         <w:rPr>
           <w:rFonts w:ascii="Times New Roman" w:hAnsi="Times New Roman" w:cs="Times New Roman"/>
-          <w:sz w:val="20"/>
-          <w:szCs w:val="20"/>
+          <w:sz w:val="28"/>
+          <w:szCs w:val="28"/>
         </w:rPr>
       </w:pPr>
       <w:r>
         <w:rPr>
           <w:rFonts w:ascii="Times New Roman" w:hAnsi="Times New Roman" w:cs="Times New Roman"/>
-          <w:sz w:val="20"/>
-          <w:szCs w:val="20"/>
-        </w:rPr>
-        <w:t>(f) List one natur</w:t>
-      </w:r>
-      <w:r>
-        <w:rPr>
-          <w:rFonts w:ascii="Times New Roman" w:hAnsi="Times New Roman" w:cs="Times New Roman"/>
-          <w:sz w:val="20"/>
-          <w:szCs w:val="20"/>
-        </w:rPr>
-        <w:t>al disaster that occur in Nepal.</w:t>
-      </w:r>
-    </w:p>
-    <w:p>
-      <w:pPr>
-        <w:spacing w:after="0" w:line="240" w:lineRule="auto"/>
-        <w:ind w:left="288" w:firstLine="432"/>
-        <w:rPr>
-          <w:rFonts w:ascii="Times New Roman" w:hAnsi="Times New Roman" w:cs="Times New Roman"/>
-          <w:sz w:val="20"/>
-          <w:szCs w:val="20"/>
-        </w:rPr>
-      </w:pPr>
+          <w:sz w:val="28"/>
+          <w:szCs w:val="28"/>
+        </w:rPr>
+        <w:t>(g) Write the function of each.</w:t>
+      </w:r>
+      <w:r>
+        <w:rPr>
+          <w:rFonts w:ascii="Times New Roman" w:hAnsi="Times New Roman" w:cs="Times New Roman"/>
+          <w:sz w:val="28"/>
+          <w:szCs w:val="28"/>
+        </w:rPr>
+        <w:tab/>
+      </w:r>
+      <w:r>
+        <w:rPr>
+          <w:rFonts w:ascii="Times New Roman" w:hAnsi="Times New Roman" w:cs="Times New Roman"/>
+          <w:sz w:val="28"/>
+          <w:szCs w:val="28"/>
+        </w:rPr>
+        <w:t>(</w:t>
+      </w:r>
       <w:proofErr w:type="spellStart"/>
       <w:r>
         <w:rPr>
           <w:rFonts w:ascii="Times New Roman" w:hAnsi="Times New Roman" w:cs="Times New Roman"/>
-          <w:sz w:val="20"/>
-          <w:szCs w:val="20"/>
+          <w:sz w:val="28"/>
+          <w:szCs w:val="28"/>
         </w:rPr>
         <w:t>i</w:t>
       </w:r>
@@ -2417,42 +2307,27 @@
       <w:r>
         <w:rPr>
           <w:rFonts w:ascii="Times New Roman" w:hAnsi="Times New Roman" w:cs="Times New Roman"/>
-          <w:sz w:val="20"/>
-          <w:szCs w:val="20"/>
-        </w:rPr>
-        <w:t xml:space="preserve">) </w:t>
-      </w:r>
-      <w:r>
-        <w:rPr>
-          <w:rFonts w:ascii="Times New Roman" w:hAnsi="Times New Roman" w:cs="Times New Roman"/>
-          <w:sz w:val="20"/>
-          <w:szCs w:val="20"/>
-        </w:rPr>
-        <w:t>during monsoon season</w:t>
-      </w:r>
-      <w:r>
-        <w:rPr>
-          <w:rFonts w:ascii="Times New Roman" w:hAnsi="Times New Roman" w:cs="Times New Roman"/>
-          <w:sz w:val="20"/>
-          <w:szCs w:val="20"/>
+          <w:sz w:val="28"/>
+          <w:szCs w:val="28"/>
+        </w:rPr>
+        <w:t>) Stem</w:t>
+      </w:r>
+      <w:r>
+        <w:rPr>
+          <w:rFonts w:ascii="Times New Roman" w:hAnsi="Times New Roman" w:cs="Times New Roman"/>
+          <w:sz w:val="28"/>
+          <w:szCs w:val="28"/>
         </w:rPr>
         <w:tab/>
-      </w:r>
-      <w:r>
-        <w:rPr>
-          <w:rFonts w:ascii="Times New Roman" w:hAnsi="Times New Roman" w:cs="Times New Roman"/>
-          <w:sz w:val="20"/>
-          <w:szCs w:val="20"/>
-        </w:rPr>
-        <w:tab/>
-      </w:r>
-      <w:r>
-        <w:rPr>
-          <w:rFonts w:ascii="Times New Roman" w:hAnsi="Times New Roman" w:cs="Times New Roman"/>
-          <w:sz w:val="20"/>
-          <w:szCs w:val="20"/>
-        </w:rPr>
-        <w:t>ii) during dry season</w:t>
+        <w:t>(</w:t>
+      </w:r>
+      <w:r>
+        <w:rPr>
+          <w:rFonts w:ascii="Times New Roman" w:hAnsi="Times New Roman" w:cs="Times New Roman"/>
+          <w:sz w:val="28"/>
+          <w:szCs w:val="28"/>
+        </w:rPr>
+        <w:t>ii) Flower</w:t>
       </w:r>
     </w:p>
     <w:p>
@@ -2461,93 +2336,15 @@
         <w:ind w:left="288"/>
         <w:rPr>
           <w:rFonts w:ascii="Times New Roman" w:hAnsi="Times New Roman" w:cs="Times New Roman"/>
-          <w:sz w:val="20"/>
-          <w:szCs w:val="20"/>
+          <w:sz w:val="28"/>
+          <w:szCs w:val="28"/>
         </w:rPr>
       </w:pPr>
       <w:r>
         <w:rPr>
           <w:rFonts w:ascii="Times New Roman" w:hAnsi="Times New Roman" w:cs="Times New Roman"/>
-          <w:sz w:val="20"/>
-          <w:szCs w:val="20"/>
-        </w:rPr>
-        <w:t>(g) Write the function of each.</w:t>
-      </w:r>
-      <w:r>
-        <w:rPr>
-          <w:rFonts w:ascii="Times New Roman" w:hAnsi="Times New Roman" w:cs="Times New Roman"/>
-          <w:sz w:val="20"/>
-          <w:szCs w:val="20"/>
-        </w:rPr>
-        <w:tab/>
-      </w:r>
-      <w:r>
-        <w:rPr>
-          <w:rFonts w:ascii="Times New Roman" w:hAnsi="Times New Roman" w:cs="Times New Roman"/>
-          <w:sz w:val="20"/>
-          <w:szCs w:val="20"/>
-        </w:rPr>
-        <w:t>(</w:t>
-      </w:r>
-      <w:proofErr w:type="spellStart"/>
-      <w:r>
-        <w:rPr>
-          <w:rFonts w:ascii="Times New Roman" w:hAnsi="Times New Roman" w:cs="Times New Roman"/>
-          <w:sz w:val="20"/>
-          <w:szCs w:val="20"/>
-        </w:rPr>
-        <w:t>i</w:t>
-      </w:r>
-      <w:proofErr w:type="spellEnd"/>
-      <w:r>
-        <w:rPr>
-          <w:rFonts w:ascii="Times New Roman" w:hAnsi="Times New Roman" w:cs="Times New Roman"/>
-          <w:sz w:val="20"/>
-          <w:szCs w:val="20"/>
-        </w:rPr>
-        <w:t>) Stem</w:t>
-      </w:r>
-      <w:r>
-        <w:rPr>
-          <w:rFonts w:ascii="Times New Roman" w:hAnsi="Times New Roman" w:cs="Times New Roman"/>
-          <w:sz w:val="20"/>
-          <w:szCs w:val="20"/>
-        </w:rPr>
-        <w:tab/>
-      </w:r>
-      <w:r>
-        <w:rPr>
-          <w:rFonts w:ascii="Times New Roman" w:hAnsi="Times New Roman" w:cs="Times New Roman"/>
-          <w:sz w:val="20"/>
-          <w:szCs w:val="20"/>
-        </w:rPr>
-        <w:tab/>
-        <w:t>(</w:t>
-      </w:r>
-      <w:r>
-        <w:rPr>
-          <w:rFonts w:ascii="Times New Roman" w:hAnsi="Times New Roman" w:cs="Times New Roman"/>
-          <w:sz w:val="20"/>
-          <w:szCs w:val="20"/>
-        </w:rPr>
-        <w:t>ii) Flower</w:t>
-      </w:r>
-    </w:p>
-    <w:p>
-      <w:pPr>
-        <w:spacing w:after="0" w:line="240" w:lineRule="auto"/>
-        <w:ind w:left="288"/>
-        <w:rPr>
-          <w:rFonts w:ascii="Times New Roman" w:hAnsi="Times New Roman" w:cs="Times New Roman"/>
-          <w:sz w:val="20"/>
-          <w:szCs w:val="20"/>
-        </w:rPr>
-      </w:pPr>
-      <w:r>
-        <w:rPr>
-          <w:rFonts w:ascii="Times New Roman" w:hAnsi="Times New Roman" w:cs="Times New Roman"/>
-          <w:sz w:val="20"/>
-          <w:szCs w:val="20"/>
+          <w:sz w:val="28"/>
+          <w:szCs w:val="28"/>
         </w:rPr>
         <w:t>(h) Write any two effects of landslide.</w:t>
       </w:r>
@@ -2561,15 +2358,15 @@
         <w:ind w:left="288"/>
         <w:rPr>
           <w:rFonts w:ascii="Times New Roman" w:hAnsi="Times New Roman" w:cs="Times New Roman"/>
-          <w:sz w:val="20"/>
-          <w:szCs w:val="20"/>
+          <w:sz w:val="28"/>
+          <w:szCs w:val="28"/>
         </w:rPr>
       </w:pPr>
       <w:r>
         <w:rPr>
           <w:rFonts w:ascii="Times New Roman" w:hAnsi="Times New Roman" w:cs="Times New Roman"/>
-          <w:sz w:val="20"/>
-          <w:szCs w:val="20"/>
+          <w:sz w:val="28"/>
+          <w:szCs w:val="28"/>
         </w:rPr>
         <w:t>(</w:t>
       </w:r>
@@ -2577,8 +2374,8 @@
       <w:r>
         <w:rPr>
           <w:rFonts w:ascii="Times New Roman" w:hAnsi="Times New Roman" w:cs="Times New Roman"/>
-          <w:sz w:val="20"/>
-          <w:szCs w:val="20"/>
+          <w:sz w:val="28"/>
+          <w:szCs w:val="28"/>
         </w:rPr>
         <w:t>i</w:t>
       </w:r>
@@ -2586,16 +2383,16 @@
       <w:r>
         <w:rPr>
           <w:rFonts w:ascii="Times New Roman" w:hAnsi="Times New Roman" w:cs="Times New Roman"/>
-          <w:sz w:val="20"/>
-          <w:szCs w:val="20"/>
+          <w:sz w:val="28"/>
+          <w:szCs w:val="28"/>
         </w:rPr>
         <w:t>) Define:</w:t>
       </w:r>
       <w:r>
         <w:rPr>
           <w:rFonts w:ascii="Times New Roman" w:hAnsi="Times New Roman" w:cs="Times New Roman"/>
-          <w:sz w:val="20"/>
-          <w:szCs w:val="20"/>
+          <w:sz w:val="28"/>
+          <w:szCs w:val="28"/>
         </w:rPr>
         <w:t xml:space="preserve"> </w:t>
       </w:r>
@@ -2603,8 +2400,8 @@
       <w:r>
         <w:rPr>
           <w:rFonts w:ascii="Times New Roman" w:hAnsi="Times New Roman" w:cs="Times New Roman"/>
-          <w:sz w:val="20"/>
-          <w:szCs w:val="20"/>
+          <w:sz w:val="28"/>
+          <w:szCs w:val="28"/>
         </w:rPr>
         <w:t>i</w:t>
       </w:r>
@@ -2612,48 +2409,48 @@
       <w:r>
         <w:rPr>
           <w:rFonts w:ascii="Times New Roman" w:hAnsi="Times New Roman" w:cs="Times New Roman"/>
-          <w:sz w:val="20"/>
-          <w:szCs w:val="20"/>
+          <w:sz w:val="28"/>
+          <w:szCs w:val="28"/>
         </w:rPr>
         <w:t>) Matter</w:t>
       </w:r>
       <w:r>
         <w:rPr>
           <w:rFonts w:ascii="Times New Roman" w:hAnsi="Times New Roman" w:cs="Times New Roman"/>
-          <w:sz w:val="20"/>
-          <w:szCs w:val="20"/>
+          <w:sz w:val="28"/>
+          <w:szCs w:val="28"/>
         </w:rPr>
         <w:tab/>
       </w:r>
       <w:r>
         <w:rPr>
           <w:rFonts w:ascii="Times New Roman" w:hAnsi="Times New Roman" w:cs="Times New Roman"/>
-          <w:sz w:val="20"/>
-          <w:szCs w:val="20"/>
+          <w:sz w:val="28"/>
+          <w:szCs w:val="28"/>
         </w:rPr>
         <w:tab/>
       </w:r>
       <w:r>
         <w:rPr>
           <w:rFonts w:ascii="Times New Roman" w:hAnsi="Times New Roman" w:cs="Times New Roman"/>
-          <w:sz w:val="20"/>
-          <w:szCs w:val="20"/>
+          <w:sz w:val="28"/>
+          <w:szCs w:val="28"/>
         </w:rPr>
         <w:t xml:space="preserve">ii) </w:t>
       </w:r>
       <w:r>
         <w:rPr>
           <w:rFonts w:ascii="Times New Roman" w:hAnsi="Times New Roman" w:cs="Times New Roman"/>
-          <w:sz w:val="20"/>
-          <w:szCs w:val="20"/>
+          <w:sz w:val="28"/>
+          <w:szCs w:val="28"/>
         </w:rPr>
         <w:t>Nutritio</w:t>
       </w:r>
       <w:r>
         <w:rPr>
           <w:rFonts w:ascii="Times New Roman" w:hAnsi="Times New Roman" w:cs="Times New Roman"/>
-          <w:sz w:val="20"/>
-          <w:szCs w:val="20"/>
+          <w:sz w:val="28"/>
+          <w:szCs w:val="28"/>
         </w:rPr>
         <w:t>n</w:t>
       </w:r>
@@ -2664,8 +2461,8 @@
         <w:rPr>
           <w:rFonts w:ascii="Times New Roman" w:hAnsi="Times New Roman" w:cs="Times New Roman"/>
           <w:b/>
-          <w:sz w:val="10"/>
-          <w:szCs w:val="10"/>
+          <w:sz w:val="28"/>
+          <w:szCs w:val="28"/>
         </w:rPr>
       </w:pPr>
     </w:p>
@@ -2675,16 +2472,16 @@
         <w:rPr>
           <w:rFonts w:ascii="Times New Roman" w:hAnsi="Times New Roman" w:cs="Times New Roman"/>
           <w:b/>
-          <w:sz w:val="20"/>
-          <w:szCs w:val="20"/>
+          <w:sz w:val="28"/>
+          <w:szCs w:val="28"/>
         </w:rPr>
       </w:pPr>
       <w:r>
         <w:rPr>
           <w:rFonts w:ascii="Times New Roman" w:hAnsi="Times New Roman" w:cs="Times New Roman"/>
           <w:b/>
-          <w:sz w:val="20"/>
-          <w:szCs w:val="20"/>
+          <w:sz w:val="28"/>
+          <w:szCs w:val="28"/>
         </w:rPr>
         <w:t>4. Long question answers.</w:t>
       </w:r>
@@ -2692,8 +2489,8 @@
         <w:rPr>
           <w:rFonts w:ascii="Times New Roman" w:hAnsi="Times New Roman" w:cs="Times New Roman"/>
           <w:b/>
-          <w:sz w:val="20"/>
-          <w:szCs w:val="20"/>
+          <w:sz w:val="28"/>
+          <w:szCs w:val="28"/>
         </w:rPr>
         <w:tab/>
       </w:r>
@@ -2701,8 +2498,8 @@
         <w:rPr>
           <w:rFonts w:ascii="Times New Roman" w:hAnsi="Times New Roman" w:cs="Times New Roman"/>
           <w:b/>
-          <w:sz w:val="20"/>
-          <w:szCs w:val="20"/>
+          <w:sz w:val="28"/>
+          <w:szCs w:val="28"/>
         </w:rPr>
         <w:tab/>
       </w:r>
@@ -2710,8 +2507,8 @@
         <w:rPr>
           <w:rFonts w:ascii="Times New Roman" w:hAnsi="Times New Roman" w:cs="Times New Roman"/>
           <w:b/>
-          <w:sz w:val="20"/>
-          <w:szCs w:val="20"/>
+          <w:sz w:val="28"/>
+          <w:szCs w:val="28"/>
         </w:rPr>
         <w:tab/>
       </w:r>
@@ -2719,8 +2516,8 @@
         <w:rPr>
           <w:rFonts w:ascii="Times New Roman" w:hAnsi="Times New Roman" w:cs="Times New Roman"/>
           <w:b/>
-          <w:sz w:val="20"/>
-          <w:szCs w:val="20"/>
+          <w:sz w:val="28"/>
+          <w:szCs w:val="28"/>
         </w:rPr>
         <w:tab/>
       </w:r>
@@ -2728,26 +2525,8 @@
         <w:rPr>
           <w:rFonts w:ascii="Times New Roman" w:hAnsi="Times New Roman" w:cs="Times New Roman"/>
           <w:b/>
-          <w:sz w:val="20"/>
-          <w:szCs w:val="20"/>
-        </w:rPr>
-        <w:tab/>
-      </w:r>
-      <w:r>
-        <w:rPr>
-          <w:rFonts w:ascii="Times New Roman" w:hAnsi="Times New Roman" w:cs="Times New Roman"/>
-          <w:b/>
-          <w:sz w:val="20"/>
-          <w:szCs w:val="20"/>
-        </w:rPr>
-        <w:tab/>
-      </w:r>
-      <w:r>
-        <w:rPr>
-          <w:rFonts w:ascii="Times New Roman" w:hAnsi="Times New Roman" w:cs="Times New Roman"/>
-          <w:b/>
-          <w:sz w:val="20"/>
-          <w:szCs w:val="20"/>
+          <w:sz w:val="28"/>
+          <w:szCs w:val="28"/>
         </w:rPr>
         <w:t>[4×4=16]</w:t>
       </w:r>
@@ -2758,15 +2537,15 @@
         <w:ind w:left="288"/>
         <w:rPr>
           <w:rFonts w:ascii="Times New Roman" w:hAnsi="Times New Roman" w:cs="Times New Roman"/>
-          <w:sz w:val="20"/>
-          <w:szCs w:val="20"/>
+          <w:sz w:val="28"/>
+          <w:szCs w:val="28"/>
         </w:rPr>
       </w:pPr>
       <w:r>
         <w:rPr>
           <w:rFonts w:ascii="Times New Roman" w:hAnsi="Times New Roman" w:cs="Times New Roman"/>
-          <w:sz w:val="20"/>
-          <w:szCs w:val="20"/>
+          <w:sz w:val="28"/>
+          <w:szCs w:val="28"/>
         </w:rPr>
         <w:t xml:space="preserve">(a) Write any two ways of controlling: </w:t>
       </w:r>
@@ -2774,8 +2553,8 @@
       <w:r>
         <w:rPr>
           <w:rFonts w:ascii="Times New Roman" w:hAnsi="Times New Roman" w:cs="Times New Roman"/>
-          <w:sz w:val="20"/>
-          <w:szCs w:val="20"/>
+          <w:sz w:val="28"/>
+          <w:szCs w:val="28"/>
         </w:rPr>
         <w:t>i</w:t>
       </w:r>
@@ -2783,32 +2562,32 @@
       <w:r>
         <w:rPr>
           <w:rFonts w:ascii="Times New Roman" w:hAnsi="Times New Roman" w:cs="Times New Roman"/>
-          <w:sz w:val="20"/>
-          <w:szCs w:val="20"/>
+          <w:sz w:val="28"/>
+          <w:szCs w:val="28"/>
         </w:rPr>
         <w:t xml:space="preserve">) Flood </w:t>
       </w:r>
       <w:r>
         <w:rPr>
           <w:rFonts w:ascii="Times New Roman" w:hAnsi="Times New Roman" w:cs="Times New Roman"/>
-          <w:sz w:val="20"/>
-          <w:szCs w:val="20"/>
+          <w:sz w:val="28"/>
+          <w:szCs w:val="28"/>
         </w:rPr>
         <w:tab/>
       </w:r>
       <w:r>
         <w:rPr>
           <w:rFonts w:ascii="Times New Roman" w:hAnsi="Times New Roman" w:cs="Times New Roman"/>
-          <w:sz w:val="20"/>
-          <w:szCs w:val="20"/>
+          <w:sz w:val="28"/>
+          <w:szCs w:val="28"/>
         </w:rPr>
         <w:t xml:space="preserve">ii) </w:t>
       </w:r>
       <w:r>
         <w:rPr>
           <w:rFonts w:ascii="Times New Roman" w:hAnsi="Times New Roman" w:cs="Times New Roman"/>
-          <w:sz w:val="20"/>
-          <w:szCs w:val="20"/>
+          <w:sz w:val="28"/>
+          <w:szCs w:val="28"/>
         </w:rPr>
         <w:t>Forest fire</w:t>
       </w:r>
@@ -2819,15 +2598,15 @@
         <w:ind w:left="288"/>
         <w:rPr>
           <w:rFonts w:ascii="Times New Roman" w:hAnsi="Times New Roman" w:cs="Times New Roman"/>
-          <w:sz w:val="20"/>
-          <w:szCs w:val="20"/>
+          <w:sz w:val="28"/>
+          <w:szCs w:val="28"/>
         </w:rPr>
       </w:pPr>
       <w:r>
         <w:rPr>
           <w:rFonts w:ascii="Times New Roman" w:hAnsi="Times New Roman" w:cs="Times New Roman"/>
-          <w:sz w:val="20"/>
-          <w:szCs w:val="20"/>
+          <w:sz w:val="28"/>
+          <w:szCs w:val="28"/>
         </w:rPr>
         <w:t>(b) Draw a well labelled diagram of life cycle of butterfly.</w:t>
       </w:r>
@@ -2838,31 +2617,31 @@
         <w:ind w:left="288"/>
         <w:rPr>
           <w:rFonts w:ascii="Times New Roman" w:hAnsi="Times New Roman" w:cs="Times New Roman"/>
-          <w:sz w:val="20"/>
-          <w:szCs w:val="20"/>
+          <w:sz w:val="28"/>
+          <w:szCs w:val="28"/>
         </w:rPr>
       </w:pPr>
       <w:r>
         <w:rPr>
           <w:rFonts w:ascii="Times New Roman" w:hAnsi="Times New Roman" w:cs="Times New Roman"/>
-          <w:sz w:val="20"/>
-          <w:szCs w:val="20"/>
+          <w:sz w:val="28"/>
+          <w:szCs w:val="28"/>
         </w:rPr>
         <w:t>(c) Difference between</w:t>
       </w:r>
       <w:r>
         <w:rPr>
           <w:rFonts w:ascii="Times New Roman" w:hAnsi="Times New Roman" w:cs="Times New Roman"/>
-          <w:sz w:val="20"/>
-          <w:szCs w:val="20"/>
+          <w:sz w:val="28"/>
+          <w:szCs w:val="28"/>
         </w:rPr>
         <w:t xml:space="preserve"> terrestrial plants and aquatic plants</w:t>
       </w:r>
       <w:r>
         <w:rPr>
           <w:rFonts w:ascii="Times New Roman" w:hAnsi="Times New Roman" w:cs="Times New Roman"/>
-          <w:sz w:val="20"/>
-          <w:szCs w:val="20"/>
+          <w:sz w:val="28"/>
+          <w:szCs w:val="28"/>
         </w:rPr>
         <w:t>.</w:t>
       </w:r>
@@ -2870,34 +2649,34 @@
     <w:p>
       <w:pPr>
         <w:spacing w:after="0" w:line="240" w:lineRule="auto"/>
-        <w:ind w:left="288"/>
-        <w:rPr>
-          <w:rFonts w:ascii="Times New Roman" w:hAnsi="Times New Roman" w:cs="Times New Roman"/>
-          <w:sz w:val="20"/>
-          <w:szCs w:val="20"/>
+        <w:ind w:left="630" w:hanging="342"/>
+        <w:rPr>
+          <w:rFonts w:ascii="Times New Roman" w:hAnsi="Times New Roman" w:cs="Times New Roman"/>
+          <w:sz w:val="28"/>
+          <w:szCs w:val="28"/>
         </w:rPr>
       </w:pPr>
       <w:r>
         <w:rPr>
           <w:rFonts w:ascii="Times New Roman" w:hAnsi="Times New Roman" w:cs="Times New Roman"/>
-          <w:sz w:val="20"/>
-          <w:szCs w:val="20"/>
+          <w:sz w:val="28"/>
+          <w:szCs w:val="28"/>
         </w:rPr>
         <w:t xml:space="preserve">(d) </w:t>
       </w:r>
       <w:r>
         <w:rPr>
           <w:rFonts w:ascii="Times New Roman" w:hAnsi="Times New Roman" w:cs="Times New Roman"/>
-          <w:sz w:val="20"/>
-          <w:szCs w:val="20"/>
+          <w:sz w:val="28"/>
+          <w:szCs w:val="28"/>
         </w:rPr>
         <w:t>Nepal has high tendency to generate hydro</w:t>
       </w:r>
       <w:r>
         <w:rPr>
           <w:rFonts w:ascii="Times New Roman" w:hAnsi="Times New Roman" w:cs="Times New Roman"/>
-          <w:sz w:val="20"/>
-          <w:szCs w:val="20"/>
+          <w:sz w:val="28"/>
+          <w:szCs w:val="28"/>
         </w:rPr>
         <w:t>electricity. Why?</w:t>
       </w:r>
@@ -2909,2827 +2688,23 @@
         <w:rPr>
           <w:rFonts w:ascii="Times New Roman" w:hAnsi="Times New Roman" w:cs="Times New Roman"/>
           <w:b/>
-          <w:sz w:val="20"/>
-          <w:szCs w:val="20"/>
+          <w:sz w:val="28"/>
+          <w:szCs w:val="28"/>
         </w:rPr>
       </w:pPr>
       <w:r>
         <w:rPr>
           <w:rFonts w:ascii="Times New Roman" w:hAnsi="Times New Roman" w:cs="Times New Roman"/>
           <w:b/>
-          <w:sz w:val="20"/>
-          <w:szCs w:val="20"/>
-        </w:rPr>
-        <w:t>-The End-</w:t>
-      </w:r>
-    </w:p>
-    <w:p>
-      <w:pPr>
-        <w:spacing w:after="0" w:line="240" w:lineRule="auto"/>
-        <w:ind w:left="720" w:firstLine="720"/>
-        <w:rPr>
-          <w:rFonts w:ascii="Times New Roman" w:hAnsi="Times New Roman"/>
-          <w:b/>
-          <w:bCs/>
-          <w:sz w:val="32"/>
-          <w:szCs w:val="32"/>
-        </w:rPr>
-      </w:pPr>
-      <w:r>
-        <w:rPr>
-          <w:noProof/>
-          <w:sz w:val="20"/>
-          <w:szCs w:val="20"/>
-        </w:rPr>
-        <w:drawing>
-          <wp:anchor distT="0" distB="0" distL="114300" distR="114300" simplePos="0" relativeHeight="251657216" behindDoc="0" locked="0" layoutInCell="1" allowOverlap="1" wp14:anchorId="13C917F0" wp14:editId="055E726B">
-            <wp:simplePos x="0" y="0"/>
-            <wp:positionH relativeFrom="margin">
-              <wp:posOffset>5144493</wp:posOffset>
-            </wp:positionH>
-            <wp:positionV relativeFrom="paragraph">
-              <wp:posOffset>11982</wp:posOffset>
-            </wp:positionV>
-            <wp:extent cx="457200" cy="462915"/>
-            <wp:effectExtent l="0" t="0" r="0" b="0"/>
-            <wp:wrapNone/>
-            <wp:docPr id="447810957" name="Picture 1"/>
-            <wp:cNvGraphicFramePr>
-              <a:graphicFrameLocks xmlns:a="http://schemas.openxmlformats.org/drawingml/2006/main" noChangeAspect="1"/>
-            </wp:cNvGraphicFramePr>
-            <a:graphic xmlns:a="http://schemas.openxmlformats.org/drawingml/2006/main">
-              <a:graphicData uri="http://schemas.openxmlformats.org/drawingml/2006/picture">
-                <pic:pic xmlns:pic="http://schemas.openxmlformats.org/drawingml/2006/picture">
-                  <pic:nvPicPr>
-                    <pic:cNvPr id="0" name="Picture 1"/>
-                    <pic:cNvPicPr>
-                      <a:picLocks noChangeAspect="1" noChangeArrowheads="1"/>
-                    </pic:cNvPicPr>
-                  </pic:nvPicPr>
-                  <pic:blipFill>
-                    <a:blip r:embed="rId6">
-                      <a:extLst>
-                        <a:ext uri="{28A0092B-C50C-407E-A947-70E740481C1C}">
-                          <a14:useLocalDpi xmlns:a14="http://schemas.microsoft.com/office/drawing/2010/main" val="0"/>
-                        </a:ext>
-                      </a:extLst>
-                    </a:blip>
-                    <a:srcRect/>
-                    <a:stretch>
-                      <a:fillRect/>
-                    </a:stretch>
-                  </pic:blipFill>
-                  <pic:spPr bwMode="auto">
-                    <a:xfrm>
-                      <a:off x="0" y="0"/>
-                      <a:ext cx="457200" cy="462915"/>
-                    </a:xfrm>
-                    <a:prstGeom prst="rect">
-                      <a:avLst/>
-                    </a:prstGeom>
-                    <a:noFill/>
-                  </pic:spPr>
-                </pic:pic>
-              </a:graphicData>
-            </a:graphic>
-            <wp14:sizeRelH relativeFrom="margin">
-              <wp14:pctWidth>0</wp14:pctWidth>
-            </wp14:sizeRelH>
-            <wp14:sizeRelV relativeFrom="margin">
-              <wp14:pctHeight>0</wp14:pctHeight>
-            </wp14:sizeRelV>
-          </wp:anchor>
-        </w:drawing>
-      </w:r>
-      <w:r>
-        <w:rPr>
-          <w:noProof/>
-          <w:sz w:val="20"/>
-          <w:szCs w:val="20"/>
-        </w:rPr>
-        <mc:AlternateContent>
-          <mc:Choice Requires="wps">
-            <w:drawing>
-              <wp:anchor distT="45720" distB="45720" distL="114300" distR="114300" simplePos="0" relativeHeight="251659264" behindDoc="0" locked="0" layoutInCell="1" allowOverlap="1" wp14:anchorId="5E276E55" wp14:editId="29C0976F">
-                <wp:simplePos x="0" y="0"/>
-                <wp:positionH relativeFrom="column">
-                  <wp:align>right</wp:align>
-                </wp:positionH>
-                <wp:positionV relativeFrom="paragraph">
-                  <wp:posOffset>9525</wp:posOffset>
-                </wp:positionV>
-                <wp:extent cx="609600" cy="1404620"/>
-                <wp:effectExtent l="0" t="0" r="0" b="0"/>
-                <wp:wrapNone/>
-                <wp:docPr id="827000901" name="Text Box 3"/>
-                <wp:cNvGraphicFramePr>
-                  <a:graphicFrameLocks xmlns:a="http://schemas.openxmlformats.org/drawingml/2006/main"/>
-                </wp:cNvGraphicFramePr>
-                <a:graphic xmlns:a="http://schemas.openxmlformats.org/drawingml/2006/main">
-                  <a:graphicData uri="http://schemas.microsoft.com/office/word/2010/wordprocessingShape">
-                    <wps:wsp>
-                      <wps:cNvSpPr txBox="1">
-                        <a:spLocks noChangeArrowheads="1"/>
-                      </wps:cNvSpPr>
-                      <wps:spPr bwMode="auto">
-                        <a:xfrm>
-                          <a:off x="0" y="0"/>
-                          <a:ext cx="609600" cy="1404620"/>
-                        </a:xfrm>
-                        <a:prstGeom prst="rect">
-                          <a:avLst/>
-                        </a:prstGeom>
-                        <a:noFill/>
-                        <a:ln w="9525">
-                          <a:noFill/>
-                          <a:miter lim="800000"/>
-                          <a:headEnd/>
-                          <a:tailEnd/>
-                        </a:ln>
-                      </wps:spPr>
-                      <wps:txbx>
-                        <w:txbxContent>
-                          <w:p>
-                            <w:r>
-                              <w:rPr>
-                                <w:rFonts w:ascii="Times New Roman" w:hAnsi="Times New Roman"/>
-                                <w:b/>
-                                <w:bCs/>
-                                <w:sz w:val="28"/>
-                                <w:szCs w:val="28"/>
-                              </w:rPr>
-                              <w:t>D- 10</w:t>
-                            </w:r>
-                          </w:p>
-                        </w:txbxContent>
-                      </wps:txbx>
-                      <wps:bodyPr rot="0" vert="horz" wrap="square" lIns="91440" tIns="45720" rIns="91440" bIns="45720" anchor="t" anchorCtr="0">
-                        <a:spAutoFit/>
-                      </wps:bodyPr>
-                    </wps:wsp>
-                  </a:graphicData>
-                </a:graphic>
-                <wp14:sizeRelH relativeFrom="margin">
-                  <wp14:pctWidth>0</wp14:pctWidth>
-                </wp14:sizeRelH>
-                <wp14:sizeRelV relativeFrom="margin">
-                  <wp14:pctHeight>20000</wp14:pctHeight>
-                </wp14:sizeRelV>
-              </wp:anchor>
-            </w:drawing>
-          </mc:Choice>
-          <mc:Fallback>
-            <w:pict>
-              <v:shape w14:anchorId="5E276E55" id="_x0000_s1028" type="#_x0000_t202" style="position:absolute;left:0;text-align:left;margin-left:-3.2pt;margin-top:.75pt;width:48pt;height:110.6pt;z-index:251659264;visibility:visible;mso-wrap-style:square;mso-width-percent:0;mso-height-percent:200;mso-wrap-distance-left:9pt;mso-wrap-distance-top:3.6pt;mso-wrap-distance-right:9pt;mso-wrap-distance-bottom:3.6pt;mso-position-horizontal:right;mso-position-horizontal-relative:text;mso-position-vertical:absolute;mso-position-vertical-relative:text;mso-width-percent:0;mso-height-percent:200;mso-width-relative:margin;mso-height-relative:margin;v-text-anchor:top" o:gfxdata="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" filled="f" stroked="f">
-                <v:textbox style="mso-fit-shape-to-text:t">
-                  <w:txbxContent>
-                    <w:p>
-                      <w:r>
-                        <w:rPr>
-                          <w:rFonts w:ascii="Times New Roman" w:hAnsi="Times New Roman"/>
-                          <w:b/>
-                          <w:bCs/>
-                          <w:sz w:val="28"/>
-                          <w:szCs w:val="28"/>
-                        </w:rPr>
-                        <w:t>D- 10</w:t>
-                      </w:r>
-                    </w:p>
-                  </w:txbxContent>
-                </v:textbox>
-              </v:shape>
-            </w:pict>
-          </mc:Fallback>
-        </mc:AlternateContent>
-      </w:r>
-      <w:r>
-        <w:rPr>
-          <w:rFonts w:ascii="Franklin Gothic Demi" w:hAnsi="Franklin Gothic Demi"/>
-          <w:b/>
-          <w:bCs/>
-          <w:sz w:val="32"/>
-          <w:szCs w:val="32"/>
-        </w:rPr>
-        <w:t>Green Society Public School</w:t>
-      </w:r>
-    </w:p>
-    <w:p>
-      <w:pPr>
-        <w:spacing w:after="0" w:line="240" w:lineRule="auto"/>
-        <w:jc w:val="center"/>
-        <w:rPr>
-          <w:rFonts w:ascii="Times New Roman" w:hAnsi="Times New Roman"/>
-          <w:b/>
-          <w:bCs/>
-          <w:sz w:val="20"/>
-        </w:rPr>
-      </w:pPr>
-      <w:r>
-        <w:rPr>
-          <w:rFonts w:ascii="Times New Roman" w:hAnsi="Times New Roman"/>
-          <w:b/>
-          <w:bCs/>
-          <w:sz w:val="20"/>
-        </w:rPr>
-        <w:t xml:space="preserve">Ratnanagar-7, </w:t>
-      </w:r>
-      <w:proofErr w:type="spellStart"/>
-      <w:r>
-        <w:rPr>
-          <w:rFonts w:ascii="Times New Roman" w:hAnsi="Times New Roman"/>
-          <w:b/>
-          <w:bCs/>
-          <w:sz w:val="20"/>
-        </w:rPr>
-        <w:t>Sauraha</w:t>
-      </w:r>
-      <w:proofErr w:type="spellEnd"/>
-      <w:r>
-        <w:rPr>
-          <w:rFonts w:ascii="Times New Roman" w:hAnsi="Times New Roman"/>
-          <w:b/>
-          <w:bCs/>
-          <w:sz w:val="20"/>
-        </w:rPr>
-        <w:t>, Chitwan</w:t>
-      </w:r>
-    </w:p>
-    <w:p>
-      <w:pPr>
-        <w:spacing w:after="0" w:line="240" w:lineRule="auto"/>
-        <w:jc w:val="center"/>
-        <w:rPr>
-          <w:rFonts w:ascii="Times New Roman" w:hAnsi="Times New Roman"/>
-          <w:b/>
-          <w:bCs/>
-          <w:sz w:val="20"/>
-          <w:szCs w:val="20"/>
-        </w:rPr>
-      </w:pPr>
-      <w:r>
-        <w:rPr>
-          <w:rFonts w:ascii="Times New Roman" w:hAnsi="Times New Roman"/>
-          <w:b/>
-          <w:bCs/>
-          <w:sz w:val="20"/>
-          <w:szCs w:val="20"/>
-          <w:u w:val="single"/>
-        </w:rPr>
-        <w:t>Annual</w:t>
-      </w:r>
-      <w:r>
-        <w:rPr>
-          <w:rFonts w:ascii="Times New Roman" w:hAnsi="Times New Roman" w:cs="Times New Roman"/>
-          <w:b/>
-          <w:bCs/>
-          <w:sz w:val="20"/>
-          <w:szCs w:val="20"/>
-          <w:u w:val="single"/>
-        </w:rPr>
-        <w:t xml:space="preserve"> Examination-2082</w:t>
-      </w:r>
-    </w:p>
-    <w:p>
-      <w:pPr>
-        <w:pBdr>
-          <w:bottom w:val="double" w:sz="6" w:space="1" w:color="auto"/>
-        </w:pBdr>
-        <w:spacing w:after="0" w:line="240" w:lineRule="auto"/>
-        <w:rPr>
-          <w:rFonts w:ascii="Times New Roman" w:hAnsi="Times New Roman"/>
-          <w:b/>
-          <w:bCs/>
-          <w:sz w:val="20"/>
-          <w:szCs w:val="20"/>
-        </w:rPr>
-      </w:pPr>
-      <w:r>
-        <w:rPr>
-          <w:rFonts w:ascii="Times New Roman" w:hAnsi="Times New Roman"/>
-          <w:b/>
-          <w:bCs/>
-          <w:sz w:val="20"/>
-          <w:szCs w:val="20"/>
-        </w:rPr>
-        <w:t>Class: Four</w:t>
-      </w:r>
-      <w:r>
-        <w:rPr>
-          <w:rFonts w:ascii="Times New Roman" w:hAnsi="Times New Roman"/>
-          <w:b/>
-          <w:bCs/>
-          <w:sz w:val="20"/>
-          <w:szCs w:val="20"/>
-        </w:rPr>
-        <w:tab/>
-      </w:r>
-      <w:r>
-        <w:rPr>
-          <w:rFonts w:ascii="Times New Roman" w:hAnsi="Times New Roman"/>
-          <w:b/>
-          <w:bCs/>
-          <w:sz w:val="20"/>
-          <w:szCs w:val="20"/>
-        </w:rPr>
-        <w:tab/>
-        <w:t xml:space="preserve">                </w:t>
-      </w:r>
-      <w:r>
-        <w:rPr>
-          <w:sz w:val="20"/>
-          <w:szCs w:val="20"/>
-        </w:rPr>
-        <w:t xml:space="preserve"> </w:t>
-      </w:r>
-      <w:r>
-        <w:rPr>
-          <w:rFonts w:ascii="Times New Roman" w:hAnsi="Times New Roman"/>
-          <w:b/>
-          <w:bCs/>
-          <w:sz w:val="20"/>
-          <w:szCs w:val="20"/>
-        </w:rPr>
-        <w:t>Time: 2 hrs.</w:t>
-      </w:r>
-      <w:r>
-        <w:rPr>
-          <w:rFonts w:ascii="Times New Roman" w:hAnsi="Times New Roman"/>
-          <w:b/>
-          <w:bCs/>
-          <w:sz w:val="20"/>
-          <w:szCs w:val="20"/>
-        </w:rPr>
-        <w:tab/>
-      </w:r>
-      <w:r>
-        <w:rPr>
-          <w:rFonts w:ascii="Times New Roman" w:hAnsi="Times New Roman"/>
-          <w:b/>
-          <w:bCs/>
-          <w:sz w:val="20"/>
-          <w:szCs w:val="20"/>
-        </w:rPr>
-        <w:tab/>
-      </w:r>
-      <w:r>
-        <w:rPr>
-          <w:rFonts w:ascii="Times New Roman" w:hAnsi="Times New Roman"/>
-          <w:b/>
-          <w:bCs/>
-          <w:sz w:val="20"/>
-          <w:szCs w:val="20"/>
-        </w:rPr>
-        <w:tab/>
-        <w:t>F.M.:50</w:t>
-      </w:r>
-    </w:p>
-    <w:p>
-      <w:pPr>
-        <w:pBdr>
-          <w:bottom w:val="double" w:sz="6" w:space="1" w:color="auto"/>
-        </w:pBdr>
-        <w:spacing w:after="0" w:line="240" w:lineRule="auto"/>
-        <w:rPr>
-          <w:rFonts w:ascii="Times New Roman" w:hAnsi="Times New Roman"/>
-          <w:b/>
-          <w:bCs/>
-          <w:sz w:val="20"/>
-          <w:szCs w:val="20"/>
-        </w:rPr>
-      </w:pPr>
-      <w:r>
-        <w:rPr>
-          <w:rFonts w:ascii="Times New Roman" w:hAnsi="Times New Roman"/>
-          <w:b/>
-          <w:bCs/>
-          <w:sz w:val="20"/>
-          <w:szCs w:val="20"/>
-        </w:rPr>
-        <w:t>Sub: Science</w:t>
-      </w:r>
-    </w:p>
-    <w:p>
-      <w:pPr>
-        <w:spacing w:after="0" w:line="240" w:lineRule="auto"/>
-        <w:rPr>
-          <w:rFonts w:ascii="Times New Roman" w:hAnsi="Times New Roman" w:cs="Times New Roman"/>
-          <w:b/>
-          <w:sz w:val="20"/>
-          <w:szCs w:val="20"/>
-        </w:rPr>
-      </w:pPr>
-      <w:r>
-        <w:rPr>
-          <w:rFonts w:ascii="Times New Roman" w:hAnsi="Times New Roman" w:cs="Times New Roman"/>
-          <w:b/>
-          <w:sz w:val="20"/>
-          <w:szCs w:val="20"/>
-        </w:rPr>
-        <w:t>1. Tick the best answer from the given alternatives.</w:t>
-      </w:r>
-      <w:r>
-        <w:rPr>
-          <w:rFonts w:ascii="Times New Roman" w:hAnsi="Times New Roman" w:cs="Times New Roman"/>
-          <w:b/>
-          <w:sz w:val="20"/>
-          <w:szCs w:val="20"/>
-        </w:rPr>
-        <w:tab/>
-      </w:r>
-      <w:r>
-        <w:rPr>
-          <w:rFonts w:ascii="Times New Roman" w:hAnsi="Times New Roman" w:cs="Times New Roman"/>
-          <w:b/>
-          <w:sz w:val="20"/>
-          <w:szCs w:val="20"/>
-        </w:rPr>
-        <w:tab/>
-        <w:t xml:space="preserve">           [10×1=10]</w:t>
-      </w:r>
-    </w:p>
-    <w:p>
-      <w:pPr>
-        <w:spacing w:after="0" w:line="240" w:lineRule="auto"/>
-        <w:ind w:left="288"/>
-        <w:rPr>
-          <w:rFonts w:ascii="Times New Roman" w:hAnsi="Times New Roman" w:cs="Times New Roman"/>
-          <w:sz w:val="20"/>
-          <w:szCs w:val="20"/>
-        </w:rPr>
-      </w:pPr>
-      <w:r>
-        <w:rPr>
-          <w:rFonts w:ascii="Times New Roman" w:hAnsi="Times New Roman" w:cs="Times New Roman"/>
-          <w:sz w:val="20"/>
-          <w:szCs w:val="20"/>
-        </w:rPr>
-        <w:t>(a) We should not ______ chemicals with our tongue.</w:t>
-      </w:r>
-      <w:r>
-        <w:rPr>
-          <w:rFonts w:ascii="Times New Roman" w:hAnsi="Times New Roman" w:cs="Times New Roman"/>
-          <w:sz w:val="20"/>
-          <w:szCs w:val="20"/>
-        </w:rPr>
-        <w:br/>
-        <w:t xml:space="preserve"> </w:t>
-      </w:r>
-      <w:r>
-        <w:rPr>
-          <w:rFonts w:ascii="Times New Roman" w:hAnsi="Times New Roman" w:cs="Times New Roman"/>
-          <w:sz w:val="20"/>
-          <w:szCs w:val="20"/>
-        </w:rPr>
-        <w:tab/>
-      </w:r>
-      <w:proofErr w:type="spellStart"/>
-      <w:r>
-        <w:rPr>
-          <w:rFonts w:ascii="Times New Roman" w:hAnsi="Times New Roman" w:cs="Times New Roman"/>
-          <w:sz w:val="20"/>
-          <w:szCs w:val="20"/>
-        </w:rPr>
-        <w:t>i</w:t>
-      </w:r>
-      <w:proofErr w:type="spellEnd"/>
-      <w:r>
-        <w:rPr>
-          <w:rFonts w:ascii="Times New Roman" w:hAnsi="Times New Roman" w:cs="Times New Roman"/>
-          <w:sz w:val="20"/>
-          <w:szCs w:val="20"/>
-        </w:rPr>
-        <w:t xml:space="preserve">) </w:t>
-      </w:r>
-      <w:proofErr w:type="gramStart"/>
-      <w:r>
-        <w:rPr>
-          <w:rFonts w:ascii="Times New Roman" w:hAnsi="Times New Roman" w:cs="Times New Roman"/>
-          <w:sz w:val="20"/>
-          <w:szCs w:val="20"/>
-        </w:rPr>
-        <w:t xml:space="preserve">Smell  </w:t>
-      </w:r>
-      <w:r>
-        <w:rPr>
-          <w:rFonts w:ascii="Times New Roman" w:hAnsi="Times New Roman" w:cs="Times New Roman"/>
-          <w:sz w:val="20"/>
-          <w:szCs w:val="20"/>
-        </w:rPr>
-        <w:tab/>
-      </w:r>
-      <w:proofErr w:type="gramEnd"/>
-      <w:r>
-        <w:rPr>
-          <w:rFonts w:ascii="Times New Roman" w:hAnsi="Times New Roman" w:cs="Times New Roman"/>
-          <w:sz w:val="20"/>
-          <w:szCs w:val="20"/>
-        </w:rPr>
-        <w:t xml:space="preserve">ii) </w:t>
-      </w:r>
-      <w:proofErr w:type="gramStart"/>
-      <w:r>
-        <w:rPr>
-          <w:rFonts w:ascii="Times New Roman" w:hAnsi="Times New Roman" w:cs="Times New Roman"/>
-          <w:sz w:val="20"/>
-          <w:szCs w:val="20"/>
-        </w:rPr>
-        <w:t xml:space="preserve">Taste  </w:t>
-      </w:r>
-      <w:r>
-        <w:rPr>
-          <w:rFonts w:ascii="Times New Roman" w:hAnsi="Times New Roman" w:cs="Times New Roman"/>
-          <w:sz w:val="20"/>
-          <w:szCs w:val="20"/>
-        </w:rPr>
-        <w:tab/>
-      </w:r>
-      <w:proofErr w:type="gramEnd"/>
-      <w:r>
-        <w:rPr>
-          <w:rFonts w:ascii="Times New Roman" w:hAnsi="Times New Roman" w:cs="Times New Roman"/>
-          <w:sz w:val="20"/>
-          <w:szCs w:val="20"/>
-        </w:rPr>
-        <w:t xml:space="preserve">iii) </w:t>
-      </w:r>
-      <w:proofErr w:type="gramStart"/>
-      <w:r>
-        <w:rPr>
-          <w:rFonts w:ascii="Times New Roman" w:hAnsi="Times New Roman" w:cs="Times New Roman"/>
-          <w:sz w:val="20"/>
-          <w:szCs w:val="20"/>
-        </w:rPr>
-        <w:t xml:space="preserve">Observe  </w:t>
-      </w:r>
-      <w:r>
-        <w:rPr>
-          <w:rFonts w:ascii="Times New Roman" w:hAnsi="Times New Roman" w:cs="Times New Roman"/>
-          <w:sz w:val="20"/>
-          <w:szCs w:val="20"/>
-        </w:rPr>
-        <w:tab/>
-      </w:r>
-      <w:proofErr w:type="gramEnd"/>
-      <w:r>
-        <w:rPr>
-          <w:rFonts w:ascii="Times New Roman" w:hAnsi="Times New Roman" w:cs="Times New Roman"/>
-          <w:sz w:val="20"/>
-          <w:szCs w:val="20"/>
-        </w:rPr>
-        <w:t>iv) Feel</w:t>
-      </w:r>
-    </w:p>
-    <w:p>
-      <w:pPr>
-        <w:spacing w:after="0" w:line="240" w:lineRule="auto"/>
-        <w:ind w:left="288"/>
-        <w:rPr>
-          <w:rFonts w:ascii="Times New Roman" w:hAnsi="Times New Roman" w:cs="Times New Roman"/>
-          <w:sz w:val="20"/>
-          <w:szCs w:val="20"/>
-        </w:rPr>
-      </w:pPr>
-      <w:r>
-        <w:rPr>
-          <w:rFonts w:ascii="Times New Roman" w:hAnsi="Times New Roman" w:cs="Times New Roman"/>
-          <w:sz w:val="20"/>
-          <w:szCs w:val="20"/>
-        </w:rPr>
-        <w:t>(b) Which measuring instrument is used to measure the length of cloth?</w:t>
-      </w:r>
-      <w:r>
-        <w:rPr>
-          <w:rFonts w:ascii="Times New Roman" w:hAnsi="Times New Roman" w:cs="Times New Roman"/>
-          <w:sz w:val="20"/>
-          <w:szCs w:val="20"/>
-        </w:rPr>
-        <w:br/>
-        <w:t xml:space="preserve"> </w:t>
-      </w:r>
-      <w:r>
-        <w:rPr>
-          <w:rFonts w:ascii="Times New Roman" w:hAnsi="Times New Roman" w:cs="Times New Roman"/>
-          <w:sz w:val="20"/>
-          <w:szCs w:val="20"/>
-        </w:rPr>
-        <w:tab/>
-      </w:r>
-      <w:proofErr w:type="spellStart"/>
-      <w:r>
-        <w:rPr>
-          <w:rFonts w:ascii="Times New Roman" w:hAnsi="Times New Roman" w:cs="Times New Roman"/>
-          <w:sz w:val="20"/>
-          <w:szCs w:val="20"/>
-        </w:rPr>
-        <w:t>i</w:t>
-      </w:r>
-      <w:proofErr w:type="spellEnd"/>
-      <w:r>
-        <w:rPr>
-          <w:rFonts w:ascii="Times New Roman" w:hAnsi="Times New Roman" w:cs="Times New Roman"/>
-          <w:sz w:val="20"/>
-          <w:szCs w:val="20"/>
-        </w:rPr>
-        <w:t xml:space="preserve">) meter </w:t>
-      </w:r>
-      <w:proofErr w:type="gramStart"/>
-      <w:r>
-        <w:rPr>
-          <w:rFonts w:ascii="Times New Roman" w:hAnsi="Times New Roman" w:cs="Times New Roman"/>
-          <w:sz w:val="20"/>
-          <w:szCs w:val="20"/>
-        </w:rPr>
-        <w:t xml:space="preserve">rod  </w:t>
-      </w:r>
-      <w:r>
-        <w:rPr>
-          <w:rFonts w:ascii="Times New Roman" w:hAnsi="Times New Roman" w:cs="Times New Roman"/>
-          <w:sz w:val="20"/>
-          <w:szCs w:val="20"/>
-        </w:rPr>
-        <w:tab/>
-      </w:r>
-      <w:proofErr w:type="gramEnd"/>
-      <w:r>
-        <w:rPr>
-          <w:rFonts w:ascii="Times New Roman" w:hAnsi="Times New Roman" w:cs="Times New Roman"/>
-          <w:sz w:val="20"/>
-          <w:szCs w:val="20"/>
-        </w:rPr>
-        <w:t xml:space="preserve">ii) Beam </w:t>
-      </w:r>
-      <w:proofErr w:type="gramStart"/>
-      <w:r>
-        <w:rPr>
-          <w:rFonts w:ascii="Times New Roman" w:hAnsi="Times New Roman" w:cs="Times New Roman"/>
-          <w:sz w:val="20"/>
-          <w:szCs w:val="20"/>
-        </w:rPr>
-        <w:t xml:space="preserve">balance  </w:t>
-      </w:r>
-      <w:r>
-        <w:rPr>
-          <w:rFonts w:ascii="Times New Roman" w:hAnsi="Times New Roman" w:cs="Times New Roman"/>
-          <w:sz w:val="20"/>
-          <w:szCs w:val="20"/>
-        </w:rPr>
-        <w:tab/>
-      </w:r>
-      <w:proofErr w:type="gramEnd"/>
-      <w:r>
-        <w:rPr>
-          <w:rFonts w:ascii="Times New Roman" w:hAnsi="Times New Roman" w:cs="Times New Roman"/>
-          <w:sz w:val="20"/>
-          <w:szCs w:val="20"/>
-        </w:rPr>
-        <w:t xml:space="preserve">iii) </w:t>
-      </w:r>
-      <w:proofErr w:type="gramStart"/>
-      <w:r>
-        <w:rPr>
-          <w:rFonts w:ascii="Times New Roman" w:hAnsi="Times New Roman" w:cs="Times New Roman"/>
-          <w:sz w:val="20"/>
-          <w:szCs w:val="20"/>
-        </w:rPr>
-        <w:t xml:space="preserve">Pathi  </w:t>
-      </w:r>
-      <w:r>
-        <w:rPr>
-          <w:rFonts w:ascii="Times New Roman" w:hAnsi="Times New Roman" w:cs="Times New Roman"/>
-          <w:sz w:val="20"/>
-          <w:szCs w:val="20"/>
-        </w:rPr>
-        <w:tab/>
-      </w:r>
-      <w:proofErr w:type="gramEnd"/>
-      <w:r>
-        <w:rPr>
-          <w:rFonts w:ascii="Times New Roman" w:hAnsi="Times New Roman" w:cs="Times New Roman"/>
-          <w:sz w:val="20"/>
-          <w:szCs w:val="20"/>
-        </w:rPr>
-        <w:t>iv) Hand</w:t>
-      </w:r>
-    </w:p>
-    <w:p>
-      <w:pPr>
-        <w:spacing w:after="0" w:line="240" w:lineRule="auto"/>
-        <w:ind w:left="288"/>
-        <w:rPr>
-          <w:rFonts w:ascii="Times New Roman" w:hAnsi="Times New Roman" w:cs="Times New Roman"/>
-          <w:sz w:val="20"/>
-          <w:szCs w:val="20"/>
-        </w:rPr>
-      </w:pPr>
-      <w:r>
-        <w:rPr>
-          <w:rFonts w:ascii="Times New Roman" w:hAnsi="Times New Roman" w:cs="Times New Roman"/>
-          <w:sz w:val="20"/>
-          <w:szCs w:val="20"/>
-        </w:rPr>
-        <w:t>(c) Which gas is given by plants during photosynthesis?</w:t>
-      </w:r>
-      <w:r>
-        <w:rPr>
-          <w:rFonts w:ascii="Times New Roman" w:hAnsi="Times New Roman" w:cs="Times New Roman"/>
-          <w:sz w:val="20"/>
-          <w:szCs w:val="20"/>
-        </w:rPr>
-        <w:br/>
-        <w:t xml:space="preserve"> </w:t>
-      </w:r>
-      <w:r>
-        <w:rPr>
-          <w:rFonts w:ascii="Times New Roman" w:hAnsi="Times New Roman" w:cs="Times New Roman"/>
-          <w:sz w:val="20"/>
-          <w:szCs w:val="20"/>
-        </w:rPr>
-        <w:tab/>
-      </w:r>
-      <w:proofErr w:type="spellStart"/>
-      <w:r>
-        <w:rPr>
-          <w:rFonts w:ascii="Times New Roman" w:hAnsi="Times New Roman" w:cs="Times New Roman"/>
-          <w:sz w:val="20"/>
-          <w:szCs w:val="20"/>
-        </w:rPr>
-        <w:t>i</w:t>
-      </w:r>
-      <w:proofErr w:type="spellEnd"/>
-      <w:r>
-        <w:rPr>
-          <w:rFonts w:ascii="Times New Roman" w:hAnsi="Times New Roman" w:cs="Times New Roman"/>
-          <w:sz w:val="20"/>
-          <w:szCs w:val="20"/>
-        </w:rPr>
-        <w:t xml:space="preserve">) </w:t>
-      </w:r>
-      <w:proofErr w:type="gramStart"/>
-      <w:r>
-        <w:rPr>
-          <w:rFonts w:ascii="Times New Roman" w:hAnsi="Times New Roman" w:cs="Times New Roman"/>
-          <w:sz w:val="20"/>
-          <w:szCs w:val="20"/>
-        </w:rPr>
-        <w:t xml:space="preserve">Oxygen  </w:t>
-      </w:r>
-      <w:r>
-        <w:rPr>
-          <w:rFonts w:ascii="Times New Roman" w:hAnsi="Times New Roman" w:cs="Times New Roman"/>
-          <w:sz w:val="20"/>
-          <w:szCs w:val="20"/>
-        </w:rPr>
-        <w:tab/>
-      </w:r>
-      <w:proofErr w:type="gramEnd"/>
-      <w:r>
-        <w:rPr>
-          <w:rFonts w:ascii="Times New Roman" w:hAnsi="Times New Roman" w:cs="Times New Roman"/>
-          <w:sz w:val="20"/>
-          <w:szCs w:val="20"/>
-        </w:rPr>
-        <w:t xml:space="preserve">ii) Carbon </w:t>
-      </w:r>
-      <w:proofErr w:type="gramStart"/>
-      <w:r>
-        <w:rPr>
-          <w:rFonts w:ascii="Times New Roman" w:hAnsi="Times New Roman" w:cs="Times New Roman"/>
-          <w:sz w:val="20"/>
-          <w:szCs w:val="20"/>
-        </w:rPr>
-        <w:t xml:space="preserve">dioxide  </w:t>
-      </w:r>
-      <w:r>
-        <w:rPr>
-          <w:rFonts w:ascii="Times New Roman" w:hAnsi="Times New Roman" w:cs="Times New Roman"/>
-          <w:sz w:val="20"/>
-          <w:szCs w:val="20"/>
-        </w:rPr>
-        <w:tab/>
-      </w:r>
-      <w:proofErr w:type="gramEnd"/>
-      <w:r>
-        <w:rPr>
-          <w:rFonts w:ascii="Times New Roman" w:hAnsi="Times New Roman" w:cs="Times New Roman"/>
-          <w:sz w:val="20"/>
-          <w:szCs w:val="20"/>
-        </w:rPr>
-        <w:t xml:space="preserve">iii) </w:t>
-      </w:r>
-      <w:proofErr w:type="gramStart"/>
-      <w:r>
-        <w:rPr>
-          <w:rFonts w:ascii="Times New Roman" w:hAnsi="Times New Roman" w:cs="Times New Roman"/>
-          <w:sz w:val="20"/>
-          <w:szCs w:val="20"/>
-        </w:rPr>
-        <w:t xml:space="preserve">Nitrogen  </w:t>
-      </w:r>
-      <w:r>
-        <w:rPr>
-          <w:rFonts w:ascii="Times New Roman" w:hAnsi="Times New Roman" w:cs="Times New Roman"/>
-          <w:sz w:val="20"/>
-          <w:szCs w:val="20"/>
-        </w:rPr>
-        <w:tab/>
-      </w:r>
-      <w:proofErr w:type="gramEnd"/>
-      <w:r>
-        <w:rPr>
-          <w:rFonts w:ascii="Times New Roman" w:hAnsi="Times New Roman" w:cs="Times New Roman"/>
-          <w:sz w:val="20"/>
-          <w:szCs w:val="20"/>
-        </w:rPr>
-        <w:t>iv) Argon</w:t>
-      </w:r>
-    </w:p>
-    <w:p>
-      <w:pPr>
-        <w:spacing w:after="0" w:line="240" w:lineRule="auto"/>
-        <w:ind w:left="288"/>
-        <w:rPr>
-          <w:rFonts w:ascii="Times New Roman" w:hAnsi="Times New Roman" w:cs="Times New Roman"/>
-          <w:sz w:val="20"/>
-          <w:szCs w:val="20"/>
-        </w:rPr>
-      </w:pPr>
-      <w:r>
-        <w:rPr>
-          <w:rFonts w:ascii="Times New Roman" w:hAnsi="Times New Roman" w:cs="Times New Roman"/>
-          <w:sz w:val="20"/>
-          <w:szCs w:val="20"/>
-        </w:rPr>
-        <w:t>(d) Industrialization ______ smoke and dust particles in air.</w:t>
-      </w:r>
-      <w:r>
-        <w:rPr>
-          <w:rFonts w:ascii="Times New Roman" w:hAnsi="Times New Roman" w:cs="Times New Roman"/>
-          <w:sz w:val="20"/>
-          <w:szCs w:val="20"/>
-        </w:rPr>
-        <w:br/>
-        <w:t xml:space="preserve"> </w:t>
-      </w:r>
-      <w:r>
-        <w:rPr>
-          <w:rFonts w:ascii="Times New Roman" w:hAnsi="Times New Roman" w:cs="Times New Roman"/>
-          <w:sz w:val="20"/>
-          <w:szCs w:val="20"/>
-        </w:rPr>
-        <w:tab/>
-      </w:r>
-      <w:proofErr w:type="spellStart"/>
-      <w:r>
-        <w:rPr>
-          <w:rFonts w:ascii="Times New Roman" w:hAnsi="Times New Roman" w:cs="Times New Roman"/>
-          <w:sz w:val="20"/>
-          <w:szCs w:val="20"/>
-        </w:rPr>
-        <w:t>i</w:t>
-      </w:r>
-      <w:proofErr w:type="spellEnd"/>
-      <w:r>
-        <w:rPr>
-          <w:rFonts w:ascii="Times New Roman" w:hAnsi="Times New Roman" w:cs="Times New Roman"/>
-          <w:sz w:val="20"/>
-          <w:szCs w:val="20"/>
-        </w:rPr>
-        <w:t xml:space="preserve">) </w:t>
-      </w:r>
-      <w:proofErr w:type="gramStart"/>
-      <w:r>
-        <w:rPr>
-          <w:rFonts w:ascii="Times New Roman" w:hAnsi="Times New Roman" w:cs="Times New Roman"/>
-          <w:sz w:val="20"/>
-          <w:szCs w:val="20"/>
-        </w:rPr>
-        <w:t xml:space="preserve">Increases  </w:t>
-      </w:r>
-      <w:r>
-        <w:rPr>
-          <w:rFonts w:ascii="Times New Roman" w:hAnsi="Times New Roman" w:cs="Times New Roman"/>
-          <w:sz w:val="20"/>
-          <w:szCs w:val="20"/>
-        </w:rPr>
-        <w:tab/>
-      </w:r>
-      <w:proofErr w:type="gramEnd"/>
-      <w:r>
-        <w:rPr>
-          <w:rFonts w:ascii="Times New Roman" w:hAnsi="Times New Roman" w:cs="Times New Roman"/>
-          <w:sz w:val="20"/>
-          <w:szCs w:val="20"/>
-        </w:rPr>
-        <w:t xml:space="preserve">ii) </w:t>
-      </w:r>
-      <w:proofErr w:type="gramStart"/>
-      <w:r>
-        <w:rPr>
-          <w:rFonts w:ascii="Times New Roman" w:hAnsi="Times New Roman" w:cs="Times New Roman"/>
-          <w:sz w:val="20"/>
-          <w:szCs w:val="20"/>
-        </w:rPr>
-        <w:t xml:space="preserve">Decreases  </w:t>
-      </w:r>
-      <w:r>
-        <w:rPr>
-          <w:rFonts w:ascii="Times New Roman" w:hAnsi="Times New Roman" w:cs="Times New Roman"/>
-          <w:sz w:val="20"/>
-          <w:szCs w:val="20"/>
-        </w:rPr>
-        <w:tab/>
-      </w:r>
-      <w:proofErr w:type="gramEnd"/>
-      <w:r>
-        <w:rPr>
-          <w:rFonts w:ascii="Times New Roman" w:hAnsi="Times New Roman" w:cs="Times New Roman"/>
-          <w:sz w:val="20"/>
-          <w:szCs w:val="20"/>
-        </w:rPr>
-        <w:t xml:space="preserve">iii) </w:t>
-      </w:r>
-      <w:proofErr w:type="gramStart"/>
-      <w:r>
-        <w:rPr>
-          <w:rFonts w:ascii="Times New Roman" w:hAnsi="Times New Roman" w:cs="Times New Roman"/>
-          <w:sz w:val="20"/>
-          <w:szCs w:val="20"/>
-        </w:rPr>
-        <w:t xml:space="preserve">Negative  </w:t>
-      </w:r>
-      <w:r>
-        <w:rPr>
-          <w:rFonts w:ascii="Times New Roman" w:hAnsi="Times New Roman" w:cs="Times New Roman"/>
-          <w:sz w:val="20"/>
-          <w:szCs w:val="20"/>
-        </w:rPr>
-        <w:tab/>
-      </w:r>
-      <w:proofErr w:type="gramEnd"/>
-      <w:r>
-        <w:rPr>
-          <w:rFonts w:ascii="Times New Roman" w:hAnsi="Times New Roman" w:cs="Times New Roman"/>
-          <w:sz w:val="20"/>
-          <w:szCs w:val="20"/>
-        </w:rPr>
-        <w:t>iv) Positive</w:t>
-      </w:r>
-    </w:p>
-    <w:p>
-      <w:pPr>
-        <w:spacing w:after="0" w:line="240" w:lineRule="auto"/>
-        <w:ind w:left="288"/>
-        <w:rPr>
-          <w:rFonts w:ascii="Times New Roman" w:hAnsi="Times New Roman" w:cs="Times New Roman"/>
-          <w:sz w:val="20"/>
-          <w:szCs w:val="20"/>
-        </w:rPr>
-      </w:pPr>
-      <w:r>
-        <w:rPr>
-          <w:rFonts w:ascii="Times New Roman" w:hAnsi="Times New Roman" w:cs="Times New Roman"/>
-          <w:sz w:val="20"/>
-          <w:szCs w:val="20"/>
-        </w:rPr>
-        <w:t>(e) Which of the given parts of a plant prepares food?</w:t>
-      </w:r>
-      <w:r>
-        <w:rPr>
-          <w:rFonts w:ascii="Times New Roman" w:hAnsi="Times New Roman" w:cs="Times New Roman"/>
-          <w:sz w:val="20"/>
-          <w:szCs w:val="20"/>
-        </w:rPr>
-        <w:br/>
-        <w:t xml:space="preserve"> </w:t>
-      </w:r>
-      <w:r>
-        <w:rPr>
-          <w:rFonts w:ascii="Times New Roman" w:hAnsi="Times New Roman" w:cs="Times New Roman"/>
-          <w:sz w:val="20"/>
-          <w:szCs w:val="20"/>
-        </w:rPr>
-        <w:tab/>
-      </w:r>
-      <w:proofErr w:type="spellStart"/>
-      <w:r>
-        <w:rPr>
-          <w:rFonts w:ascii="Times New Roman" w:hAnsi="Times New Roman" w:cs="Times New Roman"/>
-          <w:sz w:val="20"/>
-          <w:szCs w:val="20"/>
-        </w:rPr>
-        <w:t>i</w:t>
-      </w:r>
-      <w:proofErr w:type="spellEnd"/>
-      <w:r>
-        <w:rPr>
-          <w:rFonts w:ascii="Times New Roman" w:hAnsi="Times New Roman" w:cs="Times New Roman"/>
-          <w:sz w:val="20"/>
-          <w:szCs w:val="20"/>
-        </w:rPr>
-        <w:t xml:space="preserve">) </w:t>
-      </w:r>
-      <w:proofErr w:type="gramStart"/>
-      <w:r>
-        <w:rPr>
-          <w:rFonts w:ascii="Times New Roman" w:hAnsi="Times New Roman" w:cs="Times New Roman"/>
-          <w:sz w:val="20"/>
-          <w:szCs w:val="20"/>
-        </w:rPr>
-        <w:t xml:space="preserve">Stem  </w:t>
-      </w:r>
-      <w:r>
-        <w:rPr>
-          <w:rFonts w:ascii="Times New Roman" w:hAnsi="Times New Roman" w:cs="Times New Roman"/>
-          <w:sz w:val="20"/>
-          <w:szCs w:val="20"/>
-        </w:rPr>
-        <w:tab/>
-      </w:r>
-      <w:proofErr w:type="gramEnd"/>
-      <w:r>
-        <w:rPr>
-          <w:rFonts w:ascii="Times New Roman" w:hAnsi="Times New Roman" w:cs="Times New Roman"/>
-          <w:sz w:val="20"/>
-          <w:szCs w:val="20"/>
-        </w:rPr>
-        <w:t xml:space="preserve">ii) </w:t>
-      </w:r>
-      <w:proofErr w:type="gramStart"/>
-      <w:r>
-        <w:rPr>
-          <w:rFonts w:ascii="Times New Roman" w:hAnsi="Times New Roman" w:cs="Times New Roman"/>
-          <w:sz w:val="20"/>
-          <w:szCs w:val="20"/>
-        </w:rPr>
-        <w:t xml:space="preserve">Root  </w:t>
-      </w:r>
-      <w:r>
-        <w:rPr>
-          <w:rFonts w:ascii="Times New Roman" w:hAnsi="Times New Roman" w:cs="Times New Roman"/>
-          <w:sz w:val="20"/>
-          <w:szCs w:val="20"/>
-        </w:rPr>
-        <w:tab/>
-      </w:r>
-      <w:proofErr w:type="gramEnd"/>
-      <w:r>
-        <w:rPr>
-          <w:rFonts w:ascii="Times New Roman" w:hAnsi="Times New Roman" w:cs="Times New Roman"/>
-          <w:sz w:val="20"/>
-          <w:szCs w:val="20"/>
-        </w:rPr>
-        <w:t xml:space="preserve">iii) </w:t>
-      </w:r>
-      <w:proofErr w:type="gramStart"/>
-      <w:r>
-        <w:rPr>
-          <w:rFonts w:ascii="Times New Roman" w:hAnsi="Times New Roman" w:cs="Times New Roman"/>
-          <w:sz w:val="20"/>
-          <w:szCs w:val="20"/>
-        </w:rPr>
-        <w:t xml:space="preserve">Leaf  </w:t>
-      </w:r>
-      <w:r>
-        <w:rPr>
-          <w:rFonts w:ascii="Times New Roman" w:hAnsi="Times New Roman" w:cs="Times New Roman"/>
-          <w:sz w:val="20"/>
-          <w:szCs w:val="20"/>
-        </w:rPr>
-        <w:tab/>
-      </w:r>
-      <w:proofErr w:type="gramEnd"/>
-      <w:r>
-        <w:rPr>
-          <w:rFonts w:ascii="Times New Roman" w:hAnsi="Times New Roman" w:cs="Times New Roman"/>
-          <w:sz w:val="20"/>
-          <w:szCs w:val="20"/>
-        </w:rPr>
-        <w:t>iv) Flower</w:t>
-      </w:r>
-    </w:p>
-    <w:p>
-      <w:pPr>
-        <w:spacing w:after="0" w:line="240" w:lineRule="auto"/>
-        <w:ind w:left="288"/>
-        <w:rPr>
-          <w:rFonts w:ascii="Times New Roman" w:hAnsi="Times New Roman" w:cs="Times New Roman"/>
-          <w:sz w:val="20"/>
-          <w:szCs w:val="20"/>
-        </w:rPr>
-      </w:pPr>
-      <w:r>
-        <w:rPr>
-          <w:rFonts w:ascii="Times New Roman" w:hAnsi="Times New Roman" w:cs="Times New Roman"/>
-          <w:sz w:val="20"/>
-          <w:szCs w:val="20"/>
-        </w:rPr>
-        <w:t>(f) The process by which living organisms produce their own kind is called__.</w:t>
-      </w:r>
-      <w:r>
-        <w:rPr>
-          <w:rFonts w:ascii="Times New Roman" w:hAnsi="Times New Roman" w:cs="Times New Roman"/>
-          <w:sz w:val="20"/>
-          <w:szCs w:val="20"/>
-        </w:rPr>
-        <w:br/>
-        <w:t xml:space="preserve"> </w:t>
-      </w:r>
-      <w:r>
-        <w:rPr>
-          <w:rFonts w:ascii="Times New Roman" w:hAnsi="Times New Roman" w:cs="Times New Roman"/>
-          <w:sz w:val="20"/>
-          <w:szCs w:val="20"/>
-        </w:rPr>
-        <w:tab/>
-      </w:r>
-      <w:proofErr w:type="spellStart"/>
-      <w:r>
-        <w:rPr>
-          <w:rFonts w:ascii="Times New Roman" w:hAnsi="Times New Roman" w:cs="Times New Roman"/>
-          <w:sz w:val="20"/>
-          <w:szCs w:val="20"/>
-        </w:rPr>
-        <w:t>i</w:t>
-      </w:r>
-      <w:proofErr w:type="spellEnd"/>
-      <w:r>
-        <w:rPr>
-          <w:rFonts w:ascii="Times New Roman" w:hAnsi="Times New Roman" w:cs="Times New Roman"/>
-          <w:sz w:val="20"/>
-          <w:szCs w:val="20"/>
-        </w:rPr>
-        <w:t xml:space="preserve">) </w:t>
-      </w:r>
-      <w:proofErr w:type="gramStart"/>
-      <w:r>
-        <w:rPr>
-          <w:rFonts w:ascii="Times New Roman" w:hAnsi="Times New Roman" w:cs="Times New Roman"/>
-          <w:sz w:val="20"/>
-          <w:szCs w:val="20"/>
-        </w:rPr>
-        <w:t>Nutrition  ii</w:t>
-      </w:r>
-      <w:proofErr w:type="gramEnd"/>
-      <w:r>
-        <w:rPr>
-          <w:rFonts w:ascii="Times New Roman" w:hAnsi="Times New Roman" w:cs="Times New Roman"/>
-          <w:sz w:val="20"/>
-          <w:szCs w:val="20"/>
-        </w:rPr>
-        <w:t xml:space="preserve">) </w:t>
-      </w:r>
-      <w:proofErr w:type="gramStart"/>
-      <w:r>
-        <w:rPr>
-          <w:rFonts w:ascii="Times New Roman" w:hAnsi="Times New Roman" w:cs="Times New Roman"/>
-          <w:sz w:val="20"/>
-          <w:szCs w:val="20"/>
-        </w:rPr>
-        <w:t>Excretion  iii</w:t>
-      </w:r>
-      <w:proofErr w:type="gramEnd"/>
-      <w:r>
-        <w:rPr>
-          <w:rFonts w:ascii="Times New Roman" w:hAnsi="Times New Roman" w:cs="Times New Roman"/>
-          <w:sz w:val="20"/>
-          <w:szCs w:val="20"/>
-        </w:rPr>
-        <w:t xml:space="preserve">) </w:t>
-      </w:r>
-      <w:proofErr w:type="gramStart"/>
-      <w:r>
-        <w:rPr>
-          <w:rFonts w:ascii="Times New Roman" w:hAnsi="Times New Roman" w:cs="Times New Roman"/>
-          <w:sz w:val="20"/>
-          <w:szCs w:val="20"/>
-        </w:rPr>
-        <w:t>Reproduction  iv</w:t>
-      </w:r>
-      <w:proofErr w:type="gramEnd"/>
-      <w:r>
-        <w:rPr>
-          <w:rFonts w:ascii="Times New Roman" w:hAnsi="Times New Roman" w:cs="Times New Roman"/>
-          <w:sz w:val="20"/>
-          <w:szCs w:val="20"/>
-        </w:rPr>
-        <w:t>) Digestion</w:t>
-      </w:r>
-    </w:p>
-    <w:p>
-      <w:pPr>
-        <w:spacing w:after="0" w:line="240" w:lineRule="auto"/>
-        <w:ind w:left="288"/>
-        <w:rPr>
-          <w:rFonts w:ascii="Times New Roman" w:hAnsi="Times New Roman" w:cs="Times New Roman"/>
-          <w:sz w:val="20"/>
-          <w:szCs w:val="20"/>
-        </w:rPr>
-      </w:pPr>
-      <w:r>
-        <w:rPr>
-          <w:rFonts w:ascii="Times New Roman" w:hAnsi="Times New Roman" w:cs="Times New Roman"/>
-          <w:sz w:val="20"/>
-          <w:szCs w:val="20"/>
-        </w:rPr>
-        <w:t>(g) Kerosene is a ______ liquid.</w:t>
-      </w:r>
-      <w:r>
-        <w:rPr>
-          <w:rFonts w:ascii="Times New Roman" w:hAnsi="Times New Roman" w:cs="Times New Roman"/>
-          <w:sz w:val="20"/>
-          <w:szCs w:val="20"/>
-        </w:rPr>
-        <w:br/>
-        <w:t xml:space="preserve"> </w:t>
-      </w:r>
-      <w:r>
-        <w:rPr>
-          <w:rFonts w:ascii="Times New Roman" w:hAnsi="Times New Roman" w:cs="Times New Roman"/>
-          <w:sz w:val="20"/>
-          <w:szCs w:val="20"/>
-        </w:rPr>
-        <w:tab/>
-      </w:r>
-      <w:proofErr w:type="spellStart"/>
-      <w:r>
-        <w:rPr>
-          <w:rFonts w:ascii="Times New Roman" w:hAnsi="Times New Roman" w:cs="Times New Roman"/>
-          <w:sz w:val="20"/>
-          <w:szCs w:val="20"/>
-        </w:rPr>
-        <w:t>i</w:t>
-      </w:r>
-      <w:proofErr w:type="spellEnd"/>
-      <w:r>
-        <w:rPr>
-          <w:rFonts w:ascii="Times New Roman" w:hAnsi="Times New Roman" w:cs="Times New Roman"/>
-          <w:sz w:val="20"/>
-          <w:szCs w:val="20"/>
-        </w:rPr>
-        <w:t xml:space="preserve">) </w:t>
-      </w:r>
-      <w:proofErr w:type="gramStart"/>
-      <w:r>
-        <w:rPr>
-          <w:rFonts w:ascii="Times New Roman" w:hAnsi="Times New Roman" w:cs="Times New Roman"/>
-          <w:sz w:val="20"/>
-          <w:szCs w:val="20"/>
-        </w:rPr>
-        <w:t xml:space="preserve">Combustible  </w:t>
-      </w:r>
-      <w:r>
-        <w:rPr>
-          <w:rFonts w:ascii="Times New Roman" w:hAnsi="Times New Roman" w:cs="Times New Roman"/>
-          <w:sz w:val="20"/>
-          <w:szCs w:val="20"/>
-        </w:rPr>
-        <w:tab/>
-      </w:r>
-      <w:proofErr w:type="gramEnd"/>
-      <w:r>
-        <w:rPr>
-          <w:rFonts w:ascii="Times New Roman" w:hAnsi="Times New Roman" w:cs="Times New Roman"/>
-          <w:sz w:val="20"/>
-          <w:szCs w:val="20"/>
-        </w:rPr>
-        <w:t>ii) non-</w:t>
-      </w:r>
-      <w:proofErr w:type="gramStart"/>
-      <w:r>
-        <w:rPr>
-          <w:rFonts w:ascii="Times New Roman" w:hAnsi="Times New Roman" w:cs="Times New Roman"/>
-          <w:sz w:val="20"/>
-          <w:szCs w:val="20"/>
-        </w:rPr>
-        <w:t xml:space="preserve">combustible  </w:t>
-      </w:r>
-      <w:r>
-        <w:rPr>
-          <w:rFonts w:ascii="Times New Roman" w:hAnsi="Times New Roman" w:cs="Times New Roman"/>
-          <w:sz w:val="20"/>
-          <w:szCs w:val="20"/>
-        </w:rPr>
-        <w:tab/>
-      </w:r>
-      <w:proofErr w:type="gramEnd"/>
-      <w:r>
-        <w:rPr>
-          <w:rFonts w:ascii="Times New Roman" w:hAnsi="Times New Roman" w:cs="Times New Roman"/>
-          <w:sz w:val="20"/>
-          <w:szCs w:val="20"/>
-        </w:rPr>
-        <w:t>iii) Compression    iv) All of them</w:t>
-      </w:r>
-    </w:p>
-    <w:p>
-      <w:pPr>
-        <w:spacing w:after="0" w:line="240" w:lineRule="auto"/>
-        <w:ind w:left="288"/>
-        <w:rPr>
-          <w:rFonts w:ascii="Times New Roman" w:hAnsi="Times New Roman" w:cs="Times New Roman"/>
-          <w:sz w:val="20"/>
-          <w:szCs w:val="20"/>
-        </w:rPr>
-      </w:pPr>
-      <w:r>
-        <w:rPr>
-          <w:rFonts w:ascii="Times New Roman" w:hAnsi="Times New Roman" w:cs="Times New Roman"/>
-          <w:sz w:val="20"/>
-          <w:szCs w:val="20"/>
-        </w:rPr>
-        <w:t>(h) Which resource is used to generate hydroelectricity?</w:t>
-      </w:r>
-      <w:r>
-        <w:rPr>
-          <w:rFonts w:ascii="Times New Roman" w:hAnsi="Times New Roman" w:cs="Times New Roman"/>
-          <w:sz w:val="20"/>
-          <w:szCs w:val="20"/>
-        </w:rPr>
-        <w:br/>
-        <w:t xml:space="preserve"> </w:t>
-      </w:r>
-      <w:r>
-        <w:rPr>
-          <w:rFonts w:ascii="Times New Roman" w:hAnsi="Times New Roman" w:cs="Times New Roman"/>
-          <w:sz w:val="20"/>
-          <w:szCs w:val="20"/>
-        </w:rPr>
-        <w:tab/>
-      </w:r>
-      <w:proofErr w:type="spellStart"/>
-      <w:r>
-        <w:rPr>
-          <w:rFonts w:ascii="Times New Roman" w:hAnsi="Times New Roman" w:cs="Times New Roman"/>
-          <w:sz w:val="20"/>
-          <w:szCs w:val="20"/>
-        </w:rPr>
-        <w:t>i</w:t>
-      </w:r>
-      <w:proofErr w:type="spellEnd"/>
-      <w:r>
-        <w:rPr>
-          <w:rFonts w:ascii="Times New Roman" w:hAnsi="Times New Roman" w:cs="Times New Roman"/>
-          <w:sz w:val="20"/>
-          <w:szCs w:val="20"/>
-        </w:rPr>
-        <w:t xml:space="preserve">) </w:t>
-      </w:r>
-      <w:proofErr w:type="gramStart"/>
-      <w:r>
-        <w:rPr>
-          <w:rFonts w:ascii="Times New Roman" w:hAnsi="Times New Roman" w:cs="Times New Roman"/>
-          <w:sz w:val="20"/>
-          <w:szCs w:val="20"/>
-        </w:rPr>
-        <w:t xml:space="preserve">Coal  </w:t>
-      </w:r>
-      <w:r>
-        <w:rPr>
-          <w:rFonts w:ascii="Times New Roman" w:hAnsi="Times New Roman" w:cs="Times New Roman"/>
-          <w:sz w:val="20"/>
-          <w:szCs w:val="20"/>
-        </w:rPr>
-        <w:tab/>
-      </w:r>
-      <w:proofErr w:type="gramEnd"/>
-      <w:r>
-        <w:rPr>
-          <w:rFonts w:ascii="Times New Roman" w:hAnsi="Times New Roman" w:cs="Times New Roman"/>
-          <w:sz w:val="20"/>
-          <w:szCs w:val="20"/>
-        </w:rPr>
-        <w:t xml:space="preserve">ii) </w:t>
-      </w:r>
-      <w:proofErr w:type="gramStart"/>
-      <w:r>
-        <w:rPr>
-          <w:rFonts w:ascii="Times New Roman" w:hAnsi="Times New Roman" w:cs="Times New Roman"/>
-          <w:sz w:val="20"/>
-          <w:szCs w:val="20"/>
-        </w:rPr>
-        <w:t xml:space="preserve">Air  </w:t>
-      </w:r>
-      <w:r>
-        <w:rPr>
-          <w:rFonts w:ascii="Times New Roman" w:hAnsi="Times New Roman" w:cs="Times New Roman"/>
-          <w:sz w:val="20"/>
-          <w:szCs w:val="20"/>
-        </w:rPr>
-        <w:tab/>
-      </w:r>
-      <w:proofErr w:type="gramEnd"/>
-      <w:r>
-        <w:rPr>
-          <w:rFonts w:ascii="Times New Roman" w:hAnsi="Times New Roman" w:cs="Times New Roman"/>
-          <w:sz w:val="20"/>
-          <w:szCs w:val="20"/>
-        </w:rPr>
-        <w:tab/>
-        <w:t xml:space="preserve">iii) </w:t>
-      </w:r>
-      <w:proofErr w:type="gramStart"/>
-      <w:r>
-        <w:rPr>
-          <w:rFonts w:ascii="Times New Roman" w:hAnsi="Times New Roman" w:cs="Times New Roman"/>
-          <w:sz w:val="20"/>
-          <w:szCs w:val="20"/>
-        </w:rPr>
-        <w:t xml:space="preserve">Water  </w:t>
-      </w:r>
-      <w:r>
-        <w:rPr>
-          <w:rFonts w:ascii="Times New Roman" w:hAnsi="Times New Roman" w:cs="Times New Roman"/>
-          <w:sz w:val="20"/>
-          <w:szCs w:val="20"/>
-        </w:rPr>
-        <w:tab/>
-      </w:r>
-      <w:proofErr w:type="gramEnd"/>
-      <w:r>
-        <w:rPr>
-          <w:rFonts w:ascii="Times New Roman" w:hAnsi="Times New Roman" w:cs="Times New Roman"/>
-          <w:sz w:val="20"/>
-          <w:szCs w:val="20"/>
-        </w:rPr>
-        <w:t>iv) Petrol</w:t>
-      </w:r>
-    </w:p>
-    <w:p>
-      <w:pPr>
-        <w:spacing w:after="0" w:line="240" w:lineRule="auto"/>
-        <w:ind w:left="288"/>
-        <w:rPr>
-          <w:rFonts w:ascii="Times New Roman" w:hAnsi="Times New Roman" w:cs="Times New Roman"/>
-          <w:sz w:val="20"/>
-          <w:szCs w:val="20"/>
-        </w:rPr>
-      </w:pPr>
-      <w:r>
-        <w:rPr>
-          <w:rFonts w:ascii="Times New Roman" w:hAnsi="Times New Roman" w:cs="Times New Roman"/>
-          <w:sz w:val="20"/>
-          <w:szCs w:val="20"/>
-        </w:rPr>
-        <w:t>(</w:t>
-      </w:r>
-      <w:proofErr w:type="spellStart"/>
-      <w:r>
-        <w:rPr>
-          <w:rFonts w:ascii="Times New Roman" w:hAnsi="Times New Roman" w:cs="Times New Roman"/>
-          <w:sz w:val="20"/>
-          <w:szCs w:val="20"/>
-        </w:rPr>
-        <w:t>i</w:t>
-      </w:r>
-      <w:proofErr w:type="spellEnd"/>
-      <w:r>
-        <w:rPr>
-          <w:rFonts w:ascii="Times New Roman" w:hAnsi="Times New Roman" w:cs="Times New Roman"/>
-          <w:sz w:val="20"/>
-          <w:szCs w:val="20"/>
-        </w:rPr>
-        <w:t>) Which of the following is a magnetic material?</w:t>
-      </w:r>
-      <w:r>
-        <w:rPr>
-          <w:rFonts w:ascii="Times New Roman" w:hAnsi="Times New Roman" w:cs="Times New Roman"/>
-          <w:sz w:val="20"/>
-          <w:szCs w:val="20"/>
-        </w:rPr>
-        <w:br/>
-        <w:t xml:space="preserve"> </w:t>
-      </w:r>
-      <w:r>
-        <w:rPr>
-          <w:rFonts w:ascii="Times New Roman" w:hAnsi="Times New Roman" w:cs="Times New Roman"/>
-          <w:sz w:val="20"/>
-          <w:szCs w:val="20"/>
-        </w:rPr>
-        <w:tab/>
-      </w:r>
-      <w:proofErr w:type="spellStart"/>
-      <w:r>
-        <w:rPr>
-          <w:rFonts w:ascii="Times New Roman" w:hAnsi="Times New Roman" w:cs="Times New Roman"/>
-          <w:sz w:val="20"/>
-          <w:szCs w:val="20"/>
-        </w:rPr>
-        <w:t>i</w:t>
-      </w:r>
-      <w:proofErr w:type="spellEnd"/>
-      <w:r>
-        <w:rPr>
-          <w:rFonts w:ascii="Times New Roman" w:hAnsi="Times New Roman" w:cs="Times New Roman"/>
-          <w:sz w:val="20"/>
-          <w:szCs w:val="20"/>
-        </w:rPr>
-        <w:t xml:space="preserve">) </w:t>
-      </w:r>
-      <w:proofErr w:type="gramStart"/>
-      <w:r>
-        <w:rPr>
-          <w:rFonts w:ascii="Times New Roman" w:hAnsi="Times New Roman" w:cs="Times New Roman"/>
-          <w:sz w:val="20"/>
-          <w:szCs w:val="20"/>
-        </w:rPr>
-        <w:t xml:space="preserve">Paper  </w:t>
-      </w:r>
-      <w:r>
-        <w:rPr>
-          <w:rFonts w:ascii="Times New Roman" w:hAnsi="Times New Roman" w:cs="Times New Roman"/>
-          <w:sz w:val="20"/>
-          <w:szCs w:val="20"/>
-        </w:rPr>
-        <w:tab/>
-      </w:r>
-      <w:proofErr w:type="gramEnd"/>
-      <w:r>
-        <w:rPr>
-          <w:rFonts w:ascii="Times New Roman" w:hAnsi="Times New Roman" w:cs="Times New Roman"/>
-          <w:sz w:val="20"/>
-          <w:szCs w:val="20"/>
-        </w:rPr>
-        <w:t xml:space="preserve">ii) </w:t>
-      </w:r>
-      <w:proofErr w:type="gramStart"/>
-      <w:r>
-        <w:rPr>
-          <w:rFonts w:ascii="Times New Roman" w:hAnsi="Times New Roman" w:cs="Times New Roman"/>
-          <w:sz w:val="20"/>
-          <w:szCs w:val="20"/>
-        </w:rPr>
-        <w:t xml:space="preserve">Eraser  </w:t>
-      </w:r>
-      <w:r>
-        <w:rPr>
-          <w:rFonts w:ascii="Times New Roman" w:hAnsi="Times New Roman" w:cs="Times New Roman"/>
-          <w:sz w:val="20"/>
-          <w:szCs w:val="20"/>
-        </w:rPr>
-        <w:tab/>
-      </w:r>
-      <w:proofErr w:type="gramEnd"/>
-      <w:r>
-        <w:rPr>
-          <w:rFonts w:ascii="Times New Roman" w:hAnsi="Times New Roman" w:cs="Times New Roman"/>
-          <w:sz w:val="20"/>
-          <w:szCs w:val="20"/>
-        </w:rPr>
-        <w:t xml:space="preserve">iii) </w:t>
-      </w:r>
-      <w:proofErr w:type="gramStart"/>
-      <w:r>
-        <w:rPr>
-          <w:rFonts w:ascii="Times New Roman" w:hAnsi="Times New Roman" w:cs="Times New Roman"/>
-          <w:sz w:val="20"/>
-          <w:szCs w:val="20"/>
-        </w:rPr>
-        <w:t xml:space="preserve">Pencil  </w:t>
-      </w:r>
-      <w:r>
-        <w:rPr>
-          <w:rFonts w:ascii="Times New Roman" w:hAnsi="Times New Roman" w:cs="Times New Roman"/>
-          <w:sz w:val="20"/>
-          <w:szCs w:val="20"/>
-        </w:rPr>
-        <w:tab/>
-      </w:r>
-      <w:proofErr w:type="gramEnd"/>
-      <w:r>
-        <w:rPr>
-          <w:rFonts w:ascii="Times New Roman" w:hAnsi="Times New Roman" w:cs="Times New Roman"/>
-          <w:sz w:val="20"/>
-          <w:szCs w:val="20"/>
-        </w:rPr>
-        <w:t>iv) Iron nail</w:t>
-      </w:r>
-    </w:p>
-    <w:p>
-      <w:pPr>
-        <w:spacing w:after="0" w:line="240" w:lineRule="auto"/>
-        <w:ind w:left="288"/>
-        <w:rPr>
-          <w:rFonts w:ascii="Times New Roman" w:hAnsi="Times New Roman" w:cs="Times New Roman"/>
-          <w:sz w:val="20"/>
-          <w:szCs w:val="20"/>
-        </w:rPr>
-      </w:pPr>
-      <w:r>
-        <w:rPr>
-          <w:rFonts w:ascii="Times New Roman" w:hAnsi="Times New Roman" w:cs="Times New Roman"/>
-          <w:sz w:val="20"/>
-          <w:szCs w:val="20"/>
-        </w:rPr>
-        <w:t>(j) Which of the following is an example of natural disaster?</w:t>
-      </w:r>
-      <w:r>
-        <w:rPr>
-          <w:rFonts w:ascii="Times New Roman" w:hAnsi="Times New Roman" w:cs="Times New Roman"/>
-          <w:sz w:val="20"/>
-          <w:szCs w:val="20"/>
-        </w:rPr>
-        <w:br/>
-        <w:t xml:space="preserve"> </w:t>
-      </w:r>
-      <w:r>
-        <w:rPr>
-          <w:rFonts w:ascii="Times New Roman" w:hAnsi="Times New Roman" w:cs="Times New Roman"/>
-          <w:sz w:val="20"/>
-          <w:szCs w:val="20"/>
-        </w:rPr>
-        <w:tab/>
-      </w:r>
-      <w:proofErr w:type="spellStart"/>
-      <w:r>
-        <w:rPr>
-          <w:rFonts w:ascii="Times New Roman" w:hAnsi="Times New Roman" w:cs="Times New Roman"/>
-          <w:sz w:val="20"/>
-          <w:szCs w:val="20"/>
-        </w:rPr>
-        <w:t>i</w:t>
-      </w:r>
-      <w:proofErr w:type="spellEnd"/>
-      <w:r>
-        <w:rPr>
-          <w:rFonts w:ascii="Times New Roman" w:hAnsi="Times New Roman" w:cs="Times New Roman"/>
-          <w:sz w:val="20"/>
-          <w:szCs w:val="20"/>
-        </w:rPr>
-        <w:t xml:space="preserve">) </w:t>
-      </w:r>
-      <w:proofErr w:type="gramStart"/>
-      <w:r>
-        <w:rPr>
-          <w:rFonts w:ascii="Times New Roman" w:hAnsi="Times New Roman" w:cs="Times New Roman"/>
-          <w:sz w:val="20"/>
-          <w:szCs w:val="20"/>
-        </w:rPr>
-        <w:t xml:space="preserve">Sea  </w:t>
-      </w:r>
-      <w:r>
-        <w:rPr>
-          <w:rFonts w:ascii="Times New Roman" w:hAnsi="Times New Roman" w:cs="Times New Roman"/>
-          <w:sz w:val="20"/>
-          <w:szCs w:val="20"/>
-        </w:rPr>
-        <w:tab/>
-      </w:r>
-      <w:proofErr w:type="gramEnd"/>
-      <w:r>
-        <w:rPr>
-          <w:rFonts w:ascii="Times New Roman" w:hAnsi="Times New Roman" w:cs="Times New Roman"/>
-          <w:sz w:val="20"/>
-          <w:szCs w:val="20"/>
-        </w:rPr>
-        <w:tab/>
-        <w:t xml:space="preserve">ii) </w:t>
-      </w:r>
-      <w:proofErr w:type="gramStart"/>
-      <w:r>
-        <w:rPr>
-          <w:rFonts w:ascii="Times New Roman" w:hAnsi="Times New Roman" w:cs="Times New Roman"/>
-          <w:sz w:val="20"/>
-          <w:szCs w:val="20"/>
-        </w:rPr>
-        <w:t xml:space="preserve">Ocean  </w:t>
-      </w:r>
-      <w:r>
-        <w:rPr>
-          <w:rFonts w:ascii="Times New Roman" w:hAnsi="Times New Roman" w:cs="Times New Roman"/>
-          <w:sz w:val="20"/>
-          <w:szCs w:val="20"/>
-        </w:rPr>
-        <w:tab/>
-      </w:r>
-      <w:proofErr w:type="gramEnd"/>
-      <w:r>
-        <w:rPr>
-          <w:rFonts w:ascii="Times New Roman" w:hAnsi="Times New Roman" w:cs="Times New Roman"/>
-          <w:sz w:val="20"/>
-          <w:szCs w:val="20"/>
-        </w:rPr>
-        <w:t xml:space="preserve">iii) </w:t>
-      </w:r>
-      <w:proofErr w:type="gramStart"/>
-      <w:r>
-        <w:rPr>
-          <w:rFonts w:ascii="Times New Roman" w:hAnsi="Times New Roman" w:cs="Times New Roman"/>
-          <w:sz w:val="20"/>
-          <w:szCs w:val="20"/>
-        </w:rPr>
-        <w:t xml:space="preserve">Flood  </w:t>
-      </w:r>
-      <w:r>
-        <w:rPr>
-          <w:rFonts w:ascii="Times New Roman" w:hAnsi="Times New Roman" w:cs="Times New Roman"/>
-          <w:sz w:val="20"/>
-          <w:szCs w:val="20"/>
-        </w:rPr>
-        <w:tab/>
-      </w:r>
-      <w:proofErr w:type="gramEnd"/>
-      <w:r>
-        <w:rPr>
-          <w:rFonts w:ascii="Times New Roman" w:hAnsi="Times New Roman" w:cs="Times New Roman"/>
-          <w:sz w:val="20"/>
-          <w:szCs w:val="20"/>
-        </w:rPr>
-        <w:t>iv) River</w:t>
-      </w:r>
-    </w:p>
-    <w:p>
-      <w:pPr>
-        <w:spacing w:after="0" w:line="240" w:lineRule="auto"/>
-        <w:rPr>
-          <w:rFonts w:ascii="Times New Roman" w:hAnsi="Times New Roman" w:cs="Times New Roman"/>
-          <w:b/>
-          <w:sz w:val="20"/>
-          <w:szCs w:val="20"/>
-        </w:rPr>
-      </w:pPr>
-      <w:r>
-        <w:rPr>
-          <w:rFonts w:ascii="Times New Roman" w:hAnsi="Times New Roman" w:cs="Times New Roman"/>
-          <w:noProof/>
-          <w:sz w:val="16"/>
-          <w:szCs w:val="16"/>
-        </w:rPr>
-        <mc:AlternateContent>
-          <mc:Choice Requires="wps">
-            <w:drawing>
-              <wp:anchor distT="45720" distB="45720" distL="114300" distR="114300" simplePos="0" relativeHeight="251661312" behindDoc="0" locked="0" layoutInCell="1" allowOverlap="1" wp14:anchorId="5C7E4E05" wp14:editId="748407B4">
-                <wp:simplePos x="0" y="0"/>
-                <wp:positionH relativeFrom="column">
-                  <wp:posOffset>2253615</wp:posOffset>
-                </wp:positionH>
-                <wp:positionV relativeFrom="paragraph">
-                  <wp:posOffset>202896</wp:posOffset>
-                </wp:positionV>
-                <wp:extent cx="2361537" cy="1404620"/>
-                <wp:effectExtent l="0" t="0" r="0" b="0"/>
-                <wp:wrapNone/>
-                <wp:docPr id="1725807917" name="Text Box 2"/>
-                <wp:cNvGraphicFramePr>
-                  <a:graphicFrameLocks xmlns:a="http://schemas.openxmlformats.org/drawingml/2006/main"/>
-                </wp:cNvGraphicFramePr>
-                <a:graphic xmlns:a="http://schemas.openxmlformats.org/drawingml/2006/main">
-                  <a:graphicData uri="http://schemas.microsoft.com/office/word/2010/wordprocessingShape">
-                    <wps:wsp>
-                      <wps:cNvSpPr txBox="1">
-                        <a:spLocks noChangeArrowheads="1"/>
-                      </wps:cNvSpPr>
-                      <wps:spPr bwMode="auto">
-                        <a:xfrm>
-                          <a:off x="0" y="0"/>
-                          <a:ext cx="2361537" cy="1404620"/>
-                        </a:xfrm>
-                        <a:prstGeom prst="rect">
-                          <a:avLst/>
-                        </a:prstGeom>
-                        <a:noFill/>
-                        <a:ln w="9525">
-                          <a:noFill/>
-                          <a:miter lim="800000"/>
-                          <a:headEnd/>
-                          <a:tailEnd/>
-                        </a:ln>
-                      </wps:spPr>
-                      <wps:txbx>
-                        <w:txbxContent>
-                          <w:p>
-                            <w:pPr>
-                              <w:spacing w:after="0" w:line="240" w:lineRule="auto"/>
-                              <w:ind w:left="288"/>
-                              <w:rPr>
-                                <w:rFonts w:ascii="Times New Roman" w:hAnsi="Times New Roman" w:cs="Times New Roman"/>
-                                <w:sz w:val="20"/>
-                                <w:szCs w:val="20"/>
-                              </w:rPr>
-                            </w:pPr>
-                            <w:r>
-                              <w:rPr>
-                                <w:rFonts w:ascii="Times New Roman" w:hAnsi="Times New Roman" w:cs="Times New Roman"/>
-                                <w:sz w:val="20"/>
-                                <w:szCs w:val="20"/>
-                              </w:rPr>
-                              <w:t xml:space="preserve">(d) </w:t>
-                            </w:r>
-                            <w:r>
-                              <w:rPr>
-                                <w:rFonts w:ascii="Times New Roman" w:hAnsi="Times New Roman" w:cs="Times New Roman"/>
-                                <w:sz w:val="20"/>
-                                <w:szCs w:val="20"/>
-                              </w:rPr>
-                              <w:t>Write</w:t>
-                            </w:r>
-                            <w:r>
-                              <w:rPr>
-                                <w:rFonts w:ascii="Times New Roman" w:hAnsi="Times New Roman" w:cs="Times New Roman"/>
-                                <w:sz w:val="20"/>
-                                <w:szCs w:val="20"/>
-                              </w:rPr>
-                              <w:t xml:space="preserve"> the main source of energy?</w:t>
-                            </w:r>
-                          </w:p>
-                          <w:p>
-                            <w:pPr>
-                              <w:spacing w:after="0" w:line="240" w:lineRule="auto"/>
-                              <w:ind w:left="288"/>
-                              <w:rPr>
-                                <w:rFonts w:ascii="Times New Roman" w:hAnsi="Times New Roman" w:cs="Times New Roman"/>
-                                <w:sz w:val="20"/>
-                                <w:szCs w:val="20"/>
-                              </w:rPr>
-                            </w:pPr>
-                            <w:r>
-                              <w:rPr>
-                                <w:rFonts w:ascii="Times New Roman" w:hAnsi="Times New Roman" w:cs="Times New Roman"/>
-                                <w:sz w:val="20"/>
-                                <w:szCs w:val="20"/>
-                              </w:rPr>
-                              <w:t>(e) Does cold wave occur in Nepal?</w:t>
-                            </w:r>
-                          </w:p>
-                          <w:p>
-                            <w:pPr>
-                              <w:spacing w:after="0" w:line="240" w:lineRule="auto"/>
-                              <w:ind w:left="288"/>
-                              <w:rPr>
-                                <w:rFonts w:ascii="Times New Roman" w:hAnsi="Times New Roman" w:cs="Times New Roman"/>
-                                <w:sz w:val="20"/>
-                                <w:szCs w:val="20"/>
-                              </w:rPr>
-                            </w:pPr>
-                            <w:r>
-                              <w:rPr>
-                                <w:rFonts w:ascii="Times New Roman" w:hAnsi="Times New Roman" w:cs="Times New Roman"/>
-                                <w:sz w:val="20"/>
-                                <w:szCs w:val="20"/>
-                              </w:rPr>
-                              <w:t>(f) What is the unit of time?</w:t>
-                            </w:r>
-                          </w:p>
-                        </w:txbxContent>
-                      </wps:txbx>
-                      <wps:bodyPr rot="0" vert="horz" wrap="square" lIns="91440" tIns="45720" rIns="91440" bIns="45720" anchor="t" anchorCtr="0">
-                        <a:spAutoFit/>
-                      </wps:bodyPr>
-                    </wps:wsp>
-                  </a:graphicData>
-                </a:graphic>
-                <wp14:sizeRelH relativeFrom="margin">
-                  <wp14:pctWidth>0</wp14:pctWidth>
-                </wp14:sizeRelH>
-                <wp14:sizeRelV relativeFrom="margin">
-                  <wp14:pctHeight>20000</wp14:pctHeight>
-                </wp14:sizeRelV>
-              </wp:anchor>
-            </w:drawing>
-          </mc:Choice>
-          <mc:Fallback>
-            <w:pict>
-              <v:shape w14:anchorId="5C7E4E05" id="_x0000_s1029" type="#_x0000_t202" style="position:absolute;margin-left:177.45pt;margin-top:16pt;width:185.95pt;height:110.6pt;z-index:251661312;visibility:visible;mso-wrap-style:square;mso-width-percent:0;mso-height-percent:200;mso-wrap-distance-left:9pt;mso-wrap-distance-top:3.6pt;mso-wrap-distance-right:9pt;mso-wrap-distance-bottom:3.6pt;mso-position-horizontal:absolute;mso-position-horizontal-relative:text;mso-position-vertical:absolute;mso-position-vertical-relative:text;mso-width-percent:0;mso-height-percent:200;mso-width-relative:margin;mso-height-relative:margin;v-text-anchor:top" o:gfxdata="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" filled="f" stroked="f">
-                <v:textbox style="mso-fit-shape-to-text:t">
-                  <w:txbxContent>
-                    <w:p>
-                      <w:pPr>
-                        <w:spacing w:after="0" w:line="240" w:lineRule="auto"/>
-                        <w:ind w:left="288"/>
-                        <w:rPr>
-                          <w:rFonts w:ascii="Times New Roman" w:hAnsi="Times New Roman" w:cs="Times New Roman"/>
-                          <w:sz w:val="20"/>
-                          <w:szCs w:val="20"/>
-                        </w:rPr>
-                      </w:pPr>
-                      <w:r>
-                        <w:rPr>
-                          <w:rFonts w:ascii="Times New Roman" w:hAnsi="Times New Roman" w:cs="Times New Roman"/>
-                          <w:sz w:val="20"/>
-                          <w:szCs w:val="20"/>
-                        </w:rPr>
-                        <w:t xml:space="preserve">(d) </w:t>
-                      </w:r>
-                      <w:r>
-                        <w:rPr>
-                          <w:rFonts w:ascii="Times New Roman" w:hAnsi="Times New Roman" w:cs="Times New Roman"/>
-                          <w:sz w:val="20"/>
-                          <w:szCs w:val="20"/>
-                        </w:rPr>
-                        <w:t>Write</w:t>
-                      </w:r>
-                      <w:r>
-                        <w:rPr>
-                          <w:rFonts w:ascii="Times New Roman" w:hAnsi="Times New Roman" w:cs="Times New Roman"/>
-                          <w:sz w:val="20"/>
-                          <w:szCs w:val="20"/>
-                        </w:rPr>
-                        <w:t xml:space="preserve"> the main source of energy?</w:t>
-                      </w:r>
-                    </w:p>
-                    <w:p>
-                      <w:pPr>
-                        <w:spacing w:after="0" w:line="240" w:lineRule="auto"/>
-                        <w:ind w:left="288"/>
-                        <w:rPr>
-                          <w:rFonts w:ascii="Times New Roman" w:hAnsi="Times New Roman" w:cs="Times New Roman"/>
-                          <w:sz w:val="20"/>
-                          <w:szCs w:val="20"/>
-                        </w:rPr>
-                      </w:pPr>
-                      <w:r>
-                        <w:rPr>
-                          <w:rFonts w:ascii="Times New Roman" w:hAnsi="Times New Roman" w:cs="Times New Roman"/>
-                          <w:sz w:val="20"/>
-                          <w:szCs w:val="20"/>
-                        </w:rPr>
-                        <w:t>(e) Does cold wave occur in Nepal?</w:t>
-                      </w:r>
-                    </w:p>
-                    <w:p>
-                      <w:pPr>
-                        <w:spacing w:after="0" w:line="240" w:lineRule="auto"/>
-                        <w:ind w:left="288"/>
-                        <w:rPr>
-                          <w:rFonts w:ascii="Times New Roman" w:hAnsi="Times New Roman" w:cs="Times New Roman"/>
-                          <w:sz w:val="20"/>
-                          <w:szCs w:val="20"/>
-                        </w:rPr>
-                      </w:pPr>
-                      <w:r>
-                        <w:rPr>
-                          <w:rFonts w:ascii="Times New Roman" w:hAnsi="Times New Roman" w:cs="Times New Roman"/>
-                          <w:sz w:val="20"/>
-                          <w:szCs w:val="20"/>
-                        </w:rPr>
-                        <w:t>(f) What is the unit of time?</w:t>
-                      </w:r>
-                    </w:p>
-                  </w:txbxContent>
-                </v:textbox>
-              </v:shape>
-            </w:pict>
-          </mc:Fallback>
-        </mc:AlternateContent>
-      </w:r>
-      <w:r>
-        <w:rPr>
-          <w:rFonts w:ascii="Times New Roman" w:hAnsi="Times New Roman" w:cs="Times New Roman"/>
-          <w:sz w:val="16"/>
-          <w:szCs w:val="16"/>
-        </w:rPr>
-        <w:br/>
-      </w:r>
-      <w:r>
-        <w:rPr>
-          <w:rFonts w:ascii="Times New Roman" w:hAnsi="Times New Roman" w:cs="Times New Roman"/>
-          <w:b/>
-          <w:sz w:val="20"/>
-          <w:szCs w:val="20"/>
-        </w:rPr>
-        <w:t>2. Very short answer questions.</w:t>
-      </w:r>
-      <w:r>
-        <w:rPr>
-          <w:rFonts w:ascii="Times New Roman" w:hAnsi="Times New Roman" w:cs="Times New Roman"/>
-          <w:b/>
-          <w:sz w:val="20"/>
-          <w:szCs w:val="20"/>
-        </w:rPr>
-        <w:tab/>
-      </w:r>
-      <w:r>
-        <w:rPr>
-          <w:rFonts w:ascii="Times New Roman" w:hAnsi="Times New Roman" w:cs="Times New Roman"/>
-          <w:b/>
-          <w:sz w:val="20"/>
-          <w:szCs w:val="20"/>
-        </w:rPr>
-        <w:tab/>
-      </w:r>
-      <w:r>
-        <w:rPr>
-          <w:rFonts w:ascii="Times New Roman" w:hAnsi="Times New Roman" w:cs="Times New Roman"/>
-          <w:b/>
-          <w:sz w:val="20"/>
-          <w:szCs w:val="20"/>
-        </w:rPr>
-        <w:tab/>
-      </w:r>
-      <w:r>
-        <w:rPr>
-          <w:rFonts w:ascii="Times New Roman" w:hAnsi="Times New Roman" w:cs="Times New Roman"/>
-          <w:b/>
-          <w:sz w:val="20"/>
-          <w:szCs w:val="20"/>
-        </w:rPr>
-        <w:tab/>
-      </w:r>
-      <w:r>
-        <w:rPr>
-          <w:rFonts w:ascii="Times New Roman" w:hAnsi="Times New Roman" w:cs="Times New Roman"/>
-          <w:b/>
-          <w:sz w:val="20"/>
-          <w:szCs w:val="20"/>
-        </w:rPr>
-        <w:tab/>
-      </w:r>
-      <w:r>
-        <w:rPr>
-          <w:rFonts w:ascii="Times New Roman" w:hAnsi="Times New Roman" w:cs="Times New Roman"/>
-          <w:b/>
-          <w:sz w:val="20"/>
-          <w:szCs w:val="20"/>
-        </w:rPr>
-        <w:tab/>
-      </w:r>
-      <w:r>
-        <w:rPr>
-          <w:rFonts w:ascii="Times New Roman" w:hAnsi="Times New Roman" w:cs="Times New Roman"/>
-          <w:b/>
-          <w:sz w:val="20"/>
-          <w:szCs w:val="20"/>
-        </w:rPr>
-        <w:t>[6×1=6]</w:t>
-      </w:r>
-    </w:p>
-    <w:p>
-      <w:pPr>
-        <w:spacing w:after="0" w:line="240" w:lineRule="auto"/>
-        <w:ind w:left="288"/>
-        <w:rPr>
-          <w:rFonts w:ascii="Times New Roman" w:hAnsi="Times New Roman" w:cs="Times New Roman"/>
-          <w:sz w:val="20"/>
-          <w:szCs w:val="20"/>
-        </w:rPr>
-      </w:pPr>
-      <w:r>
-        <w:rPr>
-          <w:rFonts w:ascii="Times New Roman" w:hAnsi="Times New Roman" w:cs="Times New Roman"/>
-          <w:sz w:val="20"/>
-          <w:szCs w:val="20"/>
-        </w:rPr>
-        <w:t xml:space="preserve">(a) </w:t>
-      </w:r>
-      <w:r>
-        <w:rPr>
-          <w:rFonts w:ascii="Times New Roman" w:hAnsi="Times New Roman" w:cs="Times New Roman"/>
-          <w:sz w:val="20"/>
-          <w:szCs w:val="20"/>
-        </w:rPr>
-        <w:t>Define</w:t>
-      </w:r>
-      <w:r>
-        <w:rPr>
-          <w:rFonts w:ascii="Times New Roman" w:hAnsi="Times New Roman" w:cs="Times New Roman"/>
-          <w:sz w:val="20"/>
-          <w:szCs w:val="20"/>
-        </w:rPr>
-        <w:t xml:space="preserve"> scientific learning?</w:t>
-      </w:r>
-      <w:r>
-        <w:rPr>
-          <w:rFonts w:ascii="Times New Roman" w:hAnsi="Times New Roman" w:cs="Times New Roman"/>
-          <w:sz w:val="20"/>
-          <w:szCs w:val="20"/>
-        </w:rPr>
-        <w:tab/>
-      </w:r>
-      <w:r>
-        <w:rPr>
-          <w:rFonts w:ascii="Times New Roman" w:hAnsi="Times New Roman" w:cs="Times New Roman"/>
-          <w:sz w:val="20"/>
-          <w:szCs w:val="20"/>
-        </w:rPr>
-        <w:tab/>
-      </w:r>
-      <w:r>
-        <w:rPr>
-          <w:rFonts w:ascii="Times New Roman" w:hAnsi="Times New Roman" w:cs="Times New Roman"/>
-          <w:sz w:val="20"/>
-          <w:szCs w:val="20"/>
-        </w:rPr>
-        <w:tab/>
-      </w:r>
-    </w:p>
-    <w:p>
-      <w:pPr>
-        <w:spacing w:after="0" w:line="240" w:lineRule="auto"/>
-        <w:ind w:left="288"/>
-        <w:rPr>
-          <w:rFonts w:ascii="Times New Roman" w:hAnsi="Times New Roman" w:cs="Times New Roman"/>
-          <w:sz w:val="20"/>
-          <w:szCs w:val="20"/>
-        </w:rPr>
-      </w:pPr>
-      <w:r>
-        <w:rPr>
-          <w:rFonts w:ascii="Times New Roman" w:hAnsi="Times New Roman" w:cs="Times New Roman"/>
-          <w:sz w:val="20"/>
-          <w:szCs w:val="20"/>
-        </w:rPr>
-        <w:t>(b) What is the shape of earth?</w:t>
-      </w:r>
-    </w:p>
-    <w:p>
-      <w:pPr>
-        <w:spacing w:after="0" w:line="240" w:lineRule="auto"/>
-        <w:ind w:left="288"/>
-        <w:rPr>
-          <w:rFonts w:ascii="Times New Roman" w:hAnsi="Times New Roman" w:cs="Times New Roman"/>
-          <w:sz w:val="20"/>
-          <w:szCs w:val="20"/>
-        </w:rPr>
-      </w:pPr>
-      <w:r>
-        <w:rPr>
-          <w:rFonts w:ascii="Times New Roman" w:hAnsi="Times New Roman" w:cs="Times New Roman"/>
-          <w:sz w:val="20"/>
-          <w:szCs w:val="20"/>
-        </w:rPr>
-        <w:t>(c) Which cloud seldom produce rain fall?</w:t>
-      </w:r>
-    </w:p>
-    <w:p>
-      <w:pPr>
-        <w:spacing w:after="0" w:line="240" w:lineRule="auto"/>
-        <w:rPr>
-          <w:rFonts w:ascii="Times New Roman" w:hAnsi="Times New Roman" w:cs="Times New Roman"/>
-          <w:b/>
-          <w:sz w:val="20"/>
-          <w:szCs w:val="20"/>
-        </w:rPr>
-      </w:pPr>
-      <w:r>
-        <w:rPr>
-          <w:rFonts w:ascii="Times New Roman" w:hAnsi="Times New Roman" w:cs="Times New Roman"/>
-          <w:sz w:val="16"/>
-          <w:szCs w:val="16"/>
-        </w:rPr>
-        <w:br/>
-      </w:r>
-      <w:r>
-        <w:rPr>
-          <w:rFonts w:ascii="Times New Roman" w:hAnsi="Times New Roman" w:cs="Times New Roman"/>
-          <w:b/>
-          <w:sz w:val="20"/>
-          <w:szCs w:val="20"/>
-        </w:rPr>
-        <w:t>3. Short question answers.</w:t>
-      </w:r>
-      <w:r>
-        <w:rPr>
-          <w:rFonts w:ascii="Times New Roman" w:hAnsi="Times New Roman" w:cs="Times New Roman"/>
-          <w:b/>
-          <w:sz w:val="20"/>
-          <w:szCs w:val="20"/>
-        </w:rPr>
-        <w:tab/>
-      </w:r>
-      <w:r>
-        <w:rPr>
-          <w:rFonts w:ascii="Times New Roman" w:hAnsi="Times New Roman" w:cs="Times New Roman"/>
-          <w:b/>
-          <w:sz w:val="20"/>
-          <w:szCs w:val="20"/>
-        </w:rPr>
-        <w:tab/>
-      </w:r>
-      <w:r>
-        <w:rPr>
-          <w:rFonts w:ascii="Times New Roman" w:hAnsi="Times New Roman" w:cs="Times New Roman"/>
-          <w:b/>
-          <w:sz w:val="20"/>
-          <w:szCs w:val="20"/>
-        </w:rPr>
-        <w:tab/>
-      </w:r>
-      <w:r>
-        <w:rPr>
-          <w:rFonts w:ascii="Times New Roman" w:hAnsi="Times New Roman" w:cs="Times New Roman"/>
-          <w:b/>
-          <w:sz w:val="20"/>
-          <w:szCs w:val="20"/>
-        </w:rPr>
-        <w:tab/>
-      </w:r>
-      <w:r>
-        <w:rPr>
-          <w:rFonts w:ascii="Times New Roman" w:hAnsi="Times New Roman" w:cs="Times New Roman"/>
-          <w:b/>
-          <w:sz w:val="20"/>
-          <w:szCs w:val="20"/>
-        </w:rPr>
-        <w:tab/>
-      </w:r>
-      <w:r>
-        <w:rPr>
-          <w:rFonts w:ascii="Times New Roman" w:hAnsi="Times New Roman" w:cs="Times New Roman"/>
-          <w:b/>
-          <w:sz w:val="20"/>
-          <w:szCs w:val="20"/>
-        </w:rPr>
-        <w:tab/>
-        <w:t>[9×2=18]</w:t>
-      </w:r>
-    </w:p>
-    <w:p>
-      <w:pPr>
-        <w:spacing w:after="0" w:line="240" w:lineRule="auto"/>
-        <w:ind w:left="288"/>
-        <w:rPr>
-          <w:rFonts w:ascii="Times New Roman" w:hAnsi="Times New Roman" w:cs="Times New Roman"/>
-          <w:sz w:val="20"/>
-          <w:szCs w:val="20"/>
-        </w:rPr>
-      </w:pPr>
-      <w:r>
-        <w:rPr>
-          <w:rFonts w:ascii="Times New Roman" w:hAnsi="Times New Roman" w:cs="Times New Roman"/>
-          <w:sz w:val="20"/>
-          <w:szCs w:val="20"/>
-        </w:rPr>
-        <w:t>(a) Why are earthworms important for farmers?</w:t>
-      </w:r>
-    </w:p>
-    <w:p>
-      <w:pPr>
-        <w:spacing w:after="0" w:line="240" w:lineRule="auto"/>
-        <w:ind w:left="288"/>
-        <w:rPr>
-          <w:rFonts w:ascii="Times New Roman" w:hAnsi="Times New Roman" w:cs="Times New Roman"/>
-          <w:sz w:val="20"/>
-          <w:szCs w:val="20"/>
-        </w:rPr>
-      </w:pPr>
-      <w:r>
-        <w:rPr>
-          <w:rFonts w:ascii="Times New Roman" w:hAnsi="Times New Roman" w:cs="Times New Roman"/>
-          <w:sz w:val="20"/>
-          <w:szCs w:val="20"/>
-        </w:rPr>
-        <w:t>(b) What is measurement? Write one importance of measurement.</w:t>
-      </w:r>
-    </w:p>
-    <w:p>
-      <w:pPr>
-        <w:spacing w:after="0" w:line="240" w:lineRule="auto"/>
-        <w:ind w:left="288"/>
-        <w:rPr>
-          <w:rFonts w:ascii="Times New Roman" w:hAnsi="Times New Roman" w:cs="Times New Roman"/>
-          <w:sz w:val="20"/>
-          <w:szCs w:val="20"/>
-        </w:rPr>
-      </w:pPr>
-      <w:r>
-        <w:rPr>
-          <w:rFonts w:ascii="Times New Roman" w:hAnsi="Times New Roman" w:cs="Times New Roman"/>
-          <w:sz w:val="20"/>
-          <w:szCs w:val="20"/>
-        </w:rPr>
-        <w:t>(c) Make a list of things that are necessary for plants to prepare their food.</w:t>
-      </w:r>
-    </w:p>
-    <w:p>
-      <w:pPr>
-        <w:spacing w:after="0" w:line="240" w:lineRule="auto"/>
-        <w:ind w:left="288"/>
-        <w:rPr>
-          <w:rFonts w:ascii="Times New Roman" w:hAnsi="Times New Roman" w:cs="Times New Roman"/>
-          <w:sz w:val="20"/>
-          <w:szCs w:val="20"/>
-        </w:rPr>
-      </w:pPr>
-      <w:r>
-        <w:rPr>
-          <w:rFonts w:ascii="Times New Roman" w:hAnsi="Times New Roman" w:cs="Times New Roman"/>
-          <w:sz w:val="20"/>
-          <w:szCs w:val="20"/>
-        </w:rPr>
-        <w:t>(d) What is natural disaster? Give two examples.</w:t>
-      </w:r>
-    </w:p>
-    <w:p>
-      <w:pPr>
-        <w:spacing w:after="0" w:line="240" w:lineRule="auto"/>
-        <w:ind w:left="288"/>
-        <w:rPr>
-          <w:rFonts w:ascii="Times New Roman" w:hAnsi="Times New Roman" w:cs="Times New Roman"/>
-          <w:sz w:val="20"/>
-          <w:szCs w:val="20"/>
-        </w:rPr>
-      </w:pPr>
-      <w:r>
-        <w:rPr>
-          <w:rFonts w:ascii="Times New Roman" w:hAnsi="Times New Roman" w:cs="Times New Roman"/>
-          <w:sz w:val="20"/>
-          <w:szCs w:val="20"/>
-        </w:rPr>
-        <w:t>(e) Write any two characteristics of magnet.</w:t>
-      </w:r>
-    </w:p>
-    <w:p>
-      <w:pPr>
-        <w:spacing w:after="0" w:line="240" w:lineRule="auto"/>
-        <w:ind w:left="288"/>
-        <w:rPr>
-          <w:rFonts w:ascii="Times New Roman" w:hAnsi="Times New Roman" w:cs="Times New Roman"/>
-          <w:sz w:val="20"/>
-          <w:szCs w:val="20"/>
-        </w:rPr>
-      </w:pPr>
-      <w:r>
-        <w:rPr>
-          <w:rFonts w:ascii="Times New Roman" w:hAnsi="Times New Roman" w:cs="Times New Roman"/>
-          <w:sz w:val="20"/>
-          <w:szCs w:val="20"/>
-        </w:rPr>
-        <w:t>(f) List one natural disaster that occur in Nepal.</w:t>
-      </w:r>
-    </w:p>
-    <w:p>
-      <w:pPr>
-        <w:spacing w:after="0" w:line="240" w:lineRule="auto"/>
-        <w:ind w:left="288" w:firstLine="432"/>
-        <w:rPr>
-          <w:rFonts w:ascii="Times New Roman" w:hAnsi="Times New Roman" w:cs="Times New Roman"/>
-          <w:sz w:val="20"/>
-          <w:szCs w:val="20"/>
-        </w:rPr>
-      </w:pPr>
-      <w:proofErr w:type="spellStart"/>
-      <w:r>
-        <w:rPr>
-          <w:rFonts w:ascii="Times New Roman" w:hAnsi="Times New Roman" w:cs="Times New Roman"/>
-          <w:sz w:val="20"/>
-          <w:szCs w:val="20"/>
-        </w:rPr>
-        <w:t>i</w:t>
-      </w:r>
-      <w:proofErr w:type="spellEnd"/>
-      <w:r>
-        <w:rPr>
-          <w:rFonts w:ascii="Times New Roman" w:hAnsi="Times New Roman" w:cs="Times New Roman"/>
-          <w:sz w:val="20"/>
-          <w:szCs w:val="20"/>
-        </w:rPr>
-        <w:t xml:space="preserve">) </w:t>
-      </w:r>
-      <w:r>
-        <w:rPr>
-          <w:rFonts w:ascii="Times New Roman" w:hAnsi="Times New Roman" w:cs="Times New Roman"/>
-          <w:sz w:val="20"/>
-          <w:szCs w:val="20"/>
-        </w:rPr>
-        <w:t>during monsoon season</w:t>
-      </w:r>
-      <w:r>
-        <w:rPr>
-          <w:rFonts w:ascii="Times New Roman" w:hAnsi="Times New Roman" w:cs="Times New Roman"/>
-          <w:sz w:val="20"/>
-          <w:szCs w:val="20"/>
-        </w:rPr>
-        <w:tab/>
-      </w:r>
-      <w:r>
-        <w:rPr>
-          <w:rFonts w:ascii="Times New Roman" w:hAnsi="Times New Roman" w:cs="Times New Roman"/>
-          <w:sz w:val="20"/>
-          <w:szCs w:val="20"/>
-        </w:rPr>
-        <w:tab/>
-      </w:r>
-      <w:r>
-        <w:rPr>
-          <w:rFonts w:ascii="Times New Roman" w:hAnsi="Times New Roman" w:cs="Times New Roman"/>
-          <w:sz w:val="20"/>
-          <w:szCs w:val="20"/>
-        </w:rPr>
-        <w:t>ii) during dry season</w:t>
-      </w:r>
-    </w:p>
-    <w:p>
-      <w:pPr>
-        <w:spacing w:after="0" w:line="240" w:lineRule="auto"/>
-        <w:ind w:left="288"/>
-        <w:rPr>
-          <w:rFonts w:ascii="Times New Roman" w:hAnsi="Times New Roman" w:cs="Times New Roman"/>
-          <w:sz w:val="20"/>
-          <w:szCs w:val="20"/>
-        </w:rPr>
-      </w:pPr>
-      <w:r>
-        <w:rPr>
-          <w:rFonts w:ascii="Times New Roman" w:hAnsi="Times New Roman" w:cs="Times New Roman"/>
-          <w:sz w:val="20"/>
-          <w:szCs w:val="20"/>
-        </w:rPr>
-        <w:t>(g) Write the function of each.</w:t>
-      </w:r>
-      <w:r>
-        <w:rPr>
-          <w:rFonts w:ascii="Times New Roman" w:hAnsi="Times New Roman" w:cs="Times New Roman"/>
-          <w:sz w:val="20"/>
-          <w:szCs w:val="20"/>
-        </w:rPr>
-        <w:tab/>
-      </w:r>
-      <w:r>
-        <w:rPr>
-          <w:rFonts w:ascii="Times New Roman" w:hAnsi="Times New Roman" w:cs="Times New Roman"/>
-          <w:sz w:val="20"/>
-          <w:szCs w:val="20"/>
-        </w:rPr>
-        <w:t>(</w:t>
-      </w:r>
-      <w:proofErr w:type="spellStart"/>
-      <w:r>
-        <w:rPr>
-          <w:rFonts w:ascii="Times New Roman" w:hAnsi="Times New Roman" w:cs="Times New Roman"/>
-          <w:sz w:val="20"/>
-          <w:szCs w:val="20"/>
-        </w:rPr>
-        <w:t>i</w:t>
-      </w:r>
-      <w:proofErr w:type="spellEnd"/>
-      <w:r>
-        <w:rPr>
-          <w:rFonts w:ascii="Times New Roman" w:hAnsi="Times New Roman" w:cs="Times New Roman"/>
-          <w:sz w:val="20"/>
-          <w:szCs w:val="20"/>
-        </w:rPr>
-        <w:t>) Stem</w:t>
-      </w:r>
-      <w:r>
-        <w:rPr>
-          <w:rFonts w:ascii="Times New Roman" w:hAnsi="Times New Roman" w:cs="Times New Roman"/>
-          <w:sz w:val="20"/>
-          <w:szCs w:val="20"/>
-        </w:rPr>
-        <w:tab/>
-      </w:r>
-      <w:r>
-        <w:rPr>
-          <w:rFonts w:ascii="Times New Roman" w:hAnsi="Times New Roman" w:cs="Times New Roman"/>
-          <w:sz w:val="20"/>
-          <w:szCs w:val="20"/>
-        </w:rPr>
-        <w:tab/>
-        <w:t>(</w:t>
-      </w:r>
-      <w:r>
-        <w:rPr>
-          <w:rFonts w:ascii="Times New Roman" w:hAnsi="Times New Roman" w:cs="Times New Roman"/>
-          <w:sz w:val="20"/>
-          <w:szCs w:val="20"/>
-        </w:rPr>
-        <w:t>ii) Flower</w:t>
-      </w:r>
-    </w:p>
-    <w:p>
-      <w:pPr>
-        <w:spacing w:after="0" w:line="240" w:lineRule="auto"/>
-        <w:ind w:left="288"/>
-        <w:rPr>
-          <w:rFonts w:ascii="Times New Roman" w:hAnsi="Times New Roman" w:cs="Times New Roman"/>
-          <w:sz w:val="20"/>
-          <w:szCs w:val="20"/>
-        </w:rPr>
-      </w:pPr>
-      <w:r>
-        <w:rPr>
-          <w:rFonts w:ascii="Times New Roman" w:hAnsi="Times New Roman" w:cs="Times New Roman"/>
-          <w:sz w:val="20"/>
-          <w:szCs w:val="20"/>
-        </w:rPr>
-        <w:t>(h) Write any two effects of landslide.</w:t>
-      </w:r>
-    </w:p>
-    <w:p>
-      <w:pPr>
-        <w:tabs>
-          <w:tab w:val="left" w:pos="3588"/>
-        </w:tabs>
-        <w:spacing w:after="0" w:line="240" w:lineRule="auto"/>
-        <w:ind w:left="288"/>
-        <w:rPr>
-          <w:rFonts w:ascii="Times New Roman" w:hAnsi="Times New Roman" w:cs="Times New Roman"/>
-          <w:sz w:val="20"/>
-          <w:szCs w:val="20"/>
-        </w:rPr>
-      </w:pPr>
-      <w:r>
-        <w:rPr>
-          <w:rFonts w:ascii="Times New Roman" w:hAnsi="Times New Roman" w:cs="Times New Roman"/>
-          <w:sz w:val="20"/>
-          <w:szCs w:val="20"/>
-        </w:rPr>
-        <w:t>(</w:t>
-      </w:r>
-      <w:proofErr w:type="spellStart"/>
-      <w:r>
-        <w:rPr>
-          <w:rFonts w:ascii="Times New Roman" w:hAnsi="Times New Roman" w:cs="Times New Roman"/>
-          <w:sz w:val="20"/>
-          <w:szCs w:val="20"/>
-        </w:rPr>
-        <w:t>i</w:t>
-      </w:r>
-      <w:proofErr w:type="spellEnd"/>
-      <w:r>
-        <w:rPr>
-          <w:rFonts w:ascii="Times New Roman" w:hAnsi="Times New Roman" w:cs="Times New Roman"/>
-          <w:sz w:val="20"/>
-          <w:szCs w:val="20"/>
-        </w:rPr>
-        <w:t xml:space="preserve">) Define: </w:t>
-      </w:r>
-      <w:proofErr w:type="spellStart"/>
-      <w:r>
-        <w:rPr>
-          <w:rFonts w:ascii="Times New Roman" w:hAnsi="Times New Roman" w:cs="Times New Roman"/>
-          <w:sz w:val="20"/>
-          <w:szCs w:val="20"/>
-        </w:rPr>
-        <w:t>i</w:t>
-      </w:r>
-      <w:proofErr w:type="spellEnd"/>
-      <w:r>
-        <w:rPr>
-          <w:rFonts w:ascii="Times New Roman" w:hAnsi="Times New Roman" w:cs="Times New Roman"/>
-          <w:sz w:val="20"/>
-          <w:szCs w:val="20"/>
-        </w:rPr>
-        <w:t>) Matter</w:t>
-      </w:r>
-      <w:r>
-        <w:rPr>
-          <w:rFonts w:ascii="Times New Roman" w:hAnsi="Times New Roman" w:cs="Times New Roman"/>
-          <w:sz w:val="20"/>
-          <w:szCs w:val="20"/>
-        </w:rPr>
-        <w:tab/>
-      </w:r>
-      <w:r>
-        <w:rPr>
-          <w:rFonts w:ascii="Times New Roman" w:hAnsi="Times New Roman" w:cs="Times New Roman"/>
-          <w:sz w:val="20"/>
-          <w:szCs w:val="20"/>
-        </w:rPr>
-        <w:tab/>
-      </w:r>
-      <w:r>
-        <w:rPr>
-          <w:rFonts w:ascii="Times New Roman" w:hAnsi="Times New Roman" w:cs="Times New Roman"/>
-          <w:sz w:val="20"/>
-          <w:szCs w:val="20"/>
-        </w:rPr>
-        <w:t xml:space="preserve">ii) </w:t>
-      </w:r>
-      <w:r>
-        <w:rPr>
-          <w:rFonts w:ascii="Times New Roman" w:hAnsi="Times New Roman" w:cs="Times New Roman"/>
-          <w:sz w:val="20"/>
-          <w:szCs w:val="20"/>
-        </w:rPr>
-        <w:t>Nutrition</w:t>
-      </w:r>
-    </w:p>
-    <w:p>
-      <w:pPr>
-        <w:spacing w:after="0" w:line="240" w:lineRule="auto"/>
-        <w:rPr>
-          <w:rFonts w:ascii="Times New Roman" w:hAnsi="Times New Roman" w:cs="Times New Roman"/>
-          <w:b/>
-          <w:sz w:val="10"/>
-          <w:szCs w:val="10"/>
-        </w:rPr>
-      </w:pPr>
-    </w:p>
-    <w:p>
-      <w:pPr>
-        <w:spacing w:after="0" w:line="240" w:lineRule="auto"/>
-        <w:rPr>
-          <w:rFonts w:ascii="Times New Roman" w:hAnsi="Times New Roman" w:cs="Times New Roman"/>
-          <w:b/>
-          <w:sz w:val="20"/>
-          <w:szCs w:val="20"/>
-        </w:rPr>
-      </w:pPr>
-      <w:r>
-        <w:rPr>
-          <w:rFonts w:ascii="Times New Roman" w:hAnsi="Times New Roman" w:cs="Times New Roman"/>
-          <w:b/>
-          <w:sz w:val="20"/>
-          <w:szCs w:val="20"/>
-        </w:rPr>
-        <w:t>4. Long question answers.</w:t>
-      </w:r>
-      <w:r>
-        <w:rPr>
-          <w:rFonts w:ascii="Times New Roman" w:hAnsi="Times New Roman" w:cs="Times New Roman"/>
-          <w:b/>
-          <w:sz w:val="20"/>
-          <w:szCs w:val="20"/>
-        </w:rPr>
-        <w:tab/>
-      </w:r>
-      <w:r>
-        <w:rPr>
-          <w:rFonts w:ascii="Times New Roman" w:hAnsi="Times New Roman" w:cs="Times New Roman"/>
-          <w:b/>
-          <w:sz w:val="20"/>
-          <w:szCs w:val="20"/>
-        </w:rPr>
-        <w:tab/>
-      </w:r>
-      <w:r>
-        <w:rPr>
-          <w:rFonts w:ascii="Times New Roman" w:hAnsi="Times New Roman" w:cs="Times New Roman"/>
-          <w:b/>
-          <w:sz w:val="20"/>
-          <w:szCs w:val="20"/>
-        </w:rPr>
-        <w:tab/>
-      </w:r>
-      <w:r>
-        <w:rPr>
-          <w:rFonts w:ascii="Times New Roman" w:hAnsi="Times New Roman" w:cs="Times New Roman"/>
-          <w:b/>
-          <w:sz w:val="20"/>
-          <w:szCs w:val="20"/>
-        </w:rPr>
-        <w:tab/>
-      </w:r>
-      <w:r>
-        <w:rPr>
-          <w:rFonts w:ascii="Times New Roman" w:hAnsi="Times New Roman" w:cs="Times New Roman"/>
-          <w:b/>
-          <w:sz w:val="20"/>
-          <w:szCs w:val="20"/>
-        </w:rPr>
-        <w:tab/>
-      </w:r>
-      <w:r>
-        <w:rPr>
-          <w:rFonts w:ascii="Times New Roman" w:hAnsi="Times New Roman" w:cs="Times New Roman"/>
-          <w:b/>
-          <w:sz w:val="20"/>
-          <w:szCs w:val="20"/>
-        </w:rPr>
-        <w:tab/>
-        <w:t>[4×4=16]</w:t>
-      </w:r>
-    </w:p>
-    <w:p>
-      <w:pPr>
-        <w:spacing w:after="0" w:line="240" w:lineRule="auto"/>
-        <w:ind w:left="288"/>
-        <w:rPr>
-          <w:rFonts w:ascii="Times New Roman" w:hAnsi="Times New Roman" w:cs="Times New Roman"/>
-          <w:sz w:val="20"/>
-          <w:szCs w:val="20"/>
-        </w:rPr>
-      </w:pPr>
-      <w:r>
-        <w:rPr>
-          <w:rFonts w:ascii="Times New Roman" w:hAnsi="Times New Roman" w:cs="Times New Roman"/>
-          <w:sz w:val="20"/>
-          <w:szCs w:val="20"/>
-        </w:rPr>
-        <w:t xml:space="preserve">(a) Write any two ways of controlling: </w:t>
-      </w:r>
-      <w:proofErr w:type="spellStart"/>
-      <w:r>
-        <w:rPr>
-          <w:rFonts w:ascii="Times New Roman" w:hAnsi="Times New Roman" w:cs="Times New Roman"/>
-          <w:sz w:val="20"/>
-          <w:szCs w:val="20"/>
-        </w:rPr>
-        <w:t>i</w:t>
-      </w:r>
-      <w:proofErr w:type="spellEnd"/>
-      <w:r>
-        <w:rPr>
-          <w:rFonts w:ascii="Times New Roman" w:hAnsi="Times New Roman" w:cs="Times New Roman"/>
-          <w:sz w:val="20"/>
-          <w:szCs w:val="20"/>
-        </w:rPr>
-        <w:t xml:space="preserve">) Flood </w:t>
-      </w:r>
-      <w:r>
-        <w:rPr>
-          <w:rFonts w:ascii="Times New Roman" w:hAnsi="Times New Roman" w:cs="Times New Roman"/>
-          <w:sz w:val="20"/>
-          <w:szCs w:val="20"/>
-        </w:rPr>
-        <w:tab/>
-      </w:r>
-      <w:r>
-        <w:rPr>
-          <w:rFonts w:ascii="Times New Roman" w:hAnsi="Times New Roman" w:cs="Times New Roman"/>
-          <w:sz w:val="20"/>
-          <w:szCs w:val="20"/>
-        </w:rPr>
-        <w:t xml:space="preserve">ii) </w:t>
-      </w:r>
-      <w:r>
-        <w:rPr>
-          <w:rFonts w:ascii="Times New Roman" w:hAnsi="Times New Roman" w:cs="Times New Roman"/>
-          <w:sz w:val="20"/>
-          <w:szCs w:val="20"/>
-        </w:rPr>
-        <w:t>Forest fire</w:t>
-      </w:r>
-    </w:p>
-    <w:p>
-      <w:pPr>
-        <w:spacing w:after="0" w:line="240" w:lineRule="auto"/>
-        <w:ind w:left="288"/>
-        <w:rPr>
-          <w:rFonts w:ascii="Times New Roman" w:hAnsi="Times New Roman" w:cs="Times New Roman"/>
-          <w:sz w:val="20"/>
-          <w:szCs w:val="20"/>
-        </w:rPr>
-      </w:pPr>
-      <w:r>
-        <w:rPr>
-          <w:rFonts w:ascii="Times New Roman" w:hAnsi="Times New Roman" w:cs="Times New Roman"/>
-          <w:sz w:val="20"/>
-          <w:szCs w:val="20"/>
-        </w:rPr>
-        <w:t>(b) Draw a well labelled diagram of life cycle of butterfly.</w:t>
-      </w:r>
-    </w:p>
-    <w:p>
-      <w:pPr>
-        <w:spacing w:after="0" w:line="240" w:lineRule="auto"/>
-        <w:ind w:left="288"/>
-        <w:rPr>
-          <w:rFonts w:ascii="Times New Roman" w:hAnsi="Times New Roman" w:cs="Times New Roman"/>
-          <w:sz w:val="20"/>
-          <w:szCs w:val="20"/>
-        </w:rPr>
-      </w:pPr>
-      <w:r>
-        <w:rPr>
-          <w:rFonts w:ascii="Times New Roman" w:hAnsi="Times New Roman" w:cs="Times New Roman"/>
-          <w:sz w:val="20"/>
-          <w:szCs w:val="20"/>
-        </w:rPr>
-        <w:t>(c) Difference between terrestrial plants and aquatic plants.</w:t>
-      </w:r>
-    </w:p>
-    <w:p>
-      <w:pPr>
-        <w:spacing w:after="0" w:line="240" w:lineRule="auto"/>
-        <w:ind w:left="288"/>
-        <w:rPr>
-          <w:rFonts w:ascii="Times New Roman" w:hAnsi="Times New Roman" w:cs="Times New Roman"/>
-          <w:sz w:val="20"/>
-          <w:szCs w:val="20"/>
-        </w:rPr>
-      </w:pPr>
-      <w:r>
-        <w:rPr>
-          <w:rFonts w:ascii="Times New Roman" w:hAnsi="Times New Roman" w:cs="Times New Roman"/>
-          <w:sz w:val="20"/>
-          <w:szCs w:val="20"/>
-        </w:rPr>
-        <w:t xml:space="preserve">(d) </w:t>
-      </w:r>
-      <w:r>
-        <w:rPr>
-          <w:rFonts w:ascii="Times New Roman" w:hAnsi="Times New Roman" w:cs="Times New Roman"/>
-          <w:sz w:val="20"/>
-          <w:szCs w:val="20"/>
-        </w:rPr>
-        <w:t>Nepal has high tendency to generate hydroelectricity. Why?</w:t>
-      </w:r>
-    </w:p>
-    <w:p>
-      <w:pPr>
-        <w:spacing w:after="0" w:line="240" w:lineRule="auto"/>
-        <w:jc w:val="center"/>
-        <w:rPr>
-          <w:rFonts w:ascii="Times New Roman" w:hAnsi="Times New Roman" w:cs="Times New Roman"/>
-          <w:b/>
-          <w:sz w:val="20"/>
-          <w:szCs w:val="20"/>
-        </w:rPr>
-      </w:pPr>
-      <w:r>
-        <w:rPr>
-          <w:rFonts w:ascii="Times New Roman" w:hAnsi="Times New Roman" w:cs="Times New Roman"/>
-          <w:b/>
-          <w:sz w:val="20"/>
-          <w:szCs w:val="20"/>
+          <w:sz w:val="28"/>
+          <w:szCs w:val="28"/>
         </w:rPr>
         <w:t>-The End-</w:t>
       </w:r>
     </w:p>
     <w:sectPr>
       <w:pgSz w:w="16838" w:h="11906" w:orient="landscape" w:code="9"/>
-      <w:pgMar w:top="180" w:right="720" w:bottom="26" w:left="720" w:header="720" w:footer="720" w:gutter="0"/>
+      <w:pgMar w:top="720" w:right="720" w:bottom="720" w:left="720" w:header="720" w:footer="720" w:gutter="0"/>
       <w:cols w:num="2" w:space="720"/>
       <w:docGrid w:linePitch="360"/>
     </w:sectPr>
